--- a/Task 1B designs.docx
+++ b/Task 1B designs.docx
@@ -5,7 +5,9 @@
     <w:sdt>
       <w:sdtPr>
         <w:rPr>
+          <w:rFonts w:eastAsiaTheme="minorHAnsi"/>
           <w:color w:val="4472C4" w:themeColor="accent1"/>
+          <w:lang w:eastAsia="en-US"/>
         </w:rPr>
         <w:id w:val="-836998960"/>
         <w:docPartObj>
@@ -15,9 +17,7 @@
       </w:sdtPr>
       <w:sdtEndPr>
         <w:rPr>
-          <w:rFonts w:eastAsiaTheme="minorHAnsi"/>
           <w:color w:val="auto"/>
-          <w:lang w:eastAsia="en-US"/>
         </w:rPr>
       </w:sdtEndPr>
       <w:sdtContent>
@@ -162,6 +162,7 @@
             <w:dataBinding w:prefixMappings="xmlns:ns0='http://purl.org/dc/elements/1.1/' xmlns:ns1='http://schemas.openxmlformats.org/package/2006/metadata/core-properties' " w:xpath="/ns1:coreProperties[1]/ns0:subject[1]" w:storeItemID="{6C3C8BC8-F283-45AE-878A-BAB7291924A1}"/>
             <w:text/>
           </w:sdtPr>
+          <w:sdtEndPr/>
           <w:sdtContent>
             <w:p>
               <w:pPr>
@@ -214,7 +215,7 @@
                       </mc:Choice>
                       <mc:Fallback>
                         <wp:positionV relativeFrom="page">
-                          <wp:posOffset>9088120</wp:posOffset>
+                          <wp:posOffset>13213080</wp:posOffset>
                         </wp:positionV>
                       </mc:Fallback>
                     </mc:AlternateContent>
@@ -277,6 +278,7 @@
                                     <w:calendar w:val="gregorian"/>
                                   </w:date>
                                 </w:sdtPr>
+                                <w:sdtEndPr/>
                                 <w:sdtContent>
                                   <w:p>
                                     <w:pPr>
@@ -323,6 +325,7 @@
                                     <w:dataBinding w:prefixMappings="xmlns:ns0='http://schemas.openxmlformats.org/officeDocument/2006/extended-properties' " w:xpath="/ns0:Properties[1]/ns0:Company[1]" w:storeItemID="{6668398D-A668-4E3E-A5EB-62B293D839F1}"/>
                                     <w:text/>
                                   </w:sdtPr>
+                                  <w:sdtEndPr/>
                                   <w:sdtContent>
                                     <w:r>
                                       <w:rPr>
@@ -354,6 +357,7 @@
                                     <w:dataBinding w:prefixMappings="xmlns:ns0='http://schemas.microsoft.com/office/2006/coverPageProps' " w:xpath="/ns0:CoverPageProperties[1]/ns0:CompanyAddress[1]" w:storeItemID="{55AF091B-3C7A-41E3-B477-F2FDAA23CFDA}"/>
                                     <w:text/>
                                   </w:sdtPr>
+                                  <w:sdtEndPr/>
                                   <w:sdtContent>
                                     <w:r>
                                       <w:rPr>
@@ -413,6 +417,7 @@
                               <w:calendar w:val="gregorian"/>
                             </w:date>
                           </w:sdtPr>
+                          <w:sdtEndPr/>
                           <w:sdtContent>
                             <w:p>
                               <w:pPr>
@@ -459,6 +464,7 @@
                               <w:dataBinding w:prefixMappings="xmlns:ns0='http://schemas.openxmlformats.org/officeDocument/2006/extended-properties' " w:xpath="/ns0:Properties[1]/ns0:Company[1]" w:storeItemID="{6668398D-A668-4E3E-A5EB-62B293D839F1}"/>
                               <w:text/>
                             </w:sdtPr>
+                            <w:sdtEndPr/>
                             <w:sdtContent>
                               <w:r>
                                 <w:rPr>
@@ -490,6 +496,7 @@
                               <w:dataBinding w:prefixMappings="xmlns:ns0='http://schemas.microsoft.com/office/2006/coverPageProps' " w:xpath="/ns0:CoverPageProperties[1]/ns0:CompanyAddress[1]" w:storeItemID="{55AF091B-3C7A-41E3-B477-F2FDAA23CFDA}"/>
                               <w:text/>
                             </w:sdtPr>
+                            <w:sdtEndPr/>
                             <w:sdtContent>
                               <w:r>
                                 <w:rPr>
@@ -570,45 +577,176 @@
         </w:p>
       </w:sdtContent>
     </w:sdt>
-    <w:p>
-      <w:pPr>
+    <w:sdt>
+      <w:sdtPr>
+        <w:rPr>
+          <w:rFonts w:asciiTheme="minorHAnsi" w:eastAsiaTheme="minorHAnsi" w:hAnsiTheme="minorHAnsi" w:cstheme="minorBidi"/>
+          <w:color w:val="auto"/>
+          <w:kern w:val="2"/>
+          <w:sz w:val="20"/>
+          <w:szCs w:val="20"/>
+          <w:lang w:eastAsia="en-US"/>
+          <w14:ligatures w14:val="standardContextual"/>
+        </w:rPr>
+        <w:id w:val="-926344179"/>
+        <w:docPartObj>
+          <w:docPartGallery w:val="Table of Contents"/>
+          <w:docPartUnique/>
+        </w:docPartObj>
+      </w:sdtPr>
+      <w:sdtEndPr>
         <w:rPr>
           <w:b/>
           <w:bCs/>
-          <w:sz w:val="56"/>
-          <w:szCs w:val="56"/>
+          <w:kern w:val="0"/>
+          <w14:ligatures w14:val="none"/>
         </w:rPr>
-      </w:pPr>
-      <w:r>
-        <w:rPr>
-          <w:b/>
-          <w:bCs/>
-          <w:sz w:val="56"/>
-          <w:szCs w:val="56"/>
-        </w:rPr>
-        <w:lastRenderedPageBreak/>
-        <w:t xml:space="preserve">ALGORITHM DESIGNS </w:t>
-      </w:r>
-    </w:p>
+      </w:sdtEndPr>
+      <w:sdtContent>
+        <w:p>
+          <w:pPr>
+            <w:pStyle w:val="TOCHeading"/>
+            <w:rPr>
+              <w:sz w:val="24"/>
+              <w:szCs w:val="24"/>
+            </w:rPr>
+          </w:pPr>
+          <w:r>
+            <w:rPr>
+              <w:sz w:val="24"/>
+              <w:szCs w:val="24"/>
+            </w:rPr>
+            <w:t>Contents</w:t>
+          </w:r>
+        </w:p>
+        <w:p>
+          <w:pPr>
+            <w:pStyle w:val="TOC1"/>
+            <w:tabs>
+              <w:tab w:val="right" w:leader="dot" w:pos="12950"/>
+            </w:tabs>
+            <w:rPr>
+              <w:rFonts w:eastAsiaTheme="minorEastAsia"/>
+              <w:noProof/>
+              <w:kern w:val="0"/>
+              <w:sz w:val="22"/>
+              <w:szCs w:val="22"/>
+              <w:lang w:eastAsia="en-GB"/>
+              <w14:ligatures w14:val="none"/>
+            </w:rPr>
+          </w:pPr>
+          <w:r>
+            <w:rPr>
+              <w:sz w:val="20"/>
+              <w:szCs w:val="20"/>
+            </w:rPr>
+            <w:fldChar w:fldCharType="begin"/>
+          </w:r>
+          <w:r>
+            <w:rPr>
+              <w:sz w:val="20"/>
+              <w:szCs w:val="20"/>
+            </w:rPr>
+            <w:instrText xml:space="preserve"> TOC \o "1-3" \h \z \u </w:instrText>
+          </w:r>
+          <w:r>
+            <w:rPr>
+              <w:sz w:val="20"/>
+              <w:szCs w:val="20"/>
+            </w:rPr>
+            <w:fldChar w:fldCharType="separate"/>
+          </w:r>
+          <w:hyperlink w:anchor="_Toc224567791" w:history="1">
+            <w:r>
+              <w:rPr>
+                <w:rStyle w:val="Hyperlink"/>
+                <w:noProof/>
+              </w:rPr>
+              <w:t>Algorithm Design</w:t>
+            </w:r>
+            <w:r>
+              <w:rPr>
+                <w:noProof/>
+                <w:webHidden/>
+              </w:rPr>
+              <w:tab/>
+            </w:r>
+            <w:r>
+              <w:rPr>
+                <w:noProof/>
+                <w:webHidden/>
+              </w:rPr>
+              <w:fldChar w:fldCharType="begin"/>
+            </w:r>
+            <w:r>
+              <w:rPr>
+                <w:noProof/>
+                <w:webHidden/>
+              </w:rPr>
+              <w:instrText xml:space="preserve"> PAGEREF _Toc224567791 \h </w:instrText>
+            </w:r>
+            <w:r>
+              <w:rPr>
+                <w:noProof/>
+                <w:webHidden/>
+              </w:rPr>
+            </w:r>
+            <w:r>
+              <w:rPr>
+                <w:noProof/>
+                <w:webHidden/>
+              </w:rPr>
+              <w:fldChar w:fldCharType="separate"/>
+            </w:r>
+            <w:r>
+              <w:rPr>
+                <w:noProof/>
+                <w:webHidden/>
+              </w:rPr>
+              <w:t>1</w:t>
+            </w:r>
+            <w:r>
+              <w:rPr>
+                <w:noProof/>
+                <w:webHidden/>
+              </w:rPr>
+              <w:fldChar w:fldCharType="end"/>
+            </w:r>
+          </w:hyperlink>
+        </w:p>
+        <w:p>
+          <w:pPr>
+            <w:spacing w:line="278" w:lineRule="auto"/>
+            <w:rPr>
+              <w:b/>
+              <w:bCs/>
+              <w:sz w:val="20"/>
+              <w:szCs w:val="20"/>
+            </w:rPr>
+          </w:pPr>
+          <w:r>
+            <w:rPr>
+              <w:b/>
+              <w:bCs/>
+              <w:sz w:val="20"/>
+              <w:szCs w:val="20"/>
+            </w:rPr>
+            <w:fldChar w:fldCharType="end"/>
+          </w:r>
+        </w:p>
+      </w:sdtContent>
+    </w:sdt>
     <w:p>
       <w:pPr>
-        <w:pStyle w:val="Header"/>
-        <w:rPr>
-          <w:b/>
-          <w:bCs/>
-          <w:sz w:val="36"/>
-          <w:szCs w:val="36"/>
-        </w:rPr>
+        <w:pStyle w:val="Heading1"/>
       </w:pPr>
+      <w:bookmarkStart w:id="0" w:name="_Toc224235768"/>
+      <w:bookmarkStart w:id="1" w:name="_Toc224567791"/>
       <w:r>
-        <w:rPr>
-          <w:b/>
-          <w:bCs/>
-          <w:sz w:val="36"/>
-          <w:szCs w:val="36"/>
-        </w:rPr>
-        <w:t xml:space="preserve">Flow Charts </w:t>
+        <w:t>Algorithm Design</w:t>
       </w:r>
+      <w:bookmarkEnd w:id="0"/>
+      <w:bookmarkEnd w:id="1"/>
     </w:p>
     <w:p>
       <w:pPr>
@@ -639,6 +777,9 @@
     <w:p/>
     <w:p>
       <w:r>
+        <w:rPr>
+          <w:noProof/>
+        </w:rPr>
         <w:drawing>
           <wp:inline distT="0" distB="0" distL="0" distR="0" wp14:anchorId="33BA835F" wp14:editId="1DF99398">
             <wp:extent cx="5731510" cy="4999990"/>
@@ -678,15 +819,7 @@
     </w:p>
     <w:p>
       <w:r>
-        <w:t xml:space="preserve">The user will be prompted to input their username and passwords then the system will check if the user has made actions like clicking forgotten password, if this is the case the system will send a password reset email to the user. If the user clicks the register button the system will redirect them to the register page. If the user doesn’t click any of those the system will check if the password and username is valid, if </w:t>
-      </w:r>
-      <w:proofErr w:type="spellStart"/>
-      <w:r>
-        <w:t>its</w:t>
-      </w:r>
-      <w:proofErr w:type="spellEnd"/>
-      <w:r>
-        <w:t xml:space="preserve"> not the system will output an error message that the user log in info is in invalid thus sending them back to re-enter their log in info. If the user information is correct the system will log the user in and redirect them to the home page. </w:t>
+        <w:t xml:space="preserve">The user will be prompted to input their username and passwords then the system will check if the user has made actions like clicking forgotten password, if this is the case the system will send a password reset email to the user. If the user clicks the register button the system will redirect them to the register page. If the user doesn’t click any of those the system will check if the password and username is valid, if its not the system will output an error message that the user log in info is in invalid thus sending them back to re-enter their log in info. If the user information is correct the system will log the user in and redirect them to the home page. </w:t>
       </w:r>
     </w:p>
     <w:p/>
@@ -703,7 +836,6 @@
           <w:sz w:val="44"/>
           <w:szCs w:val="44"/>
         </w:rPr>
-        <w:lastRenderedPageBreak/>
         <w:t xml:space="preserve">Register </w:t>
       </w:r>
     </w:p>
@@ -711,6 +843,9 @@
     <w:p/>
     <w:p>
       <w:r>
+        <w:rPr>
+          <w:noProof/>
+        </w:rPr>
         <w:drawing>
           <wp:inline distT="0" distB="0" distL="0" distR="0" wp14:anchorId="3D4608E9" wp14:editId="6FFB7788">
             <wp:extent cx="5731510" cy="3907155"/>
@@ -750,19 +885,18 @@
     </w:p>
     <w:p>
       <w:r>
-        <w:t xml:space="preserve">The user will be prompted to input their username and password and also to confirm the password. If the User interacts with the log in button, the system will redirect the user to log in page. If </w:t>
-      </w:r>
-      <w:proofErr w:type="gramStart"/>
-      <w:r>
-        <w:t>not</w:t>
-      </w:r>
-      <w:proofErr w:type="gramEnd"/>
-      <w:r>
-        <w:t xml:space="preserve"> then the system will check if the user inputs were valid. If the inputs were not valid the system outputs an error message informing the user that the input is invalid and prompts them to re-enter their log in details. If the inputs were valid then the system registers the user and adds them to the database.</w:t>
+        <w:lastRenderedPageBreak/>
+        <w:t>The user will be prompted to input their username and password and also to confirm the password. If the User interacts with the log in button, the system will redirect the user to log in page. If not then the system will check if the user inputs were valid. If the inputs were not valid the system outputs an error message informing the user that the input is invalid and prompts them to re-enter their log in details. If the inputs were valid then the system registers the user and adds them to the database.</w:t>
       </w:r>
     </w:p>
     <w:p/>
     <w:p>
+      <w:pPr>
+        <w:rPr>
+          <w:sz w:val="44"/>
+          <w:szCs w:val="44"/>
+        </w:rPr>
+      </w:pPr>
       <w:r>
         <w:rPr>
           <w:sz w:val="44"/>
@@ -771,8 +905,5488 @@
         <w:t>Place an Order</w:t>
       </w:r>
     </w:p>
+    <w:p>
+      <w:pPr>
+        <w:rPr>
+          <w:sz w:val="44"/>
+          <w:szCs w:val="44"/>
+        </w:rPr>
+      </w:pPr>
+    </w:p>
+    <w:p>
+      <w:pPr>
+        <w:pStyle w:val="Heading1"/>
+      </w:pPr>
+      <w:bookmarkStart w:id="2" w:name="_Toc224235752"/>
+      <w:r>
+        <w:t>Database</w:t>
+      </w:r>
+      <w:bookmarkEnd w:id="2"/>
+    </w:p>
+    <w:p>
+      <w:pPr>
+        <w:pStyle w:val="Heading2"/>
+      </w:pPr>
+      <w:bookmarkStart w:id="3" w:name="_Toc224235753"/>
+      <w:r>
+        <w:t>Entity Relationship Diagram</w:t>
+      </w:r>
+      <w:bookmarkEnd w:id="3"/>
+    </w:p>
+    <w:p>
+      <w:pPr>
+        <w:rPr>
+          <w:sz w:val="44"/>
+          <w:szCs w:val="44"/>
+        </w:rPr>
+      </w:pPr>
+    </w:p>
+    <w:p>
+      <w:pPr>
+        <w:rPr>
+          <w:sz w:val="44"/>
+          <w:szCs w:val="44"/>
+        </w:rPr>
+      </w:pPr>
+    </w:p>
+    <w:p>
+      <w:r>
+        <w:t>`</w:t>
+      </w:r>
+      <w:r>
+        <w:rPr>
+          <w:noProof/>
+        </w:rPr>
+        <w:drawing>
+          <wp:inline distT="0" distB="0" distL="0" distR="0" wp14:anchorId="5B3E4D67" wp14:editId="2635FC61">
+            <wp:extent cx="8124825" cy="7362825"/>
+            <wp:effectExtent l="0" t="0" r="9525" b="9525"/>
+            <wp:docPr id="4" name="Picture 4"/>
+            <wp:cNvGraphicFramePr>
+              <a:graphicFrameLocks xmlns:a="http://schemas.openxmlformats.org/drawingml/2006/main" noChangeAspect="1"/>
+            </wp:cNvGraphicFramePr>
+            <a:graphic xmlns:a="http://schemas.openxmlformats.org/drawingml/2006/main">
+              <a:graphicData uri="http://schemas.openxmlformats.org/drawingml/2006/picture">
+                <pic:pic xmlns:pic="http://schemas.openxmlformats.org/drawingml/2006/picture">
+                  <pic:nvPicPr>
+                    <pic:cNvPr id="0" name="Picture 6"/>
+                    <pic:cNvPicPr>
+                      <a:picLocks noChangeAspect="1" noChangeArrowheads="1"/>
+                    </pic:cNvPicPr>
+                  </pic:nvPicPr>
+                  <pic:blipFill>
+                    <a:blip r:embed="rId8">
+                      <a:extLst>
+                        <a:ext uri="{28A0092B-C50C-407E-A947-70E740481C1C}">
+                          <a14:useLocalDpi xmlns:a14="http://schemas.microsoft.com/office/drawing/2010/main" val="0"/>
+                        </a:ext>
+                      </a:extLst>
+                    </a:blip>
+                    <a:srcRect/>
+                    <a:stretch>
+                      <a:fillRect/>
+                    </a:stretch>
+                  </pic:blipFill>
+                  <pic:spPr bwMode="auto">
+                    <a:xfrm>
+                      <a:off x="0" y="0"/>
+                      <a:ext cx="8124825" cy="7362825"/>
+                    </a:xfrm>
+                    <a:prstGeom prst="rect">
+                      <a:avLst/>
+                    </a:prstGeom>
+                    <a:noFill/>
+                    <a:ln>
+                      <a:noFill/>
+                    </a:ln>
+                  </pic:spPr>
+                </pic:pic>
+              </a:graphicData>
+            </a:graphic>
+          </wp:inline>
+        </w:drawing>
+      </w:r>
+    </w:p>
+    <w:p/>
+    <w:p>
+      <w:pPr>
+        <w:pStyle w:val="Heading2"/>
+      </w:pPr>
+      <w:bookmarkStart w:id="4" w:name="_Toc224235754"/>
+      <w:r>
+        <w:t>Data Dictionaries</w:t>
+      </w:r>
+      <w:bookmarkEnd w:id="4"/>
+    </w:p>
+    <w:p>
+      <w:pPr>
+        <w:pStyle w:val="Heading3"/>
+      </w:pPr>
+      <w:bookmarkStart w:id="5" w:name="_Toc224235755"/>
+      <w:r>
+        <w:t>A</w:t>
+      </w:r>
+      <w:bookmarkEnd w:id="5"/>
+      <w:r>
+        <w:t>SPNETUSERS</w:t>
+      </w:r>
+    </w:p>
+    <w:tbl>
+      <w:tblPr>
+        <w:tblStyle w:val="TableGrid"/>
+        <w:tblW w:w="0" w:type="auto"/>
+        <w:tblLook w:val="04A0" w:firstRow="1" w:lastRow="0" w:firstColumn="1" w:lastColumn="0" w:noHBand="0" w:noVBand="1"/>
+      </w:tblPr>
+      <w:tblGrid>
+        <w:gridCol w:w="5200"/>
+        <w:gridCol w:w="1329"/>
+        <w:gridCol w:w="1275"/>
+        <w:gridCol w:w="1077"/>
+        <w:gridCol w:w="1413"/>
+        <w:gridCol w:w="1105"/>
+      </w:tblGrid>
+      <w:tr>
+        <w:tc>
+          <w:tcPr>
+            <w:tcW w:w="4025" w:type="dxa"/>
+          </w:tcPr>
+          <w:p>
+            <w:pPr>
+              <w:rPr>
+                <w:b/>
+                <w:bCs/>
+                <w:sz w:val="28"/>
+                <w:szCs w:val="28"/>
+              </w:rPr>
+            </w:pPr>
+            <w:r>
+              <w:rPr>
+                <w:b/>
+                <w:bCs/>
+                <w:sz w:val="28"/>
+                <w:szCs w:val="28"/>
+              </w:rPr>
+              <w:t>Column</w:t>
+            </w:r>
+          </w:p>
+        </w:tc>
+        <w:tc>
+          <w:tcPr>
+            <w:tcW w:w="1066" w:type="dxa"/>
+          </w:tcPr>
+          <w:p>
+            <w:pPr>
+              <w:rPr>
+                <w:b/>
+                <w:bCs/>
+                <w:sz w:val="28"/>
+                <w:szCs w:val="28"/>
+              </w:rPr>
+            </w:pPr>
+            <w:r>
+              <w:rPr>
+                <w:b/>
+                <w:bCs/>
+                <w:sz w:val="28"/>
+                <w:szCs w:val="28"/>
+              </w:rPr>
+              <w:t>DataType</w:t>
+            </w:r>
+          </w:p>
+        </w:tc>
+        <w:tc>
+          <w:tcPr>
+            <w:tcW w:w="1025" w:type="dxa"/>
+          </w:tcPr>
+          <w:p>
+            <w:pPr>
+              <w:rPr>
+                <w:b/>
+                <w:bCs/>
+                <w:sz w:val="28"/>
+                <w:szCs w:val="28"/>
+              </w:rPr>
+            </w:pPr>
+            <w:r>
+              <w:rPr>
+                <w:b/>
+                <w:bCs/>
+                <w:sz w:val="28"/>
+                <w:szCs w:val="28"/>
+              </w:rPr>
+              <w:t>Required</w:t>
+            </w:r>
+          </w:p>
+        </w:tc>
+        <w:tc>
+          <w:tcPr>
+            <w:tcW w:w="874" w:type="dxa"/>
+          </w:tcPr>
+          <w:p>
+            <w:pPr>
+              <w:rPr>
+                <w:b/>
+                <w:bCs/>
+                <w:sz w:val="28"/>
+                <w:szCs w:val="28"/>
+              </w:rPr>
+            </w:pPr>
+            <w:r>
+              <w:rPr>
+                <w:b/>
+                <w:bCs/>
+                <w:sz w:val="28"/>
+                <w:szCs w:val="28"/>
+              </w:rPr>
+              <w:t>Default</w:t>
+            </w:r>
+          </w:p>
+        </w:tc>
+        <w:tc>
+          <w:tcPr>
+            <w:tcW w:w="1131" w:type="dxa"/>
+          </w:tcPr>
+          <w:p>
+            <w:pPr>
+              <w:rPr>
+                <w:b/>
+                <w:bCs/>
+                <w:sz w:val="28"/>
+                <w:szCs w:val="28"/>
+              </w:rPr>
+            </w:pPr>
+            <w:r>
+              <w:rPr>
+                <w:b/>
+                <w:bCs/>
+                <w:sz w:val="28"/>
+                <w:szCs w:val="28"/>
+              </w:rPr>
+              <w:t>Validation</w:t>
+            </w:r>
+          </w:p>
+        </w:tc>
+        <w:tc>
+          <w:tcPr>
+            <w:tcW w:w="895" w:type="dxa"/>
+          </w:tcPr>
+          <w:p>
+            <w:pPr>
+              <w:rPr>
+                <w:b/>
+                <w:bCs/>
+                <w:sz w:val="28"/>
+                <w:szCs w:val="28"/>
+              </w:rPr>
+            </w:pPr>
+            <w:r>
+              <w:rPr>
+                <w:b/>
+                <w:bCs/>
+                <w:sz w:val="28"/>
+                <w:szCs w:val="28"/>
+              </w:rPr>
+              <w:t>Key Type</w:t>
+            </w:r>
+          </w:p>
+        </w:tc>
+      </w:tr>
+      <w:tr>
+        <w:tc>
+          <w:tcPr>
+            <w:tcW w:w="4025" w:type="dxa"/>
+          </w:tcPr>
+          <w:p>
+            <w:pPr>
+              <w:rPr>
+                <w:sz w:val="28"/>
+                <w:szCs w:val="28"/>
+              </w:rPr>
+            </w:pPr>
+            <w:r>
+              <w:rPr>
+                <w:sz w:val="28"/>
+                <w:szCs w:val="28"/>
+              </w:rPr>
+              <w:t>id</w:t>
+            </w:r>
+          </w:p>
+        </w:tc>
+        <w:tc>
+          <w:tcPr>
+            <w:tcW w:w="1066" w:type="dxa"/>
+          </w:tcPr>
+          <w:p>
+            <w:pPr>
+              <w:rPr>
+                <w:sz w:val="28"/>
+                <w:szCs w:val="28"/>
+              </w:rPr>
+            </w:pPr>
+            <w:r>
+              <w:rPr>
+                <w:sz w:val="28"/>
+                <w:szCs w:val="28"/>
+              </w:rPr>
+              <w:t>String</w:t>
+            </w:r>
+          </w:p>
+        </w:tc>
+        <w:tc>
+          <w:tcPr>
+            <w:tcW w:w="1025" w:type="dxa"/>
+          </w:tcPr>
+          <w:p>
+            <w:pPr>
+              <w:rPr>
+                <w:sz w:val="28"/>
+                <w:szCs w:val="28"/>
+              </w:rPr>
+            </w:pPr>
+            <w:r>
+              <w:rPr>
+                <w:sz w:val="28"/>
+                <w:szCs w:val="28"/>
+              </w:rPr>
+              <w:t>Yes</w:t>
+            </w:r>
+          </w:p>
+        </w:tc>
+        <w:tc>
+          <w:tcPr>
+            <w:tcW w:w="874" w:type="dxa"/>
+          </w:tcPr>
+          <w:p>
+            <w:pPr>
+              <w:rPr>
+                <w:sz w:val="28"/>
+                <w:szCs w:val="28"/>
+              </w:rPr>
+            </w:pPr>
+          </w:p>
+        </w:tc>
+        <w:tc>
+          <w:tcPr>
+            <w:tcW w:w="1131" w:type="dxa"/>
+          </w:tcPr>
+          <w:p>
+            <w:pPr>
+              <w:rPr>
+                <w:sz w:val="28"/>
+                <w:szCs w:val="28"/>
+              </w:rPr>
+            </w:pPr>
+          </w:p>
+        </w:tc>
+        <w:tc>
+          <w:tcPr>
+            <w:tcW w:w="895" w:type="dxa"/>
+          </w:tcPr>
+          <w:p>
+            <w:pPr>
+              <w:rPr>
+                <w:sz w:val="28"/>
+                <w:szCs w:val="28"/>
+              </w:rPr>
+            </w:pPr>
+            <w:r>
+              <w:rPr>
+                <w:sz w:val="28"/>
+                <w:szCs w:val="28"/>
+              </w:rPr>
+              <w:t>Primary</w:t>
+            </w:r>
+          </w:p>
+        </w:tc>
+      </w:tr>
+      <w:tr>
+        <w:tc>
+          <w:tcPr>
+            <w:tcW w:w="4025" w:type="dxa"/>
+          </w:tcPr>
+          <w:p>
+            <w:pPr>
+              <w:rPr>
+                <w:sz w:val="28"/>
+                <w:szCs w:val="28"/>
+              </w:rPr>
+            </w:pPr>
+            <w:r>
+              <w:rPr>
+                <w:sz w:val="28"/>
+                <w:szCs w:val="28"/>
+              </w:rPr>
+              <w:t>UserName</w:t>
+            </w:r>
+          </w:p>
+        </w:tc>
+        <w:tc>
+          <w:tcPr>
+            <w:tcW w:w="1066" w:type="dxa"/>
+          </w:tcPr>
+          <w:p>
+            <w:pPr>
+              <w:rPr>
+                <w:sz w:val="28"/>
+                <w:szCs w:val="28"/>
+              </w:rPr>
+            </w:pPr>
+            <w:r>
+              <w:rPr>
+                <w:sz w:val="28"/>
+                <w:szCs w:val="28"/>
+              </w:rPr>
+              <w:t>string</w:t>
+            </w:r>
+          </w:p>
+        </w:tc>
+        <w:tc>
+          <w:tcPr>
+            <w:tcW w:w="1025" w:type="dxa"/>
+          </w:tcPr>
+          <w:p>
+            <w:pPr>
+              <w:rPr>
+                <w:sz w:val="28"/>
+                <w:szCs w:val="28"/>
+              </w:rPr>
+            </w:pPr>
+            <w:r>
+              <w:rPr>
+                <w:sz w:val="28"/>
+                <w:szCs w:val="28"/>
+              </w:rPr>
+              <w:t>yes</w:t>
+            </w:r>
+          </w:p>
+        </w:tc>
+        <w:tc>
+          <w:tcPr>
+            <w:tcW w:w="874" w:type="dxa"/>
+          </w:tcPr>
+          <w:p>
+            <w:pPr>
+              <w:rPr>
+                <w:sz w:val="28"/>
+                <w:szCs w:val="28"/>
+              </w:rPr>
+            </w:pPr>
+          </w:p>
+        </w:tc>
+        <w:tc>
+          <w:tcPr>
+            <w:tcW w:w="1131" w:type="dxa"/>
+          </w:tcPr>
+          <w:p>
+            <w:pPr>
+              <w:rPr>
+                <w:sz w:val="28"/>
+                <w:szCs w:val="28"/>
+              </w:rPr>
+            </w:pPr>
+          </w:p>
+        </w:tc>
+        <w:tc>
+          <w:tcPr>
+            <w:tcW w:w="895" w:type="dxa"/>
+          </w:tcPr>
+          <w:p>
+            <w:pPr>
+              <w:rPr>
+                <w:sz w:val="28"/>
+                <w:szCs w:val="28"/>
+              </w:rPr>
+            </w:pPr>
+            <w:r>
+              <w:rPr>
+                <w:sz w:val="28"/>
+                <w:szCs w:val="28"/>
+              </w:rPr>
+              <w:t>None</w:t>
+            </w:r>
+          </w:p>
+        </w:tc>
+      </w:tr>
+      <w:tr>
+        <w:tc>
+          <w:tcPr>
+            <w:tcW w:w="4025" w:type="dxa"/>
+          </w:tcPr>
+          <w:p>
+            <w:pPr>
+              <w:rPr>
+                <w:sz w:val="28"/>
+                <w:szCs w:val="28"/>
+              </w:rPr>
+            </w:pPr>
+            <w:r>
+              <w:rPr>
+                <w:sz w:val="28"/>
+                <w:szCs w:val="28"/>
+              </w:rPr>
+              <w:t>NormalisedUserName</w:t>
+            </w:r>
+          </w:p>
+        </w:tc>
+        <w:tc>
+          <w:tcPr>
+            <w:tcW w:w="1066" w:type="dxa"/>
+          </w:tcPr>
+          <w:p>
+            <w:pPr>
+              <w:rPr>
+                <w:sz w:val="28"/>
+                <w:szCs w:val="28"/>
+              </w:rPr>
+            </w:pPr>
+            <w:r>
+              <w:rPr>
+                <w:sz w:val="28"/>
+                <w:szCs w:val="28"/>
+              </w:rPr>
+              <w:t xml:space="preserve">String </w:t>
+            </w:r>
+          </w:p>
+        </w:tc>
+        <w:tc>
+          <w:tcPr>
+            <w:tcW w:w="1025" w:type="dxa"/>
+          </w:tcPr>
+          <w:p>
+            <w:pPr>
+              <w:rPr>
+                <w:sz w:val="28"/>
+                <w:szCs w:val="28"/>
+              </w:rPr>
+            </w:pPr>
+            <w:r>
+              <w:rPr>
+                <w:sz w:val="28"/>
+                <w:szCs w:val="28"/>
+              </w:rPr>
+              <w:t>Yes</w:t>
+            </w:r>
+          </w:p>
+        </w:tc>
+        <w:tc>
+          <w:tcPr>
+            <w:tcW w:w="874" w:type="dxa"/>
+          </w:tcPr>
+          <w:p>
+            <w:pPr>
+              <w:rPr>
+                <w:sz w:val="28"/>
+                <w:szCs w:val="28"/>
+              </w:rPr>
+            </w:pPr>
+          </w:p>
+        </w:tc>
+        <w:tc>
+          <w:tcPr>
+            <w:tcW w:w="1131" w:type="dxa"/>
+          </w:tcPr>
+          <w:p>
+            <w:pPr>
+              <w:rPr>
+                <w:sz w:val="28"/>
+                <w:szCs w:val="28"/>
+              </w:rPr>
+            </w:pPr>
+          </w:p>
+        </w:tc>
+        <w:tc>
+          <w:tcPr>
+            <w:tcW w:w="895" w:type="dxa"/>
+          </w:tcPr>
+          <w:p>
+            <w:pPr>
+              <w:rPr>
+                <w:sz w:val="28"/>
+                <w:szCs w:val="28"/>
+              </w:rPr>
+            </w:pPr>
+            <w:r>
+              <w:rPr>
+                <w:sz w:val="28"/>
+                <w:szCs w:val="28"/>
+              </w:rPr>
+              <w:t>None</w:t>
+            </w:r>
+          </w:p>
+        </w:tc>
+      </w:tr>
+      <w:tr>
+        <w:tc>
+          <w:tcPr>
+            <w:tcW w:w="4025" w:type="dxa"/>
+          </w:tcPr>
+          <w:p>
+            <w:pPr>
+              <w:rPr>
+                <w:sz w:val="28"/>
+                <w:szCs w:val="28"/>
+              </w:rPr>
+            </w:pPr>
+            <w:r>
+              <w:rPr>
+                <w:sz w:val="28"/>
+                <w:szCs w:val="28"/>
+              </w:rPr>
+              <w:t>Email</w:t>
+            </w:r>
+          </w:p>
+        </w:tc>
+        <w:tc>
+          <w:tcPr>
+            <w:tcW w:w="1066" w:type="dxa"/>
+          </w:tcPr>
+          <w:p>
+            <w:pPr>
+              <w:rPr>
+                <w:sz w:val="28"/>
+                <w:szCs w:val="28"/>
+              </w:rPr>
+            </w:pPr>
+            <w:r>
+              <w:rPr>
+                <w:sz w:val="28"/>
+                <w:szCs w:val="28"/>
+              </w:rPr>
+              <w:t>string</w:t>
+            </w:r>
+          </w:p>
+        </w:tc>
+        <w:tc>
+          <w:tcPr>
+            <w:tcW w:w="1025" w:type="dxa"/>
+          </w:tcPr>
+          <w:p>
+            <w:pPr>
+              <w:rPr>
+                <w:sz w:val="28"/>
+                <w:szCs w:val="28"/>
+              </w:rPr>
+            </w:pPr>
+            <w:r>
+              <w:rPr>
+                <w:sz w:val="28"/>
+                <w:szCs w:val="28"/>
+              </w:rPr>
+              <w:t>Yes</w:t>
+            </w:r>
+          </w:p>
+        </w:tc>
+        <w:tc>
+          <w:tcPr>
+            <w:tcW w:w="874" w:type="dxa"/>
+          </w:tcPr>
+          <w:p>
+            <w:pPr>
+              <w:rPr>
+                <w:sz w:val="28"/>
+                <w:szCs w:val="28"/>
+              </w:rPr>
+            </w:pPr>
+          </w:p>
+        </w:tc>
+        <w:tc>
+          <w:tcPr>
+            <w:tcW w:w="1131" w:type="dxa"/>
+          </w:tcPr>
+          <w:p>
+            <w:pPr>
+              <w:rPr>
+                <w:sz w:val="28"/>
+                <w:szCs w:val="28"/>
+              </w:rPr>
+            </w:pPr>
+            <w:r>
+              <w:rPr>
+                <w:sz w:val="28"/>
+                <w:szCs w:val="28"/>
+              </w:rPr>
+              <w:t xml:space="preserve">Must include a valid </w:t>
+            </w:r>
+            <w:r>
+              <w:rPr>
+                <w:sz w:val="28"/>
+                <w:szCs w:val="28"/>
+              </w:rPr>
+              <w:lastRenderedPageBreak/>
+              <w:t>email structure, must have  “@” symbol, must have a domain name.</w:t>
+            </w:r>
+          </w:p>
+        </w:tc>
+        <w:tc>
+          <w:tcPr>
+            <w:tcW w:w="895" w:type="dxa"/>
+          </w:tcPr>
+          <w:p>
+            <w:pPr>
+              <w:rPr>
+                <w:sz w:val="28"/>
+                <w:szCs w:val="28"/>
+              </w:rPr>
+            </w:pPr>
+            <w:r>
+              <w:rPr>
+                <w:sz w:val="28"/>
+                <w:szCs w:val="28"/>
+              </w:rPr>
+              <w:lastRenderedPageBreak/>
+              <w:t>None</w:t>
+            </w:r>
+          </w:p>
+        </w:tc>
+      </w:tr>
+      <w:tr>
+        <w:tc>
+          <w:tcPr>
+            <w:tcW w:w="4025" w:type="dxa"/>
+          </w:tcPr>
+          <w:p>
+            <w:pPr>
+              <w:rPr>
+                <w:sz w:val="28"/>
+                <w:szCs w:val="28"/>
+              </w:rPr>
+            </w:pPr>
+            <w:r>
+              <w:rPr>
+                <w:sz w:val="28"/>
+                <w:szCs w:val="28"/>
+              </w:rPr>
+              <w:t>Normalised Email</w:t>
+            </w:r>
+          </w:p>
+        </w:tc>
+        <w:tc>
+          <w:tcPr>
+            <w:tcW w:w="1066" w:type="dxa"/>
+          </w:tcPr>
+          <w:p>
+            <w:pPr>
+              <w:rPr>
+                <w:sz w:val="28"/>
+                <w:szCs w:val="28"/>
+              </w:rPr>
+            </w:pPr>
+            <w:r>
+              <w:rPr>
+                <w:sz w:val="28"/>
+                <w:szCs w:val="28"/>
+              </w:rPr>
+              <w:t>String</w:t>
+            </w:r>
+          </w:p>
+        </w:tc>
+        <w:tc>
+          <w:tcPr>
+            <w:tcW w:w="1025" w:type="dxa"/>
+          </w:tcPr>
+          <w:p>
+            <w:pPr>
+              <w:rPr>
+                <w:sz w:val="28"/>
+                <w:szCs w:val="28"/>
+              </w:rPr>
+            </w:pPr>
+            <w:r>
+              <w:rPr>
+                <w:sz w:val="28"/>
+                <w:szCs w:val="28"/>
+              </w:rPr>
+              <w:t>Yes</w:t>
+            </w:r>
+          </w:p>
+        </w:tc>
+        <w:tc>
+          <w:tcPr>
+            <w:tcW w:w="874" w:type="dxa"/>
+          </w:tcPr>
+          <w:p>
+            <w:pPr>
+              <w:rPr>
+                <w:sz w:val="28"/>
+                <w:szCs w:val="28"/>
+              </w:rPr>
+            </w:pPr>
+          </w:p>
+        </w:tc>
+        <w:tc>
+          <w:tcPr>
+            <w:tcW w:w="1131" w:type="dxa"/>
+          </w:tcPr>
+          <w:p>
+            <w:pPr>
+              <w:rPr>
+                <w:sz w:val="28"/>
+                <w:szCs w:val="28"/>
+              </w:rPr>
+            </w:pPr>
+          </w:p>
+        </w:tc>
+        <w:tc>
+          <w:tcPr>
+            <w:tcW w:w="895" w:type="dxa"/>
+          </w:tcPr>
+          <w:p>
+            <w:pPr>
+              <w:rPr>
+                <w:sz w:val="28"/>
+                <w:szCs w:val="28"/>
+              </w:rPr>
+            </w:pPr>
+            <w:r>
+              <w:rPr>
+                <w:sz w:val="28"/>
+                <w:szCs w:val="28"/>
+              </w:rPr>
+              <w:t>None</w:t>
+            </w:r>
+          </w:p>
+        </w:tc>
+      </w:tr>
+      <w:tr>
+        <w:tc>
+          <w:tcPr>
+            <w:tcW w:w="4025" w:type="dxa"/>
+          </w:tcPr>
+          <w:p>
+            <w:pPr>
+              <w:rPr>
+                <w:sz w:val="28"/>
+                <w:szCs w:val="28"/>
+              </w:rPr>
+            </w:pPr>
+            <w:r>
+              <w:rPr>
+                <w:sz w:val="28"/>
+                <w:szCs w:val="28"/>
+              </w:rPr>
+              <w:t xml:space="preserve">EmailConfirmed </w:t>
+            </w:r>
+          </w:p>
+        </w:tc>
+        <w:tc>
+          <w:tcPr>
+            <w:tcW w:w="1066" w:type="dxa"/>
+          </w:tcPr>
+          <w:p>
+            <w:pPr>
+              <w:rPr>
+                <w:sz w:val="28"/>
+                <w:szCs w:val="28"/>
+              </w:rPr>
+            </w:pPr>
+            <w:r>
+              <w:rPr>
+                <w:sz w:val="28"/>
+                <w:szCs w:val="28"/>
+              </w:rPr>
+              <w:t>Bool</w:t>
+            </w:r>
+          </w:p>
+        </w:tc>
+        <w:tc>
+          <w:tcPr>
+            <w:tcW w:w="1025" w:type="dxa"/>
+          </w:tcPr>
+          <w:p>
+            <w:pPr>
+              <w:rPr>
+                <w:sz w:val="28"/>
+                <w:szCs w:val="28"/>
+              </w:rPr>
+            </w:pPr>
+            <w:r>
+              <w:rPr>
+                <w:sz w:val="28"/>
+                <w:szCs w:val="28"/>
+              </w:rPr>
+              <w:t>Yes</w:t>
+            </w:r>
+          </w:p>
+        </w:tc>
+        <w:tc>
+          <w:tcPr>
+            <w:tcW w:w="874" w:type="dxa"/>
+          </w:tcPr>
+          <w:p>
+            <w:pPr>
+              <w:rPr>
+                <w:sz w:val="28"/>
+                <w:szCs w:val="28"/>
+              </w:rPr>
+            </w:pPr>
+          </w:p>
+        </w:tc>
+        <w:tc>
+          <w:tcPr>
+            <w:tcW w:w="1131" w:type="dxa"/>
+          </w:tcPr>
+          <w:p>
+            <w:pPr>
+              <w:rPr>
+                <w:sz w:val="28"/>
+                <w:szCs w:val="28"/>
+              </w:rPr>
+            </w:pPr>
+            <w:r>
+              <w:rPr>
+                <w:sz w:val="28"/>
+                <w:szCs w:val="28"/>
+              </w:rPr>
+              <w:t>Users must confirm their email</w:t>
+            </w:r>
+          </w:p>
+        </w:tc>
+        <w:tc>
+          <w:tcPr>
+            <w:tcW w:w="895" w:type="dxa"/>
+          </w:tcPr>
+          <w:p>
+            <w:pPr>
+              <w:rPr>
+                <w:sz w:val="28"/>
+                <w:szCs w:val="28"/>
+              </w:rPr>
+            </w:pPr>
+            <w:r>
+              <w:rPr>
+                <w:sz w:val="28"/>
+                <w:szCs w:val="28"/>
+              </w:rPr>
+              <w:t xml:space="preserve">None </w:t>
+            </w:r>
+          </w:p>
+        </w:tc>
+      </w:tr>
+      <w:tr>
+        <w:tc>
+          <w:tcPr>
+            <w:tcW w:w="4025" w:type="dxa"/>
+          </w:tcPr>
+          <w:p>
+            <w:pPr>
+              <w:rPr>
+                <w:sz w:val="28"/>
+                <w:szCs w:val="28"/>
+              </w:rPr>
+            </w:pPr>
+            <w:r>
+              <w:rPr>
+                <w:sz w:val="28"/>
+                <w:szCs w:val="28"/>
+              </w:rPr>
+              <w:t>PasswordHash</w:t>
+            </w:r>
+          </w:p>
+        </w:tc>
+        <w:tc>
+          <w:tcPr>
+            <w:tcW w:w="1066" w:type="dxa"/>
+          </w:tcPr>
+          <w:p>
+            <w:pPr>
+              <w:rPr>
+                <w:sz w:val="28"/>
+                <w:szCs w:val="28"/>
+              </w:rPr>
+            </w:pPr>
+            <w:r>
+              <w:rPr>
+                <w:sz w:val="28"/>
+                <w:szCs w:val="28"/>
+              </w:rPr>
+              <w:t>String</w:t>
+            </w:r>
+          </w:p>
+        </w:tc>
+        <w:tc>
+          <w:tcPr>
+            <w:tcW w:w="1025" w:type="dxa"/>
+          </w:tcPr>
+          <w:p>
+            <w:pPr>
+              <w:rPr>
+                <w:sz w:val="28"/>
+                <w:szCs w:val="28"/>
+              </w:rPr>
+            </w:pPr>
+            <w:r>
+              <w:rPr>
+                <w:sz w:val="28"/>
+                <w:szCs w:val="28"/>
+              </w:rPr>
+              <w:t>Yes</w:t>
+            </w:r>
+          </w:p>
+        </w:tc>
+        <w:tc>
+          <w:tcPr>
+            <w:tcW w:w="874" w:type="dxa"/>
+          </w:tcPr>
+          <w:p>
+            <w:pPr>
+              <w:rPr>
+                <w:sz w:val="28"/>
+                <w:szCs w:val="28"/>
+              </w:rPr>
+            </w:pPr>
+          </w:p>
+        </w:tc>
+        <w:tc>
+          <w:tcPr>
+            <w:tcW w:w="1131" w:type="dxa"/>
+          </w:tcPr>
+          <w:p>
+            <w:pPr>
+              <w:rPr>
+                <w:sz w:val="28"/>
+                <w:szCs w:val="28"/>
+              </w:rPr>
+            </w:pPr>
+          </w:p>
+        </w:tc>
+        <w:tc>
+          <w:tcPr>
+            <w:tcW w:w="895" w:type="dxa"/>
+          </w:tcPr>
+          <w:p>
+            <w:pPr>
+              <w:rPr>
+                <w:sz w:val="28"/>
+                <w:szCs w:val="28"/>
+              </w:rPr>
+            </w:pPr>
+            <w:r>
+              <w:rPr>
+                <w:sz w:val="28"/>
+                <w:szCs w:val="28"/>
+              </w:rPr>
+              <w:t>None</w:t>
+            </w:r>
+          </w:p>
+        </w:tc>
+      </w:tr>
+      <w:tr>
+        <w:tc>
+          <w:tcPr>
+            <w:tcW w:w="4025" w:type="dxa"/>
+          </w:tcPr>
+          <w:p>
+            <w:pPr>
+              <w:rPr>
+                <w:sz w:val="28"/>
+                <w:szCs w:val="28"/>
+              </w:rPr>
+            </w:pPr>
+            <w:r>
+              <w:rPr>
+                <w:sz w:val="28"/>
+                <w:szCs w:val="28"/>
+              </w:rPr>
+              <w:t>SecurityStamp</w:t>
+            </w:r>
+          </w:p>
+        </w:tc>
+        <w:tc>
+          <w:tcPr>
+            <w:tcW w:w="1066" w:type="dxa"/>
+          </w:tcPr>
+          <w:p>
+            <w:pPr>
+              <w:rPr>
+                <w:sz w:val="28"/>
+                <w:szCs w:val="28"/>
+              </w:rPr>
+            </w:pPr>
+            <w:r>
+              <w:rPr>
+                <w:sz w:val="28"/>
+                <w:szCs w:val="28"/>
+              </w:rPr>
+              <w:t>String</w:t>
+            </w:r>
+          </w:p>
+        </w:tc>
+        <w:tc>
+          <w:tcPr>
+            <w:tcW w:w="1025" w:type="dxa"/>
+          </w:tcPr>
+          <w:p>
+            <w:pPr>
+              <w:rPr>
+                <w:sz w:val="28"/>
+                <w:szCs w:val="28"/>
+              </w:rPr>
+            </w:pPr>
+          </w:p>
+        </w:tc>
+        <w:tc>
+          <w:tcPr>
+            <w:tcW w:w="874" w:type="dxa"/>
+          </w:tcPr>
+          <w:p>
+            <w:pPr>
+              <w:rPr>
+                <w:sz w:val="28"/>
+                <w:szCs w:val="28"/>
+              </w:rPr>
+            </w:pPr>
+          </w:p>
+        </w:tc>
+        <w:tc>
+          <w:tcPr>
+            <w:tcW w:w="1131" w:type="dxa"/>
+          </w:tcPr>
+          <w:p>
+            <w:pPr>
+              <w:rPr>
+                <w:sz w:val="28"/>
+                <w:szCs w:val="28"/>
+              </w:rPr>
+            </w:pPr>
+          </w:p>
+        </w:tc>
+        <w:tc>
+          <w:tcPr>
+            <w:tcW w:w="895" w:type="dxa"/>
+          </w:tcPr>
+          <w:p>
+            <w:pPr>
+              <w:rPr>
+                <w:sz w:val="28"/>
+                <w:szCs w:val="28"/>
+              </w:rPr>
+            </w:pPr>
+            <w:r>
+              <w:rPr>
+                <w:sz w:val="28"/>
+                <w:szCs w:val="28"/>
+              </w:rPr>
+              <w:t>None</w:t>
+            </w:r>
+          </w:p>
+        </w:tc>
+      </w:tr>
+      <w:tr>
+        <w:tc>
+          <w:tcPr>
+            <w:tcW w:w="4025" w:type="dxa"/>
+          </w:tcPr>
+          <w:p>
+            <w:pPr>
+              <w:rPr>
+                <w:sz w:val="28"/>
+                <w:szCs w:val="28"/>
+              </w:rPr>
+            </w:pPr>
+            <w:r>
+              <w:rPr>
+                <w:sz w:val="28"/>
+                <w:szCs w:val="28"/>
+              </w:rPr>
+              <w:t>ConcurrencyStamp</w:t>
+            </w:r>
+          </w:p>
+        </w:tc>
+        <w:tc>
+          <w:tcPr>
+            <w:tcW w:w="1066" w:type="dxa"/>
+          </w:tcPr>
+          <w:p>
+            <w:pPr>
+              <w:rPr>
+                <w:sz w:val="28"/>
+                <w:szCs w:val="28"/>
+              </w:rPr>
+            </w:pPr>
+            <w:r>
+              <w:rPr>
+                <w:sz w:val="28"/>
+                <w:szCs w:val="28"/>
+              </w:rPr>
+              <w:t>String</w:t>
+            </w:r>
+          </w:p>
+        </w:tc>
+        <w:tc>
+          <w:tcPr>
+            <w:tcW w:w="1025" w:type="dxa"/>
+          </w:tcPr>
+          <w:p>
+            <w:pPr>
+              <w:rPr>
+                <w:sz w:val="28"/>
+                <w:szCs w:val="28"/>
+              </w:rPr>
+            </w:pPr>
+          </w:p>
+        </w:tc>
+        <w:tc>
+          <w:tcPr>
+            <w:tcW w:w="874" w:type="dxa"/>
+          </w:tcPr>
+          <w:p>
+            <w:pPr>
+              <w:rPr>
+                <w:sz w:val="28"/>
+                <w:szCs w:val="28"/>
+              </w:rPr>
+            </w:pPr>
+          </w:p>
+        </w:tc>
+        <w:tc>
+          <w:tcPr>
+            <w:tcW w:w="1131" w:type="dxa"/>
+          </w:tcPr>
+          <w:p>
+            <w:pPr>
+              <w:rPr>
+                <w:sz w:val="28"/>
+                <w:szCs w:val="28"/>
+              </w:rPr>
+            </w:pPr>
+          </w:p>
+        </w:tc>
+        <w:tc>
+          <w:tcPr>
+            <w:tcW w:w="895" w:type="dxa"/>
+          </w:tcPr>
+          <w:p>
+            <w:pPr>
+              <w:rPr>
+                <w:sz w:val="28"/>
+                <w:szCs w:val="28"/>
+              </w:rPr>
+            </w:pPr>
+            <w:r>
+              <w:rPr>
+                <w:sz w:val="28"/>
+                <w:szCs w:val="28"/>
+              </w:rPr>
+              <w:t>None</w:t>
+            </w:r>
+          </w:p>
+        </w:tc>
+      </w:tr>
+      <w:tr>
+        <w:tc>
+          <w:tcPr>
+            <w:tcW w:w="4025" w:type="dxa"/>
+          </w:tcPr>
+          <w:p>
+            <w:pPr>
+              <w:rPr>
+                <w:sz w:val="28"/>
+                <w:szCs w:val="28"/>
+              </w:rPr>
+            </w:pPr>
+            <w:r>
+              <w:rPr>
+                <w:sz w:val="28"/>
+                <w:szCs w:val="28"/>
+              </w:rPr>
+              <w:t>PhoneNumber</w:t>
+            </w:r>
+          </w:p>
+        </w:tc>
+        <w:tc>
+          <w:tcPr>
+            <w:tcW w:w="1066" w:type="dxa"/>
+          </w:tcPr>
+          <w:p>
+            <w:pPr>
+              <w:rPr>
+                <w:sz w:val="28"/>
+                <w:szCs w:val="28"/>
+              </w:rPr>
+            </w:pPr>
+            <w:r>
+              <w:rPr>
+                <w:sz w:val="28"/>
+                <w:szCs w:val="28"/>
+              </w:rPr>
+              <w:t>String</w:t>
+            </w:r>
+          </w:p>
+        </w:tc>
+        <w:tc>
+          <w:tcPr>
+            <w:tcW w:w="1025" w:type="dxa"/>
+          </w:tcPr>
+          <w:p>
+            <w:pPr>
+              <w:rPr>
+                <w:sz w:val="28"/>
+                <w:szCs w:val="28"/>
+              </w:rPr>
+            </w:pPr>
+          </w:p>
+        </w:tc>
+        <w:tc>
+          <w:tcPr>
+            <w:tcW w:w="874" w:type="dxa"/>
+          </w:tcPr>
+          <w:p>
+            <w:pPr>
+              <w:rPr>
+                <w:sz w:val="28"/>
+                <w:szCs w:val="28"/>
+              </w:rPr>
+            </w:pPr>
+          </w:p>
+        </w:tc>
+        <w:tc>
+          <w:tcPr>
+            <w:tcW w:w="1131" w:type="dxa"/>
+          </w:tcPr>
+          <w:p>
+            <w:pPr>
+              <w:rPr>
+                <w:sz w:val="28"/>
+                <w:szCs w:val="28"/>
+              </w:rPr>
+            </w:pPr>
+          </w:p>
+        </w:tc>
+        <w:tc>
+          <w:tcPr>
+            <w:tcW w:w="895" w:type="dxa"/>
+          </w:tcPr>
+          <w:p>
+            <w:pPr>
+              <w:rPr>
+                <w:sz w:val="28"/>
+                <w:szCs w:val="28"/>
+              </w:rPr>
+            </w:pPr>
+            <w:r>
+              <w:rPr>
+                <w:sz w:val="28"/>
+                <w:szCs w:val="28"/>
+              </w:rPr>
+              <w:t>None</w:t>
+            </w:r>
+          </w:p>
+        </w:tc>
+      </w:tr>
+      <w:tr>
+        <w:tc>
+          <w:tcPr>
+            <w:tcW w:w="4025" w:type="dxa"/>
+          </w:tcPr>
+          <w:p>
+            <w:pPr>
+              <w:rPr>
+                <w:sz w:val="28"/>
+                <w:szCs w:val="28"/>
+              </w:rPr>
+            </w:pPr>
+            <w:r>
+              <w:rPr>
+                <w:sz w:val="28"/>
+                <w:szCs w:val="28"/>
+              </w:rPr>
+              <w:t>PhoneNumberConfirmedTwoFactorEnabled</w:t>
+            </w:r>
+          </w:p>
+        </w:tc>
+        <w:tc>
+          <w:tcPr>
+            <w:tcW w:w="1066" w:type="dxa"/>
+          </w:tcPr>
+          <w:p>
+            <w:pPr>
+              <w:rPr>
+                <w:sz w:val="28"/>
+                <w:szCs w:val="28"/>
+              </w:rPr>
+            </w:pPr>
+            <w:r>
+              <w:rPr>
+                <w:sz w:val="28"/>
+                <w:szCs w:val="28"/>
+              </w:rPr>
+              <w:t>Bool</w:t>
+            </w:r>
+          </w:p>
+        </w:tc>
+        <w:tc>
+          <w:tcPr>
+            <w:tcW w:w="1025" w:type="dxa"/>
+          </w:tcPr>
+          <w:p>
+            <w:pPr>
+              <w:rPr>
+                <w:sz w:val="28"/>
+                <w:szCs w:val="28"/>
+              </w:rPr>
+            </w:pPr>
+          </w:p>
+        </w:tc>
+        <w:tc>
+          <w:tcPr>
+            <w:tcW w:w="874" w:type="dxa"/>
+          </w:tcPr>
+          <w:p>
+            <w:pPr>
+              <w:rPr>
+                <w:sz w:val="28"/>
+                <w:szCs w:val="28"/>
+              </w:rPr>
+            </w:pPr>
+          </w:p>
+        </w:tc>
+        <w:tc>
+          <w:tcPr>
+            <w:tcW w:w="1131" w:type="dxa"/>
+          </w:tcPr>
+          <w:p>
+            <w:pPr>
+              <w:rPr>
+                <w:sz w:val="28"/>
+                <w:szCs w:val="28"/>
+              </w:rPr>
+            </w:pPr>
+          </w:p>
+        </w:tc>
+        <w:tc>
+          <w:tcPr>
+            <w:tcW w:w="895" w:type="dxa"/>
+          </w:tcPr>
+          <w:p>
+            <w:pPr>
+              <w:rPr>
+                <w:sz w:val="28"/>
+                <w:szCs w:val="28"/>
+              </w:rPr>
+            </w:pPr>
+            <w:r>
+              <w:rPr>
+                <w:sz w:val="28"/>
+                <w:szCs w:val="28"/>
+              </w:rPr>
+              <w:t>None</w:t>
+            </w:r>
+          </w:p>
+        </w:tc>
+      </w:tr>
+      <w:tr>
+        <w:tc>
+          <w:tcPr>
+            <w:tcW w:w="4025" w:type="dxa"/>
+          </w:tcPr>
+          <w:p>
+            <w:pPr>
+              <w:rPr>
+                <w:sz w:val="28"/>
+                <w:szCs w:val="28"/>
+              </w:rPr>
+            </w:pPr>
+            <w:r>
+              <w:rPr>
+                <w:sz w:val="28"/>
+                <w:szCs w:val="28"/>
+              </w:rPr>
+              <w:t>LockoutEnd</w:t>
+            </w:r>
+          </w:p>
+        </w:tc>
+        <w:tc>
+          <w:tcPr>
+            <w:tcW w:w="1066" w:type="dxa"/>
+          </w:tcPr>
+          <w:p>
+            <w:pPr>
+              <w:rPr>
+                <w:sz w:val="28"/>
+                <w:szCs w:val="28"/>
+              </w:rPr>
+            </w:pPr>
+            <w:r>
+              <w:rPr>
+                <w:sz w:val="28"/>
+                <w:szCs w:val="28"/>
+              </w:rPr>
+              <w:t>Bool</w:t>
+            </w:r>
+          </w:p>
+        </w:tc>
+        <w:tc>
+          <w:tcPr>
+            <w:tcW w:w="1025" w:type="dxa"/>
+          </w:tcPr>
+          <w:p>
+            <w:pPr>
+              <w:rPr>
+                <w:sz w:val="28"/>
+                <w:szCs w:val="28"/>
+              </w:rPr>
+            </w:pPr>
+          </w:p>
+        </w:tc>
+        <w:tc>
+          <w:tcPr>
+            <w:tcW w:w="874" w:type="dxa"/>
+          </w:tcPr>
+          <w:p>
+            <w:pPr>
+              <w:rPr>
+                <w:sz w:val="28"/>
+                <w:szCs w:val="28"/>
+              </w:rPr>
+            </w:pPr>
+          </w:p>
+        </w:tc>
+        <w:tc>
+          <w:tcPr>
+            <w:tcW w:w="1131" w:type="dxa"/>
+          </w:tcPr>
+          <w:p>
+            <w:pPr>
+              <w:rPr>
+                <w:sz w:val="28"/>
+                <w:szCs w:val="28"/>
+              </w:rPr>
+            </w:pPr>
+          </w:p>
+        </w:tc>
+        <w:tc>
+          <w:tcPr>
+            <w:tcW w:w="895" w:type="dxa"/>
+          </w:tcPr>
+          <w:p>
+            <w:pPr>
+              <w:rPr>
+                <w:sz w:val="28"/>
+                <w:szCs w:val="28"/>
+              </w:rPr>
+            </w:pPr>
+            <w:r>
+              <w:rPr>
+                <w:sz w:val="28"/>
+                <w:szCs w:val="28"/>
+              </w:rPr>
+              <w:t>None</w:t>
+            </w:r>
+          </w:p>
+        </w:tc>
+      </w:tr>
+      <w:tr>
+        <w:tc>
+          <w:tcPr>
+            <w:tcW w:w="4025" w:type="dxa"/>
+          </w:tcPr>
+          <w:p>
+            <w:pPr>
+              <w:rPr>
+                <w:sz w:val="28"/>
+                <w:szCs w:val="28"/>
+              </w:rPr>
+            </w:pPr>
+            <w:r>
+              <w:rPr>
+                <w:sz w:val="28"/>
+                <w:szCs w:val="28"/>
+              </w:rPr>
+              <w:t>LockOutEnabled</w:t>
+            </w:r>
+          </w:p>
+        </w:tc>
+        <w:tc>
+          <w:tcPr>
+            <w:tcW w:w="1066" w:type="dxa"/>
+          </w:tcPr>
+          <w:p>
+            <w:pPr>
+              <w:rPr>
+                <w:sz w:val="28"/>
+                <w:szCs w:val="28"/>
+              </w:rPr>
+            </w:pPr>
+            <w:r>
+              <w:rPr>
+                <w:sz w:val="28"/>
+                <w:szCs w:val="28"/>
+              </w:rPr>
+              <w:t>Datetime</w:t>
+            </w:r>
+          </w:p>
+        </w:tc>
+        <w:tc>
+          <w:tcPr>
+            <w:tcW w:w="1025" w:type="dxa"/>
+          </w:tcPr>
+          <w:p>
+            <w:pPr>
+              <w:rPr>
+                <w:sz w:val="28"/>
+                <w:szCs w:val="28"/>
+              </w:rPr>
+            </w:pPr>
+          </w:p>
+        </w:tc>
+        <w:tc>
+          <w:tcPr>
+            <w:tcW w:w="874" w:type="dxa"/>
+          </w:tcPr>
+          <w:p>
+            <w:pPr>
+              <w:rPr>
+                <w:sz w:val="28"/>
+                <w:szCs w:val="28"/>
+              </w:rPr>
+            </w:pPr>
+          </w:p>
+        </w:tc>
+        <w:tc>
+          <w:tcPr>
+            <w:tcW w:w="1131" w:type="dxa"/>
+          </w:tcPr>
+          <w:p>
+            <w:pPr>
+              <w:rPr>
+                <w:sz w:val="28"/>
+                <w:szCs w:val="28"/>
+              </w:rPr>
+            </w:pPr>
+          </w:p>
+        </w:tc>
+        <w:tc>
+          <w:tcPr>
+            <w:tcW w:w="895" w:type="dxa"/>
+          </w:tcPr>
+          <w:p>
+            <w:pPr>
+              <w:rPr>
+                <w:sz w:val="28"/>
+                <w:szCs w:val="28"/>
+              </w:rPr>
+            </w:pPr>
+            <w:r>
+              <w:rPr>
+                <w:sz w:val="28"/>
+                <w:szCs w:val="28"/>
+              </w:rPr>
+              <w:t>None</w:t>
+            </w:r>
+          </w:p>
+        </w:tc>
+      </w:tr>
+      <w:tr>
+        <w:tc>
+          <w:tcPr>
+            <w:tcW w:w="4025" w:type="dxa"/>
+          </w:tcPr>
+          <w:p>
+            <w:pPr>
+              <w:rPr>
+                <w:sz w:val="28"/>
+                <w:szCs w:val="28"/>
+              </w:rPr>
+            </w:pPr>
+            <w:r>
+              <w:rPr>
+                <w:sz w:val="28"/>
+                <w:szCs w:val="28"/>
+              </w:rPr>
+              <w:t>AccessFailedCount</w:t>
+            </w:r>
+          </w:p>
+        </w:tc>
+        <w:tc>
+          <w:tcPr>
+            <w:tcW w:w="1066" w:type="dxa"/>
+          </w:tcPr>
+          <w:p>
+            <w:pPr>
+              <w:rPr>
+                <w:sz w:val="28"/>
+                <w:szCs w:val="28"/>
+              </w:rPr>
+            </w:pPr>
+            <w:r>
+              <w:rPr>
+                <w:sz w:val="28"/>
+                <w:szCs w:val="28"/>
+              </w:rPr>
+              <w:t>Int</w:t>
+            </w:r>
+          </w:p>
+        </w:tc>
+        <w:tc>
+          <w:tcPr>
+            <w:tcW w:w="1025" w:type="dxa"/>
+          </w:tcPr>
+          <w:p>
+            <w:pPr>
+              <w:rPr>
+                <w:sz w:val="28"/>
+                <w:szCs w:val="28"/>
+              </w:rPr>
+            </w:pPr>
+          </w:p>
+        </w:tc>
+        <w:tc>
+          <w:tcPr>
+            <w:tcW w:w="874" w:type="dxa"/>
+          </w:tcPr>
+          <w:p>
+            <w:pPr>
+              <w:rPr>
+                <w:sz w:val="28"/>
+                <w:szCs w:val="28"/>
+              </w:rPr>
+            </w:pPr>
+          </w:p>
+        </w:tc>
+        <w:tc>
+          <w:tcPr>
+            <w:tcW w:w="1131" w:type="dxa"/>
+          </w:tcPr>
+          <w:p>
+            <w:pPr>
+              <w:rPr>
+                <w:sz w:val="28"/>
+                <w:szCs w:val="28"/>
+              </w:rPr>
+            </w:pPr>
+          </w:p>
+        </w:tc>
+        <w:tc>
+          <w:tcPr>
+            <w:tcW w:w="895" w:type="dxa"/>
+          </w:tcPr>
+          <w:p>
+            <w:pPr>
+              <w:rPr>
+                <w:sz w:val="28"/>
+                <w:szCs w:val="28"/>
+              </w:rPr>
+            </w:pPr>
+            <w:r>
+              <w:rPr>
+                <w:sz w:val="28"/>
+                <w:szCs w:val="28"/>
+              </w:rPr>
+              <w:t>None</w:t>
+            </w:r>
+          </w:p>
+        </w:tc>
+      </w:tr>
+    </w:tbl>
+    <w:p>
+      <w:pPr>
+        <w:rPr>
+          <w:sz w:val="56"/>
+          <w:szCs w:val="56"/>
+        </w:rPr>
+      </w:pPr>
+    </w:p>
+    <w:p>
+      <w:pPr>
+        <w:pStyle w:val="Heading3"/>
+      </w:pPr>
+      <w:r>
+        <w:t>ASPNET</w:t>
+      </w:r>
+      <w:r>
+        <w:t>ROLES</w:t>
+      </w:r>
+    </w:p>
+    <w:p>
+      <w:pPr>
+        <w:rPr>
+          <w:sz w:val="28"/>
+          <w:szCs w:val="28"/>
+        </w:rPr>
+      </w:pPr>
+    </w:p>
+    <w:tbl>
+      <w:tblPr>
+        <w:tblStyle w:val="TableGrid"/>
+        <w:tblW w:w="0" w:type="auto"/>
+        <w:tblLook w:val="04A0" w:firstRow="1" w:lastRow="0" w:firstColumn="1" w:lastColumn="0" w:noHBand="0" w:noVBand="1"/>
+      </w:tblPr>
+      <w:tblGrid>
+        <w:gridCol w:w="2380"/>
+        <w:gridCol w:w="1254"/>
+        <w:gridCol w:w="1412"/>
+        <w:gridCol w:w="1333"/>
+        <w:gridCol w:w="1467"/>
+        <w:gridCol w:w="1345"/>
+      </w:tblGrid>
+      <w:tr>
+        <w:tc>
+          <w:tcPr>
+            <w:tcW w:w="2205" w:type="dxa"/>
+          </w:tcPr>
+          <w:p>
+            <w:pPr>
+              <w:rPr>
+                <w:b/>
+                <w:bCs/>
+                <w:sz w:val="28"/>
+                <w:szCs w:val="28"/>
+              </w:rPr>
+            </w:pPr>
+            <w:r>
+              <w:rPr>
+                <w:b/>
+                <w:bCs/>
+                <w:sz w:val="28"/>
+                <w:szCs w:val="28"/>
+              </w:rPr>
+              <w:t>Column</w:t>
+            </w:r>
+          </w:p>
+        </w:tc>
+        <w:tc>
+          <w:tcPr>
+            <w:tcW w:w="1254" w:type="dxa"/>
+          </w:tcPr>
+          <w:p>
+            <w:pPr>
+              <w:rPr>
+                <w:b/>
+                <w:bCs/>
+                <w:sz w:val="28"/>
+                <w:szCs w:val="28"/>
+              </w:rPr>
+            </w:pPr>
+            <w:r>
+              <w:rPr>
+                <w:b/>
+                <w:bCs/>
+                <w:sz w:val="28"/>
+                <w:szCs w:val="28"/>
+              </w:rPr>
+              <w:t>Data type</w:t>
+            </w:r>
+          </w:p>
+        </w:tc>
+        <w:tc>
+          <w:tcPr>
+            <w:tcW w:w="1412" w:type="dxa"/>
+          </w:tcPr>
+          <w:p>
+            <w:pPr>
+              <w:rPr>
+                <w:b/>
+                <w:bCs/>
+                <w:sz w:val="28"/>
+                <w:szCs w:val="28"/>
+              </w:rPr>
+            </w:pPr>
+            <w:r>
+              <w:rPr>
+                <w:b/>
+                <w:bCs/>
+                <w:sz w:val="28"/>
+                <w:szCs w:val="28"/>
+              </w:rPr>
+              <w:t>Required</w:t>
+            </w:r>
+          </w:p>
+        </w:tc>
+        <w:tc>
+          <w:tcPr>
+            <w:tcW w:w="1333" w:type="dxa"/>
+          </w:tcPr>
+          <w:p>
+            <w:pPr>
+              <w:rPr>
+                <w:b/>
+                <w:bCs/>
+                <w:sz w:val="28"/>
+                <w:szCs w:val="28"/>
+              </w:rPr>
+            </w:pPr>
+            <w:r>
+              <w:rPr>
+                <w:b/>
+                <w:bCs/>
+                <w:sz w:val="28"/>
+                <w:szCs w:val="28"/>
+              </w:rPr>
+              <w:t>Default</w:t>
+            </w:r>
+          </w:p>
+        </w:tc>
+        <w:tc>
+          <w:tcPr>
+            <w:tcW w:w="1467" w:type="dxa"/>
+          </w:tcPr>
+          <w:p>
+            <w:pPr>
+              <w:rPr>
+                <w:b/>
+                <w:bCs/>
+                <w:sz w:val="28"/>
+                <w:szCs w:val="28"/>
+              </w:rPr>
+            </w:pPr>
+            <w:r>
+              <w:rPr>
+                <w:b/>
+                <w:bCs/>
+                <w:sz w:val="28"/>
+                <w:szCs w:val="28"/>
+              </w:rPr>
+              <w:t>Validation</w:t>
+            </w:r>
+          </w:p>
+        </w:tc>
+        <w:tc>
+          <w:tcPr>
+            <w:tcW w:w="1345" w:type="dxa"/>
+          </w:tcPr>
+          <w:p>
+            <w:pPr>
+              <w:rPr>
+                <w:b/>
+                <w:bCs/>
+                <w:sz w:val="28"/>
+                <w:szCs w:val="28"/>
+              </w:rPr>
+            </w:pPr>
+            <w:r>
+              <w:rPr>
+                <w:b/>
+                <w:bCs/>
+                <w:sz w:val="28"/>
+                <w:szCs w:val="28"/>
+              </w:rPr>
+              <w:t>Key Type</w:t>
+            </w:r>
+          </w:p>
+        </w:tc>
+      </w:tr>
+      <w:tr>
+        <w:tc>
+          <w:tcPr>
+            <w:tcW w:w="2205" w:type="dxa"/>
+          </w:tcPr>
+          <w:p>
+            <w:pPr>
+              <w:rPr>
+                <w:sz w:val="28"/>
+                <w:szCs w:val="28"/>
+              </w:rPr>
+            </w:pPr>
+            <w:r>
+              <w:rPr>
+                <w:sz w:val="28"/>
+                <w:szCs w:val="28"/>
+              </w:rPr>
+              <w:t>Id</w:t>
+            </w:r>
+          </w:p>
+        </w:tc>
+        <w:tc>
+          <w:tcPr>
+            <w:tcW w:w="1254" w:type="dxa"/>
+          </w:tcPr>
+          <w:p>
+            <w:pPr>
+              <w:rPr>
+                <w:sz w:val="28"/>
+                <w:szCs w:val="28"/>
+              </w:rPr>
+            </w:pPr>
+            <w:r>
+              <w:rPr>
+                <w:sz w:val="28"/>
+                <w:szCs w:val="28"/>
+              </w:rPr>
+              <w:t>string</w:t>
+            </w:r>
+          </w:p>
+        </w:tc>
+        <w:tc>
+          <w:tcPr>
+            <w:tcW w:w="1412" w:type="dxa"/>
+          </w:tcPr>
+          <w:p>
+            <w:pPr>
+              <w:rPr>
+                <w:sz w:val="28"/>
+                <w:szCs w:val="28"/>
+              </w:rPr>
+            </w:pPr>
+            <w:r>
+              <w:rPr>
+                <w:sz w:val="28"/>
+                <w:szCs w:val="28"/>
+              </w:rPr>
+              <w:t>Yes</w:t>
+            </w:r>
+          </w:p>
+        </w:tc>
+        <w:tc>
+          <w:tcPr>
+            <w:tcW w:w="1333" w:type="dxa"/>
+          </w:tcPr>
+          <w:p>
+            <w:pPr>
+              <w:rPr>
+                <w:sz w:val="28"/>
+                <w:szCs w:val="28"/>
+              </w:rPr>
+            </w:pPr>
+          </w:p>
+        </w:tc>
+        <w:tc>
+          <w:tcPr>
+            <w:tcW w:w="1467" w:type="dxa"/>
+          </w:tcPr>
+          <w:p>
+            <w:pPr>
+              <w:rPr>
+                <w:sz w:val="28"/>
+                <w:szCs w:val="28"/>
+              </w:rPr>
+            </w:pPr>
+          </w:p>
+        </w:tc>
+        <w:tc>
+          <w:tcPr>
+            <w:tcW w:w="1345" w:type="dxa"/>
+          </w:tcPr>
+          <w:p>
+            <w:pPr>
+              <w:rPr>
+                <w:sz w:val="28"/>
+                <w:szCs w:val="28"/>
+              </w:rPr>
+            </w:pPr>
+            <w:r>
+              <w:rPr>
+                <w:sz w:val="28"/>
+                <w:szCs w:val="28"/>
+              </w:rPr>
+              <w:t>Primary</w:t>
+            </w:r>
+          </w:p>
+        </w:tc>
+      </w:tr>
+      <w:tr>
+        <w:tc>
+          <w:tcPr>
+            <w:tcW w:w="2205" w:type="dxa"/>
+          </w:tcPr>
+          <w:p>
+            <w:pPr>
+              <w:rPr>
+                <w:sz w:val="28"/>
+                <w:szCs w:val="28"/>
+              </w:rPr>
+            </w:pPr>
+            <w:r>
+              <w:rPr>
+                <w:sz w:val="28"/>
+                <w:szCs w:val="28"/>
+              </w:rPr>
+              <w:t>Name</w:t>
+            </w:r>
+          </w:p>
+        </w:tc>
+        <w:tc>
+          <w:tcPr>
+            <w:tcW w:w="1254" w:type="dxa"/>
+          </w:tcPr>
+          <w:p>
+            <w:pPr>
+              <w:rPr>
+                <w:sz w:val="28"/>
+                <w:szCs w:val="28"/>
+              </w:rPr>
+            </w:pPr>
+            <w:r>
+              <w:rPr>
+                <w:sz w:val="28"/>
+                <w:szCs w:val="28"/>
+              </w:rPr>
+              <w:t>String</w:t>
+            </w:r>
+          </w:p>
+        </w:tc>
+        <w:tc>
+          <w:tcPr>
+            <w:tcW w:w="1412" w:type="dxa"/>
+          </w:tcPr>
+          <w:p>
+            <w:pPr>
+              <w:rPr>
+                <w:sz w:val="28"/>
+                <w:szCs w:val="28"/>
+              </w:rPr>
+            </w:pPr>
+            <w:r>
+              <w:rPr>
+                <w:sz w:val="28"/>
+                <w:szCs w:val="28"/>
+              </w:rPr>
+              <w:t>Yes</w:t>
+            </w:r>
+          </w:p>
+        </w:tc>
+        <w:tc>
+          <w:tcPr>
+            <w:tcW w:w="1333" w:type="dxa"/>
+          </w:tcPr>
+          <w:p>
+            <w:pPr>
+              <w:rPr>
+                <w:sz w:val="28"/>
+                <w:szCs w:val="28"/>
+              </w:rPr>
+            </w:pPr>
+            <w:r>
+              <w:rPr>
+                <w:sz w:val="28"/>
+                <w:szCs w:val="28"/>
+              </w:rPr>
+              <w:t>Users Id</w:t>
+            </w:r>
+          </w:p>
+        </w:tc>
+        <w:tc>
+          <w:tcPr>
+            <w:tcW w:w="1467" w:type="dxa"/>
+          </w:tcPr>
+          <w:p>
+            <w:pPr>
+              <w:rPr>
+                <w:sz w:val="28"/>
+                <w:szCs w:val="28"/>
+              </w:rPr>
+            </w:pPr>
+          </w:p>
+        </w:tc>
+        <w:tc>
+          <w:tcPr>
+            <w:tcW w:w="1345" w:type="dxa"/>
+          </w:tcPr>
+          <w:p>
+            <w:pPr>
+              <w:rPr>
+                <w:sz w:val="28"/>
+                <w:szCs w:val="28"/>
+              </w:rPr>
+            </w:pPr>
+            <w:r>
+              <w:rPr>
+                <w:sz w:val="28"/>
+                <w:szCs w:val="28"/>
+              </w:rPr>
+              <w:t>None</w:t>
+            </w:r>
+          </w:p>
+        </w:tc>
+      </w:tr>
+      <w:tr>
+        <w:tc>
+          <w:tcPr>
+            <w:tcW w:w="2205" w:type="dxa"/>
+          </w:tcPr>
+          <w:p>
+            <w:pPr>
+              <w:rPr>
+                <w:sz w:val="28"/>
+                <w:szCs w:val="28"/>
+              </w:rPr>
+            </w:pPr>
+            <w:r>
+              <w:rPr>
+                <w:sz w:val="28"/>
+                <w:szCs w:val="28"/>
+              </w:rPr>
+              <w:t>NormalizedName</w:t>
+            </w:r>
+          </w:p>
+        </w:tc>
+        <w:tc>
+          <w:tcPr>
+            <w:tcW w:w="1254" w:type="dxa"/>
+          </w:tcPr>
+          <w:p>
+            <w:pPr>
+              <w:rPr>
+                <w:sz w:val="28"/>
+                <w:szCs w:val="28"/>
+              </w:rPr>
+            </w:pPr>
+            <w:r>
+              <w:rPr>
+                <w:sz w:val="28"/>
+                <w:szCs w:val="28"/>
+              </w:rPr>
+              <w:t>String</w:t>
+            </w:r>
+          </w:p>
+        </w:tc>
+        <w:tc>
+          <w:tcPr>
+            <w:tcW w:w="1412" w:type="dxa"/>
+          </w:tcPr>
+          <w:p>
+            <w:pPr>
+              <w:rPr>
+                <w:sz w:val="28"/>
+                <w:szCs w:val="28"/>
+              </w:rPr>
+            </w:pPr>
+            <w:r>
+              <w:rPr>
+                <w:sz w:val="28"/>
+                <w:szCs w:val="28"/>
+              </w:rPr>
+              <w:t>Yes</w:t>
+            </w:r>
+          </w:p>
+        </w:tc>
+        <w:tc>
+          <w:tcPr>
+            <w:tcW w:w="1333" w:type="dxa"/>
+          </w:tcPr>
+          <w:p>
+            <w:pPr>
+              <w:rPr>
+                <w:sz w:val="28"/>
+                <w:szCs w:val="28"/>
+              </w:rPr>
+            </w:pPr>
+          </w:p>
+        </w:tc>
+        <w:tc>
+          <w:tcPr>
+            <w:tcW w:w="1467" w:type="dxa"/>
+          </w:tcPr>
+          <w:p>
+            <w:pPr>
+              <w:rPr>
+                <w:sz w:val="28"/>
+                <w:szCs w:val="28"/>
+              </w:rPr>
+            </w:pPr>
+          </w:p>
+        </w:tc>
+        <w:tc>
+          <w:tcPr>
+            <w:tcW w:w="1345" w:type="dxa"/>
+          </w:tcPr>
+          <w:p>
+            <w:pPr>
+              <w:rPr>
+                <w:sz w:val="28"/>
+                <w:szCs w:val="28"/>
+              </w:rPr>
+            </w:pPr>
+            <w:r>
+              <w:rPr>
+                <w:sz w:val="28"/>
+                <w:szCs w:val="28"/>
+              </w:rPr>
+              <w:t>None</w:t>
+            </w:r>
+          </w:p>
+        </w:tc>
+      </w:tr>
+      <w:tr>
+        <w:tc>
+          <w:tcPr>
+            <w:tcW w:w="2205" w:type="dxa"/>
+          </w:tcPr>
+          <w:p>
+            <w:pPr>
+              <w:rPr>
+                <w:sz w:val="28"/>
+                <w:szCs w:val="28"/>
+              </w:rPr>
+            </w:pPr>
+            <w:r>
+              <w:rPr>
+                <w:sz w:val="28"/>
+                <w:szCs w:val="28"/>
+              </w:rPr>
+              <w:t>ConcurrencyStamp</w:t>
+            </w:r>
+          </w:p>
+        </w:tc>
+        <w:tc>
+          <w:tcPr>
+            <w:tcW w:w="1254" w:type="dxa"/>
+          </w:tcPr>
+          <w:p>
+            <w:pPr>
+              <w:rPr>
+                <w:sz w:val="28"/>
+                <w:szCs w:val="28"/>
+              </w:rPr>
+            </w:pPr>
+            <w:r>
+              <w:rPr>
+                <w:sz w:val="28"/>
+                <w:szCs w:val="28"/>
+              </w:rPr>
+              <w:t>String</w:t>
+            </w:r>
+          </w:p>
+        </w:tc>
+        <w:tc>
+          <w:tcPr>
+            <w:tcW w:w="1412" w:type="dxa"/>
+          </w:tcPr>
+          <w:p>
+            <w:pPr>
+              <w:rPr>
+                <w:sz w:val="28"/>
+                <w:szCs w:val="28"/>
+              </w:rPr>
+            </w:pPr>
+            <w:r>
+              <w:rPr>
+                <w:sz w:val="28"/>
+                <w:szCs w:val="28"/>
+              </w:rPr>
+              <w:t>Yes</w:t>
+            </w:r>
+          </w:p>
+        </w:tc>
+        <w:tc>
+          <w:tcPr>
+            <w:tcW w:w="1333" w:type="dxa"/>
+          </w:tcPr>
+          <w:p>
+            <w:pPr>
+              <w:rPr>
+                <w:sz w:val="28"/>
+                <w:szCs w:val="28"/>
+              </w:rPr>
+            </w:pPr>
+          </w:p>
+        </w:tc>
+        <w:tc>
+          <w:tcPr>
+            <w:tcW w:w="1467" w:type="dxa"/>
+          </w:tcPr>
+          <w:p>
+            <w:pPr>
+              <w:rPr>
+                <w:sz w:val="28"/>
+                <w:szCs w:val="28"/>
+              </w:rPr>
+            </w:pPr>
+          </w:p>
+        </w:tc>
+        <w:tc>
+          <w:tcPr>
+            <w:tcW w:w="1345" w:type="dxa"/>
+          </w:tcPr>
+          <w:p>
+            <w:pPr>
+              <w:rPr>
+                <w:sz w:val="28"/>
+                <w:szCs w:val="28"/>
+              </w:rPr>
+            </w:pPr>
+            <w:r>
+              <w:rPr>
+                <w:sz w:val="28"/>
+                <w:szCs w:val="28"/>
+              </w:rPr>
+              <w:t>None</w:t>
+            </w:r>
+          </w:p>
+        </w:tc>
+      </w:tr>
+    </w:tbl>
+    <w:p>
+      <w:pPr>
+        <w:rPr>
+          <w:sz w:val="28"/>
+          <w:szCs w:val="28"/>
+        </w:rPr>
+      </w:pPr>
+    </w:p>
+    <w:p>
+      <w:pPr>
+        <w:pStyle w:val="Heading3"/>
+      </w:pPr>
+      <w:r>
+        <w:t>ASPNETU</w:t>
+      </w:r>
+      <w:r>
+        <w:t>SERROLES</w:t>
+      </w:r>
+    </w:p>
+    <w:tbl>
+      <w:tblPr>
+        <w:tblStyle w:val="TableGrid"/>
+        <w:tblW w:w="0" w:type="auto"/>
+        <w:tblLook w:val="04A0" w:firstRow="1" w:lastRow="0" w:firstColumn="1" w:lastColumn="0" w:noHBand="0" w:noVBand="1"/>
+      </w:tblPr>
+      <w:tblGrid>
+        <w:gridCol w:w="1502"/>
+        <w:gridCol w:w="1502"/>
+        <w:gridCol w:w="1503"/>
+        <w:gridCol w:w="1503"/>
+        <w:gridCol w:w="1503"/>
+        <w:gridCol w:w="1503"/>
+      </w:tblGrid>
+      <w:tr>
+        <w:tc>
+          <w:tcPr>
+            <w:tcW w:w="1502" w:type="dxa"/>
+          </w:tcPr>
+          <w:p>
+            <w:pPr>
+              <w:rPr>
+                <w:b/>
+                <w:bCs/>
+                <w:sz w:val="28"/>
+                <w:szCs w:val="28"/>
+              </w:rPr>
+            </w:pPr>
+            <w:r>
+              <w:rPr>
+                <w:b/>
+                <w:bCs/>
+                <w:sz w:val="28"/>
+                <w:szCs w:val="28"/>
+              </w:rPr>
+              <w:t>Column</w:t>
+            </w:r>
+          </w:p>
+        </w:tc>
+        <w:tc>
+          <w:tcPr>
+            <w:tcW w:w="1502" w:type="dxa"/>
+          </w:tcPr>
+          <w:p>
+            <w:pPr>
+              <w:rPr>
+                <w:b/>
+                <w:bCs/>
+                <w:sz w:val="28"/>
+                <w:szCs w:val="28"/>
+              </w:rPr>
+            </w:pPr>
+            <w:r>
+              <w:rPr>
+                <w:b/>
+                <w:bCs/>
+                <w:sz w:val="28"/>
+                <w:szCs w:val="28"/>
+              </w:rPr>
+              <w:t>Data type</w:t>
+            </w:r>
+          </w:p>
+        </w:tc>
+        <w:tc>
+          <w:tcPr>
+            <w:tcW w:w="1503" w:type="dxa"/>
+          </w:tcPr>
+          <w:p>
+            <w:pPr>
+              <w:rPr>
+                <w:b/>
+                <w:bCs/>
+                <w:sz w:val="28"/>
+                <w:szCs w:val="28"/>
+              </w:rPr>
+            </w:pPr>
+            <w:r>
+              <w:rPr>
+                <w:b/>
+                <w:bCs/>
+                <w:sz w:val="28"/>
+                <w:szCs w:val="28"/>
+              </w:rPr>
+              <w:t>Required</w:t>
+            </w:r>
+          </w:p>
+        </w:tc>
+        <w:tc>
+          <w:tcPr>
+            <w:tcW w:w="1503" w:type="dxa"/>
+          </w:tcPr>
+          <w:p>
+            <w:pPr>
+              <w:rPr>
+                <w:b/>
+                <w:bCs/>
+                <w:sz w:val="28"/>
+                <w:szCs w:val="28"/>
+              </w:rPr>
+            </w:pPr>
+            <w:r>
+              <w:rPr>
+                <w:b/>
+                <w:bCs/>
+                <w:sz w:val="28"/>
+                <w:szCs w:val="28"/>
+              </w:rPr>
+              <w:t>Default</w:t>
+            </w:r>
+          </w:p>
+        </w:tc>
+        <w:tc>
+          <w:tcPr>
+            <w:tcW w:w="1503" w:type="dxa"/>
+          </w:tcPr>
+          <w:p>
+            <w:pPr>
+              <w:rPr>
+                <w:b/>
+                <w:bCs/>
+                <w:sz w:val="28"/>
+                <w:szCs w:val="28"/>
+              </w:rPr>
+            </w:pPr>
+            <w:r>
+              <w:rPr>
+                <w:b/>
+                <w:bCs/>
+                <w:sz w:val="28"/>
+                <w:szCs w:val="28"/>
+              </w:rPr>
+              <w:t>Validation</w:t>
+            </w:r>
+          </w:p>
+        </w:tc>
+        <w:tc>
+          <w:tcPr>
+            <w:tcW w:w="1503" w:type="dxa"/>
+          </w:tcPr>
+          <w:p>
+            <w:pPr>
+              <w:rPr>
+                <w:b/>
+                <w:bCs/>
+                <w:sz w:val="28"/>
+                <w:szCs w:val="28"/>
+              </w:rPr>
+            </w:pPr>
+            <w:r>
+              <w:rPr>
+                <w:b/>
+                <w:bCs/>
+                <w:sz w:val="28"/>
+                <w:szCs w:val="28"/>
+              </w:rPr>
+              <w:t>Key Type</w:t>
+            </w:r>
+          </w:p>
+        </w:tc>
+      </w:tr>
+      <w:tr>
+        <w:tc>
+          <w:tcPr>
+            <w:tcW w:w="1502" w:type="dxa"/>
+          </w:tcPr>
+          <w:p>
+            <w:pPr>
+              <w:rPr>
+                <w:sz w:val="28"/>
+                <w:szCs w:val="28"/>
+              </w:rPr>
+            </w:pPr>
+            <w:r>
+              <w:rPr>
+                <w:sz w:val="28"/>
+                <w:szCs w:val="28"/>
+              </w:rPr>
+              <w:t>Id</w:t>
+            </w:r>
+          </w:p>
+        </w:tc>
+        <w:tc>
+          <w:tcPr>
+            <w:tcW w:w="1502" w:type="dxa"/>
+          </w:tcPr>
+          <w:p>
+            <w:pPr>
+              <w:rPr>
+                <w:sz w:val="28"/>
+                <w:szCs w:val="28"/>
+              </w:rPr>
+            </w:pPr>
+            <w:r>
+              <w:rPr>
+                <w:sz w:val="28"/>
+                <w:szCs w:val="28"/>
+              </w:rPr>
+              <w:t>int</w:t>
+            </w:r>
+          </w:p>
+        </w:tc>
+        <w:tc>
+          <w:tcPr>
+            <w:tcW w:w="1503" w:type="dxa"/>
+          </w:tcPr>
+          <w:p>
+            <w:pPr>
+              <w:rPr>
+                <w:sz w:val="28"/>
+                <w:szCs w:val="28"/>
+              </w:rPr>
+            </w:pPr>
+            <w:r>
+              <w:rPr>
+                <w:sz w:val="28"/>
+                <w:szCs w:val="28"/>
+              </w:rPr>
+              <w:t>Yes</w:t>
+            </w:r>
+          </w:p>
+        </w:tc>
+        <w:tc>
+          <w:tcPr>
+            <w:tcW w:w="1503" w:type="dxa"/>
+          </w:tcPr>
+          <w:p>
+            <w:pPr>
+              <w:rPr>
+                <w:sz w:val="28"/>
+                <w:szCs w:val="28"/>
+              </w:rPr>
+            </w:pPr>
+          </w:p>
+        </w:tc>
+        <w:tc>
+          <w:tcPr>
+            <w:tcW w:w="1503" w:type="dxa"/>
+          </w:tcPr>
+          <w:p>
+            <w:pPr>
+              <w:rPr>
+                <w:sz w:val="28"/>
+                <w:szCs w:val="28"/>
+              </w:rPr>
+            </w:pPr>
+          </w:p>
+        </w:tc>
+        <w:tc>
+          <w:tcPr>
+            <w:tcW w:w="1503" w:type="dxa"/>
+          </w:tcPr>
+          <w:p>
+            <w:pPr>
+              <w:rPr>
+                <w:sz w:val="28"/>
+                <w:szCs w:val="28"/>
+              </w:rPr>
+            </w:pPr>
+            <w:r>
+              <w:rPr>
+                <w:sz w:val="28"/>
+                <w:szCs w:val="28"/>
+              </w:rPr>
+              <w:t>Primary</w:t>
+            </w:r>
+          </w:p>
+        </w:tc>
+      </w:tr>
+      <w:tr>
+        <w:tc>
+          <w:tcPr>
+            <w:tcW w:w="1502" w:type="dxa"/>
+          </w:tcPr>
+          <w:p>
+            <w:pPr>
+              <w:rPr>
+                <w:sz w:val="28"/>
+                <w:szCs w:val="28"/>
+              </w:rPr>
+            </w:pPr>
+            <w:r>
+              <w:rPr>
+                <w:sz w:val="28"/>
+                <w:szCs w:val="28"/>
+              </w:rPr>
+              <w:t>UserId</w:t>
+            </w:r>
+          </w:p>
+        </w:tc>
+        <w:tc>
+          <w:tcPr>
+            <w:tcW w:w="1502" w:type="dxa"/>
+          </w:tcPr>
+          <w:p>
+            <w:pPr>
+              <w:rPr>
+                <w:sz w:val="28"/>
+                <w:szCs w:val="28"/>
+              </w:rPr>
+            </w:pPr>
+            <w:r>
+              <w:rPr>
+                <w:sz w:val="28"/>
+                <w:szCs w:val="28"/>
+              </w:rPr>
+              <w:t>String</w:t>
+            </w:r>
+          </w:p>
+        </w:tc>
+        <w:tc>
+          <w:tcPr>
+            <w:tcW w:w="1503" w:type="dxa"/>
+          </w:tcPr>
+          <w:p>
+            <w:pPr>
+              <w:rPr>
+                <w:sz w:val="28"/>
+                <w:szCs w:val="28"/>
+              </w:rPr>
+            </w:pPr>
+            <w:r>
+              <w:rPr>
+                <w:sz w:val="28"/>
+                <w:szCs w:val="28"/>
+              </w:rPr>
+              <w:t>Yes</w:t>
+            </w:r>
+          </w:p>
+        </w:tc>
+        <w:tc>
+          <w:tcPr>
+            <w:tcW w:w="1503" w:type="dxa"/>
+          </w:tcPr>
+          <w:p>
+            <w:pPr>
+              <w:rPr>
+                <w:sz w:val="28"/>
+                <w:szCs w:val="28"/>
+              </w:rPr>
+            </w:pPr>
+            <w:r>
+              <w:rPr>
+                <w:sz w:val="28"/>
+                <w:szCs w:val="28"/>
+              </w:rPr>
+              <w:t>Users Id</w:t>
+            </w:r>
+          </w:p>
+        </w:tc>
+        <w:tc>
+          <w:tcPr>
+            <w:tcW w:w="1503" w:type="dxa"/>
+          </w:tcPr>
+          <w:p>
+            <w:pPr>
+              <w:rPr>
+                <w:sz w:val="28"/>
+                <w:szCs w:val="28"/>
+              </w:rPr>
+            </w:pPr>
+          </w:p>
+        </w:tc>
+        <w:tc>
+          <w:tcPr>
+            <w:tcW w:w="1503" w:type="dxa"/>
+          </w:tcPr>
+          <w:p>
+            <w:pPr>
+              <w:rPr>
+                <w:sz w:val="28"/>
+                <w:szCs w:val="28"/>
+              </w:rPr>
+            </w:pPr>
+            <w:r>
+              <w:rPr>
+                <w:sz w:val="28"/>
+                <w:szCs w:val="28"/>
+              </w:rPr>
+              <w:t>Foreign</w:t>
+            </w:r>
+          </w:p>
+        </w:tc>
+      </w:tr>
+      <w:tr>
+        <w:tc>
+          <w:tcPr>
+            <w:tcW w:w="1502" w:type="dxa"/>
+          </w:tcPr>
+          <w:p>
+            <w:pPr>
+              <w:rPr>
+                <w:sz w:val="28"/>
+                <w:szCs w:val="28"/>
+              </w:rPr>
+            </w:pPr>
+            <w:r>
+              <w:rPr>
+                <w:sz w:val="28"/>
+                <w:szCs w:val="28"/>
+              </w:rPr>
+              <w:t>RoleId</w:t>
+            </w:r>
+          </w:p>
+        </w:tc>
+        <w:tc>
+          <w:tcPr>
+            <w:tcW w:w="1502" w:type="dxa"/>
+          </w:tcPr>
+          <w:p>
+            <w:pPr>
+              <w:rPr>
+                <w:sz w:val="28"/>
+                <w:szCs w:val="28"/>
+              </w:rPr>
+            </w:pPr>
+            <w:r>
+              <w:rPr>
+                <w:sz w:val="28"/>
+                <w:szCs w:val="28"/>
+              </w:rPr>
+              <w:t>String</w:t>
+            </w:r>
+          </w:p>
+        </w:tc>
+        <w:tc>
+          <w:tcPr>
+            <w:tcW w:w="1503" w:type="dxa"/>
+          </w:tcPr>
+          <w:p>
+            <w:pPr>
+              <w:rPr>
+                <w:sz w:val="28"/>
+                <w:szCs w:val="28"/>
+              </w:rPr>
+            </w:pPr>
+            <w:r>
+              <w:rPr>
+                <w:sz w:val="28"/>
+                <w:szCs w:val="28"/>
+              </w:rPr>
+              <w:t>Yes</w:t>
+            </w:r>
+          </w:p>
+        </w:tc>
+        <w:tc>
+          <w:tcPr>
+            <w:tcW w:w="1503" w:type="dxa"/>
+          </w:tcPr>
+          <w:p>
+            <w:pPr>
+              <w:rPr>
+                <w:sz w:val="28"/>
+                <w:szCs w:val="28"/>
+              </w:rPr>
+            </w:pPr>
+          </w:p>
+        </w:tc>
+        <w:tc>
+          <w:tcPr>
+            <w:tcW w:w="1503" w:type="dxa"/>
+          </w:tcPr>
+          <w:p>
+            <w:pPr>
+              <w:rPr>
+                <w:sz w:val="28"/>
+                <w:szCs w:val="28"/>
+              </w:rPr>
+            </w:pPr>
+          </w:p>
+        </w:tc>
+        <w:tc>
+          <w:tcPr>
+            <w:tcW w:w="1503" w:type="dxa"/>
+          </w:tcPr>
+          <w:p>
+            <w:pPr>
+              <w:rPr>
+                <w:sz w:val="28"/>
+                <w:szCs w:val="28"/>
+              </w:rPr>
+            </w:pPr>
+            <w:r>
+              <w:rPr>
+                <w:sz w:val="28"/>
+                <w:szCs w:val="28"/>
+              </w:rPr>
+              <w:t>None</w:t>
+            </w:r>
+          </w:p>
+        </w:tc>
+      </w:tr>
+    </w:tbl>
+    <w:p>
+      <w:pPr>
+        <w:rPr>
+          <w:sz w:val="28"/>
+          <w:szCs w:val="28"/>
+        </w:rPr>
+      </w:pPr>
+    </w:p>
+    <w:p>
+      <w:pPr>
+        <w:pStyle w:val="Heading1"/>
+      </w:pPr>
+      <w:bookmarkStart w:id="6" w:name="_Toc224235774"/>
+      <w:r>
+        <w:t>Test Strategy</w:t>
+      </w:r>
+      <w:bookmarkEnd w:id="6"/>
+    </w:p>
+    <w:p>
+      <w:pPr>
+        <w:rPr>
+          <w:sz w:val="28"/>
+          <w:szCs w:val="28"/>
+        </w:rPr>
+      </w:pPr>
+    </w:p>
+    <w:tbl>
+      <w:tblPr>
+        <w:tblStyle w:val="TableGrid"/>
+        <w:tblW w:w="9351" w:type="dxa"/>
+        <w:tblLook w:val="04A0" w:firstRow="1" w:lastRow="0" w:firstColumn="1" w:lastColumn="0" w:noHBand="0" w:noVBand="1"/>
+      </w:tblPr>
+      <w:tblGrid>
+        <w:gridCol w:w="2254"/>
+        <w:gridCol w:w="2254"/>
+        <w:gridCol w:w="2254"/>
+        <w:gridCol w:w="2589"/>
+      </w:tblGrid>
+      <w:tr>
+        <w:tc>
+          <w:tcPr>
+            <w:tcW w:w="2254" w:type="dxa"/>
+          </w:tcPr>
+          <w:p>
+            <w:pPr>
+              <w:rPr>
+                <w:b/>
+                <w:bCs/>
+                <w:sz w:val="28"/>
+                <w:szCs w:val="28"/>
+              </w:rPr>
+            </w:pPr>
+            <w:r>
+              <w:rPr>
+                <w:b/>
+                <w:bCs/>
+                <w:sz w:val="28"/>
+                <w:szCs w:val="28"/>
+              </w:rPr>
+              <w:t>Date of test</w:t>
+            </w:r>
+          </w:p>
+        </w:tc>
+        <w:tc>
+          <w:tcPr>
+            <w:tcW w:w="2254" w:type="dxa"/>
+          </w:tcPr>
+          <w:p>
+            <w:pPr>
+              <w:rPr>
+                <w:b/>
+                <w:bCs/>
+                <w:sz w:val="28"/>
+                <w:szCs w:val="28"/>
+              </w:rPr>
+            </w:pPr>
+            <w:r>
+              <w:rPr>
+                <w:b/>
+                <w:bCs/>
+                <w:sz w:val="28"/>
+                <w:szCs w:val="28"/>
+              </w:rPr>
+              <w:t xml:space="preserve">Component to be tested </w:t>
+            </w:r>
+          </w:p>
+        </w:tc>
+        <w:tc>
+          <w:tcPr>
+            <w:tcW w:w="2254" w:type="dxa"/>
+          </w:tcPr>
+          <w:p>
+            <w:pPr>
+              <w:rPr>
+                <w:b/>
+                <w:bCs/>
+                <w:sz w:val="28"/>
+                <w:szCs w:val="28"/>
+              </w:rPr>
+            </w:pPr>
+            <w:r>
+              <w:rPr>
+                <w:b/>
+                <w:bCs/>
+                <w:sz w:val="28"/>
+                <w:szCs w:val="28"/>
+              </w:rPr>
+              <w:t>Type of test to be carried out</w:t>
+            </w:r>
+          </w:p>
+        </w:tc>
+        <w:tc>
+          <w:tcPr>
+            <w:tcW w:w="2589" w:type="dxa"/>
+          </w:tcPr>
+          <w:p>
+            <w:pPr>
+              <w:rPr>
+                <w:b/>
+                <w:bCs/>
+                <w:sz w:val="28"/>
+                <w:szCs w:val="28"/>
+              </w:rPr>
+            </w:pPr>
+            <w:r>
+              <w:rPr>
+                <w:b/>
+                <w:bCs/>
+                <w:sz w:val="28"/>
+                <w:szCs w:val="28"/>
+              </w:rPr>
+              <w:t>Prerequisites and dependencies</w:t>
+            </w:r>
+          </w:p>
+        </w:tc>
+      </w:tr>
+      <w:tr>
+        <w:tc>
+          <w:tcPr>
+            <w:tcW w:w="2254" w:type="dxa"/>
+          </w:tcPr>
+          <w:p>
+            <w:pPr>
+              <w:rPr>
+                <w:sz w:val="24"/>
+                <w:szCs w:val="24"/>
+              </w:rPr>
+            </w:pPr>
+            <w:r>
+              <w:rPr>
+                <w:sz w:val="24"/>
+                <w:szCs w:val="24"/>
+              </w:rPr>
+              <w:t>16</w:t>
+            </w:r>
+            <w:r>
+              <w:rPr>
+                <w:sz w:val="24"/>
+                <w:szCs w:val="24"/>
+              </w:rPr>
+              <w:t>/</w:t>
+            </w:r>
+            <w:r>
+              <w:rPr>
+                <w:sz w:val="24"/>
+                <w:szCs w:val="24"/>
+              </w:rPr>
+              <w:t>3</w:t>
+            </w:r>
+            <w:r>
+              <w:rPr>
+                <w:sz w:val="24"/>
+                <w:szCs w:val="24"/>
+              </w:rPr>
+              <w:t>/2026</w:t>
+            </w:r>
+          </w:p>
+        </w:tc>
+        <w:tc>
+          <w:tcPr>
+            <w:tcW w:w="2254" w:type="dxa"/>
+          </w:tcPr>
+          <w:p>
+            <w:pPr>
+              <w:rPr>
+                <w:sz w:val="24"/>
+                <w:szCs w:val="24"/>
+              </w:rPr>
+            </w:pPr>
+            <w:r>
+              <w:rPr>
+                <w:sz w:val="24"/>
+                <w:szCs w:val="24"/>
+              </w:rPr>
+              <w:t xml:space="preserve">Log in </w:t>
+            </w:r>
+          </w:p>
+        </w:tc>
+        <w:tc>
+          <w:tcPr>
+            <w:tcW w:w="2254" w:type="dxa"/>
+          </w:tcPr>
+          <w:p>
+            <w:pPr>
+              <w:rPr>
+                <w:sz w:val="24"/>
+                <w:szCs w:val="24"/>
+              </w:rPr>
+            </w:pPr>
+            <w:r>
+              <w:rPr>
+                <w:sz w:val="24"/>
+                <w:szCs w:val="24"/>
+              </w:rPr>
+              <w:t>Whitebox testing, Black box testing, Functionality, Security Integration</w:t>
+            </w:r>
+          </w:p>
+        </w:tc>
+        <w:tc>
+          <w:tcPr>
+            <w:tcW w:w="2589" w:type="dxa"/>
+          </w:tcPr>
+          <w:p>
+            <w:pPr>
+              <w:rPr>
+                <w:sz w:val="24"/>
+                <w:szCs w:val="24"/>
+              </w:rPr>
+            </w:pPr>
+            <w:r>
+              <w:rPr>
+                <w:sz w:val="24"/>
+                <w:szCs w:val="24"/>
+              </w:rPr>
+              <w:t>The log in page must be created and the migration and update-database must have been completed. The controller logic must have been added to handl</w:t>
+            </w:r>
+            <w:r>
+              <w:rPr>
+                <w:sz w:val="24"/>
+                <w:szCs w:val="24"/>
+              </w:rPr>
+              <w:t>e user errors.</w:t>
+            </w:r>
+          </w:p>
+          <w:p>
+            <w:pPr>
+              <w:rPr>
+                <w:sz w:val="24"/>
+                <w:szCs w:val="24"/>
+              </w:rPr>
+            </w:pPr>
+          </w:p>
+          <w:p>
+            <w:pPr>
+              <w:rPr>
+                <w:b/>
+                <w:bCs/>
+                <w:sz w:val="24"/>
+                <w:szCs w:val="24"/>
+              </w:rPr>
+            </w:pPr>
+            <w:r>
+              <w:rPr>
+                <w:b/>
+                <w:bCs/>
+                <w:sz w:val="24"/>
+                <w:szCs w:val="24"/>
+              </w:rPr>
+              <w:t>Test Data:</w:t>
+            </w:r>
+          </w:p>
+          <w:p>
+            <w:pPr>
+              <w:rPr>
+                <w:b/>
+                <w:bCs/>
+                <w:sz w:val="24"/>
+                <w:szCs w:val="24"/>
+              </w:rPr>
+            </w:pPr>
+            <w:r>
+              <w:rPr>
+                <w:b/>
+                <w:bCs/>
+                <w:sz w:val="24"/>
+                <w:szCs w:val="24"/>
+              </w:rPr>
+              <w:t>Normal</w:t>
+            </w:r>
+          </w:p>
+          <w:p>
+            <w:pPr>
+              <w:rPr>
+                <w:sz w:val="24"/>
+                <w:szCs w:val="24"/>
+              </w:rPr>
+            </w:pPr>
+            <w:r>
+              <w:rPr>
+                <w:sz w:val="24"/>
+                <w:szCs w:val="24"/>
+              </w:rPr>
+              <w:t xml:space="preserve">Email: </w:t>
+            </w:r>
+            <w:hyperlink r:id="rId9" w:history="1">
+              <w:r>
+                <w:rPr>
+                  <w:rStyle w:val="Hyperlink"/>
+                  <w:sz w:val="24"/>
+                  <w:szCs w:val="24"/>
+                </w:rPr>
+                <w:t>manual@gamil.com</w:t>
+              </w:r>
+            </w:hyperlink>
+          </w:p>
+          <w:p>
+            <w:pPr>
+              <w:rPr>
+                <w:sz w:val="24"/>
+                <w:szCs w:val="24"/>
+              </w:rPr>
+            </w:pPr>
+            <w:r>
+              <w:rPr>
+                <w:sz w:val="24"/>
+                <w:szCs w:val="24"/>
+              </w:rPr>
+              <w:t>Password: Password123!</w:t>
+            </w:r>
+          </w:p>
+          <w:p>
+            <w:pPr>
+              <w:rPr>
+                <w:b/>
+                <w:bCs/>
+                <w:sz w:val="24"/>
+                <w:szCs w:val="24"/>
+              </w:rPr>
+            </w:pPr>
+            <w:r>
+              <w:rPr>
+                <w:b/>
+                <w:bCs/>
+                <w:sz w:val="24"/>
+                <w:szCs w:val="24"/>
+              </w:rPr>
+              <w:t>E</w:t>
+            </w:r>
+            <w:r>
+              <w:rPr>
+                <w:b/>
+                <w:bCs/>
+                <w:sz w:val="24"/>
+                <w:szCs w:val="24"/>
+              </w:rPr>
+              <w:t>rroneous</w:t>
+            </w:r>
+          </w:p>
+          <w:p>
+            <w:pPr>
+              <w:rPr>
+                <w:sz w:val="24"/>
+                <w:szCs w:val="24"/>
+              </w:rPr>
+            </w:pPr>
+            <w:r>
+              <w:rPr>
+                <w:sz w:val="24"/>
+                <w:szCs w:val="24"/>
+              </w:rPr>
+              <w:t>Email: noemail</w:t>
+            </w:r>
+          </w:p>
+          <w:p>
+            <w:pPr>
+              <w:rPr>
+                <w:sz w:val="24"/>
+                <w:szCs w:val="24"/>
+              </w:rPr>
+            </w:pPr>
+            <w:r>
+              <w:rPr>
+                <w:sz w:val="24"/>
+                <w:szCs w:val="24"/>
+              </w:rPr>
+              <w:t>Password: 678</w:t>
+            </w:r>
+          </w:p>
+          <w:p>
+            <w:pPr>
+              <w:rPr>
+                <w:b/>
+                <w:bCs/>
+                <w:sz w:val="24"/>
+                <w:szCs w:val="24"/>
+              </w:rPr>
+            </w:pPr>
+            <w:r>
+              <w:rPr>
+                <w:b/>
+                <w:bCs/>
+                <w:sz w:val="24"/>
+                <w:szCs w:val="24"/>
+              </w:rPr>
+              <w:t>Extreme</w:t>
+            </w:r>
+          </w:p>
+          <w:p>
+            <w:pPr>
+              <w:rPr>
+                <w:sz w:val="24"/>
+                <w:szCs w:val="24"/>
+              </w:rPr>
+            </w:pPr>
+            <w:r>
+              <w:rPr>
+                <w:sz w:val="24"/>
+                <w:szCs w:val="24"/>
+              </w:rPr>
+              <w:lastRenderedPageBreak/>
+              <w:t xml:space="preserve">Email: </w:t>
+            </w:r>
+            <w:hyperlink r:id="rId10" w:history="1">
+              <w:r>
+                <w:rPr>
+                  <w:rStyle w:val="Hyperlink"/>
+                  <w:sz w:val="24"/>
+                  <w:szCs w:val="24"/>
+                </w:rPr>
+                <w:t>manual@gamil.com</w:t>
+              </w:r>
+            </w:hyperlink>
+          </w:p>
+          <w:p>
+            <w:pPr>
+              <w:rPr>
+                <w:sz w:val="24"/>
+                <w:szCs w:val="24"/>
+              </w:rPr>
+            </w:pPr>
+            <w:r>
+              <w:rPr>
+                <w:sz w:val="24"/>
+                <w:szCs w:val="24"/>
+              </w:rPr>
+              <w:t>Password: musta3#</w:t>
+            </w:r>
+          </w:p>
+          <w:p>
+            <w:pPr>
+              <w:rPr>
+                <w:sz w:val="24"/>
+                <w:szCs w:val="24"/>
+              </w:rPr>
+            </w:pPr>
+            <w:r>
+              <w:rPr>
+                <w:sz w:val="24"/>
+                <w:szCs w:val="24"/>
+              </w:rPr>
+              <w:t>(Exactly 6 characters which is the minimum)</w:t>
+            </w:r>
+          </w:p>
+          <w:p>
+            <w:pPr>
+              <w:rPr>
+                <w:b/>
+                <w:bCs/>
+                <w:sz w:val="24"/>
+                <w:szCs w:val="24"/>
+              </w:rPr>
+            </w:pPr>
+          </w:p>
+        </w:tc>
+      </w:tr>
+      <w:tr>
+        <w:tc>
+          <w:tcPr>
+            <w:tcW w:w="2254" w:type="dxa"/>
+          </w:tcPr>
+          <w:p>
+            <w:pPr>
+              <w:rPr>
+                <w:sz w:val="24"/>
+                <w:szCs w:val="24"/>
+              </w:rPr>
+            </w:pPr>
+            <w:r>
+              <w:rPr>
+                <w:sz w:val="24"/>
+                <w:szCs w:val="24"/>
+              </w:rPr>
+              <w:lastRenderedPageBreak/>
+              <w:t>16</w:t>
+            </w:r>
+            <w:r>
+              <w:rPr>
+                <w:sz w:val="24"/>
+                <w:szCs w:val="24"/>
+              </w:rPr>
+              <w:t>/</w:t>
+            </w:r>
+            <w:r>
+              <w:rPr>
+                <w:sz w:val="24"/>
+                <w:szCs w:val="24"/>
+              </w:rPr>
+              <w:t>3</w:t>
+            </w:r>
+            <w:r>
+              <w:rPr>
+                <w:sz w:val="24"/>
+                <w:szCs w:val="24"/>
+              </w:rPr>
+              <w:t>/2026</w:t>
+            </w:r>
+          </w:p>
+        </w:tc>
+        <w:tc>
+          <w:tcPr>
+            <w:tcW w:w="2254" w:type="dxa"/>
+          </w:tcPr>
+          <w:p>
+            <w:pPr>
+              <w:rPr>
+                <w:sz w:val="24"/>
+                <w:szCs w:val="24"/>
+              </w:rPr>
+            </w:pPr>
+            <w:r>
+              <w:rPr>
+                <w:sz w:val="24"/>
+                <w:szCs w:val="24"/>
+              </w:rPr>
+              <w:t>Register</w:t>
+            </w:r>
+          </w:p>
+        </w:tc>
+        <w:tc>
+          <w:tcPr>
+            <w:tcW w:w="2254" w:type="dxa"/>
+          </w:tcPr>
+          <w:p>
+            <w:pPr>
+              <w:rPr>
+                <w:sz w:val="24"/>
+                <w:szCs w:val="24"/>
+              </w:rPr>
+            </w:pPr>
+            <w:r>
+              <w:rPr>
+                <w:sz w:val="24"/>
+                <w:szCs w:val="24"/>
+              </w:rPr>
+              <w:t>Whitebox testing, Black box testing, Functionality, Security Integration</w:t>
+            </w:r>
+          </w:p>
+        </w:tc>
+        <w:tc>
+          <w:tcPr>
+            <w:tcW w:w="2589" w:type="dxa"/>
+          </w:tcPr>
+          <w:p>
+            <w:pPr>
+              <w:rPr>
+                <w:sz w:val="24"/>
+                <w:szCs w:val="24"/>
+              </w:rPr>
+            </w:pPr>
+            <w:r>
+              <w:rPr>
+                <w:sz w:val="24"/>
+                <w:szCs w:val="24"/>
+              </w:rPr>
+              <w:t>Register page must be fully functional. The migration and update-database must have been completed.</w:t>
+            </w:r>
+            <w:r>
+              <w:rPr>
+                <w:sz w:val="24"/>
+                <w:szCs w:val="24"/>
+              </w:rPr>
+              <w:t xml:space="preserve"> The controller logic must have been added to handl</w:t>
+            </w:r>
+            <w:r>
+              <w:rPr>
+                <w:sz w:val="24"/>
+                <w:szCs w:val="24"/>
+              </w:rPr>
+              <w:t>e user errors.</w:t>
+            </w:r>
+          </w:p>
+          <w:p>
+            <w:pPr>
+              <w:rPr>
+                <w:b/>
+                <w:bCs/>
+                <w:sz w:val="24"/>
+                <w:szCs w:val="24"/>
+              </w:rPr>
+            </w:pPr>
+            <w:r>
+              <w:rPr>
+                <w:b/>
+                <w:bCs/>
+                <w:sz w:val="24"/>
+                <w:szCs w:val="24"/>
+              </w:rPr>
+              <w:t>Test Data:</w:t>
+            </w:r>
+          </w:p>
+          <w:p>
+            <w:pPr>
+              <w:rPr>
+                <w:b/>
+                <w:bCs/>
+                <w:sz w:val="24"/>
+                <w:szCs w:val="24"/>
+              </w:rPr>
+            </w:pPr>
+            <w:r>
+              <w:rPr>
+                <w:b/>
+                <w:bCs/>
+                <w:sz w:val="24"/>
+                <w:szCs w:val="24"/>
+              </w:rPr>
+              <w:t>Normal</w:t>
+            </w:r>
+          </w:p>
+          <w:p>
+            <w:pPr>
+              <w:rPr>
+                <w:sz w:val="24"/>
+                <w:szCs w:val="24"/>
+              </w:rPr>
+            </w:pPr>
+            <w:r>
+              <w:rPr>
+                <w:sz w:val="24"/>
+                <w:szCs w:val="24"/>
+              </w:rPr>
+              <w:t xml:space="preserve">Email: </w:t>
+            </w:r>
+            <w:hyperlink r:id="rId11" w:history="1">
+              <w:r>
+                <w:rPr>
+                  <w:rStyle w:val="Hyperlink"/>
+                  <w:sz w:val="24"/>
+                  <w:szCs w:val="24"/>
+                </w:rPr>
+                <w:t>manual@gamil.com</w:t>
+              </w:r>
+            </w:hyperlink>
+          </w:p>
+          <w:p>
+            <w:pPr>
+              <w:rPr>
+                <w:sz w:val="24"/>
+                <w:szCs w:val="24"/>
+              </w:rPr>
+            </w:pPr>
+            <w:r>
+              <w:rPr>
+                <w:sz w:val="24"/>
+                <w:szCs w:val="24"/>
+              </w:rPr>
+              <w:t>Password: Password123!</w:t>
+            </w:r>
+          </w:p>
+          <w:p>
+            <w:pPr>
+              <w:rPr>
+                <w:b/>
+                <w:bCs/>
+                <w:sz w:val="24"/>
+                <w:szCs w:val="24"/>
+              </w:rPr>
+            </w:pPr>
+            <w:r>
+              <w:rPr>
+                <w:b/>
+                <w:bCs/>
+                <w:sz w:val="24"/>
+                <w:szCs w:val="24"/>
+              </w:rPr>
+              <w:t>E</w:t>
+            </w:r>
+            <w:r>
+              <w:rPr>
+                <w:b/>
+                <w:bCs/>
+                <w:sz w:val="24"/>
+                <w:szCs w:val="24"/>
+              </w:rPr>
+              <w:t>rroneous</w:t>
+            </w:r>
+          </w:p>
+          <w:p>
+            <w:pPr>
+              <w:rPr>
+                <w:sz w:val="24"/>
+                <w:szCs w:val="24"/>
+              </w:rPr>
+            </w:pPr>
+            <w:r>
+              <w:rPr>
+                <w:sz w:val="24"/>
+                <w:szCs w:val="24"/>
+              </w:rPr>
+              <w:t>Email: noemail</w:t>
+            </w:r>
+          </w:p>
+          <w:p>
+            <w:pPr>
+              <w:rPr>
+                <w:sz w:val="24"/>
+                <w:szCs w:val="24"/>
+              </w:rPr>
+            </w:pPr>
+            <w:r>
+              <w:rPr>
+                <w:sz w:val="24"/>
+                <w:szCs w:val="24"/>
+              </w:rPr>
+              <w:t>Password: 678</w:t>
+            </w:r>
+          </w:p>
+          <w:p>
+            <w:pPr>
+              <w:rPr>
+                <w:sz w:val="24"/>
+                <w:szCs w:val="24"/>
+              </w:rPr>
+            </w:pPr>
+            <w:r>
+              <w:rPr>
+                <w:sz w:val="24"/>
+                <w:szCs w:val="24"/>
+              </w:rPr>
+              <w:t>Confirm Password: 678</w:t>
+            </w:r>
+          </w:p>
+          <w:p>
+            <w:pPr>
+              <w:rPr>
+                <w:b/>
+                <w:bCs/>
+                <w:sz w:val="24"/>
+                <w:szCs w:val="24"/>
+              </w:rPr>
+            </w:pPr>
+            <w:r>
+              <w:rPr>
+                <w:b/>
+                <w:bCs/>
+                <w:sz w:val="24"/>
+                <w:szCs w:val="24"/>
+              </w:rPr>
+              <w:t>Extreme</w:t>
+            </w:r>
+          </w:p>
+          <w:p>
+            <w:pPr>
+              <w:rPr>
+                <w:sz w:val="24"/>
+                <w:szCs w:val="24"/>
+              </w:rPr>
+            </w:pPr>
+            <w:r>
+              <w:rPr>
+                <w:sz w:val="24"/>
+                <w:szCs w:val="24"/>
+              </w:rPr>
+              <w:t xml:space="preserve">Email: </w:t>
+            </w:r>
+            <w:hyperlink r:id="rId12" w:history="1">
+              <w:r>
+                <w:rPr>
+                  <w:rStyle w:val="Hyperlink"/>
+                  <w:sz w:val="24"/>
+                  <w:szCs w:val="24"/>
+                </w:rPr>
+                <w:t>manual@gamil.com</w:t>
+              </w:r>
+            </w:hyperlink>
+          </w:p>
+          <w:p>
+            <w:pPr>
+              <w:rPr>
+                <w:sz w:val="24"/>
+                <w:szCs w:val="24"/>
+              </w:rPr>
+            </w:pPr>
+            <w:r>
+              <w:rPr>
+                <w:sz w:val="24"/>
+                <w:szCs w:val="24"/>
+              </w:rPr>
+              <w:t>Password: musta3#</w:t>
+            </w:r>
+          </w:p>
+          <w:p>
+            <w:pPr>
+              <w:rPr>
+                <w:sz w:val="24"/>
+                <w:szCs w:val="24"/>
+              </w:rPr>
+            </w:pPr>
+            <w:r>
+              <w:rPr>
+                <w:sz w:val="24"/>
+                <w:szCs w:val="24"/>
+              </w:rPr>
+              <w:t>Confirm Password: musta3#</w:t>
+            </w:r>
+          </w:p>
+          <w:p>
+            <w:pPr>
+              <w:rPr>
+                <w:sz w:val="24"/>
+                <w:szCs w:val="24"/>
+              </w:rPr>
+            </w:pPr>
+          </w:p>
+        </w:tc>
+      </w:tr>
+      <w:tr>
+        <w:tc>
+          <w:tcPr>
+            <w:tcW w:w="2254" w:type="dxa"/>
+          </w:tcPr>
+          <w:p>
+            <w:pPr>
+              <w:rPr>
+                <w:sz w:val="24"/>
+                <w:szCs w:val="24"/>
+              </w:rPr>
+            </w:pPr>
+            <w:r>
+              <w:rPr>
+                <w:sz w:val="24"/>
+                <w:szCs w:val="24"/>
+              </w:rPr>
+              <w:t>16</w:t>
+            </w:r>
+            <w:r>
+              <w:rPr>
+                <w:sz w:val="24"/>
+                <w:szCs w:val="24"/>
+              </w:rPr>
+              <w:t>/</w:t>
+            </w:r>
+            <w:r>
+              <w:rPr>
+                <w:sz w:val="24"/>
+                <w:szCs w:val="24"/>
+              </w:rPr>
+              <w:t>3</w:t>
+            </w:r>
+            <w:r>
+              <w:rPr>
+                <w:sz w:val="24"/>
+                <w:szCs w:val="24"/>
+              </w:rPr>
+              <w:t>/2026</w:t>
+            </w:r>
+          </w:p>
+        </w:tc>
+        <w:tc>
+          <w:tcPr>
+            <w:tcW w:w="2254" w:type="dxa"/>
+          </w:tcPr>
+          <w:p>
+            <w:pPr>
+              <w:rPr>
+                <w:sz w:val="24"/>
+                <w:szCs w:val="24"/>
+              </w:rPr>
+            </w:pPr>
+            <w:r>
+              <w:rPr>
+                <w:sz w:val="24"/>
+                <w:szCs w:val="24"/>
+              </w:rPr>
+              <w:t>Log Out Function</w:t>
+            </w:r>
+          </w:p>
+        </w:tc>
+        <w:tc>
+          <w:tcPr>
+            <w:tcW w:w="2254" w:type="dxa"/>
+          </w:tcPr>
+          <w:p>
+            <w:pPr>
+              <w:rPr>
+                <w:sz w:val="24"/>
+                <w:szCs w:val="24"/>
+              </w:rPr>
+            </w:pPr>
+            <w:r>
+              <w:t>Black box testing, Functionality testing, Security Integration</w:t>
+            </w:r>
+          </w:p>
+        </w:tc>
+        <w:tc>
+          <w:tcPr>
+            <w:tcW w:w="2589" w:type="dxa"/>
+          </w:tcPr>
+          <w:p>
+            <w:pPr>
+              <w:rPr>
+                <w:sz w:val="24"/>
+                <w:szCs w:val="24"/>
+              </w:rPr>
+            </w:pPr>
+            <w:r>
+              <w:rPr>
+                <w:sz w:val="24"/>
+                <w:szCs w:val="24"/>
+              </w:rPr>
+              <w:t xml:space="preserve">No test data needed. The Log in system should be fully functional and allow users to create accounts and save their data to a database and the log out button must be visible to the user.  </w:t>
+            </w:r>
+          </w:p>
+        </w:tc>
+      </w:tr>
+      <w:tr>
+        <w:tc>
+          <w:tcPr>
+            <w:tcW w:w="2254" w:type="dxa"/>
+          </w:tcPr>
+          <w:p>
+            <w:pPr>
+              <w:rPr>
+                <w:sz w:val="24"/>
+                <w:szCs w:val="24"/>
+              </w:rPr>
+            </w:pPr>
+            <w:r>
+              <w:rPr>
+                <w:sz w:val="24"/>
+                <w:szCs w:val="24"/>
+              </w:rPr>
+              <w:t>16</w:t>
+            </w:r>
+            <w:r>
+              <w:rPr>
+                <w:sz w:val="24"/>
+                <w:szCs w:val="24"/>
+              </w:rPr>
+              <w:t>/</w:t>
+            </w:r>
+            <w:r>
+              <w:rPr>
+                <w:sz w:val="24"/>
+                <w:szCs w:val="24"/>
+              </w:rPr>
+              <w:t>3</w:t>
+            </w:r>
+            <w:r>
+              <w:rPr>
+                <w:sz w:val="24"/>
+                <w:szCs w:val="24"/>
+              </w:rPr>
+              <w:t>/2026</w:t>
+            </w:r>
+          </w:p>
+        </w:tc>
+        <w:tc>
+          <w:tcPr>
+            <w:tcW w:w="2254" w:type="dxa"/>
+          </w:tcPr>
+          <w:p>
+            <w:pPr>
+              <w:rPr>
+                <w:sz w:val="24"/>
+                <w:szCs w:val="24"/>
+              </w:rPr>
+            </w:pPr>
+            <w:r>
+              <w:rPr>
+                <w:sz w:val="24"/>
+                <w:szCs w:val="24"/>
+              </w:rPr>
+              <w:t>Link buttons on the navigation bar and the footer</w:t>
+            </w:r>
+          </w:p>
+        </w:tc>
+        <w:tc>
+          <w:tcPr>
+            <w:tcW w:w="2254" w:type="dxa"/>
+          </w:tcPr>
+          <w:p>
+            <w:pPr>
+              <w:rPr>
+                <w:sz w:val="24"/>
+                <w:szCs w:val="24"/>
+              </w:rPr>
+            </w:pPr>
+            <w:r>
+              <w:rPr>
+                <w:sz w:val="24"/>
+                <w:szCs w:val="24"/>
+              </w:rPr>
+              <w:t>Black box  Functionality Integration</w:t>
+            </w:r>
+          </w:p>
+          <w:p>
+            <w:pPr>
+              <w:rPr>
+                <w:sz w:val="24"/>
+                <w:szCs w:val="24"/>
+              </w:rPr>
+            </w:pPr>
+          </w:p>
+        </w:tc>
+        <w:tc>
+          <w:tcPr>
+            <w:tcW w:w="2589" w:type="dxa"/>
+          </w:tcPr>
+          <w:p>
+            <w:pPr>
+              <w:rPr>
+                <w:sz w:val="24"/>
+                <w:szCs w:val="24"/>
+              </w:rPr>
+            </w:pPr>
+            <w:r>
+              <w:rPr>
+                <w:sz w:val="24"/>
+                <w:szCs w:val="24"/>
+              </w:rPr>
+              <w:t>All the pages for each link must be completed and each link must be functional.</w:t>
+            </w:r>
+          </w:p>
+          <w:p>
+            <w:pPr>
+              <w:rPr>
+                <w:sz w:val="24"/>
+                <w:szCs w:val="24"/>
+              </w:rPr>
+            </w:pPr>
+            <w:r>
+              <w:rPr>
+                <w:sz w:val="24"/>
+                <w:szCs w:val="24"/>
+              </w:rPr>
+              <w:t>The Navigation bar must be made and fully functional.</w:t>
+            </w:r>
+          </w:p>
+          <w:p>
+            <w:pPr>
+              <w:rPr>
+                <w:sz w:val="24"/>
+                <w:szCs w:val="24"/>
+              </w:rPr>
+            </w:pPr>
+            <w:r>
+              <w:rPr>
+                <w:sz w:val="24"/>
+                <w:szCs w:val="24"/>
+              </w:rPr>
+              <w:t>Tester must check each link to see if its functional and leads to the correct page</w:t>
+            </w:r>
+          </w:p>
+          <w:p>
+            <w:pPr>
+              <w:rPr>
+                <w:sz w:val="24"/>
+                <w:szCs w:val="24"/>
+              </w:rPr>
+            </w:pPr>
+          </w:p>
+        </w:tc>
+      </w:tr>
+      <w:tr>
+        <w:tc>
+          <w:tcPr>
+            <w:tcW w:w="2254" w:type="dxa"/>
+          </w:tcPr>
+          <w:p>
+            <w:pPr>
+              <w:rPr>
+                <w:sz w:val="24"/>
+                <w:szCs w:val="24"/>
+              </w:rPr>
+            </w:pPr>
+            <w:r>
+              <w:rPr>
+                <w:sz w:val="24"/>
+                <w:szCs w:val="24"/>
+              </w:rPr>
+              <w:t>16</w:t>
+            </w:r>
+            <w:r>
+              <w:rPr>
+                <w:sz w:val="24"/>
+                <w:szCs w:val="24"/>
+              </w:rPr>
+              <w:t>/</w:t>
+            </w:r>
+            <w:r>
+              <w:rPr>
+                <w:sz w:val="24"/>
+                <w:szCs w:val="24"/>
+              </w:rPr>
+              <w:t>3</w:t>
+            </w:r>
+            <w:r>
+              <w:rPr>
+                <w:sz w:val="24"/>
+                <w:szCs w:val="24"/>
+              </w:rPr>
+              <w:t>/2026</w:t>
+            </w:r>
+          </w:p>
+        </w:tc>
+        <w:tc>
+          <w:tcPr>
+            <w:tcW w:w="2254" w:type="dxa"/>
+          </w:tcPr>
+          <w:p>
+            <w:pPr>
+              <w:rPr>
+                <w:sz w:val="24"/>
+                <w:szCs w:val="24"/>
+              </w:rPr>
+            </w:pPr>
+            <w:r>
+              <w:rPr>
+                <w:sz w:val="24"/>
+                <w:szCs w:val="24"/>
+              </w:rPr>
+              <w:t xml:space="preserve">Accessibility features </w:t>
+            </w:r>
+          </w:p>
+        </w:tc>
+        <w:tc>
+          <w:tcPr>
+            <w:tcW w:w="2254" w:type="dxa"/>
+          </w:tcPr>
+          <w:p>
+            <w:pPr>
+              <w:rPr>
+                <w:sz w:val="24"/>
+                <w:szCs w:val="24"/>
+              </w:rPr>
+            </w:pPr>
+            <w:r>
+              <w:rPr>
+                <w:sz w:val="24"/>
+                <w:szCs w:val="24"/>
+              </w:rPr>
+              <w:t>Black box Functionality Integration</w:t>
+            </w:r>
+          </w:p>
+        </w:tc>
+        <w:tc>
+          <w:tcPr>
+            <w:tcW w:w="2589" w:type="dxa"/>
+          </w:tcPr>
+          <w:p>
+            <w:pPr>
+              <w:rPr>
+                <w:sz w:val="24"/>
+                <w:szCs w:val="24"/>
+              </w:rPr>
+            </w:pPr>
+            <w:r>
+              <w:rPr>
+                <w:sz w:val="24"/>
+                <w:szCs w:val="24"/>
+              </w:rPr>
+              <w:t>Accessibility features must be fully functional and accessible to the user.</w:t>
+            </w:r>
+          </w:p>
+          <w:p>
+            <w:pPr>
+              <w:rPr>
+                <w:sz w:val="24"/>
+                <w:szCs w:val="24"/>
+              </w:rPr>
+            </w:pPr>
+            <w:r>
+              <w:rPr>
+                <w:sz w:val="24"/>
+                <w:szCs w:val="24"/>
+              </w:rPr>
+              <w:t>Tester should check each accessibility feature to test if its functional. No test Data needed.</w:t>
+            </w:r>
+          </w:p>
+        </w:tc>
+      </w:tr>
+      <w:tr>
+        <w:tc>
+          <w:tcPr>
+            <w:tcW w:w="2254" w:type="dxa"/>
+          </w:tcPr>
+          <w:p>
+            <w:pPr>
+              <w:rPr>
+                <w:sz w:val="24"/>
+                <w:szCs w:val="24"/>
+              </w:rPr>
+            </w:pPr>
+            <w:r>
+              <w:rPr>
+                <w:sz w:val="24"/>
+                <w:szCs w:val="24"/>
+              </w:rPr>
+              <w:t>16</w:t>
+            </w:r>
+            <w:r>
+              <w:rPr>
+                <w:sz w:val="24"/>
+                <w:szCs w:val="24"/>
+              </w:rPr>
+              <w:t>/</w:t>
+            </w:r>
+            <w:r>
+              <w:rPr>
+                <w:sz w:val="24"/>
+                <w:szCs w:val="24"/>
+              </w:rPr>
+              <w:t>3</w:t>
+            </w:r>
+            <w:r>
+              <w:rPr>
+                <w:sz w:val="24"/>
+                <w:szCs w:val="24"/>
+              </w:rPr>
+              <w:t>/2026</w:t>
+            </w:r>
+          </w:p>
+        </w:tc>
+        <w:tc>
+          <w:tcPr>
+            <w:tcW w:w="2254" w:type="dxa"/>
+          </w:tcPr>
+          <w:p>
+            <w:pPr>
+              <w:rPr>
+                <w:sz w:val="24"/>
+                <w:szCs w:val="24"/>
+              </w:rPr>
+            </w:pPr>
+            <w:r>
+              <w:rPr>
+                <w:sz w:val="24"/>
+                <w:szCs w:val="24"/>
+              </w:rPr>
+              <w:t>Cookies Functionality</w:t>
+            </w:r>
+          </w:p>
+        </w:tc>
+        <w:tc>
+          <w:tcPr>
+            <w:tcW w:w="2254" w:type="dxa"/>
+          </w:tcPr>
+          <w:p>
+            <w:pPr>
+              <w:rPr>
+                <w:sz w:val="24"/>
+                <w:szCs w:val="24"/>
+              </w:rPr>
+            </w:pPr>
+            <w:r>
+              <w:rPr>
+                <w:sz w:val="24"/>
+                <w:szCs w:val="24"/>
+              </w:rPr>
+              <w:t>Black box Functionality integration</w:t>
+            </w:r>
+          </w:p>
+        </w:tc>
+        <w:tc>
+          <w:tcPr>
+            <w:tcW w:w="2589" w:type="dxa"/>
+          </w:tcPr>
+          <w:p>
+            <w:pPr>
+              <w:rPr>
+                <w:sz w:val="24"/>
+                <w:szCs w:val="24"/>
+              </w:rPr>
+            </w:pPr>
+            <w:r>
+              <w:rPr>
+                <w:sz w:val="24"/>
+                <w:szCs w:val="24"/>
+              </w:rPr>
+              <w:t>Cookies must be made. Tester should check if the cookies show up when new users enter the website. No test data required</w:t>
+            </w:r>
+          </w:p>
+        </w:tc>
+      </w:tr>
+      <w:tr>
+        <w:tc>
+          <w:tcPr>
+            <w:tcW w:w="2254" w:type="dxa"/>
+          </w:tcPr>
+          <w:p>
+            <w:pPr>
+              <w:rPr>
+                <w:sz w:val="24"/>
+                <w:szCs w:val="24"/>
+              </w:rPr>
+            </w:pPr>
+            <w:r>
+              <w:rPr>
+                <w:sz w:val="24"/>
+                <w:szCs w:val="24"/>
+              </w:rPr>
+              <w:t>16</w:t>
+            </w:r>
+            <w:r>
+              <w:rPr>
+                <w:sz w:val="24"/>
+                <w:szCs w:val="24"/>
+              </w:rPr>
+              <w:t>/</w:t>
+            </w:r>
+            <w:r>
+              <w:rPr>
+                <w:sz w:val="24"/>
+                <w:szCs w:val="24"/>
+              </w:rPr>
+              <w:t>3</w:t>
+            </w:r>
+            <w:r>
+              <w:rPr>
+                <w:sz w:val="24"/>
+                <w:szCs w:val="24"/>
+              </w:rPr>
+              <w:t>/2026</w:t>
+            </w:r>
+          </w:p>
+        </w:tc>
+        <w:tc>
+          <w:tcPr>
+            <w:tcW w:w="2254" w:type="dxa"/>
+          </w:tcPr>
+          <w:p>
+            <w:pPr>
+              <w:rPr>
+                <w:sz w:val="24"/>
+                <w:szCs w:val="24"/>
+              </w:rPr>
+            </w:pPr>
+            <w:r>
+              <w:rPr>
+                <w:sz w:val="24"/>
+                <w:szCs w:val="24"/>
+              </w:rPr>
+              <w:t>Home Page</w:t>
+            </w:r>
+          </w:p>
+        </w:tc>
+        <w:tc>
+          <w:tcPr>
+            <w:tcW w:w="2254" w:type="dxa"/>
+          </w:tcPr>
+          <w:p>
+            <w:pPr>
+              <w:rPr>
+                <w:sz w:val="24"/>
+                <w:szCs w:val="24"/>
+              </w:rPr>
+            </w:pPr>
+            <w:r>
+              <w:rPr>
+                <w:sz w:val="24"/>
+                <w:szCs w:val="24"/>
+              </w:rPr>
+              <w:t>White box, Black box, Functionality Integration</w:t>
+            </w:r>
+          </w:p>
+        </w:tc>
+        <w:tc>
+          <w:tcPr>
+            <w:tcW w:w="2589" w:type="dxa"/>
+          </w:tcPr>
+          <w:p>
+            <w:pPr>
+              <w:rPr>
+                <w:sz w:val="24"/>
+                <w:szCs w:val="24"/>
+              </w:rPr>
+            </w:pPr>
+            <w:r>
+              <w:rPr>
+                <w:sz w:val="24"/>
+                <w:szCs w:val="24"/>
+              </w:rPr>
+              <w:t>Home Page must be fully functional.</w:t>
+            </w:r>
+          </w:p>
+          <w:p>
+            <w:pPr>
+              <w:rPr>
+                <w:sz w:val="24"/>
+                <w:szCs w:val="24"/>
+              </w:rPr>
+            </w:pPr>
+            <w:r>
+              <w:rPr>
+                <w:sz w:val="24"/>
+                <w:szCs w:val="24"/>
+              </w:rPr>
+              <w:t>Tester must be able to access other</w:t>
+            </w:r>
+            <w:r>
+              <w:rPr>
+                <w:sz w:val="24"/>
+                <w:szCs w:val="24"/>
+              </w:rPr>
+              <w:t xml:space="preserve"> </w:t>
+            </w:r>
+            <w:r>
+              <w:rPr>
+                <w:sz w:val="24"/>
+                <w:szCs w:val="24"/>
+              </w:rPr>
+              <w:t>pages from the home page</w:t>
+            </w:r>
+          </w:p>
+          <w:p>
+            <w:pPr>
+              <w:rPr>
+                <w:sz w:val="24"/>
+                <w:szCs w:val="24"/>
+              </w:rPr>
+            </w:pPr>
+            <w:r>
+              <w:rPr>
+                <w:sz w:val="24"/>
+                <w:szCs w:val="24"/>
+              </w:rPr>
+              <w:t>No test data needed.</w:t>
+            </w:r>
+          </w:p>
+        </w:tc>
+      </w:tr>
+      <w:tr>
+        <w:tc>
+          <w:tcPr>
+            <w:tcW w:w="2254" w:type="dxa"/>
+          </w:tcPr>
+          <w:p>
+            <w:pPr>
+              <w:rPr>
+                <w:sz w:val="24"/>
+                <w:szCs w:val="24"/>
+              </w:rPr>
+            </w:pPr>
+            <w:r>
+              <w:rPr>
+                <w:sz w:val="24"/>
+                <w:szCs w:val="24"/>
+              </w:rPr>
+              <w:lastRenderedPageBreak/>
+              <w:t>16</w:t>
+            </w:r>
+            <w:r>
+              <w:rPr>
+                <w:sz w:val="24"/>
+                <w:szCs w:val="24"/>
+              </w:rPr>
+              <w:t>/</w:t>
+            </w:r>
+            <w:r>
+              <w:rPr>
+                <w:sz w:val="24"/>
+                <w:szCs w:val="24"/>
+              </w:rPr>
+              <w:t>3</w:t>
+            </w:r>
+            <w:r>
+              <w:rPr>
+                <w:sz w:val="24"/>
+                <w:szCs w:val="24"/>
+              </w:rPr>
+              <w:t>/2026</w:t>
+            </w:r>
+          </w:p>
+        </w:tc>
+        <w:tc>
+          <w:tcPr>
+            <w:tcW w:w="2254" w:type="dxa"/>
+          </w:tcPr>
+          <w:p>
+            <w:pPr>
+              <w:rPr>
+                <w:sz w:val="24"/>
+                <w:szCs w:val="24"/>
+              </w:rPr>
+            </w:pPr>
+            <w:r>
+              <w:rPr>
+                <w:sz w:val="24"/>
+                <w:szCs w:val="24"/>
+              </w:rPr>
+              <w:t>Placing an Order</w:t>
+            </w:r>
+          </w:p>
+        </w:tc>
+        <w:tc>
+          <w:tcPr>
+            <w:tcW w:w="2254" w:type="dxa"/>
+          </w:tcPr>
+          <w:p>
+            <w:pPr>
+              <w:rPr>
+                <w:sz w:val="24"/>
+                <w:szCs w:val="24"/>
+              </w:rPr>
+            </w:pPr>
+            <w:r>
+              <w:rPr>
+                <w:sz w:val="24"/>
+                <w:szCs w:val="24"/>
+              </w:rPr>
+              <w:t>Blackbox Testing, White box Testing, Functionality Testing, Security Testing, Session Management testing</w:t>
+            </w:r>
+          </w:p>
+        </w:tc>
+        <w:tc>
+          <w:tcPr>
+            <w:tcW w:w="2589" w:type="dxa"/>
+          </w:tcPr>
+          <w:p>
+            <w:pPr>
+              <w:rPr>
+                <w:sz w:val="24"/>
+                <w:szCs w:val="24"/>
+              </w:rPr>
+            </w:pPr>
+            <w:r>
+              <w:rPr>
+                <w:sz w:val="24"/>
+                <w:szCs w:val="24"/>
+              </w:rPr>
+              <w:t>Test Data would be required.</w:t>
+            </w:r>
+          </w:p>
+          <w:p>
+            <w:pPr>
+              <w:rPr>
+                <w:sz w:val="24"/>
+                <w:szCs w:val="24"/>
+              </w:rPr>
+            </w:pPr>
+            <w:r>
+              <w:rPr>
+                <w:sz w:val="24"/>
+                <w:szCs w:val="24"/>
+              </w:rPr>
+              <w:t xml:space="preserve">The Models and Controllers must be created and there must be a logged in user to test it. The tester should </w:t>
+            </w:r>
+            <w:r>
+              <w:rPr>
+                <w:sz w:val="24"/>
+                <w:szCs w:val="24"/>
+              </w:rPr>
+              <w:t>place an order</w:t>
+            </w:r>
+            <w:r>
+              <w:rPr>
+                <w:sz w:val="24"/>
+                <w:szCs w:val="24"/>
+              </w:rPr>
+              <w:t xml:space="preserve"> and fill out all the fields and make sure it successfully logs </w:t>
+            </w:r>
+            <w:r>
+              <w:rPr>
+                <w:sz w:val="24"/>
+                <w:szCs w:val="24"/>
+              </w:rPr>
+              <w:t>Product</w:t>
+            </w:r>
+            <w:r>
+              <w:rPr>
+                <w:sz w:val="24"/>
+                <w:szCs w:val="24"/>
+              </w:rPr>
+              <w:t xml:space="preserve"> and displays it. They must be able to edit, delete and view the details of the </w:t>
+            </w:r>
+            <w:r>
+              <w:rPr>
+                <w:sz w:val="24"/>
+                <w:szCs w:val="24"/>
+              </w:rPr>
+              <w:t>Order</w:t>
+            </w:r>
+            <w:r>
+              <w:rPr>
+                <w:sz w:val="24"/>
+                <w:szCs w:val="24"/>
+              </w:rPr>
+              <w:t>.</w:t>
+            </w:r>
+          </w:p>
+          <w:p>
+            <w:pPr>
+              <w:rPr>
+                <w:b/>
+                <w:bCs/>
+                <w:sz w:val="24"/>
+                <w:szCs w:val="24"/>
+              </w:rPr>
+            </w:pPr>
+            <w:r>
+              <w:rPr>
+                <w:b/>
+                <w:bCs/>
+                <w:sz w:val="24"/>
+                <w:szCs w:val="24"/>
+              </w:rPr>
+              <w:t>Test Data:</w:t>
+            </w:r>
+          </w:p>
+          <w:p>
+            <w:pPr>
+              <w:rPr>
+                <w:b/>
+                <w:bCs/>
+                <w:sz w:val="24"/>
+                <w:szCs w:val="24"/>
+              </w:rPr>
+            </w:pPr>
+            <w:r>
+              <w:rPr>
+                <w:b/>
+                <w:bCs/>
+                <w:sz w:val="24"/>
+                <w:szCs w:val="24"/>
+              </w:rPr>
+              <w:t>Normal</w:t>
+            </w:r>
+          </w:p>
+          <w:p>
+            <w:pPr>
+              <w:rPr>
+                <w:sz w:val="24"/>
+                <w:szCs w:val="24"/>
+              </w:rPr>
+            </w:pPr>
+            <w:r>
+              <w:rPr>
+                <w:sz w:val="24"/>
+                <w:szCs w:val="24"/>
+              </w:rPr>
+              <w:t>Product</w:t>
+            </w:r>
+            <w:r>
+              <w:rPr>
+                <w:sz w:val="24"/>
+                <w:szCs w:val="24"/>
+              </w:rPr>
+              <w:t>:</w:t>
+            </w:r>
+            <w:r>
+              <w:rPr>
+                <w:sz w:val="24"/>
+                <w:szCs w:val="24"/>
+              </w:rPr>
+              <w:t xml:space="preserve"> </w:t>
+            </w:r>
+            <w:r>
+              <w:rPr>
+                <w:sz w:val="24"/>
+                <w:szCs w:val="24"/>
+              </w:rPr>
+              <w:t>Strawberries</w:t>
+            </w:r>
+            <w:r>
+              <w:rPr>
+                <w:sz w:val="24"/>
+                <w:szCs w:val="24"/>
+              </w:rPr>
+              <w:t xml:space="preserve">, </w:t>
+            </w:r>
+          </w:p>
+          <w:p>
+            <w:pPr>
+              <w:rPr>
+                <w:sz w:val="24"/>
+                <w:szCs w:val="24"/>
+              </w:rPr>
+            </w:pPr>
+            <w:r>
+              <w:rPr>
+                <w:sz w:val="24"/>
+                <w:szCs w:val="24"/>
+              </w:rPr>
+              <w:t>Phone number: 07895765932</w:t>
+            </w:r>
+          </w:p>
+          <w:p>
+            <w:pPr>
+              <w:rPr>
+                <w:sz w:val="24"/>
+                <w:szCs w:val="24"/>
+              </w:rPr>
+            </w:pPr>
+            <w:r>
+              <w:rPr>
+                <w:sz w:val="24"/>
+                <w:szCs w:val="24"/>
+              </w:rPr>
+              <w:t>Email: Manual@gmail.com</w:t>
+            </w:r>
+          </w:p>
+          <w:p>
+            <w:pPr>
+              <w:rPr>
+                <w:sz w:val="24"/>
+                <w:szCs w:val="24"/>
+              </w:rPr>
+            </w:pPr>
+            <w:r>
+              <w:rPr>
+                <w:sz w:val="24"/>
+                <w:szCs w:val="24"/>
+              </w:rPr>
+              <w:t>Date: 24/2/2026</w:t>
+            </w:r>
+          </w:p>
+          <w:p>
+            <w:pPr>
+              <w:rPr>
+                <w:b/>
+                <w:bCs/>
+                <w:sz w:val="24"/>
+                <w:szCs w:val="24"/>
+              </w:rPr>
+            </w:pPr>
+            <w:r>
+              <w:rPr>
+                <w:b/>
+                <w:bCs/>
+                <w:sz w:val="24"/>
+                <w:szCs w:val="24"/>
+              </w:rPr>
+              <w:t>Erroneous</w:t>
+            </w:r>
+          </w:p>
+          <w:p>
+            <w:pPr>
+              <w:rPr>
+                <w:sz w:val="24"/>
+                <w:szCs w:val="24"/>
+              </w:rPr>
+            </w:pPr>
+            <w:r>
+              <w:rPr>
+                <w:sz w:val="24"/>
+                <w:szCs w:val="24"/>
+              </w:rPr>
+              <w:t>Product</w:t>
+            </w:r>
+            <w:r>
+              <w:rPr>
+                <w:sz w:val="24"/>
+                <w:szCs w:val="24"/>
+              </w:rPr>
+              <w:t xml:space="preserve">: </w:t>
+            </w:r>
+            <w:r>
+              <w:rPr>
+                <w:sz w:val="24"/>
+                <w:szCs w:val="24"/>
+              </w:rPr>
+              <w:t>Lenovo Laptop</w:t>
+            </w:r>
+            <w:r>
+              <w:rPr>
+                <w:sz w:val="24"/>
+                <w:szCs w:val="24"/>
+              </w:rPr>
+              <w:t xml:space="preserve">(Not a </w:t>
+            </w:r>
+            <w:r>
+              <w:rPr>
+                <w:sz w:val="24"/>
+                <w:szCs w:val="24"/>
+              </w:rPr>
+              <w:t>Product</w:t>
+            </w:r>
+            <w:r>
+              <w:rPr>
+                <w:sz w:val="24"/>
+                <w:szCs w:val="24"/>
+              </w:rPr>
+              <w:t xml:space="preserve"> that exists in the system)</w:t>
+            </w:r>
+          </w:p>
+          <w:p>
+            <w:pPr>
+              <w:rPr>
+                <w:sz w:val="24"/>
+                <w:szCs w:val="24"/>
+              </w:rPr>
+            </w:pPr>
+            <w:r>
+              <w:rPr>
+                <w:sz w:val="24"/>
+                <w:szCs w:val="24"/>
+              </w:rPr>
+              <w:t>Phone Number: number( Must be a valid phone number format)</w:t>
+            </w:r>
+          </w:p>
+          <w:p>
+            <w:pPr>
+              <w:rPr>
+                <w:sz w:val="24"/>
+                <w:szCs w:val="24"/>
+              </w:rPr>
+            </w:pPr>
+            <w:r>
+              <w:rPr>
+                <w:sz w:val="24"/>
+                <w:szCs w:val="24"/>
+              </w:rPr>
+              <w:t>Email: email(Must contain an @ symbol and must contain a domain e</w:t>
+            </w:r>
+            <w:r>
+              <w:rPr>
+                <w:sz w:val="24"/>
+                <w:szCs w:val="24"/>
+              </w:rPr>
+              <w:t>.g</w:t>
+            </w:r>
+            <w:r>
+              <w:rPr>
+                <w:sz w:val="24"/>
+                <w:szCs w:val="24"/>
+              </w:rPr>
+              <w:t xml:space="preserve"> .com)</w:t>
+            </w:r>
+          </w:p>
+          <w:p>
+            <w:pPr>
+              <w:rPr>
+                <w:b/>
+                <w:bCs/>
+                <w:sz w:val="24"/>
+                <w:szCs w:val="24"/>
+              </w:rPr>
+            </w:pPr>
+            <w:r>
+              <w:rPr>
+                <w:b/>
+                <w:bCs/>
+                <w:sz w:val="24"/>
+                <w:szCs w:val="24"/>
+              </w:rPr>
+              <w:t>Extreme</w:t>
+            </w:r>
+          </w:p>
+          <w:p>
+            <w:pPr>
+              <w:rPr>
+                <w:sz w:val="24"/>
+                <w:szCs w:val="24"/>
+              </w:rPr>
+            </w:pPr>
+            <w:r>
+              <w:rPr>
+                <w:sz w:val="24"/>
+                <w:szCs w:val="24"/>
+              </w:rPr>
+              <w:t>Phone number: 07895765932( Maximum amount of numbers for a U</w:t>
+            </w:r>
+            <w:r>
+              <w:rPr>
+                <w:sz w:val="24"/>
+                <w:szCs w:val="24"/>
+              </w:rPr>
+              <w:t>K</w:t>
+            </w:r>
+            <w:r>
+              <w:rPr>
+                <w:sz w:val="24"/>
+                <w:szCs w:val="24"/>
+              </w:rPr>
+              <w:t xml:space="preserve"> phone number)</w:t>
+            </w:r>
+          </w:p>
+          <w:p>
+            <w:pPr>
+              <w:rPr>
+                <w:sz w:val="24"/>
+                <w:szCs w:val="24"/>
+              </w:rPr>
+            </w:pPr>
+          </w:p>
+          <w:p>
+            <w:pPr>
+              <w:rPr>
+                <w:sz w:val="24"/>
+                <w:szCs w:val="24"/>
+              </w:rPr>
+            </w:pPr>
+          </w:p>
+        </w:tc>
+      </w:tr>
+      <w:tr>
+        <w:tc>
+          <w:tcPr>
+            <w:tcW w:w="2254" w:type="dxa"/>
+          </w:tcPr>
+          <w:p>
+            <w:pPr>
+              <w:rPr>
+                <w:sz w:val="24"/>
+                <w:szCs w:val="24"/>
+              </w:rPr>
+            </w:pPr>
+            <w:r>
+              <w:rPr>
+                <w:sz w:val="24"/>
+                <w:szCs w:val="24"/>
+              </w:rPr>
+              <w:t>16</w:t>
+            </w:r>
+            <w:r>
+              <w:rPr>
+                <w:sz w:val="24"/>
+                <w:szCs w:val="24"/>
+              </w:rPr>
+              <w:t>/</w:t>
+            </w:r>
+            <w:r>
+              <w:rPr>
+                <w:sz w:val="24"/>
+                <w:szCs w:val="24"/>
+              </w:rPr>
+              <w:t>3</w:t>
+            </w:r>
+            <w:r>
+              <w:rPr>
+                <w:sz w:val="24"/>
+                <w:szCs w:val="24"/>
+              </w:rPr>
+              <w:t>/2026</w:t>
+            </w:r>
+          </w:p>
+        </w:tc>
+        <w:tc>
+          <w:tcPr>
+            <w:tcW w:w="2254" w:type="dxa"/>
+          </w:tcPr>
+          <w:p>
+            <w:pPr>
+              <w:rPr>
+                <w:sz w:val="24"/>
+                <w:szCs w:val="24"/>
+              </w:rPr>
+            </w:pPr>
+            <w:r>
+              <w:rPr>
+                <w:sz w:val="24"/>
+                <w:szCs w:val="24"/>
+              </w:rPr>
+              <w:t xml:space="preserve">Edit button in </w:t>
+            </w:r>
+            <w:r>
+              <w:rPr>
+                <w:sz w:val="24"/>
+                <w:szCs w:val="24"/>
+              </w:rPr>
+              <w:t>Order</w:t>
+            </w:r>
+            <w:r>
+              <w:rPr>
+                <w:sz w:val="24"/>
+                <w:szCs w:val="24"/>
+              </w:rPr>
+              <w:t xml:space="preserve"> page </w:t>
+            </w:r>
+          </w:p>
+        </w:tc>
+        <w:tc>
+          <w:tcPr>
+            <w:tcW w:w="2254" w:type="dxa"/>
+          </w:tcPr>
+          <w:p>
+            <w:pPr>
+              <w:rPr>
+                <w:sz w:val="24"/>
+                <w:szCs w:val="24"/>
+              </w:rPr>
+            </w:pPr>
+            <w:r>
+              <w:rPr>
+                <w:sz w:val="24"/>
+                <w:szCs w:val="24"/>
+              </w:rPr>
+              <w:t>Blackbox Testing, Functionality integration</w:t>
+            </w:r>
+          </w:p>
+        </w:tc>
+        <w:tc>
+          <w:tcPr>
+            <w:tcW w:w="2589" w:type="dxa"/>
+          </w:tcPr>
+          <w:p>
+            <w:pPr>
+              <w:rPr>
+                <w:sz w:val="24"/>
+                <w:szCs w:val="24"/>
+              </w:rPr>
+            </w:pPr>
+            <w:r>
+              <w:rPr>
+                <w:sz w:val="24"/>
+                <w:szCs w:val="24"/>
+              </w:rPr>
+              <w:t>No test data required.</w:t>
+            </w:r>
+          </w:p>
+          <w:p>
+            <w:pPr>
+              <w:rPr>
+                <w:sz w:val="24"/>
+                <w:szCs w:val="24"/>
+              </w:rPr>
+            </w:pPr>
+            <w:r>
+              <w:rPr>
+                <w:sz w:val="24"/>
+                <w:szCs w:val="24"/>
+              </w:rPr>
+              <w:t xml:space="preserve">The </w:t>
+            </w:r>
+            <w:r>
+              <w:rPr>
+                <w:sz w:val="24"/>
+                <w:szCs w:val="24"/>
+              </w:rPr>
+              <w:t>Orders</w:t>
+            </w:r>
+            <w:r>
+              <w:rPr>
+                <w:sz w:val="24"/>
+                <w:szCs w:val="24"/>
+              </w:rPr>
+              <w:t xml:space="preserve"> Page must have already been created, and the </w:t>
+            </w:r>
+            <w:r>
+              <w:rPr>
+                <w:sz w:val="24"/>
+                <w:szCs w:val="24"/>
+              </w:rPr>
+              <w:t xml:space="preserve">Place Order </w:t>
+            </w:r>
+            <w:r>
+              <w:rPr>
+                <w:sz w:val="24"/>
+                <w:szCs w:val="24"/>
+              </w:rPr>
+              <w:t>fu</w:t>
+            </w:r>
+            <w:r>
+              <w:rPr>
+                <w:sz w:val="24"/>
+                <w:szCs w:val="24"/>
+              </w:rPr>
+              <w:t>n</w:t>
+            </w:r>
+            <w:r>
+              <w:rPr>
+                <w:sz w:val="24"/>
+                <w:szCs w:val="24"/>
+              </w:rPr>
+              <w:t>ctionality must have also been created. The account registration must have been created and there must be a logged in user to test it. The Tester should click details to ensure it loads up the correct page.</w:t>
+            </w:r>
+          </w:p>
+        </w:tc>
+      </w:tr>
+      <w:tr>
+        <w:tc>
+          <w:tcPr>
+            <w:tcW w:w="2254" w:type="dxa"/>
+          </w:tcPr>
+          <w:p>
+            <w:pPr>
+              <w:rPr>
+                <w:sz w:val="24"/>
+                <w:szCs w:val="24"/>
+              </w:rPr>
+            </w:pPr>
+            <w:r>
+              <w:rPr>
+                <w:sz w:val="24"/>
+                <w:szCs w:val="24"/>
+              </w:rPr>
+              <w:t>16</w:t>
+            </w:r>
+            <w:r>
+              <w:rPr>
+                <w:sz w:val="24"/>
+                <w:szCs w:val="24"/>
+              </w:rPr>
+              <w:t>/</w:t>
+            </w:r>
+            <w:r>
+              <w:rPr>
+                <w:sz w:val="24"/>
+                <w:szCs w:val="24"/>
+              </w:rPr>
+              <w:t>3</w:t>
+            </w:r>
+            <w:r>
+              <w:rPr>
+                <w:sz w:val="24"/>
+                <w:szCs w:val="24"/>
+              </w:rPr>
+              <w:t>/2026</w:t>
+            </w:r>
+          </w:p>
+        </w:tc>
+        <w:tc>
+          <w:tcPr>
+            <w:tcW w:w="2254" w:type="dxa"/>
+          </w:tcPr>
+          <w:p>
+            <w:pPr>
+              <w:rPr>
+                <w:sz w:val="24"/>
+                <w:szCs w:val="24"/>
+              </w:rPr>
+            </w:pPr>
+            <w:r>
+              <w:rPr>
+                <w:sz w:val="24"/>
+                <w:szCs w:val="24"/>
+              </w:rPr>
+              <w:t xml:space="preserve">Delete button on the </w:t>
+            </w:r>
+            <w:r>
+              <w:rPr>
+                <w:sz w:val="24"/>
+                <w:szCs w:val="24"/>
+              </w:rPr>
+              <w:t>Order</w:t>
+            </w:r>
+            <w:r>
+              <w:rPr>
+                <w:sz w:val="24"/>
+                <w:szCs w:val="24"/>
+              </w:rPr>
+              <w:t xml:space="preserve">  page </w:t>
+            </w:r>
+          </w:p>
+        </w:tc>
+        <w:tc>
+          <w:tcPr>
+            <w:tcW w:w="2254" w:type="dxa"/>
+          </w:tcPr>
+          <w:p>
+            <w:pPr>
+              <w:rPr>
+                <w:sz w:val="24"/>
+                <w:szCs w:val="24"/>
+              </w:rPr>
+            </w:pPr>
+            <w:r>
+              <w:rPr>
+                <w:sz w:val="24"/>
+                <w:szCs w:val="24"/>
+              </w:rPr>
+              <w:t>Blackbox testing, Functionality testing, integration testing</w:t>
+            </w:r>
+          </w:p>
+        </w:tc>
+        <w:tc>
+          <w:tcPr>
+            <w:tcW w:w="2589" w:type="dxa"/>
+          </w:tcPr>
+          <w:p>
+            <w:pPr>
+              <w:rPr>
+                <w:sz w:val="24"/>
+                <w:szCs w:val="24"/>
+              </w:rPr>
+            </w:pPr>
+            <w:r>
+              <w:rPr>
+                <w:sz w:val="24"/>
+                <w:szCs w:val="24"/>
+              </w:rPr>
+              <w:t>No test data required.</w:t>
+            </w:r>
+          </w:p>
+          <w:p>
+            <w:pPr>
+              <w:rPr>
+                <w:sz w:val="24"/>
+                <w:szCs w:val="24"/>
+              </w:rPr>
+            </w:pPr>
+            <w:r>
+              <w:rPr>
+                <w:sz w:val="24"/>
+                <w:szCs w:val="24"/>
+              </w:rPr>
+              <w:t xml:space="preserve">The </w:t>
+            </w:r>
+            <w:r>
+              <w:rPr>
+                <w:sz w:val="24"/>
+                <w:szCs w:val="24"/>
+              </w:rPr>
+              <w:t>Orders</w:t>
+            </w:r>
+            <w:r>
+              <w:rPr>
+                <w:sz w:val="24"/>
+                <w:szCs w:val="24"/>
+              </w:rPr>
+              <w:t xml:space="preserve"> Page must have already been created, and the </w:t>
+            </w:r>
+            <w:r>
+              <w:rPr>
+                <w:sz w:val="24"/>
+                <w:szCs w:val="24"/>
+              </w:rPr>
+              <w:t xml:space="preserve">Place Order </w:t>
+            </w:r>
+            <w:r>
+              <w:rPr>
+                <w:sz w:val="24"/>
+                <w:szCs w:val="24"/>
+              </w:rPr>
+              <w:t>must have also been created. The account registration must have been created and there must be a logged in user to test it. The Tester should click details to ensure the user to delete the booking.</w:t>
+            </w:r>
+          </w:p>
+        </w:tc>
+      </w:tr>
+      <w:tr>
+        <w:tc>
+          <w:tcPr>
+            <w:tcW w:w="2254" w:type="dxa"/>
+          </w:tcPr>
+          <w:p>
+            <w:pPr>
+              <w:rPr>
+                <w:sz w:val="24"/>
+                <w:szCs w:val="24"/>
+              </w:rPr>
+            </w:pPr>
+            <w:r>
+              <w:rPr>
+                <w:sz w:val="24"/>
+                <w:szCs w:val="24"/>
+              </w:rPr>
+              <w:lastRenderedPageBreak/>
+              <w:t>16</w:t>
+            </w:r>
+            <w:r>
+              <w:rPr>
+                <w:sz w:val="24"/>
+                <w:szCs w:val="24"/>
+              </w:rPr>
+              <w:t>/</w:t>
+            </w:r>
+            <w:r>
+              <w:rPr>
+                <w:sz w:val="24"/>
+                <w:szCs w:val="24"/>
+              </w:rPr>
+              <w:t>3</w:t>
+            </w:r>
+            <w:r>
+              <w:rPr>
+                <w:sz w:val="24"/>
+                <w:szCs w:val="24"/>
+              </w:rPr>
+              <w:t>/2026</w:t>
+            </w:r>
+          </w:p>
+        </w:tc>
+        <w:tc>
+          <w:tcPr>
+            <w:tcW w:w="2254" w:type="dxa"/>
+          </w:tcPr>
+          <w:p>
+            <w:pPr>
+              <w:rPr>
+                <w:sz w:val="24"/>
+                <w:szCs w:val="24"/>
+              </w:rPr>
+            </w:pPr>
+            <w:r>
+              <w:rPr>
+                <w:sz w:val="24"/>
+                <w:szCs w:val="24"/>
+              </w:rPr>
+              <w:t xml:space="preserve">Details button on the </w:t>
+            </w:r>
+            <w:r>
+              <w:rPr>
+                <w:sz w:val="24"/>
+                <w:szCs w:val="24"/>
+              </w:rPr>
+              <w:t>Order</w:t>
+            </w:r>
+            <w:r>
+              <w:rPr>
+                <w:sz w:val="24"/>
+                <w:szCs w:val="24"/>
+              </w:rPr>
+              <w:t xml:space="preserve"> Page</w:t>
+            </w:r>
+          </w:p>
+        </w:tc>
+        <w:tc>
+          <w:tcPr>
+            <w:tcW w:w="2254" w:type="dxa"/>
+          </w:tcPr>
+          <w:p>
+            <w:pPr>
+              <w:rPr>
+                <w:sz w:val="24"/>
+                <w:szCs w:val="24"/>
+              </w:rPr>
+            </w:pPr>
+            <w:r>
+              <w:rPr>
+                <w:sz w:val="24"/>
+                <w:szCs w:val="24"/>
+              </w:rPr>
+              <w:t>Blackbox testing, Functionality testing, integration testing</w:t>
+            </w:r>
+          </w:p>
+        </w:tc>
+        <w:tc>
+          <w:tcPr>
+            <w:tcW w:w="2589" w:type="dxa"/>
+          </w:tcPr>
+          <w:p>
+            <w:pPr>
+              <w:rPr>
+                <w:sz w:val="24"/>
+                <w:szCs w:val="24"/>
+              </w:rPr>
+            </w:pPr>
+            <w:r>
+              <w:rPr>
+                <w:sz w:val="24"/>
+                <w:szCs w:val="24"/>
+              </w:rPr>
+              <w:t>No test data required.</w:t>
+            </w:r>
+          </w:p>
+          <w:p>
+            <w:pPr>
+              <w:rPr>
+                <w:sz w:val="24"/>
+                <w:szCs w:val="24"/>
+              </w:rPr>
+            </w:pPr>
+            <w:r>
+              <w:rPr>
+                <w:sz w:val="24"/>
+                <w:szCs w:val="24"/>
+              </w:rPr>
+              <w:t xml:space="preserve">The </w:t>
+            </w:r>
+            <w:r>
+              <w:rPr>
+                <w:sz w:val="24"/>
+                <w:szCs w:val="24"/>
+              </w:rPr>
+              <w:t>Order</w:t>
+            </w:r>
+            <w:r>
+              <w:rPr>
+                <w:sz w:val="24"/>
+                <w:szCs w:val="24"/>
+              </w:rPr>
+              <w:t xml:space="preserve"> Page must have already been created, and the </w:t>
+            </w:r>
+            <w:r>
+              <w:rPr>
+                <w:sz w:val="24"/>
+                <w:szCs w:val="24"/>
+              </w:rPr>
+              <w:t xml:space="preserve">Place Order functionality </w:t>
+            </w:r>
+            <w:r>
+              <w:rPr>
+                <w:sz w:val="24"/>
+                <w:szCs w:val="24"/>
+              </w:rPr>
+              <w:t xml:space="preserve">must have also been created. The account registration must have been created and there must be a logged in user to test it. The Tester should click details to ensure the page loads up with all the correct booking details </w:t>
+            </w:r>
+          </w:p>
+        </w:tc>
+      </w:tr>
+      <w:tr>
+        <w:tc>
+          <w:tcPr>
+            <w:tcW w:w="2254" w:type="dxa"/>
+          </w:tcPr>
+          <w:p>
+            <w:pPr>
+              <w:rPr>
+                <w:sz w:val="24"/>
+                <w:szCs w:val="24"/>
+              </w:rPr>
+            </w:pPr>
+            <w:r>
+              <w:rPr>
+                <w:sz w:val="24"/>
+                <w:szCs w:val="24"/>
+              </w:rPr>
+              <w:t>16</w:t>
+            </w:r>
+            <w:r>
+              <w:rPr>
+                <w:sz w:val="24"/>
+                <w:szCs w:val="24"/>
+              </w:rPr>
+              <w:t>/</w:t>
+            </w:r>
+            <w:r>
+              <w:rPr>
+                <w:sz w:val="24"/>
+                <w:szCs w:val="24"/>
+              </w:rPr>
+              <w:t>3</w:t>
+            </w:r>
+            <w:r>
+              <w:rPr>
+                <w:sz w:val="24"/>
+                <w:szCs w:val="24"/>
+              </w:rPr>
+              <w:t>/2026</w:t>
+            </w:r>
+          </w:p>
+        </w:tc>
+        <w:tc>
+          <w:tcPr>
+            <w:tcW w:w="2254" w:type="dxa"/>
+          </w:tcPr>
+          <w:p>
+            <w:pPr>
+              <w:rPr>
+                <w:sz w:val="24"/>
+                <w:szCs w:val="24"/>
+              </w:rPr>
+            </w:pPr>
+            <w:r>
+              <w:rPr>
+                <w:sz w:val="24"/>
+                <w:szCs w:val="24"/>
+              </w:rPr>
+              <w:t>Filter by Ava</w:t>
+            </w:r>
+            <w:r>
+              <w:rPr>
+                <w:sz w:val="24"/>
+                <w:szCs w:val="24"/>
+              </w:rPr>
+              <w:t>i</w:t>
+            </w:r>
+            <w:r>
+              <w:rPr>
+                <w:sz w:val="24"/>
+                <w:szCs w:val="24"/>
+              </w:rPr>
+              <w:t>la</w:t>
+            </w:r>
+            <w:r>
+              <w:rPr>
+                <w:sz w:val="24"/>
+                <w:szCs w:val="24"/>
+              </w:rPr>
+              <w:t>bility</w:t>
+            </w:r>
+          </w:p>
+        </w:tc>
+        <w:tc>
+          <w:tcPr>
+            <w:tcW w:w="2254" w:type="dxa"/>
+          </w:tcPr>
+          <w:p>
+            <w:pPr>
+              <w:rPr>
+                <w:sz w:val="24"/>
+                <w:szCs w:val="24"/>
+              </w:rPr>
+            </w:pPr>
+            <w:r>
+              <w:rPr>
+                <w:sz w:val="24"/>
+                <w:szCs w:val="24"/>
+              </w:rPr>
+              <w:t>Whitebox testing, black box testing , Functionality Integration, Integration Testing</w:t>
+            </w:r>
+          </w:p>
+        </w:tc>
+        <w:tc>
+          <w:tcPr>
+            <w:tcW w:w="2589" w:type="dxa"/>
+          </w:tcPr>
+          <w:p>
+            <w:pPr>
+              <w:rPr>
+                <w:sz w:val="24"/>
+                <w:szCs w:val="24"/>
+              </w:rPr>
+            </w:pPr>
+            <w:r>
+              <w:rPr>
+                <w:sz w:val="24"/>
+                <w:szCs w:val="24"/>
+              </w:rPr>
+              <w:t xml:space="preserve">No test data required. The </w:t>
+            </w:r>
+            <w:r>
+              <w:rPr>
+                <w:sz w:val="24"/>
+                <w:szCs w:val="24"/>
+              </w:rPr>
+              <w:t xml:space="preserve">Orders </w:t>
+            </w:r>
+            <w:r>
+              <w:rPr>
+                <w:sz w:val="24"/>
+                <w:szCs w:val="24"/>
+              </w:rPr>
+              <w:t xml:space="preserve">page must have already been created. The account registration must have been created and there must be a logged in user to test. The tester must click the filter by availability button and select date and the system must show all available </w:t>
+            </w:r>
+            <w:r>
+              <w:rPr>
+                <w:sz w:val="24"/>
+                <w:szCs w:val="24"/>
+              </w:rPr>
+              <w:t>Products</w:t>
+            </w:r>
+            <w:r>
+              <w:rPr>
+                <w:sz w:val="24"/>
+                <w:szCs w:val="24"/>
+              </w:rPr>
+              <w:t xml:space="preserve"> to be </w:t>
+            </w:r>
+            <w:r>
+              <w:rPr>
+                <w:sz w:val="24"/>
+                <w:szCs w:val="24"/>
+              </w:rPr>
+              <w:t>Ordered</w:t>
+            </w:r>
+            <w:r>
+              <w:rPr>
+                <w:sz w:val="24"/>
+                <w:szCs w:val="24"/>
+              </w:rPr>
+              <w:t xml:space="preserve"> on the specific date</w:t>
+            </w:r>
+          </w:p>
+        </w:tc>
+      </w:tr>
+    </w:tbl>
+    <w:p/>
     <w:sectPr>
-      <w:pgSz w:w="11906" w:h="16838"/>
+      <w:pgSz w:w="15840" w:h="24480" w:code="3"/>
       <w:pgMar w:top="1440" w:right="1440" w:bottom="1440" w:left="1440" w:header="708" w:footer="708" w:gutter="0"/>
       <w:pgNumType w:start="0"/>
       <w:cols w:space="708"/>
@@ -1182,6 +6796,73 @@
     <w:name w:val="Normal"/>
     <w:qFormat/>
   </w:style>
+  <w:style w:type="paragraph" w:styleId="Heading1">
+    <w:name w:val="heading 1"/>
+    <w:basedOn w:val="Normal"/>
+    <w:next w:val="Normal"/>
+    <w:link w:val="Heading1Char"/>
+    <w:uiPriority w:val="9"/>
+    <w:qFormat/>
+    <w:rsid w:val="0072008F"/>
+    <w:pPr>
+      <w:keepNext/>
+      <w:keepLines/>
+      <w:spacing w:before="240" w:after="0"/>
+      <w:outlineLvl w:val="0"/>
+    </w:pPr>
+    <w:rPr>
+      <w:rFonts w:asciiTheme="majorHAnsi" w:eastAsiaTheme="majorEastAsia" w:hAnsiTheme="majorHAnsi" w:cstheme="majorBidi"/>
+      <w:color w:val="2F5496" w:themeColor="accent1" w:themeShade="BF"/>
+      <w:sz w:val="32"/>
+      <w:szCs w:val="32"/>
+    </w:rPr>
+  </w:style>
+  <w:style w:type="paragraph" w:styleId="Heading2">
+    <w:name w:val="heading 2"/>
+    <w:basedOn w:val="Normal"/>
+    <w:next w:val="Normal"/>
+    <w:link w:val="Heading2Char"/>
+    <w:uiPriority w:val="9"/>
+    <w:semiHidden/>
+    <w:unhideWhenUsed/>
+    <w:qFormat/>
+    <w:rsid w:val="0072008F"/>
+    <w:pPr>
+      <w:keepNext/>
+      <w:keepLines/>
+      <w:spacing w:before="40" w:after="0"/>
+      <w:outlineLvl w:val="1"/>
+    </w:pPr>
+    <w:rPr>
+      <w:rFonts w:asciiTheme="majorHAnsi" w:eastAsiaTheme="majorEastAsia" w:hAnsiTheme="majorHAnsi" w:cstheme="majorBidi"/>
+      <w:color w:val="2F5496" w:themeColor="accent1" w:themeShade="BF"/>
+      <w:sz w:val="26"/>
+      <w:szCs w:val="26"/>
+    </w:rPr>
+  </w:style>
+  <w:style w:type="paragraph" w:styleId="Heading3">
+    <w:name w:val="heading 3"/>
+    <w:basedOn w:val="Normal"/>
+    <w:next w:val="Normal"/>
+    <w:link w:val="Heading3Char"/>
+    <w:uiPriority w:val="9"/>
+    <w:semiHidden/>
+    <w:unhideWhenUsed/>
+    <w:qFormat/>
+    <w:rsid w:val="0072008F"/>
+    <w:pPr>
+      <w:keepNext/>
+      <w:keepLines/>
+      <w:spacing w:before="40" w:after="0"/>
+      <w:outlineLvl w:val="2"/>
+    </w:pPr>
+    <w:rPr>
+      <w:rFonts w:asciiTheme="majorHAnsi" w:eastAsiaTheme="majorEastAsia" w:hAnsiTheme="majorHAnsi" w:cstheme="majorBidi"/>
+      <w:color w:val="1F3763" w:themeColor="accent1" w:themeShade="7F"/>
+      <w:sz w:val="24"/>
+      <w:szCs w:val="24"/>
+    </w:rPr>
+  </w:style>
   <w:style w:type="character" w:default="1" w:styleId="DefaultParagraphFont">
     <w:name w:val="Default Paragraph Font"/>
     <w:uiPriority w:val="1"/>
@@ -1255,6 +6936,148 @@
     <w:link w:val="Header"/>
     <w:uiPriority w:val="99"/>
     <w:rsid w:val="00D33911"/>
+  </w:style>
+  <w:style w:type="character" w:customStyle="1" w:styleId="Heading1Char">
+    <w:name w:val="Heading 1 Char"/>
+    <w:basedOn w:val="DefaultParagraphFont"/>
+    <w:link w:val="Heading1"/>
+    <w:uiPriority w:val="9"/>
+    <w:rsid w:val="0072008F"/>
+    <w:rPr>
+      <w:rFonts w:asciiTheme="majorHAnsi" w:eastAsiaTheme="majorEastAsia" w:hAnsiTheme="majorHAnsi" w:cstheme="majorBidi"/>
+      <w:color w:val="2F5496" w:themeColor="accent1" w:themeShade="BF"/>
+      <w:sz w:val="32"/>
+      <w:szCs w:val="32"/>
+    </w:rPr>
+  </w:style>
+  <w:style w:type="paragraph" w:styleId="TOCHeading">
+    <w:name w:val="TOC Heading"/>
+    <w:basedOn w:val="Heading1"/>
+    <w:next w:val="Normal"/>
+    <w:uiPriority w:val="39"/>
+    <w:unhideWhenUsed/>
+    <w:qFormat/>
+    <w:rsid w:val="0072008F"/>
+    <w:pPr>
+      <w:outlineLvl w:val="9"/>
+    </w:pPr>
+    <w:rPr>
+      <w:lang w:eastAsia="en-GB"/>
+    </w:rPr>
+  </w:style>
+  <w:style w:type="paragraph" w:styleId="TOC1">
+    <w:name w:val="toc 1"/>
+    <w:basedOn w:val="Normal"/>
+    <w:next w:val="Normal"/>
+    <w:autoRedefine/>
+    <w:uiPriority w:val="39"/>
+    <w:unhideWhenUsed/>
+    <w:rsid w:val="0072008F"/>
+    <w:pPr>
+      <w:spacing w:after="100" w:line="278" w:lineRule="auto"/>
+    </w:pPr>
+    <w:rPr>
+      <w:kern w:val="2"/>
+      <w:sz w:val="24"/>
+      <w:szCs w:val="24"/>
+      <w14:ligatures w14:val="standardContextual"/>
+    </w:rPr>
+  </w:style>
+  <w:style w:type="paragraph" w:styleId="TOC2">
+    <w:name w:val="toc 2"/>
+    <w:basedOn w:val="Normal"/>
+    <w:next w:val="Normal"/>
+    <w:autoRedefine/>
+    <w:uiPriority w:val="39"/>
+    <w:unhideWhenUsed/>
+    <w:rsid w:val="0072008F"/>
+    <w:pPr>
+      <w:spacing w:after="100" w:line="278" w:lineRule="auto"/>
+      <w:ind w:left="240"/>
+    </w:pPr>
+    <w:rPr>
+      <w:kern w:val="2"/>
+      <w:sz w:val="24"/>
+      <w:szCs w:val="24"/>
+      <w14:ligatures w14:val="standardContextual"/>
+    </w:rPr>
+  </w:style>
+  <w:style w:type="character" w:styleId="Hyperlink">
+    <w:name w:val="Hyperlink"/>
+    <w:basedOn w:val="DefaultParagraphFont"/>
+    <w:uiPriority w:val="99"/>
+    <w:unhideWhenUsed/>
+    <w:rsid w:val="0072008F"/>
+    <w:rPr>
+      <w:color w:val="0563C1" w:themeColor="hyperlink"/>
+      <w:u w:val="single"/>
+    </w:rPr>
+  </w:style>
+  <w:style w:type="paragraph" w:styleId="TOC3">
+    <w:name w:val="toc 3"/>
+    <w:basedOn w:val="Normal"/>
+    <w:next w:val="Normal"/>
+    <w:autoRedefine/>
+    <w:uiPriority w:val="39"/>
+    <w:unhideWhenUsed/>
+    <w:rsid w:val="0072008F"/>
+    <w:pPr>
+      <w:spacing w:after="100" w:line="278" w:lineRule="auto"/>
+      <w:ind w:left="480"/>
+    </w:pPr>
+    <w:rPr>
+      <w:kern w:val="2"/>
+      <w:sz w:val="24"/>
+      <w:szCs w:val="24"/>
+      <w14:ligatures w14:val="standardContextual"/>
+    </w:rPr>
+  </w:style>
+  <w:style w:type="character" w:customStyle="1" w:styleId="Heading2Char">
+    <w:name w:val="Heading 2 Char"/>
+    <w:basedOn w:val="DefaultParagraphFont"/>
+    <w:link w:val="Heading2"/>
+    <w:uiPriority w:val="9"/>
+    <w:semiHidden/>
+    <w:rsid w:val="0072008F"/>
+    <w:rPr>
+      <w:rFonts w:asciiTheme="majorHAnsi" w:eastAsiaTheme="majorEastAsia" w:hAnsiTheme="majorHAnsi" w:cstheme="majorBidi"/>
+      <w:color w:val="2F5496" w:themeColor="accent1" w:themeShade="BF"/>
+      <w:sz w:val="26"/>
+      <w:szCs w:val="26"/>
+    </w:rPr>
+  </w:style>
+  <w:style w:type="character" w:customStyle="1" w:styleId="Heading3Char">
+    <w:name w:val="Heading 3 Char"/>
+    <w:basedOn w:val="DefaultParagraphFont"/>
+    <w:link w:val="Heading3"/>
+    <w:uiPriority w:val="9"/>
+    <w:semiHidden/>
+    <w:rsid w:val="0072008F"/>
+    <w:rPr>
+      <w:rFonts w:asciiTheme="majorHAnsi" w:eastAsiaTheme="majorEastAsia" w:hAnsiTheme="majorHAnsi" w:cstheme="majorBidi"/>
+      <w:color w:val="1F3763" w:themeColor="accent1" w:themeShade="7F"/>
+      <w:sz w:val="24"/>
+      <w:szCs w:val="24"/>
+    </w:rPr>
+  </w:style>
+  <w:style w:type="table" w:styleId="TableGrid">
+    <w:name w:val="Table Grid"/>
+    <w:basedOn w:val="TableNormal"/>
+    <w:uiPriority w:val="39"/>
+    <w:rsid w:val="0072008F"/>
+    <w:pPr>
+      <w:spacing w:after="0" w:line="240" w:lineRule="auto"/>
+    </w:pPr>
+    <w:tblPr>
+      <w:tblBorders>
+        <w:top w:val="single" w:sz="4" w:space="0" w:color="auto"/>
+        <w:left w:val="single" w:sz="4" w:space="0" w:color="auto"/>
+        <w:bottom w:val="single" w:sz="4" w:space="0" w:color="auto"/>
+        <w:right w:val="single" w:sz="4" w:space="0" w:color="auto"/>
+        <w:insideH w:val="single" w:sz="4" w:space="0" w:color="auto"/>
+        <w:insideV w:val="single" w:sz="4" w:space="0" w:color="auto"/>
+      </w:tblBorders>
+    </w:tblPr>
   </w:style>
 </w:styles>
 </file>
@@ -1337,7 +7160,7 @@
     <w:charset w:val="00"/>
     <w:family w:val="swiss"/>
     <w:pitch w:val="variable"/>
-    <w:sig w:usb0="E4002EFF" w:usb1="C200247B" w:usb2="00000009" w:usb3="00000000" w:csb0="000001FF" w:csb1="00000000"/>
+    <w:sig w:usb0="E0002AFF" w:usb1="4000ACFF" w:usb2="00000001" w:usb3="00000000" w:csb0="000001FF" w:csb1="00000000"/>
   </w:font>
   <w:font w:name="Times New Roman">
     <w:panose1 w:val="02020603050405020304"/>
@@ -1351,7 +7174,7 @@
     <w:charset w:val="00"/>
     <w:family w:val="swiss"/>
     <w:pitch w:val="variable"/>
-    <w:sig w:usb0="E4002EFF" w:usb1="C200247B" w:usb2="00000009" w:usb3="00000000" w:csb0="000001FF" w:csb1="00000000"/>
+    <w:sig w:usb0="A0002AEF" w:usb1="4000207B" w:usb2="00000000" w:usb3="00000000" w:csb0="000001FF" w:csb1="00000000"/>
   </w:font>
 </w:fonts>
 </file>
@@ -1372,7 +7195,9 @@
   </w:compat>
   <w:rsids>
     <w:rsidRoot w:val="004C3839"/>
+    <w:rsid w:val="001F101E"/>
     <w:rsid w:val="004C3839"/>
+    <w:rsid w:val="00572F58"/>
     <w:rsid w:val="00F86746"/>
   </w:rsids>
   <m:mathPr>

--- a/Task 1B designs.docx
+++ b/Task 1B designs.docx
@@ -1,6 +1,6 @@
 
 <file path=word/document.xml><?xml version="1.0" encoding="utf-8"?>
-<w:document xmlns:wpc="http://schemas.microsoft.com/office/word/2010/wordprocessingCanvas" xmlns:cx="http://schemas.microsoft.com/office/drawing/2014/chartex" xmlns:cx1="http://schemas.microsoft.com/office/drawing/2015/9/8/chartex" xmlns:cx2="http://schemas.microsoft.com/office/drawing/2015/10/21/chartex" xmlns:cx3="http://schemas.microsoft.com/office/drawing/2016/5/9/chartex" xmlns:cx4="http://schemas.microsoft.com/office/drawing/2016/5/10/chartex" xmlns:cx5="http://schemas.microsoft.com/office/drawing/2016/5/11/chartex" xmlns:cx6="http://schemas.microsoft.com/office/drawing/2016/5/12/chartex" xmlns:cx7="http://schemas.microsoft.com/office/drawing/2016/5/13/chartex" xmlns:cx8="http://schemas.microsoft.com/office/drawing/2016/5/14/chartex" xmlns:mc="http://schemas.openxmlformats.org/markup-compatibility/2006" xmlns:aink="http://schemas.microsoft.com/office/drawing/2016/ink" xmlns:am3d="http://schemas.microsoft.com/office/drawing/2017/model3d" xmlns:o="urn:schemas-microsoft-com:office:office" xmlns:r="http://schemas.openxmlformats.org/officeDocument/2006/relationships" xmlns:m="http://schemas.openxmlformats.org/officeDocument/2006/math" xmlns:v="urn:schemas-microsoft-com:vml" xmlns:wp14="http://schemas.microsoft.com/office/word/2010/wordprocessingDrawing" xmlns:wp="http://schemas.openxmlformats.org/drawingml/2006/wordprocessingDrawing" xmlns:w10="urn:schemas-microsoft-com:office:word" xmlns:w="http://schemas.openxmlformats.org/wordprocessingml/2006/main" xmlns:w14="http://schemas.microsoft.com/office/word/2010/wordml" xmlns:w15="http://schemas.microsoft.com/office/word/2012/wordml" xmlns:w16cex="http://schemas.microsoft.com/office/word/2018/wordml/cex" xmlns:w16cid="http://schemas.microsoft.com/office/word/2016/wordml/cid" xmlns:w16="http://schemas.microsoft.com/office/word/2018/wordml" xmlns:w16sdtdh="http://schemas.microsoft.com/office/word/2020/wordml/sdtdatahash" xmlns:w16se="http://schemas.microsoft.com/office/word/2015/wordml/symex" xmlns:wpg="http://schemas.microsoft.com/office/word/2010/wordprocessingGroup" xmlns:wpi="http://schemas.microsoft.com/office/word/2010/wordprocessingInk" xmlns:wne="http://schemas.microsoft.com/office/word/2006/wordml" xmlns:wps="http://schemas.microsoft.com/office/word/2010/wordprocessingShape" mc:Ignorable="w14 w15 w16se w16cid w16 w16cex w16sdtdh wp14">
+<w:document xmlns:wpc="http://schemas.microsoft.com/office/word/2010/wordprocessingCanvas" xmlns:cx="http://schemas.microsoft.com/office/drawing/2014/chartex" xmlns:cx1="http://schemas.microsoft.com/office/drawing/2015/9/8/chartex" xmlns:cx2="http://schemas.microsoft.com/office/drawing/2015/10/21/chartex" xmlns:cx3="http://schemas.microsoft.com/office/drawing/2016/5/9/chartex" xmlns:cx4="http://schemas.microsoft.com/office/drawing/2016/5/10/chartex" xmlns:cx5="http://schemas.microsoft.com/office/drawing/2016/5/11/chartex" xmlns:cx6="http://schemas.microsoft.com/office/drawing/2016/5/12/chartex" xmlns:cx7="http://schemas.microsoft.com/office/drawing/2016/5/13/chartex" xmlns:cx8="http://schemas.microsoft.com/office/drawing/2016/5/14/chartex" xmlns:mc="http://schemas.openxmlformats.org/markup-compatibility/2006" xmlns:aink="http://schemas.microsoft.com/office/drawing/2016/ink" xmlns:am3d="http://schemas.microsoft.com/office/drawing/2017/model3d" xmlns:o="urn:schemas-microsoft-com:office:office" xmlns:oel="http://schemas.microsoft.com/office/2019/extlst" xmlns:r="http://schemas.openxmlformats.org/officeDocument/2006/relationships" xmlns:m="http://schemas.openxmlformats.org/officeDocument/2006/math" xmlns:v="urn:schemas-microsoft-com:vml" xmlns:wp14="http://schemas.microsoft.com/office/word/2010/wordprocessingDrawing" xmlns:wp="http://schemas.openxmlformats.org/drawingml/2006/wordprocessingDrawing" xmlns:w10="urn:schemas-microsoft-com:office:word" xmlns:w="http://schemas.openxmlformats.org/wordprocessingml/2006/main" xmlns:w14="http://schemas.microsoft.com/office/word/2010/wordml" xmlns:w15="http://schemas.microsoft.com/office/word/2012/wordml" xmlns:w16cex="http://schemas.microsoft.com/office/word/2018/wordml/cex" xmlns:w16cid="http://schemas.microsoft.com/office/word/2016/wordml/cid" xmlns:w16="http://schemas.microsoft.com/office/word/2018/wordml" xmlns:w16du="http://schemas.microsoft.com/office/word/2023/wordml/word16du" xmlns:w16sdtdh="http://schemas.microsoft.com/office/word/2020/wordml/sdtdatahash" xmlns:w16sdtfl="http://schemas.microsoft.com/office/word/2024/wordml/sdtformatlock" xmlns:w16se="http://schemas.microsoft.com/office/word/2015/wordml/symex" xmlns:wpg="http://schemas.microsoft.com/office/word/2010/wordprocessingGroup" xmlns:wpi="http://schemas.microsoft.com/office/word/2010/wordprocessingInk" xmlns:wne="http://schemas.microsoft.com/office/word/2006/wordml" xmlns:wps="http://schemas.microsoft.com/office/word/2010/wordprocessingShape" mc:Ignorable="w14 w15 w16se w16cid w16 w16cex w16sdtdh w16sdtfl w16du wp14">
   <w:body>
     <w:sdt>
       <w:sdtPr>
@@ -104,7 +104,6 @@
             <w:placeholder>
               <w:docPart w:val="3E4FAE88EC254494BD7BC70F6352E936"/>
             </w:placeholder>
-            <w:showingPlcHdr/>
             <w:dataBinding w:prefixMappings="xmlns:ns0='http://purl.org/dc/elements/1.1/' xmlns:ns1='http://schemas.openxmlformats.org/package/2006/metadata/core-properties' " w:xpath="/ns1:coreProperties[1]/ns0:title[1]" w:storeItemID="{6C3C8BC8-F283-45AE-878A-BAB7291924A1}"/>
             <w:text/>
           </w:sdtPr>
@@ -137,10 +136,10 @@
                   <w:rFonts w:asciiTheme="majorHAnsi" w:eastAsiaTheme="majorEastAsia" w:hAnsiTheme="majorHAnsi" w:cstheme="majorBidi"/>
                   <w:caps/>
                   <w:color w:val="4472C4" w:themeColor="accent1"/>
-                  <w:sz w:val="80"/>
-                  <w:szCs w:val="80"/>
+                  <w:sz w:val="72"/>
+                  <w:szCs w:val="72"/>
                 </w:rPr>
-                <w:t>[Document title]</w:t>
+                <w:t>ALGORITHM DESIGN</w:t>
               </w:r>
             </w:p>
           </w:sdtContent>
@@ -162,7 +161,6 @@
             <w:dataBinding w:prefixMappings="xmlns:ns0='http://purl.org/dc/elements/1.1/' xmlns:ns1='http://schemas.openxmlformats.org/package/2006/metadata/core-properties' " w:xpath="/ns1:coreProperties[1]/ns0:subject[1]" w:storeItemID="{6C3C8BC8-F283-45AE-878A-BAB7291924A1}"/>
             <w:text/>
           </w:sdtPr>
-          <w:sdtEndPr/>
           <w:sdtContent>
             <w:p>
               <w:pPr>
@@ -278,7 +276,6 @@
                                     <w:calendar w:val="gregorian"/>
                                   </w:date>
                                 </w:sdtPr>
-                                <w:sdtEndPr/>
                                 <w:sdtContent>
                                   <w:p>
                                     <w:pPr>
@@ -325,7 +322,6 @@
                                     <w:dataBinding w:prefixMappings="xmlns:ns0='http://schemas.openxmlformats.org/officeDocument/2006/extended-properties' " w:xpath="/ns0:Properties[1]/ns0:Company[1]" w:storeItemID="{6668398D-A668-4E3E-A5EB-62B293D839F1}"/>
                                     <w:text/>
                                   </w:sdtPr>
-                                  <w:sdtEndPr/>
                                   <w:sdtContent>
                                     <w:r>
                                       <w:rPr>
@@ -357,7 +353,6 @@
                                     <w:dataBinding w:prefixMappings="xmlns:ns0='http://schemas.microsoft.com/office/2006/coverPageProps' " w:xpath="/ns0:CoverPageProperties[1]/ns0:CompanyAddress[1]" w:storeItemID="{55AF091B-3C7A-41E3-B477-F2FDAA23CFDA}"/>
                                     <w:text/>
                                   </w:sdtPr>
-                                  <w:sdtEndPr/>
                                   <w:sdtContent>
                                     <w:r>
                                       <w:rPr>
@@ -394,7 +389,7 @@
                     <v:stroke joinstyle="miter"/>
                     <v:path gradientshapeok="t" o:connecttype="rect"/>
                   </v:shapetype>
-                  <v:shape id="Text Box 142" o:spid="_x0000_s1026" type="#_x0000_t202" style="position:absolute;left:0;text-align:left;margin-left:0;margin-top:0;width:516pt;height:43.9pt;z-index:251659264;visibility:visible;mso-wrap-style:square;mso-width-percent:1000;mso-height-percent:0;mso-top-percent:850;mso-wrap-distance-left:9pt;mso-wrap-distance-top:0;mso-wrap-distance-right:9pt;mso-wrap-distance-bottom:0;mso-position-horizontal:center;mso-position-horizontal-relative:margin;mso-position-vertical-relative:page;mso-width-percent:1000;mso-height-percent:0;mso-top-percent:850;mso-width-relative:margin;mso-height-relative:margin;v-text-anchor:bottom" o:gfxdata="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" filled="f" stroked="f" strokeweight=".5pt">
+                  <v:shape id="Text Box 142" o:spid="_x0000_s1026" type="#_x0000_t202" style="position:absolute;left:0;text-align:left;margin-left:0;margin-top:0;width:516pt;height:43.9pt;z-index:251659264;visibility:visible;mso-wrap-style:square;mso-width-percent:1000;mso-height-percent:0;mso-top-percent:850;mso-wrap-distance-left:9pt;mso-wrap-distance-top:0;mso-wrap-distance-right:9pt;mso-wrap-distance-bottom:0;mso-position-horizontal:center;mso-position-horizontal-relative:margin;mso-position-vertical-relative:page;mso-width-percent:1000;mso-height-percent:0;mso-top-percent:850;mso-width-relative:margin;mso-height-relative:margin;v-text-anchor:bottom" o:gfxdata="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" filled="f" stroked="f" strokeweight=".5pt">
                     <v:textbox style="mso-fit-shape-to-text:t" inset="0,0,0,0">
                       <w:txbxContent>
                         <w:sdt>
@@ -417,7 +412,6 @@
                               <w:calendar w:val="gregorian"/>
                             </w:date>
                           </w:sdtPr>
-                          <w:sdtEndPr/>
                           <w:sdtContent>
                             <w:p>
                               <w:pPr>
@@ -464,7 +458,6 @@
                               <w:dataBinding w:prefixMappings="xmlns:ns0='http://schemas.openxmlformats.org/officeDocument/2006/extended-properties' " w:xpath="/ns0:Properties[1]/ns0:Company[1]" w:storeItemID="{6668398D-A668-4E3E-A5EB-62B293D839F1}"/>
                               <w:text/>
                             </w:sdtPr>
-                            <w:sdtEndPr/>
                             <w:sdtContent>
                               <w:r>
                                 <w:rPr>
@@ -496,7 +489,6 @@
                               <w:dataBinding w:prefixMappings="xmlns:ns0='http://schemas.microsoft.com/office/2006/coverPageProps' " w:xpath="/ns0:CoverPageProperties[1]/ns0:CompanyAddress[1]" w:storeItemID="{55AF091B-3C7A-41E3-B477-F2FDAA23CFDA}"/>
                               <w:text/>
                             </w:sdtPr>
-                            <w:sdtEndPr/>
                             <w:sdtContent>
                               <w:r>
                                 <w:rPr>
@@ -819,7 +811,17 @@
     </w:p>
     <w:p>
       <w:r>
-        <w:t xml:space="preserve">The user will be prompted to input their username and passwords then the system will check if the user has made actions like clicking forgotten password, if this is the case the system will send a password reset email to the user. If the user clicks the register button the system will redirect them to the register page. If the user doesn’t click any of those the system will check if the password and username is valid, if its not the system will output an error message that the user log in info is in invalid thus sending them back to re-enter their log in info. If the user information is correct the system will log the user in and redirect them to the home page. </w:t>
+        <w:t xml:space="preserve">The user will be prompted to input their username and passwords then the system will check if the user has made actions like clicking forgotten password, if this is the case the system will send a password reset email to the user. If the user clicks the register button the system will redirect them to the register page. If the user doesn’t click any of those the system will check if the password and username is valid, if </w:t>
+      </w:r>
+      <w:proofErr w:type="spellStart"/>
+      <w:proofErr w:type="gramStart"/>
+      <w:r>
+        <w:t>its</w:t>
+      </w:r>
+      <w:proofErr w:type="spellEnd"/>
+      <w:proofErr w:type="gramEnd"/>
+      <w:r>
+        <w:t xml:space="preserve"> not the system will output an error message that the user log in info is in invalid thus sending them back to re-enter their log in info. If the user information is correct the system will log the user in and redirect them to the home page. </w:t>
       </w:r>
     </w:p>
     <w:p/>
@@ -886,7 +888,23 @@
     <w:p>
       <w:r>
         <w:lastRenderedPageBreak/>
-        <w:t>The user will be prompted to input their username and password and also to confirm the password. If the User interacts with the log in button, the system will redirect the user to log in page. If not then the system will check if the user inputs were valid. If the inputs were not valid the system outputs an error message informing the user that the input is invalid and prompts them to re-enter their log in details. If the inputs were valid then the system registers the user and adds them to the database.</w:t>
+        <w:t xml:space="preserve">The user will be prompted to input their username and password </w:t>
+      </w:r>
+      <w:proofErr w:type="gramStart"/>
+      <w:r>
+        <w:t>and also</w:t>
+      </w:r>
+      <w:proofErr w:type="gramEnd"/>
+      <w:r>
+        <w:t xml:space="preserve"> to confirm the password. If the User interacts with the log in button, the system will redirect the user to log in page. If </w:t>
+      </w:r>
+      <w:proofErr w:type="gramStart"/>
+      <w:r>
+        <w:t>not</w:t>
+      </w:r>
+      <w:proofErr w:type="gramEnd"/>
+      <w:r>
+        <w:t xml:space="preserve"> then the system will check if the user inputs were valid. If the inputs were not valid the system outputs an error message informing the user that the input is invalid and prompts them to re-enter their log in details. If the inputs were valid then the system registers the user and adds them to the database.</w:t>
       </w:r>
     </w:p>
     <w:p/>
@@ -1083,6 +1101,7 @@
                 <w:szCs w:val="28"/>
               </w:rPr>
             </w:pPr>
+            <w:proofErr w:type="spellStart"/>
             <w:r>
               <w:rPr>
                 <w:b/>
@@ -1092,6 +1111,7 @@
               </w:rPr>
               <w:t>DataType</w:t>
             </w:r>
+            <w:proofErr w:type="spellEnd"/>
           </w:p>
         </w:tc>
         <w:tc>
@@ -1311,6 +1331,7 @@
                 <w:szCs w:val="28"/>
               </w:rPr>
             </w:pPr>
+            <w:proofErr w:type="spellStart"/>
             <w:r>
               <w:rPr>
                 <w:sz w:val="28"/>
@@ -1318,6 +1339,7 @@
               </w:rPr>
               <w:t>UserName</w:t>
             </w:r>
+            <w:proofErr w:type="spellEnd"/>
           </w:p>
         </w:tc>
         <w:tc>
@@ -1419,6 +1441,7 @@
                 <w:szCs w:val="28"/>
               </w:rPr>
             </w:pPr>
+            <w:proofErr w:type="spellStart"/>
             <w:r>
               <w:rPr>
                 <w:sz w:val="28"/>
@@ -1426,6 +1449,7 @@
               </w:rPr>
               <w:t>NormalisedUserName</w:t>
             </w:r>
+            <w:proofErr w:type="spellEnd"/>
           </w:p>
         </w:tc>
         <w:tc>
@@ -1613,7 +1637,23 @@
                 <w:szCs w:val="28"/>
               </w:rPr>
               <w:lastRenderedPageBreak/>
-              <w:t>email structure, must have  “@” symbol, must have a domain name.</w:t>
+              <w:t xml:space="preserve">email structure, must </w:t>
+            </w:r>
+            <w:proofErr w:type="gramStart"/>
+            <w:r>
+              <w:rPr>
+                <w:sz w:val="28"/>
+                <w:szCs w:val="28"/>
+              </w:rPr>
+              <w:t>have  “</w:t>
+            </w:r>
+            <w:proofErr w:type="gramEnd"/>
+            <w:r>
+              <w:rPr>
+                <w:sz w:val="28"/>
+                <w:szCs w:val="28"/>
+              </w:rPr>
+              <w:t>@” symbol, must have a domain name.</w:t>
             </w:r>
           </w:p>
         </w:tc>
@@ -1759,12 +1799,21 @@
                 <w:szCs w:val="28"/>
               </w:rPr>
             </w:pPr>
-            <w:r>
-              <w:rPr>
-                <w:sz w:val="28"/>
-                <w:szCs w:val="28"/>
-              </w:rPr>
-              <w:t xml:space="preserve">EmailConfirmed </w:t>
+            <w:proofErr w:type="spellStart"/>
+            <w:r>
+              <w:rPr>
+                <w:sz w:val="28"/>
+                <w:szCs w:val="28"/>
+              </w:rPr>
+              <w:t>EmailConfirmed</w:t>
+            </w:r>
+            <w:proofErr w:type="spellEnd"/>
+            <w:r>
+              <w:rPr>
+                <w:sz w:val="28"/>
+                <w:szCs w:val="28"/>
+              </w:rPr>
+              <w:t xml:space="preserve"> </w:t>
             </w:r>
           </w:p>
         </w:tc>
@@ -1874,6 +1923,7 @@
                 <w:szCs w:val="28"/>
               </w:rPr>
             </w:pPr>
+            <w:proofErr w:type="spellStart"/>
             <w:r>
               <w:rPr>
                 <w:sz w:val="28"/>
@@ -1881,6 +1931,7 @@
               </w:rPr>
               <w:t>PasswordHash</w:t>
             </w:r>
+            <w:proofErr w:type="spellEnd"/>
           </w:p>
         </w:tc>
         <w:tc>
@@ -1982,6 +2033,7 @@
                 <w:szCs w:val="28"/>
               </w:rPr>
             </w:pPr>
+            <w:proofErr w:type="spellStart"/>
             <w:r>
               <w:rPr>
                 <w:sz w:val="28"/>
@@ -1989,6 +2041,7 @@
               </w:rPr>
               <w:t>SecurityStamp</w:t>
             </w:r>
+            <w:proofErr w:type="spellEnd"/>
           </w:p>
         </w:tc>
         <w:tc>
@@ -2083,6 +2136,7 @@
                 <w:szCs w:val="28"/>
               </w:rPr>
             </w:pPr>
+            <w:proofErr w:type="spellStart"/>
             <w:r>
               <w:rPr>
                 <w:sz w:val="28"/>
@@ -2090,6 +2144,7 @@
               </w:rPr>
               <w:t>ConcurrencyStamp</w:t>
             </w:r>
+            <w:proofErr w:type="spellEnd"/>
           </w:p>
         </w:tc>
         <w:tc>
@@ -2184,6 +2239,7 @@
                 <w:szCs w:val="28"/>
               </w:rPr>
             </w:pPr>
+            <w:proofErr w:type="spellStart"/>
             <w:r>
               <w:rPr>
                 <w:sz w:val="28"/>
@@ -2191,6 +2247,7 @@
               </w:rPr>
               <w:t>PhoneNumber</w:t>
             </w:r>
+            <w:proofErr w:type="spellEnd"/>
           </w:p>
         </w:tc>
         <w:tc>
@@ -2285,6 +2342,7 @@
                 <w:szCs w:val="28"/>
               </w:rPr>
             </w:pPr>
+            <w:proofErr w:type="spellStart"/>
             <w:r>
               <w:rPr>
                 <w:sz w:val="28"/>
@@ -2292,6 +2350,7 @@
               </w:rPr>
               <w:t>PhoneNumberConfirmedTwoFactorEnabled</w:t>
             </w:r>
+            <w:proofErr w:type="spellEnd"/>
           </w:p>
         </w:tc>
         <w:tc>
@@ -2386,6 +2445,7 @@
                 <w:szCs w:val="28"/>
               </w:rPr>
             </w:pPr>
+            <w:proofErr w:type="spellStart"/>
             <w:r>
               <w:rPr>
                 <w:sz w:val="28"/>
@@ -2393,6 +2453,7 @@
               </w:rPr>
               <w:t>LockoutEnd</w:t>
             </w:r>
+            <w:proofErr w:type="spellEnd"/>
           </w:p>
         </w:tc>
         <w:tc>
@@ -2487,6 +2548,7 @@
                 <w:szCs w:val="28"/>
               </w:rPr>
             </w:pPr>
+            <w:proofErr w:type="spellStart"/>
             <w:r>
               <w:rPr>
                 <w:sz w:val="28"/>
@@ -2494,6 +2556,7 @@
               </w:rPr>
               <w:t>LockOutEnabled</w:t>
             </w:r>
+            <w:proofErr w:type="spellEnd"/>
           </w:p>
         </w:tc>
         <w:tc>
@@ -2588,6 +2651,7 @@
                 <w:szCs w:val="28"/>
               </w:rPr>
             </w:pPr>
+            <w:proofErr w:type="spellStart"/>
             <w:r>
               <w:rPr>
                 <w:sz w:val="28"/>
@@ -2595,6 +2659,7 @@
               </w:rPr>
               <w:t>AccessFailedCount</w:t>
             </w:r>
+            <w:proofErr w:type="spellEnd"/>
           </w:p>
         </w:tc>
         <w:tc>
@@ -2691,10 +2756,7 @@
         <w:pStyle w:val="Heading3"/>
       </w:pPr>
       <w:r>
-        <w:t>ASPNET</w:t>
-      </w:r>
-      <w:r>
-        <w:t>ROLES</w:t>
+        <w:t>ASPNETROLES</w:t>
       </w:r>
     </w:p>
     <w:p>
@@ -3100,6 +3162,7 @@
                 <w:szCs w:val="28"/>
               </w:rPr>
             </w:pPr>
+            <w:proofErr w:type="spellStart"/>
             <w:r>
               <w:rPr>
                 <w:sz w:val="28"/>
@@ -3107,6 +3170,7 @@
               </w:rPr>
               <w:t>NormalizedName</w:t>
             </w:r>
+            <w:proofErr w:type="spellEnd"/>
           </w:p>
         </w:tc>
         <w:tc>
@@ -3208,6 +3272,7 @@
                 <w:szCs w:val="28"/>
               </w:rPr>
             </w:pPr>
+            <w:proofErr w:type="spellStart"/>
             <w:r>
               <w:rPr>
                 <w:sz w:val="28"/>
@@ -3215,6 +3280,7 @@
               </w:rPr>
               <w:t>ConcurrencyStamp</w:t>
             </w:r>
+            <w:proofErr w:type="spellEnd"/>
           </w:p>
         </w:tc>
         <w:tc>
@@ -3604,6 +3670,7 @@
                 <w:szCs w:val="28"/>
               </w:rPr>
             </w:pPr>
+            <w:proofErr w:type="spellStart"/>
             <w:r>
               <w:rPr>
                 <w:sz w:val="28"/>
@@ -3611,6 +3678,7 @@
               </w:rPr>
               <w:t>UserId</w:t>
             </w:r>
+            <w:proofErr w:type="spellEnd"/>
           </w:p>
         </w:tc>
         <w:tc>
@@ -3719,6 +3787,7 @@
                 <w:szCs w:val="28"/>
               </w:rPr>
             </w:pPr>
+            <w:proofErr w:type="spellStart"/>
             <w:r>
               <w:rPr>
                 <w:sz w:val="28"/>
@@ -3726,6 +3795,7 @@
               </w:rPr>
               <w:t>RoleId</w:t>
             </w:r>
+            <w:proofErr w:type="spellEnd"/>
           </w:p>
         </w:tc>
         <w:tc>
@@ -3779,43 +3849,7090 @@
                 <w:szCs w:val="28"/>
               </w:rPr>
             </w:pPr>
-          </w:p>
-        </w:tc>
-        <w:tc>
-          <w:tcPr>
-            <w:tcW w:w="1503" w:type="dxa"/>
-          </w:tcPr>
-          <w:p>
-            <w:pPr>
-              <w:rPr>
-                <w:sz w:val="28"/>
-                <w:szCs w:val="28"/>
-              </w:rPr>
-            </w:pPr>
-          </w:p>
-        </w:tc>
-        <w:tc>
-          <w:tcPr>
-            <w:tcW w:w="1503" w:type="dxa"/>
-          </w:tcPr>
-          <w:p>
-            <w:pPr>
-              <w:rPr>
-                <w:sz w:val="28"/>
-                <w:szCs w:val="28"/>
-              </w:rPr>
-            </w:pPr>
-            <w:r>
-              <w:rPr>
-                <w:sz w:val="28"/>
-                <w:szCs w:val="28"/>
-              </w:rPr>
-              <w:t>None</w:t>
+            <w:proofErr w:type="spellStart"/>
+            <w:r>
+              <w:rPr>
+                <w:sz w:val="28"/>
+                <w:szCs w:val="28"/>
+              </w:rPr>
+              <w:t>RolesId</w:t>
+            </w:r>
+            <w:proofErr w:type="spellEnd"/>
+          </w:p>
+        </w:tc>
+        <w:tc>
+          <w:tcPr>
+            <w:tcW w:w="1503" w:type="dxa"/>
+          </w:tcPr>
+          <w:p>
+            <w:pPr>
+              <w:rPr>
+                <w:sz w:val="28"/>
+                <w:szCs w:val="28"/>
+              </w:rPr>
+            </w:pPr>
+          </w:p>
+        </w:tc>
+        <w:tc>
+          <w:tcPr>
+            <w:tcW w:w="1503" w:type="dxa"/>
+          </w:tcPr>
+          <w:p>
+            <w:pPr>
+              <w:rPr>
+                <w:sz w:val="28"/>
+                <w:szCs w:val="28"/>
+              </w:rPr>
+            </w:pPr>
+            <w:r>
+              <w:rPr>
+                <w:sz w:val="28"/>
+                <w:szCs w:val="28"/>
+              </w:rPr>
+              <w:t>Foreign</w:t>
             </w:r>
           </w:p>
         </w:tc>
       </w:tr>
     </w:tbl>
+    <w:p>
+      <w:pPr>
+        <w:rPr>
+          <w:sz w:val="28"/>
+          <w:szCs w:val="28"/>
+        </w:rPr>
+      </w:pPr>
+    </w:p>
+    <w:p>
+      <w:pPr>
+        <w:pStyle w:val="Heading3"/>
+      </w:pPr>
+      <w:r>
+        <w:t>ASPNET</w:t>
+      </w:r>
+      <w:r>
+        <w:t>ROLECLAIMS</w:t>
+      </w:r>
+    </w:p>
+    <w:tbl>
+      <w:tblPr>
+        <w:tblStyle w:val="TableGrid"/>
+        <w:tblW w:w="0" w:type="auto"/>
+        <w:tblLook w:val="04A0" w:firstRow="1" w:lastRow="0" w:firstColumn="1" w:lastColumn="0" w:noHBand="0" w:noVBand="1"/>
+      </w:tblPr>
+      <w:tblGrid>
+        <w:gridCol w:w="1502"/>
+        <w:gridCol w:w="1502"/>
+        <w:gridCol w:w="1503"/>
+        <w:gridCol w:w="1503"/>
+        <w:gridCol w:w="1503"/>
+        <w:gridCol w:w="1503"/>
+      </w:tblGrid>
+      <w:tr>
+        <w:tc>
+          <w:tcPr>
+            <w:tcW w:w="1502" w:type="dxa"/>
+          </w:tcPr>
+          <w:p>
+            <w:pPr>
+              <w:rPr>
+                <w:b/>
+                <w:bCs/>
+                <w:sz w:val="28"/>
+                <w:szCs w:val="28"/>
+              </w:rPr>
+            </w:pPr>
+            <w:r>
+              <w:rPr>
+                <w:b/>
+                <w:bCs/>
+                <w:sz w:val="28"/>
+                <w:szCs w:val="28"/>
+              </w:rPr>
+              <w:t>Column</w:t>
+            </w:r>
+          </w:p>
+        </w:tc>
+        <w:tc>
+          <w:tcPr>
+            <w:tcW w:w="1502" w:type="dxa"/>
+          </w:tcPr>
+          <w:p>
+            <w:pPr>
+              <w:rPr>
+                <w:b/>
+                <w:bCs/>
+                <w:sz w:val="28"/>
+                <w:szCs w:val="28"/>
+              </w:rPr>
+            </w:pPr>
+            <w:r>
+              <w:rPr>
+                <w:b/>
+                <w:bCs/>
+                <w:sz w:val="28"/>
+                <w:szCs w:val="28"/>
+              </w:rPr>
+              <w:t>Data type</w:t>
+            </w:r>
+          </w:p>
+        </w:tc>
+        <w:tc>
+          <w:tcPr>
+            <w:tcW w:w="1503" w:type="dxa"/>
+          </w:tcPr>
+          <w:p>
+            <w:pPr>
+              <w:rPr>
+                <w:b/>
+                <w:bCs/>
+                <w:sz w:val="28"/>
+                <w:szCs w:val="28"/>
+              </w:rPr>
+            </w:pPr>
+            <w:r>
+              <w:rPr>
+                <w:b/>
+                <w:bCs/>
+                <w:sz w:val="28"/>
+                <w:szCs w:val="28"/>
+              </w:rPr>
+              <w:t>Required</w:t>
+            </w:r>
+          </w:p>
+        </w:tc>
+        <w:tc>
+          <w:tcPr>
+            <w:tcW w:w="1503" w:type="dxa"/>
+          </w:tcPr>
+          <w:p>
+            <w:pPr>
+              <w:rPr>
+                <w:b/>
+                <w:bCs/>
+                <w:sz w:val="28"/>
+                <w:szCs w:val="28"/>
+              </w:rPr>
+            </w:pPr>
+            <w:r>
+              <w:rPr>
+                <w:b/>
+                <w:bCs/>
+                <w:sz w:val="28"/>
+                <w:szCs w:val="28"/>
+              </w:rPr>
+              <w:t>Default</w:t>
+            </w:r>
+          </w:p>
+        </w:tc>
+        <w:tc>
+          <w:tcPr>
+            <w:tcW w:w="1503" w:type="dxa"/>
+          </w:tcPr>
+          <w:p>
+            <w:pPr>
+              <w:rPr>
+                <w:b/>
+                <w:bCs/>
+                <w:sz w:val="28"/>
+                <w:szCs w:val="28"/>
+              </w:rPr>
+            </w:pPr>
+            <w:r>
+              <w:rPr>
+                <w:b/>
+                <w:bCs/>
+                <w:sz w:val="28"/>
+                <w:szCs w:val="28"/>
+              </w:rPr>
+              <w:t>Validation</w:t>
+            </w:r>
+          </w:p>
+        </w:tc>
+        <w:tc>
+          <w:tcPr>
+            <w:tcW w:w="1503" w:type="dxa"/>
+          </w:tcPr>
+          <w:p>
+            <w:pPr>
+              <w:rPr>
+                <w:b/>
+                <w:bCs/>
+                <w:sz w:val="28"/>
+                <w:szCs w:val="28"/>
+              </w:rPr>
+            </w:pPr>
+            <w:r>
+              <w:rPr>
+                <w:b/>
+                <w:bCs/>
+                <w:sz w:val="28"/>
+                <w:szCs w:val="28"/>
+              </w:rPr>
+              <w:t>Key Type</w:t>
+            </w:r>
+          </w:p>
+        </w:tc>
+      </w:tr>
+      <w:tr>
+        <w:tc>
+          <w:tcPr>
+            <w:tcW w:w="1502" w:type="dxa"/>
+          </w:tcPr>
+          <w:p>
+            <w:pPr>
+              <w:rPr>
+                <w:sz w:val="28"/>
+                <w:szCs w:val="28"/>
+              </w:rPr>
+            </w:pPr>
+            <w:r>
+              <w:rPr>
+                <w:sz w:val="28"/>
+                <w:szCs w:val="28"/>
+              </w:rPr>
+              <w:t>Id</w:t>
+            </w:r>
+          </w:p>
+        </w:tc>
+        <w:tc>
+          <w:tcPr>
+            <w:tcW w:w="1502" w:type="dxa"/>
+          </w:tcPr>
+          <w:p>
+            <w:pPr>
+              <w:rPr>
+                <w:sz w:val="28"/>
+                <w:szCs w:val="28"/>
+              </w:rPr>
+            </w:pPr>
+            <w:r>
+              <w:rPr>
+                <w:sz w:val="28"/>
+                <w:szCs w:val="28"/>
+              </w:rPr>
+              <w:t>int</w:t>
+            </w:r>
+          </w:p>
+        </w:tc>
+        <w:tc>
+          <w:tcPr>
+            <w:tcW w:w="1503" w:type="dxa"/>
+          </w:tcPr>
+          <w:p>
+            <w:pPr>
+              <w:rPr>
+                <w:sz w:val="28"/>
+                <w:szCs w:val="28"/>
+              </w:rPr>
+            </w:pPr>
+            <w:r>
+              <w:rPr>
+                <w:sz w:val="28"/>
+                <w:szCs w:val="28"/>
+              </w:rPr>
+              <w:t>Yes</w:t>
+            </w:r>
+          </w:p>
+        </w:tc>
+        <w:tc>
+          <w:tcPr>
+            <w:tcW w:w="1503" w:type="dxa"/>
+          </w:tcPr>
+          <w:p>
+            <w:pPr>
+              <w:rPr>
+                <w:sz w:val="28"/>
+                <w:szCs w:val="28"/>
+              </w:rPr>
+            </w:pPr>
+          </w:p>
+        </w:tc>
+        <w:tc>
+          <w:tcPr>
+            <w:tcW w:w="1503" w:type="dxa"/>
+          </w:tcPr>
+          <w:p>
+            <w:pPr>
+              <w:rPr>
+                <w:sz w:val="28"/>
+                <w:szCs w:val="28"/>
+              </w:rPr>
+            </w:pPr>
+          </w:p>
+        </w:tc>
+        <w:tc>
+          <w:tcPr>
+            <w:tcW w:w="1503" w:type="dxa"/>
+          </w:tcPr>
+          <w:p>
+            <w:pPr>
+              <w:rPr>
+                <w:sz w:val="28"/>
+                <w:szCs w:val="28"/>
+              </w:rPr>
+            </w:pPr>
+            <w:r>
+              <w:rPr>
+                <w:sz w:val="28"/>
+                <w:szCs w:val="28"/>
+              </w:rPr>
+              <w:t>Primary</w:t>
+            </w:r>
+          </w:p>
+        </w:tc>
+      </w:tr>
+      <w:tr>
+        <w:tc>
+          <w:tcPr>
+            <w:tcW w:w="1502" w:type="dxa"/>
+          </w:tcPr>
+          <w:p>
+            <w:pPr>
+              <w:rPr>
+                <w:sz w:val="28"/>
+                <w:szCs w:val="28"/>
+              </w:rPr>
+            </w:pPr>
+            <w:proofErr w:type="spellStart"/>
+            <w:r>
+              <w:rPr>
+                <w:sz w:val="28"/>
+                <w:szCs w:val="28"/>
+              </w:rPr>
+              <w:t>RoleId</w:t>
+            </w:r>
+            <w:proofErr w:type="spellEnd"/>
+          </w:p>
+        </w:tc>
+        <w:tc>
+          <w:tcPr>
+            <w:tcW w:w="1502" w:type="dxa"/>
+          </w:tcPr>
+          <w:p>
+            <w:pPr>
+              <w:rPr>
+                <w:sz w:val="28"/>
+                <w:szCs w:val="28"/>
+              </w:rPr>
+            </w:pPr>
+            <w:r>
+              <w:rPr>
+                <w:sz w:val="28"/>
+                <w:szCs w:val="28"/>
+              </w:rPr>
+              <w:t>String</w:t>
+            </w:r>
+          </w:p>
+        </w:tc>
+        <w:tc>
+          <w:tcPr>
+            <w:tcW w:w="1503" w:type="dxa"/>
+          </w:tcPr>
+          <w:p>
+            <w:pPr>
+              <w:rPr>
+                <w:sz w:val="28"/>
+                <w:szCs w:val="28"/>
+              </w:rPr>
+            </w:pPr>
+            <w:r>
+              <w:rPr>
+                <w:sz w:val="28"/>
+                <w:szCs w:val="28"/>
+              </w:rPr>
+              <w:t>Yes</w:t>
+            </w:r>
+          </w:p>
+        </w:tc>
+        <w:tc>
+          <w:tcPr>
+            <w:tcW w:w="1503" w:type="dxa"/>
+          </w:tcPr>
+          <w:p>
+            <w:pPr>
+              <w:rPr>
+                <w:sz w:val="28"/>
+                <w:szCs w:val="28"/>
+              </w:rPr>
+            </w:pPr>
+            <w:proofErr w:type="spellStart"/>
+            <w:r>
+              <w:rPr>
+                <w:sz w:val="28"/>
+                <w:szCs w:val="28"/>
+              </w:rPr>
+              <w:t>Role</w:t>
+            </w:r>
+            <w:r>
+              <w:rPr>
+                <w:sz w:val="28"/>
+                <w:szCs w:val="28"/>
+              </w:rPr>
+              <w:t>Id</w:t>
+            </w:r>
+            <w:proofErr w:type="spellEnd"/>
+          </w:p>
+        </w:tc>
+        <w:tc>
+          <w:tcPr>
+            <w:tcW w:w="1503" w:type="dxa"/>
+          </w:tcPr>
+          <w:p>
+            <w:pPr>
+              <w:rPr>
+                <w:sz w:val="28"/>
+                <w:szCs w:val="28"/>
+              </w:rPr>
+            </w:pPr>
+          </w:p>
+        </w:tc>
+        <w:tc>
+          <w:tcPr>
+            <w:tcW w:w="1503" w:type="dxa"/>
+          </w:tcPr>
+          <w:p>
+            <w:pPr>
+              <w:rPr>
+                <w:sz w:val="28"/>
+                <w:szCs w:val="28"/>
+              </w:rPr>
+            </w:pPr>
+            <w:r>
+              <w:rPr>
+                <w:sz w:val="28"/>
+                <w:szCs w:val="28"/>
+              </w:rPr>
+              <w:t>Foreign</w:t>
+            </w:r>
+          </w:p>
+        </w:tc>
+      </w:tr>
+      <w:tr>
+        <w:tc>
+          <w:tcPr>
+            <w:tcW w:w="1502" w:type="dxa"/>
+          </w:tcPr>
+          <w:p>
+            <w:pPr>
+              <w:rPr>
+                <w:sz w:val="28"/>
+                <w:szCs w:val="28"/>
+              </w:rPr>
+            </w:pPr>
+            <w:proofErr w:type="spellStart"/>
+            <w:r>
+              <w:rPr>
+                <w:sz w:val="28"/>
+                <w:szCs w:val="28"/>
+              </w:rPr>
+              <w:t>ClaimType</w:t>
+            </w:r>
+            <w:proofErr w:type="spellEnd"/>
+          </w:p>
+        </w:tc>
+        <w:tc>
+          <w:tcPr>
+            <w:tcW w:w="1502" w:type="dxa"/>
+          </w:tcPr>
+          <w:p>
+            <w:pPr>
+              <w:rPr>
+                <w:sz w:val="28"/>
+                <w:szCs w:val="28"/>
+              </w:rPr>
+            </w:pPr>
+            <w:r>
+              <w:rPr>
+                <w:sz w:val="28"/>
+                <w:szCs w:val="28"/>
+              </w:rPr>
+              <w:t>String</w:t>
+            </w:r>
+          </w:p>
+        </w:tc>
+        <w:tc>
+          <w:tcPr>
+            <w:tcW w:w="1503" w:type="dxa"/>
+          </w:tcPr>
+          <w:p>
+            <w:pPr>
+              <w:rPr>
+                <w:sz w:val="28"/>
+                <w:szCs w:val="28"/>
+              </w:rPr>
+            </w:pPr>
+            <w:r>
+              <w:rPr>
+                <w:sz w:val="28"/>
+                <w:szCs w:val="28"/>
+              </w:rPr>
+              <w:t>Yes</w:t>
+            </w:r>
+          </w:p>
+        </w:tc>
+        <w:tc>
+          <w:tcPr>
+            <w:tcW w:w="1503" w:type="dxa"/>
+          </w:tcPr>
+          <w:p>
+            <w:pPr>
+              <w:rPr>
+                <w:sz w:val="28"/>
+                <w:szCs w:val="28"/>
+              </w:rPr>
+            </w:pPr>
+            <w:r>
+              <w:rPr>
+                <w:sz w:val="28"/>
+                <w:szCs w:val="28"/>
+              </w:rPr>
+              <w:t>No</w:t>
+            </w:r>
+          </w:p>
+        </w:tc>
+        <w:tc>
+          <w:tcPr>
+            <w:tcW w:w="1503" w:type="dxa"/>
+          </w:tcPr>
+          <w:p>
+            <w:pPr>
+              <w:rPr>
+                <w:sz w:val="28"/>
+                <w:szCs w:val="28"/>
+              </w:rPr>
+            </w:pPr>
+          </w:p>
+        </w:tc>
+        <w:tc>
+          <w:tcPr>
+            <w:tcW w:w="1503" w:type="dxa"/>
+          </w:tcPr>
+          <w:p>
+            <w:pPr>
+              <w:rPr>
+                <w:sz w:val="28"/>
+                <w:szCs w:val="28"/>
+              </w:rPr>
+            </w:pPr>
+            <w:r>
+              <w:rPr>
+                <w:sz w:val="28"/>
+                <w:szCs w:val="28"/>
+              </w:rPr>
+              <w:t>None</w:t>
+            </w:r>
+          </w:p>
+        </w:tc>
+      </w:tr>
+      <w:tr>
+        <w:tc>
+          <w:tcPr>
+            <w:tcW w:w="1502" w:type="dxa"/>
+          </w:tcPr>
+          <w:p>
+            <w:pPr>
+              <w:rPr>
+                <w:sz w:val="28"/>
+                <w:szCs w:val="28"/>
+              </w:rPr>
+            </w:pPr>
+            <w:proofErr w:type="spellStart"/>
+            <w:r>
+              <w:rPr>
+                <w:sz w:val="28"/>
+                <w:szCs w:val="28"/>
+              </w:rPr>
+              <w:t>ClaimValue</w:t>
+            </w:r>
+            <w:proofErr w:type="spellEnd"/>
+          </w:p>
+        </w:tc>
+        <w:tc>
+          <w:tcPr>
+            <w:tcW w:w="1502" w:type="dxa"/>
+          </w:tcPr>
+          <w:p>
+            <w:pPr>
+              <w:rPr>
+                <w:sz w:val="28"/>
+                <w:szCs w:val="28"/>
+              </w:rPr>
+            </w:pPr>
+            <w:r>
+              <w:rPr>
+                <w:sz w:val="28"/>
+                <w:szCs w:val="28"/>
+              </w:rPr>
+              <w:t>String</w:t>
+            </w:r>
+          </w:p>
+        </w:tc>
+        <w:tc>
+          <w:tcPr>
+            <w:tcW w:w="1503" w:type="dxa"/>
+          </w:tcPr>
+          <w:p>
+            <w:pPr>
+              <w:rPr>
+                <w:sz w:val="28"/>
+                <w:szCs w:val="28"/>
+              </w:rPr>
+            </w:pPr>
+            <w:r>
+              <w:rPr>
+                <w:sz w:val="28"/>
+                <w:szCs w:val="28"/>
+              </w:rPr>
+              <w:t>No</w:t>
+            </w:r>
+          </w:p>
+        </w:tc>
+        <w:tc>
+          <w:tcPr>
+            <w:tcW w:w="1503" w:type="dxa"/>
+          </w:tcPr>
+          <w:p>
+            <w:pPr>
+              <w:rPr>
+                <w:sz w:val="28"/>
+                <w:szCs w:val="28"/>
+              </w:rPr>
+            </w:pPr>
+          </w:p>
+        </w:tc>
+        <w:tc>
+          <w:tcPr>
+            <w:tcW w:w="1503" w:type="dxa"/>
+          </w:tcPr>
+          <w:p>
+            <w:pPr>
+              <w:rPr>
+                <w:sz w:val="28"/>
+                <w:szCs w:val="28"/>
+              </w:rPr>
+            </w:pPr>
+          </w:p>
+        </w:tc>
+        <w:tc>
+          <w:tcPr>
+            <w:tcW w:w="1503" w:type="dxa"/>
+          </w:tcPr>
+          <w:p>
+            <w:pPr>
+              <w:rPr>
+                <w:sz w:val="28"/>
+                <w:szCs w:val="28"/>
+              </w:rPr>
+            </w:pPr>
+            <w:r>
+              <w:rPr>
+                <w:sz w:val="28"/>
+                <w:szCs w:val="28"/>
+              </w:rPr>
+              <w:t>None</w:t>
+            </w:r>
+          </w:p>
+        </w:tc>
+      </w:tr>
+    </w:tbl>
+    <w:p>
+      <w:pPr>
+        <w:rPr>
+          <w:sz w:val="28"/>
+          <w:szCs w:val="28"/>
+        </w:rPr>
+      </w:pPr>
+    </w:p>
+    <w:p>
+      <w:pPr>
+        <w:pStyle w:val="Heading3"/>
+      </w:pPr>
+      <w:r>
+        <w:t>ASPNETUSERCLAIMS</w:t>
+      </w:r>
+    </w:p>
+    <w:tbl>
+      <w:tblPr>
+        <w:tblStyle w:val="TableGrid"/>
+        <w:tblW w:w="0" w:type="auto"/>
+        <w:tblLook w:val="04A0" w:firstRow="1" w:lastRow="0" w:firstColumn="1" w:lastColumn="0" w:noHBand="0" w:noVBand="1"/>
+      </w:tblPr>
+      <w:tblGrid>
+        <w:gridCol w:w="1502"/>
+        <w:gridCol w:w="1502"/>
+        <w:gridCol w:w="1503"/>
+        <w:gridCol w:w="1503"/>
+        <w:gridCol w:w="1503"/>
+        <w:gridCol w:w="1503"/>
+      </w:tblGrid>
+      <w:tr>
+        <w:tc>
+          <w:tcPr>
+            <w:tcW w:w="1502" w:type="dxa"/>
+          </w:tcPr>
+          <w:p>
+            <w:pPr>
+              <w:rPr>
+                <w:b/>
+                <w:bCs/>
+                <w:sz w:val="28"/>
+                <w:szCs w:val="28"/>
+              </w:rPr>
+            </w:pPr>
+            <w:r>
+              <w:rPr>
+                <w:b/>
+                <w:bCs/>
+                <w:sz w:val="28"/>
+                <w:szCs w:val="28"/>
+              </w:rPr>
+              <w:t>Column</w:t>
+            </w:r>
+          </w:p>
+        </w:tc>
+        <w:tc>
+          <w:tcPr>
+            <w:tcW w:w="1502" w:type="dxa"/>
+          </w:tcPr>
+          <w:p>
+            <w:pPr>
+              <w:rPr>
+                <w:b/>
+                <w:bCs/>
+                <w:sz w:val="28"/>
+                <w:szCs w:val="28"/>
+              </w:rPr>
+            </w:pPr>
+            <w:r>
+              <w:rPr>
+                <w:b/>
+                <w:bCs/>
+                <w:sz w:val="28"/>
+                <w:szCs w:val="28"/>
+              </w:rPr>
+              <w:t>Data type</w:t>
+            </w:r>
+          </w:p>
+        </w:tc>
+        <w:tc>
+          <w:tcPr>
+            <w:tcW w:w="1503" w:type="dxa"/>
+          </w:tcPr>
+          <w:p>
+            <w:pPr>
+              <w:rPr>
+                <w:b/>
+                <w:bCs/>
+                <w:sz w:val="28"/>
+                <w:szCs w:val="28"/>
+              </w:rPr>
+            </w:pPr>
+            <w:r>
+              <w:rPr>
+                <w:b/>
+                <w:bCs/>
+                <w:sz w:val="28"/>
+                <w:szCs w:val="28"/>
+              </w:rPr>
+              <w:t>Required</w:t>
+            </w:r>
+          </w:p>
+        </w:tc>
+        <w:tc>
+          <w:tcPr>
+            <w:tcW w:w="1503" w:type="dxa"/>
+          </w:tcPr>
+          <w:p>
+            <w:pPr>
+              <w:rPr>
+                <w:b/>
+                <w:bCs/>
+                <w:sz w:val="28"/>
+                <w:szCs w:val="28"/>
+              </w:rPr>
+            </w:pPr>
+            <w:r>
+              <w:rPr>
+                <w:b/>
+                <w:bCs/>
+                <w:sz w:val="28"/>
+                <w:szCs w:val="28"/>
+              </w:rPr>
+              <w:t>Default</w:t>
+            </w:r>
+          </w:p>
+        </w:tc>
+        <w:tc>
+          <w:tcPr>
+            <w:tcW w:w="1503" w:type="dxa"/>
+          </w:tcPr>
+          <w:p>
+            <w:pPr>
+              <w:rPr>
+                <w:b/>
+                <w:bCs/>
+                <w:sz w:val="28"/>
+                <w:szCs w:val="28"/>
+              </w:rPr>
+            </w:pPr>
+            <w:r>
+              <w:rPr>
+                <w:b/>
+                <w:bCs/>
+                <w:sz w:val="28"/>
+                <w:szCs w:val="28"/>
+              </w:rPr>
+              <w:t>Validation</w:t>
+            </w:r>
+          </w:p>
+        </w:tc>
+        <w:tc>
+          <w:tcPr>
+            <w:tcW w:w="1503" w:type="dxa"/>
+          </w:tcPr>
+          <w:p>
+            <w:pPr>
+              <w:rPr>
+                <w:b/>
+                <w:bCs/>
+                <w:sz w:val="28"/>
+                <w:szCs w:val="28"/>
+              </w:rPr>
+            </w:pPr>
+            <w:r>
+              <w:rPr>
+                <w:b/>
+                <w:bCs/>
+                <w:sz w:val="28"/>
+                <w:szCs w:val="28"/>
+              </w:rPr>
+              <w:t>Key Type</w:t>
+            </w:r>
+          </w:p>
+        </w:tc>
+      </w:tr>
+      <w:tr>
+        <w:tc>
+          <w:tcPr>
+            <w:tcW w:w="1502" w:type="dxa"/>
+          </w:tcPr>
+          <w:p>
+            <w:pPr>
+              <w:rPr>
+                <w:sz w:val="28"/>
+                <w:szCs w:val="28"/>
+              </w:rPr>
+            </w:pPr>
+            <w:r>
+              <w:rPr>
+                <w:sz w:val="28"/>
+                <w:szCs w:val="28"/>
+              </w:rPr>
+              <w:t>Id</w:t>
+            </w:r>
+          </w:p>
+        </w:tc>
+        <w:tc>
+          <w:tcPr>
+            <w:tcW w:w="1502" w:type="dxa"/>
+          </w:tcPr>
+          <w:p>
+            <w:pPr>
+              <w:rPr>
+                <w:sz w:val="28"/>
+                <w:szCs w:val="28"/>
+              </w:rPr>
+            </w:pPr>
+            <w:r>
+              <w:rPr>
+                <w:sz w:val="28"/>
+                <w:szCs w:val="28"/>
+              </w:rPr>
+              <w:t>int</w:t>
+            </w:r>
+          </w:p>
+        </w:tc>
+        <w:tc>
+          <w:tcPr>
+            <w:tcW w:w="1503" w:type="dxa"/>
+          </w:tcPr>
+          <w:p>
+            <w:pPr>
+              <w:rPr>
+                <w:sz w:val="28"/>
+                <w:szCs w:val="28"/>
+              </w:rPr>
+            </w:pPr>
+            <w:r>
+              <w:rPr>
+                <w:sz w:val="28"/>
+                <w:szCs w:val="28"/>
+              </w:rPr>
+              <w:t>Yes</w:t>
+            </w:r>
+          </w:p>
+        </w:tc>
+        <w:tc>
+          <w:tcPr>
+            <w:tcW w:w="1503" w:type="dxa"/>
+          </w:tcPr>
+          <w:p>
+            <w:pPr>
+              <w:rPr>
+                <w:sz w:val="28"/>
+                <w:szCs w:val="28"/>
+              </w:rPr>
+            </w:pPr>
+          </w:p>
+        </w:tc>
+        <w:tc>
+          <w:tcPr>
+            <w:tcW w:w="1503" w:type="dxa"/>
+          </w:tcPr>
+          <w:p>
+            <w:pPr>
+              <w:rPr>
+                <w:sz w:val="28"/>
+                <w:szCs w:val="28"/>
+              </w:rPr>
+            </w:pPr>
+          </w:p>
+        </w:tc>
+        <w:tc>
+          <w:tcPr>
+            <w:tcW w:w="1503" w:type="dxa"/>
+          </w:tcPr>
+          <w:p>
+            <w:pPr>
+              <w:rPr>
+                <w:sz w:val="28"/>
+                <w:szCs w:val="28"/>
+              </w:rPr>
+            </w:pPr>
+            <w:r>
+              <w:rPr>
+                <w:sz w:val="28"/>
+                <w:szCs w:val="28"/>
+              </w:rPr>
+              <w:t>Primary</w:t>
+            </w:r>
+          </w:p>
+        </w:tc>
+      </w:tr>
+      <w:tr>
+        <w:tc>
+          <w:tcPr>
+            <w:tcW w:w="1502" w:type="dxa"/>
+          </w:tcPr>
+          <w:p>
+            <w:pPr>
+              <w:rPr>
+                <w:sz w:val="28"/>
+                <w:szCs w:val="28"/>
+              </w:rPr>
+            </w:pPr>
+            <w:proofErr w:type="spellStart"/>
+            <w:r>
+              <w:rPr>
+                <w:sz w:val="28"/>
+                <w:szCs w:val="28"/>
+              </w:rPr>
+              <w:t>RoleId</w:t>
+            </w:r>
+            <w:proofErr w:type="spellEnd"/>
+          </w:p>
+        </w:tc>
+        <w:tc>
+          <w:tcPr>
+            <w:tcW w:w="1502" w:type="dxa"/>
+          </w:tcPr>
+          <w:p>
+            <w:pPr>
+              <w:rPr>
+                <w:sz w:val="28"/>
+                <w:szCs w:val="28"/>
+              </w:rPr>
+            </w:pPr>
+            <w:r>
+              <w:rPr>
+                <w:sz w:val="28"/>
+                <w:szCs w:val="28"/>
+              </w:rPr>
+              <w:t>String</w:t>
+            </w:r>
+          </w:p>
+        </w:tc>
+        <w:tc>
+          <w:tcPr>
+            <w:tcW w:w="1503" w:type="dxa"/>
+          </w:tcPr>
+          <w:p>
+            <w:pPr>
+              <w:rPr>
+                <w:sz w:val="28"/>
+                <w:szCs w:val="28"/>
+              </w:rPr>
+            </w:pPr>
+            <w:r>
+              <w:rPr>
+                <w:sz w:val="28"/>
+                <w:szCs w:val="28"/>
+              </w:rPr>
+              <w:t>Yes</w:t>
+            </w:r>
+          </w:p>
+        </w:tc>
+        <w:tc>
+          <w:tcPr>
+            <w:tcW w:w="1503" w:type="dxa"/>
+          </w:tcPr>
+          <w:p>
+            <w:pPr>
+              <w:rPr>
+                <w:sz w:val="28"/>
+                <w:szCs w:val="28"/>
+              </w:rPr>
+            </w:pPr>
+            <w:proofErr w:type="spellStart"/>
+            <w:r>
+              <w:rPr>
+                <w:sz w:val="28"/>
+                <w:szCs w:val="28"/>
+              </w:rPr>
+              <w:t>RoleId</w:t>
+            </w:r>
+            <w:proofErr w:type="spellEnd"/>
+          </w:p>
+        </w:tc>
+        <w:tc>
+          <w:tcPr>
+            <w:tcW w:w="1503" w:type="dxa"/>
+          </w:tcPr>
+          <w:p>
+            <w:pPr>
+              <w:rPr>
+                <w:sz w:val="28"/>
+                <w:szCs w:val="28"/>
+              </w:rPr>
+            </w:pPr>
+          </w:p>
+        </w:tc>
+        <w:tc>
+          <w:tcPr>
+            <w:tcW w:w="1503" w:type="dxa"/>
+          </w:tcPr>
+          <w:p>
+            <w:pPr>
+              <w:rPr>
+                <w:sz w:val="28"/>
+                <w:szCs w:val="28"/>
+              </w:rPr>
+            </w:pPr>
+            <w:r>
+              <w:rPr>
+                <w:sz w:val="28"/>
+                <w:szCs w:val="28"/>
+              </w:rPr>
+              <w:t>Foreign</w:t>
+            </w:r>
+          </w:p>
+        </w:tc>
+      </w:tr>
+      <w:tr>
+        <w:tc>
+          <w:tcPr>
+            <w:tcW w:w="1502" w:type="dxa"/>
+          </w:tcPr>
+          <w:p>
+            <w:pPr>
+              <w:rPr>
+                <w:sz w:val="28"/>
+                <w:szCs w:val="28"/>
+              </w:rPr>
+            </w:pPr>
+            <w:proofErr w:type="spellStart"/>
+            <w:r>
+              <w:rPr>
+                <w:sz w:val="28"/>
+                <w:szCs w:val="28"/>
+              </w:rPr>
+              <w:t>ClaimType</w:t>
+            </w:r>
+            <w:proofErr w:type="spellEnd"/>
+          </w:p>
+        </w:tc>
+        <w:tc>
+          <w:tcPr>
+            <w:tcW w:w="1502" w:type="dxa"/>
+          </w:tcPr>
+          <w:p>
+            <w:pPr>
+              <w:rPr>
+                <w:sz w:val="28"/>
+                <w:szCs w:val="28"/>
+              </w:rPr>
+            </w:pPr>
+            <w:r>
+              <w:rPr>
+                <w:sz w:val="28"/>
+                <w:szCs w:val="28"/>
+              </w:rPr>
+              <w:t>String</w:t>
+            </w:r>
+          </w:p>
+        </w:tc>
+        <w:tc>
+          <w:tcPr>
+            <w:tcW w:w="1503" w:type="dxa"/>
+          </w:tcPr>
+          <w:p>
+            <w:pPr>
+              <w:rPr>
+                <w:sz w:val="28"/>
+                <w:szCs w:val="28"/>
+              </w:rPr>
+            </w:pPr>
+            <w:r>
+              <w:rPr>
+                <w:sz w:val="28"/>
+                <w:szCs w:val="28"/>
+              </w:rPr>
+              <w:t>Yes</w:t>
+            </w:r>
+          </w:p>
+        </w:tc>
+        <w:tc>
+          <w:tcPr>
+            <w:tcW w:w="1503" w:type="dxa"/>
+          </w:tcPr>
+          <w:p>
+            <w:pPr>
+              <w:rPr>
+                <w:sz w:val="28"/>
+                <w:szCs w:val="28"/>
+              </w:rPr>
+            </w:pPr>
+            <w:r>
+              <w:rPr>
+                <w:sz w:val="28"/>
+                <w:szCs w:val="28"/>
+              </w:rPr>
+              <w:t>No</w:t>
+            </w:r>
+          </w:p>
+        </w:tc>
+        <w:tc>
+          <w:tcPr>
+            <w:tcW w:w="1503" w:type="dxa"/>
+          </w:tcPr>
+          <w:p>
+            <w:pPr>
+              <w:rPr>
+                <w:sz w:val="28"/>
+                <w:szCs w:val="28"/>
+              </w:rPr>
+            </w:pPr>
+          </w:p>
+        </w:tc>
+        <w:tc>
+          <w:tcPr>
+            <w:tcW w:w="1503" w:type="dxa"/>
+          </w:tcPr>
+          <w:p>
+            <w:pPr>
+              <w:rPr>
+                <w:sz w:val="28"/>
+                <w:szCs w:val="28"/>
+              </w:rPr>
+            </w:pPr>
+            <w:r>
+              <w:rPr>
+                <w:sz w:val="28"/>
+                <w:szCs w:val="28"/>
+              </w:rPr>
+              <w:t>None</w:t>
+            </w:r>
+          </w:p>
+        </w:tc>
+      </w:tr>
+      <w:tr>
+        <w:tc>
+          <w:tcPr>
+            <w:tcW w:w="1502" w:type="dxa"/>
+          </w:tcPr>
+          <w:p>
+            <w:pPr>
+              <w:rPr>
+                <w:sz w:val="28"/>
+                <w:szCs w:val="28"/>
+              </w:rPr>
+            </w:pPr>
+            <w:proofErr w:type="spellStart"/>
+            <w:r>
+              <w:rPr>
+                <w:sz w:val="28"/>
+                <w:szCs w:val="28"/>
+              </w:rPr>
+              <w:t>ClaimVaue</w:t>
+            </w:r>
+            <w:proofErr w:type="spellEnd"/>
+          </w:p>
+        </w:tc>
+        <w:tc>
+          <w:tcPr>
+            <w:tcW w:w="1502" w:type="dxa"/>
+          </w:tcPr>
+          <w:p>
+            <w:pPr>
+              <w:rPr>
+                <w:sz w:val="28"/>
+                <w:szCs w:val="28"/>
+              </w:rPr>
+            </w:pPr>
+            <w:r>
+              <w:rPr>
+                <w:sz w:val="28"/>
+                <w:szCs w:val="28"/>
+              </w:rPr>
+              <w:t>String</w:t>
+            </w:r>
+          </w:p>
+        </w:tc>
+        <w:tc>
+          <w:tcPr>
+            <w:tcW w:w="1503" w:type="dxa"/>
+          </w:tcPr>
+          <w:p>
+            <w:pPr>
+              <w:rPr>
+                <w:sz w:val="28"/>
+                <w:szCs w:val="28"/>
+              </w:rPr>
+            </w:pPr>
+            <w:r>
+              <w:rPr>
+                <w:sz w:val="28"/>
+                <w:szCs w:val="28"/>
+              </w:rPr>
+              <w:t>No</w:t>
+            </w:r>
+          </w:p>
+        </w:tc>
+        <w:tc>
+          <w:tcPr>
+            <w:tcW w:w="1503" w:type="dxa"/>
+          </w:tcPr>
+          <w:p>
+            <w:pPr>
+              <w:rPr>
+                <w:sz w:val="28"/>
+                <w:szCs w:val="28"/>
+              </w:rPr>
+            </w:pPr>
+          </w:p>
+        </w:tc>
+        <w:tc>
+          <w:tcPr>
+            <w:tcW w:w="1503" w:type="dxa"/>
+          </w:tcPr>
+          <w:p>
+            <w:pPr>
+              <w:rPr>
+                <w:sz w:val="28"/>
+                <w:szCs w:val="28"/>
+              </w:rPr>
+            </w:pPr>
+          </w:p>
+        </w:tc>
+        <w:tc>
+          <w:tcPr>
+            <w:tcW w:w="1503" w:type="dxa"/>
+          </w:tcPr>
+          <w:p>
+            <w:pPr>
+              <w:rPr>
+                <w:sz w:val="28"/>
+                <w:szCs w:val="28"/>
+              </w:rPr>
+            </w:pPr>
+            <w:r>
+              <w:rPr>
+                <w:sz w:val="28"/>
+                <w:szCs w:val="28"/>
+              </w:rPr>
+              <w:t>None</w:t>
+            </w:r>
+          </w:p>
+        </w:tc>
+      </w:tr>
+    </w:tbl>
+    <w:p>
+      <w:pPr>
+        <w:rPr>
+          <w:sz w:val="28"/>
+          <w:szCs w:val="28"/>
+        </w:rPr>
+      </w:pPr>
+    </w:p>
+    <w:p>
+      <w:pPr>
+        <w:pStyle w:val="Heading3"/>
+      </w:pPr>
+      <w:r>
+        <w:t>ASPNETUSER</w:t>
+      </w:r>
+      <w:r>
+        <w:t>LOGINS</w:t>
+      </w:r>
+    </w:p>
+    <w:tbl>
+      <w:tblPr>
+        <w:tblStyle w:val="TableGrid"/>
+        <w:tblW w:w="0" w:type="auto"/>
+        <w:tblLook w:val="04A0" w:firstRow="1" w:lastRow="0" w:firstColumn="1" w:lastColumn="0" w:noHBand="0" w:noVBand="1"/>
+      </w:tblPr>
+      <w:tblGrid>
+        <w:gridCol w:w="2822"/>
+        <w:gridCol w:w="1632"/>
+        <w:gridCol w:w="1275"/>
+        <w:gridCol w:w="1077"/>
+        <w:gridCol w:w="1413"/>
+        <w:gridCol w:w="1105"/>
+      </w:tblGrid>
+      <w:tr>
+        <w:tc>
+          <w:tcPr>
+            <w:tcW w:w="2822" w:type="dxa"/>
+            <w:tcBorders>
+              <w:top w:val="single" w:sz="4" w:space="0" w:color="auto"/>
+              <w:left w:val="single" w:sz="4" w:space="0" w:color="auto"/>
+              <w:bottom w:val="single" w:sz="4" w:space="0" w:color="auto"/>
+              <w:right w:val="single" w:sz="4" w:space="0" w:color="auto"/>
+            </w:tcBorders>
+            <w:hideMark/>
+          </w:tcPr>
+          <w:p>
+            <w:pPr>
+              <w:spacing w:after="160" w:line="259" w:lineRule="auto"/>
+              <w:rPr>
+                <w:b/>
+                <w:bCs/>
+                <w:sz w:val="28"/>
+                <w:szCs w:val="28"/>
+              </w:rPr>
+            </w:pPr>
+            <w:r>
+              <w:rPr>
+                <w:b/>
+                <w:bCs/>
+                <w:sz w:val="28"/>
+                <w:szCs w:val="28"/>
+              </w:rPr>
+              <w:t>Column</w:t>
+            </w:r>
+          </w:p>
+        </w:tc>
+        <w:tc>
+          <w:tcPr>
+            <w:tcW w:w="1632" w:type="dxa"/>
+            <w:tcBorders>
+              <w:top w:val="single" w:sz="4" w:space="0" w:color="auto"/>
+              <w:left w:val="single" w:sz="4" w:space="0" w:color="auto"/>
+              <w:bottom w:val="single" w:sz="4" w:space="0" w:color="auto"/>
+              <w:right w:val="single" w:sz="4" w:space="0" w:color="auto"/>
+            </w:tcBorders>
+            <w:hideMark/>
+          </w:tcPr>
+          <w:p>
+            <w:pPr>
+              <w:spacing w:after="160" w:line="259" w:lineRule="auto"/>
+              <w:rPr>
+                <w:b/>
+                <w:bCs/>
+                <w:sz w:val="28"/>
+                <w:szCs w:val="28"/>
+              </w:rPr>
+            </w:pPr>
+            <w:r>
+              <w:rPr>
+                <w:b/>
+                <w:bCs/>
+                <w:sz w:val="28"/>
+                <w:szCs w:val="28"/>
+              </w:rPr>
+              <w:t>Data Type</w:t>
+            </w:r>
+          </w:p>
+        </w:tc>
+        <w:tc>
+          <w:tcPr>
+            <w:tcW w:w="1207" w:type="dxa"/>
+            <w:tcBorders>
+              <w:top w:val="single" w:sz="4" w:space="0" w:color="auto"/>
+              <w:left w:val="single" w:sz="4" w:space="0" w:color="auto"/>
+              <w:bottom w:val="single" w:sz="4" w:space="0" w:color="auto"/>
+              <w:right w:val="single" w:sz="4" w:space="0" w:color="auto"/>
+            </w:tcBorders>
+            <w:hideMark/>
+          </w:tcPr>
+          <w:p>
+            <w:pPr>
+              <w:spacing w:after="160" w:line="259" w:lineRule="auto"/>
+              <w:rPr>
+                <w:b/>
+                <w:bCs/>
+                <w:sz w:val="28"/>
+                <w:szCs w:val="28"/>
+              </w:rPr>
+            </w:pPr>
+            <w:r>
+              <w:rPr>
+                <w:b/>
+                <w:bCs/>
+                <w:sz w:val="28"/>
+                <w:szCs w:val="28"/>
+              </w:rPr>
+              <w:t>Required</w:t>
+            </w:r>
+          </w:p>
+        </w:tc>
+        <w:tc>
+          <w:tcPr>
+            <w:tcW w:w="1023" w:type="dxa"/>
+            <w:tcBorders>
+              <w:top w:val="single" w:sz="4" w:space="0" w:color="auto"/>
+              <w:left w:val="single" w:sz="4" w:space="0" w:color="auto"/>
+              <w:bottom w:val="single" w:sz="4" w:space="0" w:color="auto"/>
+              <w:right w:val="single" w:sz="4" w:space="0" w:color="auto"/>
+            </w:tcBorders>
+            <w:hideMark/>
+          </w:tcPr>
+          <w:p>
+            <w:pPr>
+              <w:spacing w:after="160" w:line="259" w:lineRule="auto"/>
+              <w:rPr>
+                <w:b/>
+                <w:bCs/>
+                <w:sz w:val="28"/>
+                <w:szCs w:val="28"/>
+              </w:rPr>
+            </w:pPr>
+            <w:r>
+              <w:rPr>
+                <w:b/>
+                <w:bCs/>
+                <w:sz w:val="28"/>
+                <w:szCs w:val="28"/>
+              </w:rPr>
+              <w:t>Default</w:t>
+            </w:r>
+          </w:p>
+        </w:tc>
+        <w:tc>
+          <w:tcPr>
+            <w:tcW w:w="1317" w:type="dxa"/>
+            <w:tcBorders>
+              <w:top w:val="single" w:sz="4" w:space="0" w:color="auto"/>
+              <w:left w:val="single" w:sz="4" w:space="0" w:color="auto"/>
+              <w:bottom w:val="single" w:sz="4" w:space="0" w:color="auto"/>
+              <w:right w:val="single" w:sz="4" w:space="0" w:color="auto"/>
+            </w:tcBorders>
+            <w:hideMark/>
+          </w:tcPr>
+          <w:p>
+            <w:pPr>
+              <w:spacing w:after="160" w:line="259" w:lineRule="auto"/>
+              <w:rPr>
+                <w:b/>
+                <w:bCs/>
+                <w:sz w:val="28"/>
+                <w:szCs w:val="28"/>
+              </w:rPr>
+            </w:pPr>
+            <w:r>
+              <w:rPr>
+                <w:b/>
+                <w:bCs/>
+                <w:sz w:val="28"/>
+                <w:szCs w:val="28"/>
+              </w:rPr>
+              <w:t>Validation</w:t>
+            </w:r>
+          </w:p>
+        </w:tc>
+        <w:tc>
+          <w:tcPr>
+            <w:tcW w:w="1015" w:type="dxa"/>
+            <w:tcBorders>
+              <w:top w:val="single" w:sz="4" w:space="0" w:color="auto"/>
+              <w:left w:val="single" w:sz="4" w:space="0" w:color="auto"/>
+              <w:bottom w:val="single" w:sz="4" w:space="0" w:color="auto"/>
+              <w:right w:val="single" w:sz="4" w:space="0" w:color="auto"/>
+            </w:tcBorders>
+            <w:hideMark/>
+          </w:tcPr>
+          <w:p>
+            <w:pPr>
+              <w:spacing w:after="160" w:line="259" w:lineRule="auto"/>
+              <w:rPr>
+                <w:b/>
+                <w:bCs/>
+                <w:sz w:val="28"/>
+                <w:szCs w:val="28"/>
+              </w:rPr>
+            </w:pPr>
+            <w:r>
+              <w:rPr>
+                <w:b/>
+                <w:bCs/>
+                <w:sz w:val="28"/>
+                <w:szCs w:val="28"/>
+              </w:rPr>
+              <w:t>Key Type</w:t>
+            </w:r>
+          </w:p>
+        </w:tc>
+      </w:tr>
+      <w:tr>
+        <w:tc>
+          <w:tcPr>
+            <w:tcW w:w="2822" w:type="dxa"/>
+            <w:tcBorders>
+              <w:top w:val="single" w:sz="4" w:space="0" w:color="auto"/>
+              <w:left w:val="single" w:sz="4" w:space="0" w:color="auto"/>
+              <w:bottom w:val="single" w:sz="4" w:space="0" w:color="auto"/>
+              <w:right w:val="single" w:sz="4" w:space="0" w:color="auto"/>
+            </w:tcBorders>
+            <w:hideMark/>
+          </w:tcPr>
+          <w:p>
+            <w:pPr>
+              <w:spacing w:after="160" w:line="259" w:lineRule="auto"/>
+              <w:rPr>
+                <w:sz w:val="28"/>
+                <w:szCs w:val="28"/>
+              </w:rPr>
+            </w:pPr>
+            <w:r>
+              <w:rPr>
+                <w:sz w:val="28"/>
+                <w:szCs w:val="28"/>
+              </w:rPr>
+              <w:t>LoginProvider</w:t>
+            </w:r>
+          </w:p>
+        </w:tc>
+        <w:tc>
+          <w:tcPr>
+            <w:tcW w:w="1632" w:type="dxa"/>
+            <w:tcBorders>
+              <w:top w:val="single" w:sz="4" w:space="0" w:color="auto"/>
+              <w:left w:val="single" w:sz="4" w:space="0" w:color="auto"/>
+              <w:bottom w:val="single" w:sz="4" w:space="0" w:color="auto"/>
+              <w:right w:val="single" w:sz="4" w:space="0" w:color="auto"/>
+            </w:tcBorders>
+            <w:hideMark/>
+          </w:tcPr>
+          <w:p>
+            <w:pPr>
+              <w:spacing w:after="160" w:line="259" w:lineRule="auto"/>
+              <w:rPr>
+                <w:sz w:val="28"/>
+                <w:szCs w:val="28"/>
+              </w:rPr>
+            </w:pPr>
+            <w:r>
+              <w:rPr>
+                <w:sz w:val="28"/>
+                <w:szCs w:val="28"/>
+              </w:rPr>
+              <w:t>String</w:t>
+            </w:r>
+          </w:p>
+        </w:tc>
+        <w:tc>
+          <w:tcPr>
+            <w:tcW w:w="1207" w:type="dxa"/>
+            <w:tcBorders>
+              <w:top w:val="single" w:sz="4" w:space="0" w:color="auto"/>
+              <w:left w:val="single" w:sz="4" w:space="0" w:color="auto"/>
+              <w:bottom w:val="single" w:sz="4" w:space="0" w:color="auto"/>
+              <w:right w:val="single" w:sz="4" w:space="0" w:color="auto"/>
+            </w:tcBorders>
+            <w:hideMark/>
+          </w:tcPr>
+          <w:p>
+            <w:pPr>
+              <w:spacing w:after="160" w:line="259" w:lineRule="auto"/>
+              <w:rPr>
+                <w:sz w:val="28"/>
+                <w:szCs w:val="28"/>
+              </w:rPr>
+            </w:pPr>
+            <w:r>
+              <w:rPr>
+                <w:sz w:val="28"/>
+                <w:szCs w:val="28"/>
+              </w:rPr>
+              <w:t>Yes</w:t>
+            </w:r>
+          </w:p>
+        </w:tc>
+        <w:tc>
+          <w:tcPr>
+            <w:tcW w:w="1023" w:type="dxa"/>
+            <w:tcBorders>
+              <w:top w:val="single" w:sz="4" w:space="0" w:color="auto"/>
+              <w:left w:val="single" w:sz="4" w:space="0" w:color="auto"/>
+              <w:bottom w:val="single" w:sz="4" w:space="0" w:color="auto"/>
+              <w:right w:val="single" w:sz="4" w:space="0" w:color="auto"/>
+            </w:tcBorders>
+          </w:tcPr>
+          <w:p>
+            <w:pPr>
+              <w:spacing w:after="160" w:line="259" w:lineRule="auto"/>
+              <w:rPr>
+                <w:sz w:val="28"/>
+                <w:szCs w:val="28"/>
+              </w:rPr>
+            </w:pPr>
+          </w:p>
+        </w:tc>
+        <w:tc>
+          <w:tcPr>
+            <w:tcW w:w="1317" w:type="dxa"/>
+            <w:tcBorders>
+              <w:top w:val="single" w:sz="4" w:space="0" w:color="auto"/>
+              <w:left w:val="single" w:sz="4" w:space="0" w:color="auto"/>
+              <w:bottom w:val="single" w:sz="4" w:space="0" w:color="auto"/>
+              <w:right w:val="single" w:sz="4" w:space="0" w:color="auto"/>
+            </w:tcBorders>
+          </w:tcPr>
+          <w:p>
+            <w:pPr>
+              <w:spacing w:after="160" w:line="259" w:lineRule="auto"/>
+              <w:rPr>
+                <w:sz w:val="28"/>
+                <w:szCs w:val="28"/>
+              </w:rPr>
+            </w:pPr>
+          </w:p>
+        </w:tc>
+        <w:tc>
+          <w:tcPr>
+            <w:tcW w:w="1015" w:type="dxa"/>
+            <w:tcBorders>
+              <w:top w:val="single" w:sz="4" w:space="0" w:color="auto"/>
+              <w:left w:val="single" w:sz="4" w:space="0" w:color="auto"/>
+              <w:bottom w:val="single" w:sz="4" w:space="0" w:color="auto"/>
+              <w:right w:val="single" w:sz="4" w:space="0" w:color="auto"/>
+            </w:tcBorders>
+            <w:hideMark/>
+          </w:tcPr>
+          <w:p>
+            <w:pPr>
+              <w:spacing w:after="160" w:line="259" w:lineRule="auto"/>
+              <w:rPr>
+                <w:sz w:val="28"/>
+                <w:szCs w:val="28"/>
+              </w:rPr>
+            </w:pPr>
+            <w:r>
+              <w:rPr>
+                <w:sz w:val="28"/>
+                <w:szCs w:val="28"/>
+              </w:rPr>
+              <w:t>Primary</w:t>
+            </w:r>
+          </w:p>
+        </w:tc>
+      </w:tr>
+      <w:tr>
+        <w:tc>
+          <w:tcPr>
+            <w:tcW w:w="2822" w:type="dxa"/>
+            <w:tcBorders>
+              <w:top w:val="single" w:sz="4" w:space="0" w:color="auto"/>
+              <w:left w:val="single" w:sz="4" w:space="0" w:color="auto"/>
+              <w:bottom w:val="single" w:sz="4" w:space="0" w:color="auto"/>
+              <w:right w:val="single" w:sz="4" w:space="0" w:color="auto"/>
+            </w:tcBorders>
+            <w:hideMark/>
+          </w:tcPr>
+          <w:p>
+            <w:pPr>
+              <w:spacing w:after="160" w:line="259" w:lineRule="auto"/>
+              <w:rPr>
+                <w:sz w:val="28"/>
+                <w:szCs w:val="28"/>
+              </w:rPr>
+            </w:pPr>
+            <w:proofErr w:type="spellStart"/>
+            <w:r>
+              <w:rPr>
+                <w:sz w:val="28"/>
+                <w:szCs w:val="28"/>
+              </w:rPr>
+              <w:lastRenderedPageBreak/>
+              <w:t>ProviderKey</w:t>
+            </w:r>
+            <w:proofErr w:type="spellEnd"/>
+          </w:p>
+        </w:tc>
+        <w:tc>
+          <w:tcPr>
+            <w:tcW w:w="1632" w:type="dxa"/>
+            <w:tcBorders>
+              <w:top w:val="single" w:sz="4" w:space="0" w:color="auto"/>
+              <w:left w:val="single" w:sz="4" w:space="0" w:color="auto"/>
+              <w:bottom w:val="single" w:sz="4" w:space="0" w:color="auto"/>
+              <w:right w:val="single" w:sz="4" w:space="0" w:color="auto"/>
+            </w:tcBorders>
+            <w:hideMark/>
+          </w:tcPr>
+          <w:p>
+            <w:pPr>
+              <w:spacing w:after="160" w:line="259" w:lineRule="auto"/>
+              <w:rPr>
+                <w:sz w:val="28"/>
+                <w:szCs w:val="28"/>
+              </w:rPr>
+            </w:pPr>
+            <w:r>
+              <w:rPr>
+                <w:sz w:val="28"/>
+                <w:szCs w:val="28"/>
+              </w:rPr>
+              <w:t>String</w:t>
+            </w:r>
+          </w:p>
+        </w:tc>
+        <w:tc>
+          <w:tcPr>
+            <w:tcW w:w="1207" w:type="dxa"/>
+            <w:tcBorders>
+              <w:top w:val="single" w:sz="4" w:space="0" w:color="auto"/>
+              <w:left w:val="single" w:sz="4" w:space="0" w:color="auto"/>
+              <w:bottom w:val="single" w:sz="4" w:space="0" w:color="auto"/>
+              <w:right w:val="single" w:sz="4" w:space="0" w:color="auto"/>
+            </w:tcBorders>
+            <w:hideMark/>
+          </w:tcPr>
+          <w:p>
+            <w:pPr>
+              <w:spacing w:after="160" w:line="259" w:lineRule="auto"/>
+              <w:rPr>
+                <w:sz w:val="28"/>
+                <w:szCs w:val="28"/>
+              </w:rPr>
+            </w:pPr>
+            <w:r>
+              <w:rPr>
+                <w:sz w:val="28"/>
+                <w:szCs w:val="28"/>
+              </w:rPr>
+              <w:t>Yes</w:t>
+            </w:r>
+          </w:p>
+        </w:tc>
+        <w:tc>
+          <w:tcPr>
+            <w:tcW w:w="1023" w:type="dxa"/>
+            <w:tcBorders>
+              <w:top w:val="single" w:sz="4" w:space="0" w:color="auto"/>
+              <w:left w:val="single" w:sz="4" w:space="0" w:color="auto"/>
+              <w:bottom w:val="single" w:sz="4" w:space="0" w:color="auto"/>
+              <w:right w:val="single" w:sz="4" w:space="0" w:color="auto"/>
+            </w:tcBorders>
+          </w:tcPr>
+          <w:p>
+            <w:pPr>
+              <w:spacing w:after="160" w:line="259" w:lineRule="auto"/>
+              <w:rPr>
+                <w:sz w:val="28"/>
+                <w:szCs w:val="28"/>
+              </w:rPr>
+            </w:pPr>
+          </w:p>
+        </w:tc>
+        <w:tc>
+          <w:tcPr>
+            <w:tcW w:w="1317" w:type="dxa"/>
+            <w:tcBorders>
+              <w:top w:val="single" w:sz="4" w:space="0" w:color="auto"/>
+              <w:left w:val="single" w:sz="4" w:space="0" w:color="auto"/>
+              <w:bottom w:val="single" w:sz="4" w:space="0" w:color="auto"/>
+              <w:right w:val="single" w:sz="4" w:space="0" w:color="auto"/>
+            </w:tcBorders>
+          </w:tcPr>
+          <w:p>
+            <w:pPr>
+              <w:spacing w:after="160" w:line="259" w:lineRule="auto"/>
+              <w:rPr>
+                <w:sz w:val="28"/>
+                <w:szCs w:val="28"/>
+              </w:rPr>
+            </w:pPr>
+          </w:p>
+        </w:tc>
+        <w:tc>
+          <w:tcPr>
+            <w:tcW w:w="1015" w:type="dxa"/>
+            <w:tcBorders>
+              <w:top w:val="single" w:sz="4" w:space="0" w:color="auto"/>
+              <w:left w:val="single" w:sz="4" w:space="0" w:color="auto"/>
+              <w:bottom w:val="single" w:sz="4" w:space="0" w:color="auto"/>
+              <w:right w:val="single" w:sz="4" w:space="0" w:color="auto"/>
+            </w:tcBorders>
+            <w:hideMark/>
+          </w:tcPr>
+          <w:p>
+            <w:pPr>
+              <w:spacing w:after="160" w:line="259" w:lineRule="auto"/>
+              <w:rPr>
+                <w:sz w:val="28"/>
+                <w:szCs w:val="28"/>
+              </w:rPr>
+            </w:pPr>
+            <w:r>
+              <w:rPr>
+                <w:sz w:val="28"/>
+                <w:szCs w:val="28"/>
+              </w:rPr>
+              <w:t>None</w:t>
+            </w:r>
+          </w:p>
+        </w:tc>
+      </w:tr>
+      <w:tr>
+        <w:tc>
+          <w:tcPr>
+            <w:tcW w:w="2822" w:type="dxa"/>
+            <w:tcBorders>
+              <w:top w:val="single" w:sz="4" w:space="0" w:color="auto"/>
+              <w:left w:val="single" w:sz="4" w:space="0" w:color="auto"/>
+              <w:bottom w:val="single" w:sz="4" w:space="0" w:color="auto"/>
+              <w:right w:val="single" w:sz="4" w:space="0" w:color="auto"/>
+            </w:tcBorders>
+            <w:hideMark/>
+          </w:tcPr>
+          <w:p>
+            <w:pPr>
+              <w:spacing w:after="160" w:line="259" w:lineRule="auto"/>
+              <w:rPr>
+                <w:sz w:val="28"/>
+                <w:szCs w:val="28"/>
+              </w:rPr>
+            </w:pPr>
+            <w:proofErr w:type="spellStart"/>
+            <w:r>
+              <w:rPr>
+                <w:sz w:val="28"/>
+                <w:szCs w:val="28"/>
+              </w:rPr>
+              <w:t>ProviderDisplayName</w:t>
+            </w:r>
+            <w:proofErr w:type="spellEnd"/>
+          </w:p>
+        </w:tc>
+        <w:tc>
+          <w:tcPr>
+            <w:tcW w:w="1632" w:type="dxa"/>
+            <w:tcBorders>
+              <w:top w:val="single" w:sz="4" w:space="0" w:color="auto"/>
+              <w:left w:val="single" w:sz="4" w:space="0" w:color="auto"/>
+              <w:bottom w:val="single" w:sz="4" w:space="0" w:color="auto"/>
+              <w:right w:val="single" w:sz="4" w:space="0" w:color="auto"/>
+            </w:tcBorders>
+            <w:hideMark/>
+          </w:tcPr>
+          <w:p>
+            <w:pPr>
+              <w:spacing w:after="160" w:line="259" w:lineRule="auto"/>
+              <w:rPr>
+                <w:sz w:val="28"/>
+                <w:szCs w:val="28"/>
+              </w:rPr>
+            </w:pPr>
+            <w:r>
+              <w:rPr>
+                <w:sz w:val="28"/>
+                <w:szCs w:val="28"/>
+              </w:rPr>
+              <w:t>String</w:t>
+            </w:r>
+          </w:p>
+        </w:tc>
+        <w:tc>
+          <w:tcPr>
+            <w:tcW w:w="1207" w:type="dxa"/>
+            <w:tcBorders>
+              <w:top w:val="single" w:sz="4" w:space="0" w:color="auto"/>
+              <w:left w:val="single" w:sz="4" w:space="0" w:color="auto"/>
+              <w:bottom w:val="single" w:sz="4" w:space="0" w:color="auto"/>
+              <w:right w:val="single" w:sz="4" w:space="0" w:color="auto"/>
+            </w:tcBorders>
+            <w:hideMark/>
+          </w:tcPr>
+          <w:p>
+            <w:pPr>
+              <w:spacing w:after="160" w:line="259" w:lineRule="auto"/>
+              <w:rPr>
+                <w:sz w:val="28"/>
+                <w:szCs w:val="28"/>
+              </w:rPr>
+            </w:pPr>
+            <w:r>
+              <w:rPr>
+                <w:sz w:val="28"/>
+                <w:szCs w:val="28"/>
+              </w:rPr>
+              <w:t>No</w:t>
+            </w:r>
+          </w:p>
+        </w:tc>
+        <w:tc>
+          <w:tcPr>
+            <w:tcW w:w="1023" w:type="dxa"/>
+            <w:tcBorders>
+              <w:top w:val="single" w:sz="4" w:space="0" w:color="auto"/>
+              <w:left w:val="single" w:sz="4" w:space="0" w:color="auto"/>
+              <w:bottom w:val="single" w:sz="4" w:space="0" w:color="auto"/>
+              <w:right w:val="single" w:sz="4" w:space="0" w:color="auto"/>
+            </w:tcBorders>
+          </w:tcPr>
+          <w:p>
+            <w:pPr>
+              <w:spacing w:after="160" w:line="259" w:lineRule="auto"/>
+              <w:rPr>
+                <w:sz w:val="28"/>
+                <w:szCs w:val="28"/>
+              </w:rPr>
+            </w:pPr>
+          </w:p>
+        </w:tc>
+        <w:tc>
+          <w:tcPr>
+            <w:tcW w:w="1317" w:type="dxa"/>
+            <w:tcBorders>
+              <w:top w:val="single" w:sz="4" w:space="0" w:color="auto"/>
+              <w:left w:val="single" w:sz="4" w:space="0" w:color="auto"/>
+              <w:bottom w:val="single" w:sz="4" w:space="0" w:color="auto"/>
+              <w:right w:val="single" w:sz="4" w:space="0" w:color="auto"/>
+            </w:tcBorders>
+          </w:tcPr>
+          <w:p>
+            <w:pPr>
+              <w:spacing w:after="160" w:line="259" w:lineRule="auto"/>
+              <w:rPr>
+                <w:sz w:val="28"/>
+                <w:szCs w:val="28"/>
+              </w:rPr>
+            </w:pPr>
+          </w:p>
+        </w:tc>
+        <w:tc>
+          <w:tcPr>
+            <w:tcW w:w="1015" w:type="dxa"/>
+            <w:tcBorders>
+              <w:top w:val="single" w:sz="4" w:space="0" w:color="auto"/>
+              <w:left w:val="single" w:sz="4" w:space="0" w:color="auto"/>
+              <w:bottom w:val="single" w:sz="4" w:space="0" w:color="auto"/>
+              <w:right w:val="single" w:sz="4" w:space="0" w:color="auto"/>
+            </w:tcBorders>
+            <w:hideMark/>
+          </w:tcPr>
+          <w:p>
+            <w:pPr>
+              <w:spacing w:after="160" w:line="259" w:lineRule="auto"/>
+              <w:rPr>
+                <w:sz w:val="28"/>
+                <w:szCs w:val="28"/>
+              </w:rPr>
+            </w:pPr>
+            <w:r>
+              <w:rPr>
+                <w:sz w:val="28"/>
+                <w:szCs w:val="28"/>
+              </w:rPr>
+              <w:t>None</w:t>
+            </w:r>
+          </w:p>
+        </w:tc>
+      </w:tr>
+      <w:tr>
+        <w:tc>
+          <w:tcPr>
+            <w:tcW w:w="2822" w:type="dxa"/>
+            <w:tcBorders>
+              <w:top w:val="single" w:sz="4" w:space="0" w:color="auto"/>
+              <w:left w:val="single" w:sz="4" w:space="0" w:color="auto"/>
+              <w:bottom w:val="single" w:sz="4" w:space="0" w:color="auto"/>
+              <w:right w:val="single" w:sz="4" w:space="0" w:color="auto"/>
+            </w:tcBorders>
+            <w:hideMark/>
+          </w:tcPr>
+          <w:p>
+            <w:pPr>
+              <w:spacing w:after="160" w:line="259" w:lineRule="auto"/>
+              <w:rPr>
+                <w:sz w:val="28"/>
+                <w:szCs w:val="28"/>
+              </w:rPr>
+            </w:pPr>
+            <w:proofErr w:type="spellStart"/>
+            <w:r>
+              <w:rPr>
+                <w:sz w:val="28"/>
+                <w:szCs w:val="28"/>
+              </w:rPr>
+              <w:t>UserId</w:t>
+            </w:r>
+            <w:proofErr w:type="spellEnd"/>
+          </w:p>
+        </w:tc>
+        <w:tc>
+          <w:tcPr>
+            <w:tcW w:w="1632" w:type="dxa"/>
+            <w:tcBorders>
+              <w:top w:val="single" w:sz="4" w:space="0" w:color="auto"/>
+              <w:left w:val="single" w:sz="4" w:space="0" w:color="auto"/>
+              <w:bottom w:val="single" w:sz="4" w:space="0" w:color="auto"/>
+              <w:right w:val="single" w:sz="4" w:space="0" w:color="auto"/>
+            </w:tcBorders>
+            <w:hideMark/>
+          </w:tcPr>
+          <w:p>
+            <w:pPr>
+              <w:spacing w:after="160" w:line="259" w:lineRule="auto"/>
+              <w:rPr>
+                <w:sz w:val="28"/>
+                <w:szCs w:val="28"/>
+              </w:rPr>
+            </w:pPr>
+            <w:r>
+              <w:rPr>
+                <w:sz w:val="28"/>
+                <w:szCs w:val="28"/>
+              </w:rPr>
+              <w:t>String</w:t>
+            </w:r>
+          </w:p>
+        </w:tc>
+        <w:tc>
+          <w:tcPr>
+            <w:tcW w:w="1207" w:type="dxa"/>
+            <w:tcBorders>
+              <w:top w:val="single" w:sz="4" w:space="0" w:color="auto"/>
+              <w:left w:val="single" w:sz="4" w:space="0" w:color="auto"/>
+              <w:bottom w:val="single" w:sz="4" w:space="0" w:color="auto"/>
+              <w:right w:val="single" w:sz="4" w:space="0" w:color="auto"/>
+            </w:tcBorders>
+            <w:hideMark/>
+          </w:tcPr>
+          <w:p>
+            <w:pPr>
+              <w:spacing w:after="160" w:line="259" w:lineRule="auto"/>
+              <w:rPr>
+                <w:sz w:val="28"/>
+                <w:szCs w:val="28"/>
+              </w:rPr>
+            </w:pPr>
+            <w:r>
+              <w:rPr>
+                <w:sz w:val="28"/>
+                <w:szCs w:val="28"/>
+              </w:rPr>
+              <w:t>Yes</w:t>
+            </w:r>
+          </w:p>
+        </w:tc>
+        <w:tc>
+          <w:tcPr>
+            <w:tcW w:w="1023" w:type="dxa"/>
+            <w:tcBorders>
+              <w:top w:val="single" w:sz="4" w:space="0" w:color="auto"/>
+              <w:left w:val="single" w:sz="4" w:space="0" w:color="auto"/>
+              <w:bottom w:val="single" w:sz="4" w:space="0" w:color="auto"/>
+              <w:right w:val="single" w:sz="4" w:space="0" w:color="auto"/>
+            </w:tcBorders>
+            <w:hideMark/>
+          </w:tcPr>
+          <w:p>
+            <w:pPr>
+              <w:spacing w:after="160" w:line="259" w:lineRule="auto"/>
+              <w:rPr>
+                <w:sz w:val="28"/>
+                <w:szCs w:val="28"/>
+              </w:rPr>
+            </w:pPr>
+            <w:r>
+              <w:rPr>
+                <w:sz w:val="28"/>
+                <w:szCs w:val="28"/>
+              </w:rPr>
+              <w:t>Users Id</w:t>
+            </w:r>
+          </w:p>
+        </w:tc>
+        <w:tc>
+          <w:tcPr>
+            <w:tcW w:w="1317" w:type="dxa"/>
+            <w:tcBorders>
+              <w:top w:val="single" w:sz="4" w:space="0" w:color="auto"/>
+              <w:left w:val="single" w:sz="4" w:space="0" w:color="auto"/>
+              <w:bottom w:val="single" w:sz="4" w:space="0" w:color="auto"/>
+              <w:right w:val="single" w:sz="4" w:space="0" w:color="auto"/>
+            </w:tcBorders>
+          </w:tcPr>
+          <w:p>
+            <w:pPr>
+              <w:spacing w:after="160" w:line="259" w:lineRule="auto"/>
+              <w:rPr>
+                <w:sz w:val="28"/>
+                <w:szCs w:val="28"/>
+              </w:rPr>
+            </w:pPr>
+          </w:p>
+        </w:tc>
+        <w:tc>
+          <w:tcPr>
+            <w:tcW w:w="1015" w:type="dxa"/>
+            <w:tcBorders>
+              <w:top w:val="single" w:sz="4" w:space="0" w:color="auto"/>
+              <w:left w:val="single" w:sz="4" w:space="0" w:color="auto"/>
+              <w:bottom w:val="single" w:sz="4" w:space="0" w:color="auto"/>
+              <w:right w:val="single" w:sz="4" w:space="0" w:color="auto"/>
+            </w:tcBorders>
+            <w:hideMark/>
+          </w:tcPr>
+          <w:p>
+            <w:pPr>
+              <w:spacing w:after="160" w:line="259" w:lineRule="auto"/>
+              <w:rPr>
+                <w:sz w:val="28"/>
+                <w:szCs w:val="28"/>
+              </w:rPr>
+            </w:pPr>
+            <w:r>
+              <w:rPr>
+                <w:sz w:val="28"/>
+                <w:szCs w:val="28"/>
+              </w:rPr>
+              <w:t>Foreign</w:t>
+            </w:r>
+          </w:p>
+        </w:tc>
+      </w:tr>
+    </w:tbl>
+    <w:p>
+      <w:pPr>
+        <w:rPr>
+          <w:sz w:val="28"/>
+          <w:szCs w:val="28"/>
+        </w:rPr>
+      </w:pPr>
+    </w:p>
+    <w:p>
+      <w:pPr>
+        <w:pStyle w:val="Heading3"/>
+      </w:pPr>
+      <w:r>
+        <w:t>ASPNETUSER</w:t>
+      </w:r>
+      <w:r>
+        <w:t>TOKENS</w:t>
+      </w:r>
+    </w:p>
+    <w:tbl>
+      <w:tblPr>
+        <w:tblStyle w:val="TableGrid"/>
+        <w:tblW w:w="0" w:type="auto"/>
+        <w:tblLook w:val="04A0" w:firstRow="1" w:lastRow="0" w:firstColumn="1" w:lastColumn="0" w:noHBand="0" w:noVBand="1"/>
+      </w:tblPr>
+      <w:tblGrid>
+        <w:gridCol w:w="2822"/>
+        <w:gridCol w:w="1632"/>
+        <w:gridCol w:w="1275"/>
+        <w:gridCol w:w="1077"/>
+        <w:gridCol w:w="1413"/>
+        <w:gridCol w:w="1073"/>
+      </w:tblGrid>
+      <w:tr>
+        <w:tc>
+          <w:tcPr>
+            <w:tcW w:w="2822" w:type="dxa"/>
+            <w:tcBorders>
+              <w:top w:val="single" w:sz="4" w:space="0" w:color="auto"/>
+              <w:left w:val="single" w:sz="4" w:space="0" w:color="auto"/>
+              <w:bottom w:val="single" w:sz="4" w:space="0" w:color="auto"/>
+              <w:right w:val="single" w:sz="4" w:space="0" w:color="auto"/>
+            </w:tcBorders>
+            <w:hideMark/>
+          </w:tcPr>
+          <w:p>
+            <w:pPr>
+              <w:spacing w:after="160" w:line="259" w:lineRule="auto"/>
+              <w:rPr>
+                <w:b/>
+                <w:bCs/>
+                <w:sz w:val="28"/>
+                <w:szCs w:val="28"/>
+              </w:rPr>
+            </w:pPr>
+            <w:r>
+              <w:rPr>
+                <w:b/>
+                <w:bCs/>
+                <w:sz w:val="28"/>
+                <w:szCs w:val="28"/>
+              </w:rPr>
+              <w:t>Column</w:t>
+            </w:r>
+          </w:p>
+        </w:tc>
+        <w:tc>
+          <w:tcPr>
+            <w:tcW w:w="1632" w:type="dxa"/>
+            <w:tcBorders>
+              <w:top w:val="single" w:sz="4" w:space="0" w:color="auto"/>
+              <w:left w:val="single" w:sz="4" w:space="0" w:color="auto"/>
+              <w:bottom w:val="single" w:sz="4" w:space="0" w:color="auto"/>
+              <w:right w:val="single" w:sz="4" w:space="0" w:color="auto"/>
+            </w:tcBorders>
+            <w:hideMark/>
+          </w:tcPr>
+          <w:p>
+            <w:pPr>
+              <w:spacing w:after="160" w:line="259" w:lineRule="auto"/>
+              <w:rPr>
+                <w:b/>
+                <w:bCs/>
+                <w:sz w:val="28"/>
+                <w:szCs w:val="28"/>
+              </w:rPr>
+            </w:pPr>
+            <w:r>
+              <w:rPr>
+                <w:b/>
+                <w:bCs/>
+                <w:sz w:val="28"/>
+                <w:szCs w:val="28"/>
+              </w:rPr>
+              <w:t>Data Type</w:t>
+            </w:r>
+          </w:p>
+        </w:tc>
+        <w:tc>
+          <w:tcPr>
+            <w:tcW w:w="1207" w:type="dxa"/>
+            <w:tcBorders>
+              <w:top w:val="single" w:sz="4" w:space="0" w:color="auto"/>
+              <w:left w:val="single" w:sz="4" w:space="0" w:color="auto"/>
+              <w:bottom w:val="single" w:sz="4" w:space="0" w:color="auto"/>
+              <w:right w:val="single" w:sz="4" w:space="0" w:color="auto"/>
+            </w:tcBorders>
+            <w:hideMark/>
+          </w:tcPr>
+          <w:p>
+            <w:pPr>
+              <w:spacing w:after="160" w:line="259" w:lineRule="auto"/>
+              <w:rPr>
+                <w:b/>
+                <w:bCs/>
+                <w:sz w:val="28"/>
+                <w:szCs w:val="28"/>
+              </w:rPr>
+            </w:pPr>
+            <w:r>
+              <w:rPr>
+                <w:b/>
+                <w:bCs/>
+                <w:sz w:val="28"/>
+                <w:szCs w:val="28"/>
+              </w:rPr>
+              <w:t>Required</w:t>
+            </w:r>
+          </w:p>
+        </w:tc>
+        <w:tc>
+          <w:tcPr>
+            <w:tcW w:w="1023" w:type="dxa"/>
+            <w:tcBorders>
+              <w:top w:val="single" w:sz="4" w:space="0" w:color="auto"/>
+              <w:left w:val="single" w:sz="4" w:space="0" w:color="auto"/>
+              <w:bottom w:val="single" w:sz="4" w:space="0" w:color="auto"/>
+              <w:right w:val="single" w:sz="4" w:space="0" w:color="auto"/>
+            </w:tcBorders>
+            <w:hideMark/>
+          </w:tcPr>
+          <w:p>
+            <w:pPr>
+              <w:spacing w:after="160" w:line="259" w:lineRule="auto"/>
+              <w:rPr>
+                <w:b/>
+                <w:bCs/>
+                <w:sz w:val="28"/>
+                <w:szCs w:val="28"/>
+              </w:rPr>
+            </w:pPr>
+            <w:r>
+              <w:rPr>
+                <w:b/>
+                <w:bCs/>
+                <w:sz w:val="28"/>
+                <w:szCs w:val="28"/>
+              </w:rPr>
+              <w:t>Default</w:t>
+            </w:r>
+          </w:p>
+        </w:tc>
+        <w:tc>
+          <w:tcPr>
+            <w:tcW w:w="1317" w:type="dxa"/>
+            <w:tcBorders>
+              <w:top w:val="single" w:sz="4" w:space="0" w:color="auto"/>
+              <w:left w:val="single" w:sz="4" w:space="0" w:color="auto"/>
+              <w:bottom w:val="single" w:sz="4" w:space="0" w:color="auto"/>
+              <w:right w:val="single" w:sz="4" w:space="0" w:color="auto"/>
+            </w:tcBorders>
+            <w:hideMark/>
+          </w:tcPr>
+          <w:p>
+            <w:pPr>
+              <w:spacing w:after="160" w:line="259" w:lineRule="auto"/>
+              <w:rPr>
+                <w:b/>
+                <w:bCs/>
+                <w:sz w:val="28"/>
+                <w:szCs w:val="28"/>
+              </w:rPr>
+            </w:pPr>
+            <w:r>
+              <w:rPr>
+                <w:b/>
+                <w:bCs/>
+                <w:sz w:val="28"/>
+                <w:szCs w:val="28"/>
+              </w:rPr>
+              <w:t>Validation</w:t>
+            </w:r>
+          </w:p>
+        </w:tc>
+        <w:tc>
+          <w:tcPr>
+            <w:tcW w:w="1015" w:type="dxa"/>
+            <w:tcBorders>
+              <w:top w:val="single" w:sz="4" w:space="0" w:color="auto"/>
+              <w:left w:val="single" w:sz="4" w:space="0" w:color="auto"/>
+              <w:bottom w:val="single" w:sz="4" w:space="0" w:color="auto"/>
+              <w:right w:val="single" w:sz="4" w:space="0" w:color="auto"/>
+            </w:tcBorders>
+            <w:hideMark/>
+          </w:tcPr>
+          <w:p>
+            <w:pPr>
+              <w:spacing w:after="160" w:line="259" w:lineRule="auto"/>
+              <w:rPr>
+                <w:b/>
+                <w:bCs/>
+                <w:sz w:val="28"/>
+                <w:szCs w:val="28"/>
+              </w:rPr>
+            </w:pPr>
+            <w:r>
+              <w:rPr>
+                <w:b/>
+                <w:bCs/>
+                <w:sz w:val="28"/>
+                <w:szCs w:val="28"/>
+              </w:rPr>
+              <w:t>Key Type</w:t>
+            </w:r>
+          </w:p>
+        </w:tc>
+      </w:tr>
+      <w:tr>
+        <w:tc>
+          <w:tcPr>
+            <w:tcW w:w="2822" w:type="dxa"/>
+            <w:tcBorders>
+              <w:top w:val="single" w:sz="4" w:space="0" w:color="auto"/>
+              <w:left w:val="single" w:sz="4" w:space="0" w:color="auto"/>
+              <w:bottom w:val="single" w:sz="4" w:space="0" w:color="auto"/>
+              <w:right w:val="single" w:sz="4" w:space="0" w:color="auto"/>
+            </w:tcBorders>
+            <w:hideMark/>
+          </w:tcPr>
+          <w:p>
+            <w:pPr>
+              <w:spacing w:after="160" w:line="259" w:lineRule="auto"/>
+              <w:rPr>
+                <w:sz w:val="28"/>
+                <w:szCs w:val="28"/>
+              </w:rPr>
+            </w:pPr>
+            <w:proofErr w:type="spellStart"/>
+            <w:r>
+              <w:rPr>
+                <w:sz w:val="28"/>
+                <w:szCs w:val="28"/>
+              </w:rPr>
+              <w:t>UserId</w:t>
+            </w:r>
+            <w:proofErr w:type="spellEnd"/>
+          </w:p>
+        </w:tc>
+        <w:tc>
+          <w:tcPr>
+            <w:tcW w:w="1632" w:type="dxa"/>
+            <w:tcBorders>
+              <w:top w:val="single" w:sz="4" w:space="0" w:color="auto"/>
+              <w:left w:val="single" w:sz="4" w:space="0" w:color="auto"/>
+              <w:bottom w:val="single" w:sz="4" w:space="0" w:color="auto"/>
+              <w:right w:val="single" w:sz="4" w:space="0" w:color="auto"/>
+            </w:tcBorders>
+            <w:hideMark/>
+          </w:tcPr>
+          <w:p>
+            <w:pPr>
+              <w:spacing w:after="160" w:line="259" w:lineRule="auto"/>
+              <w:rPr>
+                <w:sz w:val="28"/>
+                <w:szCs w:val="28"/>
+              </w:rPr>
+            </w:pPr>
+            <w:r>
+              <w:rPr>
+                <w:sz w:val="28"/>
+                <w:szCs w:val="28"/>
+              </w:rPr>
+              <w:t>String</w:t>
+            </w:r>
+          </w:p>
+        </w:tc>
+        <w:tc>
+          <w:tcPr>
+            <w:tcW w:w="1207" w:type="dxa"/>
+            <w:tcBorders>
+              <w:top w:val="single" w:sz="4" w:space="0" w:color="auto"/>
+              <w:left w:val="single" w:sz="4" w:space="0" w:color="auto"/>
+              <w:bottom w:val="single" w:sz="4" w:space="0" w:color="auto"/>
+              <w:right w:val="single" w:sz="4" w:space="0" w:color="auto"/>
+            </w:tcBorders>
+            <w:hideMark/>
+          </w:tcPr>
+          <w:p>
+            <w:pPr>
+              <w:spacing w:after="160" w:line="259" w:lineRule="auto"/>
+              <w:rPr>
+                <w:sz w:val="28"/>
+                <w:szCs w:val="28"/>
+              </w:rPr>
+            </w:pPr>
+            <w:r>
+              <w:rPr>
+                <w:sz w:val="28"/>
+                <w:szCs w:val="28"/>
+              </w:rPr>
+              <w:t>Yes</w:t>
+            </w:r>
+          </w:p>
+        </w:tc>
+        <w:tc>
+          <w:tcPr>
+            <w:tcW w:w="1023" w:type="dxa"/>
+            <w:tcBorders>
+              <w:top w:val="single" w:sz="4" w:space="0" w:color="auto"/>
+              <w:left w:val="single" w:sz="4" w:space="0" w:color="auto"/>
+              <w:bottom w:val="single" w:sz="4" w:space="0" w:color="auto"/>
+              <w:right w:val="single" w:sz="4" w:space="0" w:color="auto"/>
+            </w:tcBorders>
+            <w:hideMark/>
+          </w:tcPr>
+          <w:p>
+            <w:pPr>
+              <w:spacing w:after="160" w:line="259" w:lineRule="auto"/>
+              <w:rPr>
+                <w:sz w:val="28"/>
+                <w:szCs w:val="28"/>
+              </w:rPr>
+            </w:pPr>
+            <w:r>
+              <w:rPr>
+                <w:sz w:val="28"/>
+                <w:szCs w:val="28"/>
+              </w:rPr>
+              <w:t>Users Id</w:t>
+            </w:r>
+          </w:p>
+        </w:tc>
+        <w:tc>
+          <w:tcPr>
+            <w:tcW w:w="1317" w:type="dxa"/>
+            <w:tcBorders>
+              <w:top w:val="single" w:sz="4" w:space="0" w:color="auto"/>
+              <w:left w:val="single" w:sz="4" w:space="0" w:color="auto"/>
+              <w:bottom w:val="single" w:sz="4" w:space="0" w:color="auto"/>
+              <w:right w:val="single" w:sz="4" w:space="0" w:color="auto"/>
+            </w:tcBorders>
+          </w:tcPr>
+          <w:p>
+            <w:pPr>
+              <w:spacing w:after="160" w:line="259" w:lineRule="auto"/>
+              <w:rPr>
+                <w:sz w:val="28"/>
+                <w:szCs w:val="28"/>
+              </w:rPr>
+            </w:pPr>
+          </w:p>
+        </w:tc>
+        <w:tc>
+          <w:tcPr>
+            <w:tcW w:w="1015" w:type="dxa"/>
+            <w:tcBorders>
+              <w:top w:val="single" w:sz="4" w:space="0" w:color="auto"/>
+              <w:left w:val="single" w:sz="4" w:space="0" w:color="auto"/>
+              <w:bottom w:val="single" w:sz="4" w:space="0" w:color="auto"/>
+              <w:right w:val="single" w:sz="4" w:space="0" w:color="auto"/>
+            </w:tcBorders>
+            <w:hideMark/>
+          </w:tcPr>
+          <w:p>
+            <w:pPr>
+              <w:spacing w:after="160" w:line="259" w:lineRule="auto"/>
+              <w:rPr>
+                <w:sz w:val="28"/>
+                <w:szCs w:val="28"/>
+              </w:rPr>
+            </w:pPr>
+            <w:r>
+              <w:rPr>
+                <w:sz w:val="28"/>
+                <w:szCs w:val="28"/>
+              </w:rPr>
+              <w:t>Foreign</w:t>
+            </w:r>
+          </w:p>
+        </w:tc>
+      </w:tr>
+      <w:tr>
+        <w:tc>
+          <w:tcPr>
+            <w:tcW w:w="2822" w:type="dxa"/>
+            <w:tcBorders>
+              <w:top w:val="single" w:sz="4" w:space="0" w:color="auto"/>
+              <w:left w:val="single" w:sz="4" w:space="0" w:color="auto"/>
+              <w:bottom w:val="single" w:sz="4" w:space="0" w:color="auto"/>
+              <w:right w:val="single" w:sz="4" w:space="0" w:color="auto"/>
+            </w:tcBorders>
+            <w:hideMark/>
+          </w:tcPr>
+          <w:p>
+            <w:pPr>
+              <w:spacing w:after="160" w:line="259" w:lineRule="auto"/>
+              <w:rPr>
+                <w:sz w:val="28"/>
+                <w:szCs w:val="28"/>
+              </w:rPr>
+            </w:pPr>
+            <w:r>
+              <w:rPr>
+                <w:sz w:val="28"/>
+                <w:szCs w:val="28"/>
+              </w:rPr>
+              <w:t>LoginProvider</w:t>
+            </w:r>
+          </w:p>
+        </w:tc>
+        <w:tc>
+          <w:tcPr>
+            <w:tcW w:w="1632" w:type="dxa"/>
+            <w:tcBorders>
+              <w:top w:val="single" w:sz="4" w:space="0" w:color="auto"/>
+              <w:left w:val="single" w:sz="4" w:space="0" w:color="auto"/>
+              <w:bottom w:val="single" w:sz="4" w:space="0" w:color="auto"/>
+              <w:right w:val="single" w:sz="4" w:space="0" w:color="auto"/>
+            </w:tcBorders>
+            <w:hideMark/>
+          </w:tcPr>
+          <w:p>
+            <w:pPr>
+              <w:spacing w:after="160" w:line="259" w:lineRule="auto"/>
+              <w:rPr>
+                <w:sz w:val="28"/>
+                <w:szCs w:val="28"/>
+              </w:rPr>
+            </w:pPr>
+            <w:r>
+              <w:rPr>
+                <w:sz w:val="28"/>
+                <w:szCs w:val="28"/>
+              </w:rPr>
+              <w:t>String</w:t>
+            </w:r>
+          </w:p>
+        </w:tc>
+        <w:tc>
+          <w:tcPr>
+            <w:tcW w:w="1207" w:type="dxa"/>
+            <w:tcBorders>
+              <w:top w:val="single" w:sz="4" w:space="0" w:color="auto"/>
+              <w:left w:val="single" w:sz="4" w:space="0" w:color="auto"/>
+              <w:bottom w:val="single" w:sz="4" w:space="0" w:color="auto"/>
+              <w:right w:val="single" w:sz="4" w:space="0" w:color="auto"/>
+            </w:tcBorders>
+            <w:hideMark/>
+          </w:tcPr>
+          <w:p>
+            <w:pPr>
+              <w:spacing w:after="160" w:line="259" w:lineRule="auto"/>
+              <w:rPr>
+                <w:sz w:val="28"/>
+                <w:szCs w:val="28"/>
+              </w:rPr>
+            </w:pPr>
+            <w:r>
+              <w:rPr>
+                <w:sz w:val="28"/>
+                <w:szCs w:val="28"/>
+              </w:rPr>
+              <w:t>Yes</w:t>
+            </w:r>
+          </w:p>
+        </w:tc>
+        <w:tc>
+          <w:tcPr>
+            <w:tcW w:w="1023" w:type="dxa"/>
+            <w:tcBorders>
+              <w:top w:val="single" w:sz="4" w:space="0" w:color="auto"/>
+              <w:left w:val="single" w:sz="4" w:space="0" w:color="auto"/>
+              <w:bottom w:val="single" w:sz="4" w:space="0" w:color="auto"/>
+              <w:right w:val="single" w:sz="4" w:space="0" w:color="auto"/>
+            </w:tcBorders>
+          </w:tcPr>
+          <w:p>
+            <w:pPr>
+              <w:spacing w:after="160" w:line="259" w:lineRule="auto"/>
+              <w:rPr>
+                <w:sz w:val="28"/>
+                <w:szCs w:val="28"/>
+              </w:rPr>
+            </w:pPr>
+          </w:p>
+        </w:tc>
+        <w:tc>
+          <w:tcPr>
+            <w:tcW w:w="1317" w:type="dxa"/>
+            <w:tcBorders>
+              <w:top w:val="single" w:sz="4" w:space="0" w:color="auto"/>
+              <w:left w:val="single" w:sz="4" w:space="0" w:color="auto"/>
+              <w:bottom w:val="single" w:sz="4" w:space="0" w:color="auto"/>
+              <w:right w:val="single" w:sz="4" w:space="0" w:color="auto"/>
+            </w:tcBorders>
+          </w:tcPr>
+          <w:p>
+            <w:pPr>
+              <w:spacing w:after="160" w:line="259" w:lineRule="auto"/>
+              <w:rPr>
+                <w:sz w:val="28"/>
+                <w:szCs w:val="28"/>
+              </w:rPr>
+            </w:pPr>
+          </w:p>
+        </w:tc>
+        <w:tc>
+          <w:tcPr>
+            <w:tcW w:w="1015" w:type="dxa"/>
+            <w:tcBorders>
+              <w:top w:val="single" w:sz="4" w:space="0" w:color="auto"/>
+              <w:left w:val="single" w:sz="4" w:space="0" w:color="auto"/>
+              <w:bottom w:val="single" w:sz="4" w:space="0" w:color="auto"/>
+              <w:right w:val="single" w:sz="4" w:space="0" w:color="auto"/>
+            </w:tcBorders>
+            <w:hideMark/>
+          </w:tcPr>
+          <w:p>
+            <w:pPr>
+              <w:spacing w:after="160" w:line="259" w:lineRule="auto"/>
+              <w:rPr>
+                <w:sz w:val="28"/>
+                <w:szCs w:val="28"/>
+              </w:rPr>
+            </w:pPr>
+            <w:r>
+              <w:rPr>
+                <w:sz w:val="28"/>
+                <w:szCs w:val="28"/>
+              </w:rPr>
+              <w:t>None</w:t>
+            </w:r>
+          </w:p>
+        </w:tc>
+      </w:tr>
+      <w:tr>
+        <w:tc>
+          <w:tcPr>
+            <w:tcW w:w="2822" w:type="dxa"/>
+            <w:tcBorders>
+              <w:top w:val="single" w:sz="4" w:space="0" w:color="auto"/>
+              <w:left w:val="single" w:sz="4" w:space="0" w:color="auto"/>
+              <w:bottom w:val="single" w:sz="4" w:space="0" w:color="auto"/>
+              <w:right w:val="single" w:sz="4" w:space="0" w:color="auto"/>
+            </w:tcBorders>
+            <w:hideMark/>
+          </w:tcPr>
+          <w:p>
+            <w:pPr>
+              <w:spacing w:after="160" w:line="259" w:lineRule="auto"/>
+              <w:rPr>
+                <w:sz w:val="28"/>
+                <w:szCs w:val="28"/>
+              </w:rPr>
+            </w:pPr>
+            <w:r>
+              <w:rPr>
+                <w:sz w:val="28"/>
+                <w:szCs w:val="28"/>
+              </w:rPr>
+              <w:t>Name</w:t>
+            </w:r>
+          </w:p>
+        </w:tc>
+        <w:tc>
+          <w:tcPr>
+            <w:tcW w:w="1632" w:type="dxa"/>
+            <w:tcBorders>
+              <w:top w:val="single" w:sz="4" w:space="0" w:color="auto"/>
+              <w:left w:val="single" w:sz="4" w:space="0" w:color="auto"/>
+              <w:bottom w:val="single" w:sz="4" w:space="0" w:color="auto"/>
+              <w:right w:val="single" w:sz="4" w:space="0" w:color="auto"/>
+            </w:tcBorders>
+            <w:hideMark/>
+          </w:tcPr>
+          <w:p>
+            <w:pPr>
+              <w:spacing w:after="160" w:line="259" w:lineRule="auto"/>
+              <w:rPr>
+                <w:sz w:val="28"/>
+                <w:szCs w:val="28"/>
+              </w:rPr>
+            </w:pPr>
+            <w:r>
+              <w:rPr>
+                <w:sz w:val="28"/>
+                <w:szCs w:val="28"/>
+              </w:rPr>
+              <w:t>String</w:t>
+            </w:r>
+          </w:p>
+        </w:tc>
+        <w:tc>
+          <w:tcPr>
+            <w:tcW w:w="1207" w:type="dxa"/>
+            <w:tcBorders>
+              <w:top w:val="single" w:sz="4" w:space="0" w:color="auto"/>
+              <w:left w:val="single" w:sz="4" w:space="0" w:color="auto"/>
+              <w:bottom w:val="single" w:sz="4" w:space="0" w:color="auto"/>
+              <w:right w:val="single" w:sz="4" w:space="0" w:color="auto"/>
+            </w:tcBorders>
+            <w:hideMark/>
+          </w:tcPr>
+          <w:p>
+            <w:pPr>
+              <w:spacing w:after="160" w:line="259" w:lineRule="auto"/>
+              <w:rPr>
+                <w:sz w:val="28"/>
+                <w:szCs w:val="28"/>
+              </w:rPr>
+            </w:pPr>
+            <w:r>
+              <w:rPr>
+                <w:sz w:val="28"/>
+                <w:szCs w:val="28"/>
+              </w:rPr>
+              <w:t>Yes</w:t>
+            </w:r>
+          </w:p>
+        </w:tc>
+        <w:tc>
+          <w:tcPr>
+            <w:tcW w:w="1023" w:type="dxa"/>
+            <w:tcBorders>
+              <w:top w:val="single" w:sz="4" w:space="0" w:color="auto"/>
+              <w:left w:val="single" w:sz="4" w:space="0" w:color="auto"/>
+              <w:bottom w:val="single" w:sz="4" w:space="0" w:color="auto"/>
+              <w:right w:val="single" w:sz="4" w:space="0" w:color="auto"/>
+            </w:tcBorders>
+          </w:tcPr>
+          <w:p>
+            <w:pPr>
+              <w:spacing w:after="160" w:line="259" w:lineRule="auto"/>
+              <w:rPr>
+                <w:sz w:val="28"/>
+                <w:szCs w:val="28"/>
+              </w:rPr>
+            </w:pPr>
+          </w:p>
+        </w:tc>
+        <w:tc>
+          <w:tcPr>
+            <w:tcW w:w="1317" w:type="dxa"/>
+            <w:tcBorders>
+              <w:top w:val="single" w:sz="4" w:space="0" w:color="auto"/>
+              <w:left w:val="single" w:sz="4" w:space="0" w:color="auto"/>
+              <w:bottom w:val="single" w:sz="4" w:space="0" w:color="auto"/>
+              <w:right w:val="single" w:sz="4" w:space="0" w:color="auto"/>
+            </w:tcBorders>
+          </w:tcPr>
+          <w:p>
+            <w:pPr>
+              <w:spacing w:after="160" w:line="259" w:lineRule="auto"/>
+              <w:rPr>
+                <w:sz w:val="28"/>
+                <w:szCs w:val="28"/>
+              </w:rPr>
+            </w:pPr>
+          </w:p>
+        </w:tc>
+        <w:tc>
+          <w:tcPr>
+            <w:tcW w:w="1015" w:type="dxa"/>
+            <w:tcBorders>
+              <w:top w:val="single" w:sz="4" w:space="0" w:color="auto"/>
+              <w:left w:val="single" w:sz="4" w:space="0" w:color="auto"/>
+              <w:bottom w:val="single" w:sz="4" w:space="0" w:color="auto"/>
+              <w:right w:val="single" w:sz="4" w:space="0" w:color="auto"/>
+            </w:tcBorders>
+            <w:hideMark/>
+          </w:tcPr>
+          <w:p>
+            <w:pPr>
+              <w:spacing w:after="160" w:line="259" w:lineRule="auto"/>
+              <w:rPr>
+                <w:sz w:val="28"/>
+                <w:szCs w:val="28"/>
+              </w:rPr>
+            </w:pPr>
+            <w:r>
+              <w:rPr>
+                <w:sz w:val="28"/>
+                <w:szCs w:val="28"/>
+              </w:rPr>
+              <w:t>None</w:t>
+            </w:r>
+          </w:p>
+        </w:tc>
+      </w:tr>
+      <w:tr>
+        <w:tc>
+          <w:tcPr>
+            <w:tcW w:w="2822" w:type="dxa"/>
+            <w:tcBorders>
+              <w:top w:val="single" w:sz="4" w:space="0" w:color="auto"/>
+              <w:left w:val="single" w:sz="4" w:space="0" w:color="auto"/>
+              <w:bottom w:val="single" w:sz="4" w:space="0" w:color="auto"/>
+              <w:right w:val="single" w:sz="4" w:space="0" w:color="auto"/>
+            </w:tcBorders>
+            <w:hideMark/>
+          </w:tcPr>
+          <w:p>
+            <w:pPr>
+              <w:spacing w:after="160" w:line="259" w:lineRule="auto"/>
+              <w:rPr>
+                <w:sz w:val="28"/>
+                <w:szCs w:val="28"/>
+              </w:rPr>
+            </w:pPr>
+            <w:r>
+              <w:rPr>
+                <w:sz w:val="28"/>
+                <w:szCs w:val="28"/>
+              </w:rPr>
+              <w:t>Value</w:t>
+            </w:r>
+          </w:p>
+        </w:tc>
+        <w:tc>
+          <w:tcPr>
+            <w:tcW w:w="1632" w:type="dxa"/>
+            <w:tcBorders>
+              <w:top w:val="single" w:sz="4" w:space="0" w:color="auto"/>
+              <w:left w:val="single" w:sz="4" w:space="0" w:color="auto"/>
+              <w:bottom w:val="single" w:sz="4" w:space="0" w:color="auto"/>
+              <w:right w:val="single" w:sz="4" w:space="0" w:color="auto"/>
+            </w:tcBorders>
+            <w:hideMark/>
+          </w:tcPr>
+          <w:p>
+            <w:pPr>
+              <w:spacing w:after="160" w:line="259" w:lineRule="auto"/>
+              <w:rPr>
+                <w:sz w:val="28"/>
+                <w:szCs w:val="28"/>
+              </w:rPr>
+            </w:pPr>
+            <w:r>
+              <w:rPr>
+                <w:sz w:val="28"/>
+                <w:szCs w:val="28"/>
+              </w:rPr>
+              <w:t>String</w:t>
+            </w:r>
+          </w:p>
+        </w:tc>
+        <w:tc>
+          <w:tcPr>
+            <w:tcW w:w="1207" w:type="dxa"/>
+            <w:tcBorders>
+              <w:top w:val="single" w:sz="4" w:space="0" w:color="auto"/>
+              <w:left w:val="single" w:sz="4" w:space="0" w:color="auto"/>
+              <w:bottom w:val="single" w:sz="4" w:space="0" w:color="auto"/>
+              <w:right w:val="single" w:sz="4" w:space="0" w:color="auto"/>
+            </w:tcBorders>
+            <w:hideMark/>
+          </w:tcPr>
+          <w:p>
+            <w:pPr>
+              <w:spacing w:after="160" w:line="259" w:lineRule="auto"/>
+              <w:rPr>
+                <w:sz w:val="28"/>
+                <w:szCs w:val="28"/>
+              </w:rPr>
+            </w:pPr>
+            <w:r>
+              <w:rPr>
+                <w:sz w:val="28"/>
+                <w:szCs w:val="28"/>
+              </w:rPr>
+              <w:t>No</w:t>
+            </w:r>
+          </w:p>
+        </w:tc>
+        <w:tc>
+          <w:tcPr>
+            <w:tcW w:w="1023" w:type="dxa"/>
+            <w:tcBorders>
+              <w:top w:val="single" w:sz="4" w:space="0" w:color="auto"/>
+              <w:left w:val="single" w:sz="4" w:space="0" w:color="auto"/>
+              <w:bottom w:val="single" w:sz="4" w:space="0" w:color="auto"/>
+              <w:right w:val="single" w:sz="4" w:space="0" w:color="auto"/>
+            </w:tcBorders>
+          </w:tcPr>
+          <w:p>
+            <w:pPr>
+              <w:spacing w:after="160" w:line="259" w:lineRule="auto"/>
+              <w:rPr>
+                <w:sz w:val="28"/>
+                <w:szCs w:val="28"/>
+              </w:rPr>
+            </w:pPr>
+          </w:p>
+        </w:tc>
+        <w:tc>
+          <w:tcPr>
+            <w:tcW w:w="1317" w:type="dxa"/>
+            <w:tcBorders>
+              <w:top w:val="single" w:sz="4" w:space="0" w:color="auto"/>
+              <w:left w:val="single" w:sz="4" w:space="0" w:color="auto"/>
+              <w:bottom w:val="single" w:sz="4" w:space="0" w:color="auto"/>
+              <w:right w:val="single" w:sz="4" w:space="0" w:color="auto"/>
+            </w:tcBorders>
+          </w:tcPr>
+          <w:p>
+            <w:pPr>
+              <w:spacing w:after="160" w:line="259" w:lineRule="auto"/>
+              <w:rPr>
+                <w:sz w:val="28"/>
+                <w:szCs w:val="28"/>
+              </w:rPr>
+            </w:pPr>
+          </w:p>
+        </w:tc>
+        <w:tc>
+          <w:tcPr>
+            <w:tcW w:w="1015" w:type="dxa"/>
+            <w:tcBorders>
+              <w:top w:val="single" w:sz="4" w:space="0" w:color="auto"/>
+              <w:left w:val="single" w:sz="4" w:space="0" w:color="auto"/>
+              <w:bottom w:val="single" w:sz="4" w:space="0" w:color="auto"/>
+              <w:right w:val="single" w:sz="4" w:space="0" w:color="auto"/>
+            </w:tcBorders>
+            <w:hideMark/>
+          </w:tcPr>
+          <w:p>
+            <w:pPr>
+              <w:spacing w:after="160" w:line="259" w:lineRule="auto"/>
+              <w:rPr>
+                <w:sz w:val="28"/>
+                <w:szCs w:val="28"/>
+              </w:rPr>
+            </w:pPr>
+            <w:r>
+              <w:rPr>
+                <w:sz w:val="28"/>
+                <w:szCs w:val="28"/>
+              </w:rPr>
+              <w:t>None</w:t>
+            </w:r>
+          </w:p>
+        </w:tc>
+      </w:tr>
+    </w:tbl>
+    <w:p>
+      <w:pPr>
+        <w:rPr>
+          <w:sz w:val="28"/>
+          <w:szCs w:val="28"/>
+        </w:rPr>
+      </w:pPr>
+    </w:p>
+    <w:p>
+      <w:pPr>
+        <w:rPr>
+          <w:sz w:val="28"/>
+          <w:szCs w:val="28"/>
+        </w:rPr>
+      </w:pPr>
+    </w:p>
+    <w:p>
+      <w:pPr>
+        <w:rPr>
+          <w:sz w:val="28"/>
+          <w:szCs w:val="28"/>
+        </w:rPr>
+      </w:pPr>
+    </w:p>
+    <w:p>
+      <w:pPr>
+        <w:pStyle w:val="Heading3"/>
+      </w:pPr>
+      <w:r>
+        <w:t>PRODUCTS</w:t>
+      </w:r>
+    </w:p>
+    <w:tbl>
+      <w:tblPr>
+        <w:tblStyle w:val="TableGrid"/>
+        <w:tblW w:w="0" w:type="auto"/>
+        <w:tblLook w:val="04A0" w:firstRow="1" w:lastRow="0" w:firstColumn="1" w:lastColumn="0" w:noHBand="0" w:noVBand="1"/>
+      </w:tblPr>
+      <w:tblGrid>
+        <w:gridCol w:w="2424"/>
+        <w:gridCol w:w="1502"/>
+        <w:gridCol w:w="1503"/>
+        <w:gridCol w:w="1503"/>
+        <w:gridCol w:w="1503"/>
+        <w:gridCol w:w="1503"/>
+      </w:tblGrid>
+      <w:tr>
+        <w:tc>
+          <w:tcPr>
+            <w:tcW w:w="2424" w:type="dxa"/>
+          </w:tcPr>
+          <w:p>
+            <w:pPr>
+              <w:rPr>
+                <w:b/>
+                <w:bCs/>
+                <w:sz w:val="28"/>
+                <w:szCs w:val="28"/>
+              </w:rPr>
+            </w:pPr>
+            <w:r>
+              <w:rPr>
+                <w:b/>
+                <w:bCs/>
+                <w:sz w:val="28"/>
+                <w:szCs w:val="28"/>
+              </w:rPr>
+              <w:t>Column</w:t>
+            </w:r>
+          </w:p>
+        </w:tc>
+        <w:tc>
+          <w:tcPr>
+            <w:tcW w:w="1502" w:type="dxa"/>
+          </w:tcPr>
+          <w:p>
+            <w:pPr>
+              <w:rPr>
+                <w:b/>
+                <w:bCs/>
+                <w:sz w:val="28"/>
+                <w:szCs w:val="28"/>
+              </w:rPr>
+            </w:pPr>
+            <w:r>
+              <w:rPr>
+                <w:b/>
+                <w:bCs/>
+                <w:sz w:val="28"/>
+                <w:szCs w:val="28"/>
+              </w:rPr>
+              <w:t>Data type</w:t>
+            </w:r>
+          </w:p>
+        </w:tc>
+        <w:tc>
+          <w:tcPr>
+            <w:tcW w:w="1503" w:type="dxa"/>
+          </w:tcPr>
+          <w:p>
+            <w:pPr>
+              <w:rPr>
+                <w:b/>
+                <w:bCs/>
+                <w:sz w:val="28"/>
+                <w:szCs w:val="28"/>
+              </w:rPr>
+            </w:pPr>
+            <w:r>
+              <w:rPr>
+                <w:b/>
+                <w:bCs/>
+                <w:sz w:val="28"/>
+                <w:szCs w:val="28"/>
+              </w:rPr>
+              <w:t>Required</w:t>
+            </w:r>
+          </w:p>
+        </w:tc>
+        <w:tc>
+          <w:tcPr>
+            <w:tcW w:w="1503" w:type="dxa"/>
+          </w:tcPr>
+          <w:p>
+            <w:pPr>
+              <w:rPr>
+                <w:b/>
+                <w:bCs/>
+                <w:sz w:val="28"/>
+                <w:szCs w:val="28"/>
+              </w:rPr>
+            </w:pPr>
+            <w:r>
+              <w:rPr>
+                <w:b/>
+                <w:bCs/>
+                <w:sz w:val="28"/>
+                <w:szCs w:val="28"/>
+              </w:rPr>
+              <w:t>Default</w:t>
+            </w:r>
+          </w:p>
+        </w:tc>
+        <w:tc>
+          <w:tcPr>
+            <w:tcW w:w="1503" w:type="dxa"/>
+          </w:tcPr>
+          <w:p>
+            <w:pPr>
+              <w:rPr>
+                <w:b/>
+                <w:bCs/>
+                <w:sz w:val="28"/>
+                <w:szCs w:val="28"/>
+              </w:rPr>
+            </w:pPr>
+            <w:r>
+              <w:rPr>
+                <w:b/>
+                <w:bCs/>
+                <w:sz w:val="28"/>
+                <w:szCs w:val="28"/>
+              </w:rPr>
+              <w:t>Validation</w:t>
+            </w:r>
+          </w:p>
+        </w:tc>
+        <w:tc>
+          <w:tcPr>
+            <w:tcW w:w="1503" w:type="dxa"/>
+          </w:tcPr>
+          <w:p>
+            <w:pPr>
+              <w:rPr>
+                <w:b/>
+                <w:bCs/>
+                <w:sz w:val="28"/>
+                <w:szCs w:val="28"/>
+              </w:rPr>
+            </w:pPr>
+            <w:r>
+              <w:rPr>
+                <w:b/>
+                <w:bCs/>
+                <w:sz w:val="28"/>
+                <w:szCs w:val="28"/>
+              </w:rPr>
+              <w:t>Key Type</w:t>
+            </w:r>
+          </w:p>
+        </w:tc>
+      </w:tr>
+      <w:tr>
+        <w:tc>
+          <w:tcPr>
+            <w:tcW w:w="2424" w:type="dxa"/>
+          </w:tcPr>
+          <w:p>
+            <w:pPr>
+              <w:rPr>
+                <w:sz w:val="28"/>
+                <w:szCs w:val="28"/>
+              </w:rPr>
+            </w:pPr>
+            <w:proofErr w:type="spellStart"/>
+            <w:r>
+              <w:rPr>
+                <w:sz w:val="28"/>
+                <w:szCs w:val="28"/>
+              </w:rPr>
+              <w:t>Products</w:t>
+            </w:r>
+            <w:r>
+              <w:rPr>
+                <w:sz w:val="28"/>
+                <w:szCs w:val="28"/>
+              </w:rPr>
+              <w:t>Id</w:t>
+            </w:r>
+            <w:proofErr w:type="spellEnd"/>
+          </w:p>
+        </w:tc>
+        <w:tc>
+          <w:tcPr>
+            <w:tcW w:w="1502" w:type="dxa"/>
+          </w:tcPr>
+          <w:p>
+            <w:pPr>
+              <w:rPr>
+                <w:sz w:val="28"/>
+                <w:szCs w:val="28"/>
+              </w:rPr>
+            </w:pPr>
+            <w:r>
+              <w:rPr>
+                <w:sz w:val="28"/>
+                <w:szCs w:val="28"/>
+              </w:rPr>
+              <w:t>int</w:t>
+            </w:r>
+          </w:p>
+        </w:tc>
+        <w:tc>
+          <w:tcPr>
+            <w:tcW w:w="1503" w:type="dxa"/>
+          </w:tcPr>
+          <w:p>
+            <w:pPr>
+              <w:rPr>
+                <w:sz w:val="28"/>
+                <w:szCs w:val="28"/>
+              </w:rPr>
+            </w:pPr>
+            <w:r>
+              <w:rPr>
+                <w:sz w:val="28"/>
+                <w:szCs w:val="28"/>
+              </w:rPr>
+              <w:t>Yes</w:t>
+            </w:r>
+          </w:p>
+        </w:tc>
+        <w:tc>
+          <w:tcPr>
+            <w:tcW w:w="1503" w:type="dxa"/>
+          </w:tcPr>
+          <w:p>
+            <w:pPr>
+              <w:rPr>
+                <w:sz w:val="28"/>
+                <w:szCs w:val="28"/>
+              </w:rPr>
+            </w:pPr>
+          </w:p>
+        </w:tc>
+        <w:tc>
+          <w:tcPr>
+            <w:tcW w:w="1503" w:type="dxa"/>
+          </w:tcPr>
+          <w:p>
+            <w:pPr>
+              <w:rPr>
+                <w:sz w:val="28"/>
+                <w:szCs w:val="28"/>
+              </w:rPr>
+            </w:pPr>
+          </w:p>
+        </w:tc>
+        <w:tc>
+          <w:tcPr>
+            <w:tcW w:w="1503" w:type="dxa"/>
+          </w:tcPr>
+          <w:p>
+            <w:pPr>
+              <w:rPr>
+                <w:sz w:val="28"/>
+                <w:szCs w:val="28"/>
+              </w:rPr>
+            </w:pPr>
+            <w:r>
+              <w:rPr>
+                <w:sz w:val="28"/>
+                <w:szCs w:val="28"/>
+              </w:rPr>
+              <w:t>Primary</w:t>
+            </w:r>
+          </w:p>
+        </w:tc>
+      </w:tr>
+      <w:tr>
+        <w:tc>
+          <w:tcPr>
+            <w:tcW w:w="2424" w:type="dxa"/>
+          </w:tcPr>
+          <w:p>
+            <w:pPr>
+              <w:rPr>
+                <w:sz w:val="28"/>
+                <w:szCs w:val="28"/>
+              </w:rPr>
+            </w:pPr>
+            <w:proofErr w:type="spellStart"/>
+            <w:r>
+              <w:rPr>
+                <w:sz w:val="28"/>
+                <w:szCs w:val="28"/>
+              </w:rPr>
+              <w:t>ProducersId</w:t>
+            </w:r>
+            <w:proofErr w:type="spellEnd"/>
+          </w:p>
+        </w:tc>
+        <w:tc>
+          <w:tcPr>
+            <w:tcW w:w="1502" w:type="dxa"/>
+          </w:tcPr>
+          <w:p>
+            <w:pPr>
+              <w:rPr>
+                <w:sz w:val="28"/>
+                <w:szCs w:val="28"/>
+              </w:rPr>
+            </w:pPr>
+            <w:r>
+              <w:rPr>
+                <w:sz w:val="28"/>
+                <w:szCs w:val="28"/>
+              </w:rPr>
+              <w:t>int</w:t>
+            </w:r>
+          </w:p>
+        </w:tc>
+        <w:tc>
+          <w:tcPr>
+            <w:tcW w:w="1503" w:type="dxa"/>
+          </w:tcPr>
+          <w:p>
+            <w:pPr>
+              <w:rPr>
+                <w:sz w:val="28"/>
+                <w:szCs w:val="28"/>
+              </w:rPr>
+            </w:pPr>
+            <w:r>
+              <w:rPr>
+                <w:sz w:val="28"/>
+                <w:szCs w:val="28"/>
+              </w:rPr>
+              <w:t>Yes</w:t>
+            </w:r>
+          </w:p>
+        </w:tc>
+        <w:tc>
+          <w:tcPr>
+            <w:tcW w:w="1503" w:type="dxa"/>
+          </w:tcPr>
+          <w:p>
+            <w:pPr>
+              <w:rPr>
+                <w:sz w:val="28"/>
+                <w:szCs w:val="28"/>
+              </w:rPr>
+            </w:pPr>
+          </w:p>
+        </w:tc>
+        <w:tc>
+          <w:tcPr>
+            <w:tcW w:w="1503" w:type="dxa"/>
+          </w:tcPr>
+          <w:p>
+            <w:pPr>
+              <w:rPr>
+                <w:sz w:val="28"/>
+                <w:szCs w:val="28"/>
+              </w:rPr>
+            </w:pPr>
+          </w:p>
+        </w:tc>
+        <w:tc>
+          <w:tcPr>
+            <w:tcW w:w="1503" w:type="dxa"/>
+          </w:tcPr>
+          <w:p>
+            <w:pPr>
+              <w:rPr>
+                <w:sz w:val="28"/>
+                <w:szCs w:val="28"/>
+              </w:rPr>
+            </w:pPr>
+            <w:r>
+              <w:rPr>
+                <w:sz w:val="28"/>
+                <w:szCs w:val="28"/>
+              </w:rPr>
+              <w:t>Foreign</w:t>
+            </w:r>
+          </w:p>
+        </w:tc>
+      </w:tr>
+      <w:tr>
+        <w:tc>
+          <w:tcPr>
+            <w:tcW w:w="2424" w:type="dxa"/>
+          </w:tcPr>
+          <w:p>
+            <w:pPr>
+              <w:rPr>
+                <w:sz w:val="28"/>
+                <w:szCs w:val="28"/>
+              </w:rPr>
+            </w:pPr>
+            <w:r>
+              <w:rPr>
+                <w:sz w:val="28"/>
+                <w:szCs w:val="28"/>
+              </w:rPr>
+              <w:t>ProductName</w:t>
+            </w:r>
+          </w:p>
+        </w:tc>
+        <w:tc>
+          <w:tcPr>
+            <w:tcW w:w="1502" w:type="dxa"/>
+          </w:tcPr>
+          <w:p>
+            <w:pPr>
+              <w:rPr>
+                <w:sz w:val="28"/>
+                <w:szCs w:val="28"/>
+              </w:rPr>
+            </w:pPr>
+            <w:r>
+              <w:rPr>
+                <w:sz w:val="28"/>
+                <w:szCs w:val="28"/>
+              </w:rPr>
+              <w:t>String</w:t>
+            </w:r>
+          </w:p>
+        </w:tc>
+        <w:tc>
+          <w:tcPr>
+            <w:tcW w:w="1503" w:type="dxa"/>
+          </w:tcPr>
+          <w:p>
+            <w:pPr>
+              <w:rPr>
+                <w:sz w:val="28"/>
+                <w:szCs w:val="28"/>
+              </w:rPr>
+            </w:pPr>
+            <w:r>
+              <w:rPr>
+                <w:sz w:val="28"/>
+                <w:szCs w:val="28"/>
+              </w:rPr>
+              <w:t>Yes</w:t>
+            </w:r>
+          </w:p>
+        </w:tc>
+        <w:tc>
+          <w:tcPr>
+            <w:tcW w:w="1503" w:type="dxa"/>
+          </w:tcPr>
+          <w:p>
+            <w:pPr>
+              <w:rPr>
+                <w:sz w:val="28"/>
+                <w:szCs w:val="28"/>
+              </w:rPr>
+            </w:pPr>
+          </w:p>
+        </w:tc>
+        <w:tc>
+          <w:tcPr>
+            <w:tcW w:w="1503" w:type="dxa"/>
+          </w:tcPr>
+          <w:p>
+            <w:pPr>
+              <w:rPr>
+                <w:sz w:val="28"/>
+                <w:szCs w:val="28"/>
+              </w:rPr>
+            </w:pPr>
+          </w:p>
+        </w:tc>
+        <w:tc>
+          <w:tcPr>
+            <w:tcW w:w="1503" w:type="dxa"/>
+          </w:tcPr>
+          <w:p>
+            <w:pPr>
+              <w:rPr>
+                <w:sz w:val="28"/>
+                <w:szCs w:val="28"/>
+              </w:rPr>
+            </w:pPr>
+            <w:r>
+              <w:rPr>
+                <w:sz w:val="28"/>
+                <w:szCs w:val="28"/>
+              </w:rPr>
+              <w:t>None</w:t>
+            </w:r>
+          </w:p>
+        </w:tc>
+      </w:tr>
+      <w:tr>
+        <w:tc>
+          <w:tcPr>
+            <w:tcW w:w="2424" w:type="dxa"/>
+          </w:tcPr>
+          <w:p>
+            <w:pPr>
+              <w:rPr>
+                <w:sz w:val="28"/>
+                <w:szCs w:val="28"/>
+              </w:rPr>
+            </w:pPr>
+            <w:r>
+              <w:rPr>
+                <w:sz w:val="28"/>
+                <w:szCs w:val="28"/>
+              </w:rPr>
+              <w:t>Price</w:t>
+            </w:r>
+          </w:p>
+        </w:tc>
+        <w:tc>
+          <w:tcPr>
+            <w:tcW w:w="1502" w:type="dxa"/>
+          </w:tcPr>
+          <w:p>
+            <w:pPr>
+              <w:rPr>
+                <w:sz w:val="28"/>
+                <w:szCs w:val="28"/>
+              </w:rPr>
+            </w:pPr>
+            <w:r>
+              <w:rPr>
+                <w:sz w:val="28"/>
+                <w:szCs w:val="28"/>
+              </w:rPr>
+              <w:t>Float</w:t>
+            </w:r>
+          </w:p>
+        </w:tc>
+        <w:tc>
+          <w:tcPr>
+            <w:tcW w:w="1503" w:type="dxa"/>
+          </w:tcPr>
+          <w:p>
+            <w:pPr>
+              <w:rPr>
+                <w:sz w:val="28"/>
+                <w:szCs w:val="28"/>
+              </w:rPr>
+            </w:pPr>
+          </w:p>
+        </w:tc>
+        <w:tc>
+          <w:tcPr>
+            <w:tcW w:w="1503" w:type="dxa"/>
+          </w:tcPr>
+          <w:p>
+            <w:pPr>
+              <w:rPr>
+                <w:sz w:val="28"/>
+                <w:szCs w:val="28"/>
+              </w:rPr>
+            </w:pPr>
+          </w:p>
+        </w:tc>
+        <w:tc>
+          <w:tcPr>
+            <w:tcW w:w="1503" w:type="dxa"/>
+          </w:tcPr>
+          <w:p>
+            <w:pPr>
+              <w:rPr>
+                <w:sz w:val="28"/>
+                <w:szCs w:val="28"/>
+              </w:rPr>
+            </w:pPr>
+          </w:p>
+        </w:tc>
+        <w:tc>
+          <w:tcPr>
+            <w:tcW w:w="1503" w:type="dxa"/>
+          </w:tcPr>
+          <w:p>
+            <w:pPr>
+              <w:rPr>
+                <w:sz w:val="28"/>
+                <w:szCs w:val="28"/>
+              </w:rPr>
+            </w:pPr>
+          </w:p>
+        </w:tc>
+      </w:tr>
+      <w:tr>
+        <w:tc>
+          <w:tcPr>
+            <w:tcW w:w="2424" w:type="dxa"/>
+          </w:tcPr>
+          <w:p>
+            <w:pPr>
+              <w:rPr>
+                <w:sz w:val="28"/>
+                <w:szCs w:val="28"/>
+              </w:rPr>
+            </w:pPr>
+            <w:r>
+              <w:rPr>
+                <w:sz w:val="28"/>
+                <w:szCs w:val="28"/>
+              </w:rPr>
+              <w:t>Stock</w:t>
+            </w:r>
+          </w:p>
+        </w:tc>
+        <w:tc>
+          <w:tcPr>
+            <w:tcW w:w="1502" w:type="dxa"/>
+          </w:tcPr>
+          <w:p>
+            <w:pPr>
+              <w:rPr>
+                <w:sz w:val="28"/>
+                <w:szCs w:val="28"/>
+              </w:rPr>
+            </w:pPr>
+            <w:r>
+              <w:rPr>
+                <w:sz w:val="28"/>
+                <w:szCs w:val="28"/>
+              </w:rPr>
+              <w:t>Int</w:t>
+            </w:r>
+          </w:p>
+        </w:tc>
+        <w:tc>
+          <w:tcPr>
+            <w:tcW w:w="1503" w:type="dxa"/>
+          </w:tcPr>
+          <w:p>
+            <w:pPr>
+              <w:rPr>
+                <w:sz w:val="28"/>
+                <w:szCs w:val="28"/>
+              </w:rPr>
+            </w:pPr>
+          </w:p>
+        </w:tc>
+        <w:tc>
+          <w:tcPr>
+            <w:tcW w:w="1503" w:type="dxa"/>
+          </w:tcPr>
+          <w:p>
+            <w:pPr>
+              <w:rPr>
+                <w:sz w:val="28"/>
+                <w:szCs w:val="28"/>
+              </w:rPr>
+            </w:pPr>
+          </w:p>
+        </w:tc>
+        <w:tc>
+          <w:tcPr>
+            <w:tcW w:w="1503" w:type="dxa"/>
+          </w:tcPr>
+          <w:p>
+            <w:pPr>
+              <w:rPr>
+                <w:sz w:val="28"/>
+                <w:szCs w:val="28"/>
+              </w:rPr>
+            </w:pPr>
+          </w:p>
+        </w:tc>
+        <w:tc>
+          <w:tcPr>
+            <w:tcW w:w="1503" w:type="dxa"/>
+          </w:tcPr>
+          <w:p>
+            <w:pPr>
+              <w:rPr>
+                <w:sz w:val="28"/>
+                <w:szCs w:val="28"/>
+              </w:rPr>
+            </w:pPr>
+          </w:p>
+        </w:tc>
+      </w:tr>
+      <w:tr>
+        <w:tc>
+          <w:tcPr>
+            <w:tcW w:w="2424" w:type="dxa"/>
+          </w:tcPr>
+          <w:p>
+            <w:pPr>
+              <w:rPr>
+                <w:sz w:val="28"/>
+                <w:szCs w:val="28"/>
+              </w:rPr>
+            </w:pPr>
+            <w:r>
+              <w:rPr>
+                <w:sz w:val="28"/>
+                <w:szCs w:val="28"/>
+              </w:rPr>
+              <w:t>Description</w:t>
+            </w:r>
+          </w:p>
+        </w:tc>
+        <w:tc>
+          <w:tcPr>
+            <w:tcW w:w="1502" w:type="dxa"/>
+          </w:tcPr>
+          <w:p>
+            <w:pPr>
+              <w:rPr>
+                <w:sz w:val="28"/>
+                <w:szCs w:val="28"/>
+              </w:rPr>
+            </w:pPr>
+            <w:r>
+              <w:rPr>
+                <w:sz w:val="28"/>
+                <w:szCs w:val="28"/>
+              </w:rPr>
+              <w:t>String</w:t>
+            </w:r>
+          </w:p>
+        </w:tc>
+        <w:tc>
+          <w:tcPr>
+            <w:tcW w:w="1503" w:type="dxa"/>
+          </w:tcPr>
+          <w:p>
+            <w:pPr>
+              <w:rPr>
+                <w:sz w:val="28"/>
+                <w:szCs w:val="28"/>
+              </w:rPr>
+            </w:pPr>
+          </w:p>
+        </w:tc>
+        <w:tc>
+          <w:tcPr>
+            <w:tcW w:w="1503" w:type="dxa"/>
+          </w:tcPr>
+          <w:p>
+            <w:pPr>
+              <w:rPr>
+                <w:sz w:val="28"/>
+                <w:szCs w:val="28"/>
+              </w:rPr>
+            </w:pPr>
+          </w:p>
+        </w:tc>
+        <w:tc>
+          <w:tcPr>
+            <w:tcW w:w="1503" w:type="dxa"/>
+          </w:tcPr>
+          <w:p>
+            <w:pPr>
+              <w:rPr>
+                <w:sz w:val="28"/>
+                <w:szCs w:val="28"/>
+              </w:rPr>
+            </w:pPr>
+          </w:p>
+        </w:tc>
+        <w:tc>
+          <w:tcPr>
+            <w:tcW w:w="1503" w:type="dxa"/>
+          </w:tcPr>
+          <w:p>
+            <w:pPr>
+              <w:rPr>
+                <w:sz w:val="28"/>
+                <w:szCs w:val="28"/>
+              </w:rPr>
+            </w:pPr>
+          </w:p>
+        </w:tc>
+      </w:tr>
+      <w:tr>
+        <w:tc>
+          <w:tcPr>
+            <w:tcW w:w="2424" w:type="dxa"/>
+          </w:tcPr>
+          <w:p>
+            <w:pPr>
+              <w:rPr>
+                <w:sz w:val="28"/>
+                <w:szCs w:val="28"/>
+              </w:rPr>
+            </w:pPr>
+            <w:proofErr w:type="spellStart"/>
+            <w:r>
+              <w:rPr>
+                <w:sz w:val="28"/>
+                <w:szCs w:val="28"/>
+              </w:rPr>
+              <w:t>CreatedAt</w:t>
+            </w:r>
+            <w:proofErr w:type="spellEnd"/>
+          </w:p>
+        </w:tc>
+        <w:tc>
+          <w:tcPr>
+            <w:tcW w:w="1502" w:type="dxa"/>
+          </w:tcPr>
+          <w:p>
+            <w:pPr>
+              <w:rPr>
+                <w:sz w:val="28"/>
+                <w:szCs w:val="28"/>
+              </w:rPr>
+            </w:pPr>
+            <w:r>
+              <w:rPr>
+                <w:sz w:val="28"/>
+                <w:szCs w:val="28"/>
+              </w:rPr>
+              <w:t>datetime</w:t>
+            </w:r>
+          </w:p>
+        </w:tc>
+        <w:tc>
+          <w:tcPr>
+            <w:tcW w:w="1503" w:type="dxa"/>
+          </w:tcPr>
+          <w:p>
+            <w:pPr>
+              <w:rPr>
+                <w:sz w:val="28"/>
+                <w:szCs w:val="28"/>
+              </w:rPr>
+            </w:pPr>
+          </w:p>
+        </w:tc>
+        <w:tc>
+          <w:tcPr>
+            <w:tcW w:w="1503" w:type="dxa"/>
+          </w:tcPr>
+          <w:p>
+            <w:pPr>
+              <w:rPr>
+                <w:sz w:val="28"/>
+                <w:szCs w:val="28"/>
+              </w:rPr>
+            </w:pPr>
+          </w:p>
+        </w:tc>
+        <w:tc>
+          <w:tcPr>
+            <w:tcW w:w="1503" w:type="dxa"/>
+          </w:tcPr>
+          <w:p>
+            <w:pPr>
+              <w:rPr>
+                <w:sz w:val="28"/>
+                <w:szCs w:val="28"/>
+              </w:rPr>
+            </w:pPr>
+          </w:p>
+        </w:tc>
+        <w:tc>
+          <w:tcPr>
+            <w:tcW w:w="1503" w:type="dxa"/>
+          </w:tcPr>
+          <w:p>
+            <w:pPr>
+              <w:rPr>
+                <w:sz w:val="28"/>
+                <w:szCs w:val="28"/>
+              </w:rPr>
+            </w:pPr>
+          </w:p>
+        </w:tc>
+      </w:tr>
+      <w:tr>
+        <w:tc>
+          <w:tcPr>
+            <w:tcW w:w="2424" w:type="dxa"/>
+          </w:tcPr>
+          <w:p>
+            <w:pPr>
+              <w:rPr>
+                <w:sz w:val="28"/>
+                <w:szCs w:val="28"/>
+              </w:rPr>
+            </w:pPr>
+            <w:proofErr w:type="spellStart"/>
+            <w:r>
+              <w:rPr>
+                <w:sz w:val="28"/>
+                <w:szCs w:val="28"/>
+              </w:rPr>
+              <w:t>UpdatedAt</w:t>
+            </w:r>
+            <w:proofErr w:type="spellEnd"/>
+          </w:p>
+        </w:tc>
+        <w:tc>
+          <w:tcPr>
+            <w:tcW w:w="1502" w:type="dxa"/>
+          </w:tcPr>
+          <w:p>
+            <w:pPr>
+              <w:rPr>
+                <w:sz w:val="28"/>
+                <w:szCs w:val="28"/>
+              </w:rPr>
+            </w:pPr>
+            <w:r>
+              <w:rPr>
+                <w:sz w:val="28"/>
+                <w:szCs w:val="28"/>
+              </w:rPr>
+              <w:t>Datetime</w:t>
+            </w:r>
+          </w:p>
+        </w:tc>
+        <w:tc>
+          <w:tcPr>
+            <w:tcW w:w="1503" w:type="dxa"/>
+          </w:tcPr>
+          <w:p>
+            <w:pPr>
+              <w:rPr>
+                <w:sz w:val="28"/>
+                <w:szCs w:val="28"/>
+              </w:rPr>
+            </w:pPr>
+          </w:p>
+        </w:tc>
+        <w:tc>
+          <w:tcPr>
+            <w:tcW w:w="1503" w:type="dxa"/>
+          </w:tcPr>
+          <w:p>
+            <w:pPr>
+              <w:rPr>
+                <w:sz w:val="28"/>
+                <w:szCs w:val="28"/>
+              </w:rPr>
+            </w:pPr>
+          </w:p>
+        </w:tc>
+        <w:tc>
+          <w:tcPr>
+            <w:tcW w:w="1503" w:type="dxa"/>
+          </w:tcPr>
+          <w:p>
+            <w:pPr>
+              <w:rPr>
+                <w:sz w:val="28"/>
+                <w:szCs w:val="28"/>
+              </w:rPr>
+            </w:pPr>
+          </w:p>
+        </w:tc>
+        <w:tc>
+          <w:tcPr>
+            <w:tcW w:w="1503" w:type="dxa"/>
+          </w:tcPr>
+          <w:p>
+            <w:pPr>
+              <w:rPr>
+                <w:sz w:val="28"/>
+                <w:szCs w:val="28"/>
+              </w:rPr>
+            </w:pPr>
+          </w:p>
+        </w:tc>
+      </w:tr>
+      <w:tr>
+        <w:tc>
+          <w:tcPr>
+            <w:tcW w:w="2424" w:type="dxa"/>
+          </w:tcPr>
+          <w:p>
+            <w:pPr>
+              <w:rPr>
+                <w:sz w:val="28"/>
+                <w:szCs w:val="28"/>
+              </w:rPr>
+            </w:pPr>
+            <w:proofErr w:type="spellStart"/>
+            <w:r>
+              <w:rPr>
+                <w:sz w:val="28"/>
+                <w:szCs w:val="28"/>
+              </w:rPr>
+              <w:t>IsAvailable</w:t>
+            </w:r>
+            <w:proofErr w:type="spellEnd"/>
+          </w:p>
+        </w:tc>
+        <w:tc>
+          <w:tcPr>
+            <w:tcW w:w="1502" w:type="dxa"/>
+          </w:tcPr>
+          <w:p>
+            <w:pPr>
+              <w:rPr>
+                <w:sz w:val="28"/>
+                <w:szCs w:val="28"/>
+              </w:rPr>
+            </w:pPr>
+            <w:r>
+              <w:rPr>
+                <w:sz w:val="28"/>
+                <w:szCs w:val="28"/>
+              </w:rPr>
+              <w:t>Boolean</w:t>
+            </w:r>
+          </w:p>
+        </w:tc>
+        <w:tc>
+          <w:tcPr>
+            <w:tcW w:w="1503" w:type="dxa"/>
+          </w:tcPr>
+          <w:p>
+            <w:pPr>
+              <w:rPr>
+                <w:sz w:val="28"/>
+                <w:szCs w:val="28"/>
+              </w:rPr>
+            </w:pPr>
+          </w:p>
+        </w:tc>
+        <w:tc>
+          <w:tcPr>
+            <w:tcW w:w="1503" w:type="dxa"/>
+          </w:tcPr>
+          <w:p>
+            <w:pPr>
+              <w:rPr>
+                <w:sz w:val="28"/>
+                <w:szCs w:val="28"/>
+              </w:rPr>
+            </w:pPr>
+          </w:p>
+        </w:tc>
+        <w:tc>
+          <w:tcPr>
+            <w:tcW w:w="1503" w:type="dxa"/>
+          </w:tcPr>
+          <w:p>
+            <w:pPr>
+              <w:rPr>
+                <w:sz w:val="28"/>
+                <w:szCs w:val="28"/>
+              </w:rPr>
+            </w:pPr>
+          </w:p>
+        </w:tc>
+        <w:tc>
+          <w:tcPr>
+            <w:tcW w:w="1503" w:type="dxa"/>
+          </w:tcPr>
+          <w:p>
+            <w:pPr>
+              <w:rPr>
+                <w:sz w:val="28"/>
+                <w:szCs w:val="28"/>
+              </w:rPr>
+            </w:pPr>
+          </w:p>
+        </w:tc>
+      </w:tr>
+      <w:tr>
+        <w:tc>
+          <w:tcPr>
+            <w:tcW w:w="2424" w:type="dxa"/>
+          </w:tcPr>
+          <w:p>
+            <w:pPr>
+              <w:rPr>
+                <w:sz w:val="28"/>
+                <w:szCs w:val="28"/>
+              </w:rPr>
+            </w:pPr>
+            <w:proofErr w:type="spellStart"/>
+            <w:r>
+              <w:rPr>
+                <w:sz w:val="28"/>
+                <w:szCs w:val="28"/>
+              </w:rPr>
+              <w:t>AllegenInformation</w:t>
+            </w:r>
+            <w:proofErr w:type="spellEnd"/>
+          </w:p>
+        </w:tc>
+        <w:tc>
+          <w:tcPr>
+            <w:tcW w:w="1502" w:type="dxa"/>
+          </w:tcPr>
+          <w:p>
+            <w:pPr>
+              <w:rPr>
+                <w:sz w:val="28"/>
+                <w:szCs w:val="28"/>
+              </w:rPr>
+            </w:pPr>
+            <w:r>
+              <w:rPr>
+                <w:sz w:val="28"/>
+                <w:szCs w:val="28"/>
+              </w:rPr>
+              <w:t>string</w:t>
+            </w:r>
+          </w:p>
+        </w:tc>
+        <w:tc>
+          <w:tcPr>
+            <w:tcW w:w="1503" w:type="dxa"/>
+          </w:tcPr>
+          <w:p>
+            <w:pPr>
+              <w:rPr>
+                <w:sz w:val="28"/>
+                <w:szCs w:val="28"/>
+              </w:rPr>
+            </w:pPr>
+          </w:p>
+        </w:tc>
+        <w:tc>
+          <w:tcPr>
+            <w:tcW w:w="1503" w:type="dxa"/>
+          </w:tcPr>
+          <w:p>
+            <w:pPr>
+              <w:rPr>
+                <w:sz w:val="28"/>
+                <w:szCs w:val="28"/>
+              </w:rPr>
+            </w:pPr>
+          </w:p>
+        </w:tc>
+        <w:tc>
+          <w:tcPr>
+            <w:tcW w:w="1503" w:type="dxa"/>
+          </w:tcPr>
+          <w:p>
+            <w:pPr>
+              <w:rPr>
+                <w:sz w:val="28"/>
+                <w:szCs w:val="28"/>
+              </w:rPr>
+            </w:pPr>
+          </w:p>
+        </w:tc>
+        <w:tc>
+          <w:tcPr>
+            <w:tcW w:w="1503" w:type="dxa"/>
+          </w:tcPr>
+          <w:p>
+            <w:pPr>
+              <w:rPr>
+                <w:sz w:val="28"/>
+                <w:szCs w:val="28"/>
+              </w:rPr>
+            </w:pPr>
+          </w:p>
+        </w:tc>
+      </w:tr>
+      <w:tr>
+        <w:tc>
+          <w:tcPr>
+            <w:tcW w:w="2424" w:type="dxa"/>
+          </w:tcPr>
+          <w:p>
+            <w:pPr>
+              <w:rPr>
+                <w:sz w:val="28"/>
+                <w:szCs w:val="28"/>
+              </w:rPr>
+            </w:pPr>
+            <w:proofErr w:type="spellStart"/>
+            <w:r>
+              <w:rPr>
+                <w:sz w:val="28"/>
+                <w:szCs w:val="28"/>
+              </w:rPr>
+              <w:t>FarmingMethod</w:t>
+            </w:r>
+            <w:proofErr w:type="spellEnd"/>
+          </w:p>
+        </w:tc>
+        <w:tc>
+          <w:tcPr>
+            <w:tcW w:w="1502" w:type="dxa"/>
+          </w:tcPr>
+          <w:p>
+            <w:pPr>
+              <w:rPr>
+                <w:sz w:val="28"/>
+                <w:szCs w:val="28"/>
+              </w:rPr>
+            </w:pPr>
+            <w:r>
+              <w:rPr>
+                <w:sz w:val="28"/>
+                <w:szCs w:val="28"/>
+              </w:rPr>
+              <w:t>string</w:t>
+            </w:r>
+          </w:p>
+        </w:tc>
+        <w:tc>
+          <w:tcPr>
+            <w:tcW w:w="1503" w:type="dxa"/>
+          </w:tcPr>
+          <w:p>
+            <w:pPr>
+              <w:rPr>
+                <w:sz w:val="28"/>
+                <w:szCs w:val="28"/>
+              </w:rPr>
+            </w:pPr>
+          </w:p>
+        </w:tc>
+        <w:tc>
+          <w:tcPr>
+            <w:tcW w:w="1503" w:type="dxa"/>
+          </w:tcPr>
+          <w:p>
+            <w:pPr>
+              <w:rPr>
+                <w:sz w:val="28"/>
+                <w:szCs w:val="28"/>
+              </w:rPr>
+            </w:pPr>
+          </w:p>
+        </w:tc>
+        <w:tc>
+          <w:tcPr>
+            <w:tcW w:w="1503" w:type="dxa"/>
+          </w:tcPr>
+          <w:p>
+            <w:pPr>
+              <w:rPr>
+                <w:sz w:val="28"/>
+                <w:szCs w:val="28"/>
+              </w:rPr>
+            </w:pPr>
+          </w:p>
+        </w:tc>
+        <w:tc>
+          <w:tcPr>
+            <w:tcW w:w="1503" w:type="dxa"/>
+          </w:tcPr>
+          <w:p>
+            <w:pPr>
+              <w:rPr>
+                <w:sz w:val="28"/>
+                <w:szCs w:val="28"/>
+              </w:rPr>
+            </w:pPr>
+          </w:p>
+        </w:tc>
+      </w:tr>
+      <w:tr>
+        <w:tc>
+          <w:tcPr>
+            <w:tcW w:w="2424" w:type="dxa"/>
+          </w:tcPr>
+          <w:p>
+            <w:pPr>
+              <w:rPr>
+                <w:sz w:val="28"/>
+                <w:szCs w:val="28"/>
+              </w:rPr>
+            </w:pPr>
+            <w:proofErr w:type="spellStart"/>
+            <w:r>
+              <w:rPr>
+                <w:sz w:val="28"/>
+                <w:szCs w:val="28"/>
+              </w:rPr>
+              <w:t>ImageUrl</w:t>
+            </w:r>
+            <w:proofErr w:type="spellEnd"/>
+          </w:p>
+        </w:tc>
+        <w:tc>
+          <w:tcPr>
+            <w:tcW w:w="1502" w:type="dxa"/>
+          </w:tcPr>
+          <w:p>
+            <w:pPr>
+              <w:rPr>
+                <w:sz w:val="28"/>
+                <w:szCs w:val="28"/>
+              </w:rPr>
+            </w:pPr>
+            <w:r>
+              <w:rPr>
+                <w:sz w:val="28"/>
+                <w:szCs w:val="28"/>
+              </w:rPr>
+              <w:t>string</w:t>
+            </w:r>
+          </w:p>
+        </w:tc>
+        <w:tc>
+          <w:tcPr>
+            <w:tcW w:w="1503" w:type="dxa"/>
+          </w:tcPr>
+          <w:p>
+            <w:pPr>
+              <w:rPr>
+                <w:sz w:val="28"/>
+                <w:szCs w:val="28"/>
+              </w:rPr>
+            </w:pPr>
+          </w:p>
+        </w:tc>
+        <w:tc>
+          <w:tcPr>
+            <w:tcW w:w="1503" w:type="dxa"/>
+          </w:tcPr>
+          <w:p>
+            <w:pPr>
+              <w:rPr>
+                <w:sz w:val="28"/>
+                <w:szCs w:val="28"/>
+              </w:rPr>
+            </w:pPr>
+          </w:p>
+        </w:tc>
+        <w:tc>
+          <w:tcPr>
+            <w:tcW w:w="1503" w:type="dxa"/>
+          </w:tcPr>
+          <w:p>
+            <w:pPr>
+              <w:rPr>
+                <w:sz w:val="28"/>
+                <w:szCs w:val="28"/>
+              </w:rPr>
+            </w:pPr>
+          </w:p>
+        </w:tc>
+        <w:tc>
+          <w:tcPr>
+            <w:tcW w:w="1503" w:type="dxa"/>
+          </w:tcPr>
+          <w:p>
+            <w:pPr>
+              <w:rPr>
+                <w:sz w:val="28"/>
+                <w:szCs w:val="28"/>
+              </w:rPr>
+            </w:pPr>
+          </w:p>
+        </w:tc>
+      </w:tr>
+    </w:tbl>
+    <w:p>
+      <w:pPr>
+        <w:rPr>
+          <w:sz w:val="28"/>
+          <w:szCs w:val="28"/>
+        </w:rPr>
+      </w:pPr>
+    </w:p>
+    <w:p>
+      <w:pPr>
+        <w:pStyle w:val="Heading3"/>
+      </w:pPr>
+      <w:r>
+        <w:t>ORDERS</w:t>
+      </w:r>
+    </w:p>
+    <w:tbl>
+      <w:tblPr>
+        <w:tblStyle w:val="TableGrid"/>
+        <w:tblW w:w="0" w:type="auto"/>
+        <w:tblLook w:val="04A0" w:firstRow="1" w:lastRow="0" w:firstColumn="1" w:lastColumn="0" w:noHBand="0" w:noVBand="1"/>
+      </w:tblPr>
+      <w:tblGrid>
+        <w:gridCol w:w="1502"/>
+        <w:gridCol w:w="1502"/>
+        <w:gridCol w:w="1503"/>
+        <w:gridCol w:w="1503"/>
+        <w:gridCol w:w="1503"/>
+        <w:gridCol w:w="1503"/>
+      </w:tblGrid>
+      <w:tr>
+        <w:tc>
+          <w:tcPr>
+            <w:tcW w:w="1502" w:type="dxa"/>
+          </w:tcPr>
+          <w:p>
+            <w:pPr>
+              <w:rPr>
+                <w:b/>
+                <w:bCs/>
+                <w:sz w:val="28"/>
+                <w:szCs w:val="28"/>
+              </w:rPr>
+            </w:pPr>
+            <w:r>
+              <w:rPr>
+                <w:b/>
+                <w:bCs/>
+                <w:sz w:val="28"/>
+                <w:szCs w:val="28"/>
+              </w:rPr>
+              <w:t>Column</w:t>
+            </w:r>
+          </w:p>
+        </w:tc>
+        <w:tc>
+          <w:tcPr>
+            <w:tcW w:w="1502" w:type="dxa"/>
+          </w:tcPr>
+          <w:p>
+            <w:pPr>
+              <w:rPr>
+                <w:b/>
+                <w:bCs/>
+                <w:sz w:val="28"/>
+                <w:szCs w:val="28"/>
+              </w:rPr>
+            </w:pPr>
+            <w:r>
+              <w:rPr>
+                <w:b/>
+                <w:bCs/>
+                <w:sz w:val="28"/>
+                <w:szCs w:val="28"/>
+              </w:rPr>
+              <w:t>Data type</w:t>
+            </w:r>
+          </w:p>
+        </w:tc>
+        <w:tc>
+          <w:tcPr>
+            <w:tcW w:w="1503" w:type="dxa"/>
+          </w:tcPr>
+          <w:p>
+            <w:pPr>
+              <w:rPr>
+                <w:b/>
+                <w:bCs/>
+                <w:sz w:val="28"/>
+                <w:szCs w:val="28"/>
+              </w:rPr>
+            </w:pPr>
+            <w:r>
+              <w:rPr>
+                <w:b/>
+                <w:bCs/>
+                <w:sz w:val="28"/>
+                <w:szCs w:val="28"/>
+              </w:rPr>
+              <w:t>Required</w:t>
+            </w:r>
+          </w:p>
+        </w:tc>
+        <w:tc>
+          <w:tcPr>
+            <w:tcW w:w="1503" w:type="dxa"/>
+          </w:tcPr>
+          <w:p>
+            <w:pPr>
+              <w:rPr>
+                <w:b/>
+                <w:bCs/>
+                <w:sz w:val="28"/>
+                <w:szCs w:val="28"/>
+              </w:rPr>
+            </w:pPr>
+            <w:r>
+              <w:rPr>
+                <w:b/>
+                <w:bCs/>
+                <w:sz w:val="28"/>
+                <w:szCs w:val="28"/>
+              </w:rPr>
+              <w:t>Default</w:t>
+            </w:r>
+          </w:p>
+        </w:tc>
+        <w:tc>
+          <w:tcPr>
+            <w:tcW w:w="1503" w:type="dxa"/>
+          </w:tcPr>
+          <w:p>
+            <w:pPr>
+              <w:rPr>
+                <w:b/>
+                <w:bCs/>
+                <w:sz w:val="28"/>
+                <w:szCs w:val="28"/>
+              </w:rPr>
+            </w:pPr>
+            <w:r>
+              <w:rPr>
+                <w:b/>
+                <w:bCs/>
+                <w:sz w:val="28"/>
+                <w:szCs w:val="28"/>
+              </w:rPr>
+              <w:t>Validation</w:t>
+            </w:r>
+          </w:p>
+        </w:tc>
+        <w:tc>
+          <w:tcPr>
+            <w:tcW w:w="1503" w:type="dxa"/>
+          </w:tcPr>
+          <w:p>
+            <w:pPr>
+              <w:rPr>
+                <w:b/>
+                <w:bCs/>
+                <w:sz w:val="28"/>
+                <w:szCs w:val="28"/>
+              </w:rPr>
+            </w:pPr>
+            <w:r>
+              <w:rPr>
+                <w:b/>
+                <w:bCs/>
+                <w:sz w:val="28"/>
+                <w:szCs w:val="28"/>
+              </w:rPr>
+              <w:t>Key Type</w:t>
+            </w:r>
+          </w:p>
+        </w:tc>
+      </w:tr>
+      <w:tr>
+        <w:tc>
+          <w:tcPr>
+            <w:tcW w:w="1502" w:type="dxa"/>
+          </w:tcPr>
+          <w:p>
+            <w:pPr>
+              <w:rPr>
+                <w:sz w:val="28"/>
+                <w:szCs w:val="28"/>
+              </w:rPr>
+            </w:pPr>
+            <w:r>
+              <w:rPr>
+                <w:sz w:val="28"/>
+                <w:szCs w:val="28"/>
+              </w:rPr>
+              <w:t>Id</w:t>
+            </w:r>
+          </w:p>
+        </w:tc>
+        <w:tc>
+          <w:tcPr>
+            <w:tcW w:w="1502" w:type="dxa"/>
+          </w:tcPr>
+          <w:p>
+            <w:pPr>
+              <w:rPr>
+                <w:sz w:val="28"/>
+                <w:szCs w:val="28"/>
+              </w:rPr>
+            </w:pPr>
+            <w:r>
+              <w:rPr>
+                <w:sz w:val="28"/>
+                <w:szCs w:val="28"/>
+              </w:rPr>
+              <w:t>int</w:t>
+            </w:r>
+          </w:p>
+        </w:tc>
+        <w:tc>
+          <w:tcPr>
+            <w:tcW w:w="1503" w:type="dxa"/>
+          </w:tcPr>
+          <w:p>
+            <w:pPr>
+              <w:rPr>
+                <w:sz w:val="28"/>
+                <w:szCs w:val="28"/>
+              </w:rPr>
+            </w:pPr>
+            <w:r>
+              <w:rPr>
+                <w:sz w:val="28"/>
+                <w:szCs w:val="28"/>
+              </w:rPr>
+              <w:t>Yes</w:t>
+            </w:r>
+          </w:p>
+        </w:tc>
+        <w:tc>
+          <w:tcPr>
+            <w:tcW w:w="1503" w:type="dxa"/>
+          </w:tcPr>
+          <w:p>
+            <w:pPr>
+              <w:rPr>
+                <w:sz w:val="28"/>
+                <w:szCs w:val="28"/>
+              </w:rPr>
+            </w:pPr>
+          </w:p>
+        </w:tc>
+        <w:tc>
+          <w:tcPr>
+            <w:tcW w:w="1503" w:type="dxa"/>
+          </w:tcPr>
+          <w:p>
+            <w:pPr>
+              <w:rPr>
+                <w:sz w:val="28"/>
+                <w:szCs w:val="28"/>
+              </w:rPr>
+            </w:pPr>
+          </w:p>
+        </w:tc>
+        <w:tc>
+          <w:tcPr>
+            <w:tcW w:w="1503" w:type="dxa"/>
+          </w:tcPr>
+          <w:p>
+            <w:pPr>
+              <w:rPr>
+                <w:sz w:val="28"/>
+                <w:szCs w:val="28"/>
+              </w:rPr>
+            </w:pPr>
+            <w:r>
+              <w:rPr>
+                <w:sz w:val="28"/>
+                <w:szCs w:val="28"/>
+              </w:rPr>
+              <w:t>Primary</w:t>
+            </w:r>
+          </w:p>
+        </w:tc>
+      </w:tr>
+      <w:tr>
+        <w:tc>
+          <w:tcPr>
+            <w:tcW w:w="1502" w:type="dxa"/>
+          </w:tcPr>
+          <w:p>
+            <w:pPr>
+              <w:rPr>
+                <w:sz w:val="28"/>
+                <w:szCs w:val="28"/>
+              </w:rPr>
+            </w:pPr>
+            <w:proofErr w:type="spellStart"/>
+            <w:r>
+              <w:rPr>
+                <w:sz w:val="28"/>
+                <w:szCs w:val="28"/>
+              </w:rPr>
+              <w:t>UserId</w:t>
+            </w:r>
+            <w:proofErr w:type="spellEnd"/>
+          </w:p>
+        </w:tc>
+        <w:tc>
+          <w:tcPr>
+            <w:tcW w:w="1502" w:type="dxa"/>
+          </w:tcPr>
+          <w:p>
+            <w:pPr>
+              <w:rPr>
+                <w:sz w:val="28"/>
+                <w:szCs w:val="28"/>
+              </w:rPr>
+            </w:pPr>
+            <w:r>
+              <w:rPr>
+                <w:sz w:val="28"/>
+                <w:szCs w:val="28"/>
+              </w:rPr>
+              <w:t>String</w:t>
+            </w:r>
+          </w:p>
+        </w:tc>
+        <w:tc>
+          <w:tcPr>
+            <w:tcW w:w="1503" w:type="dxa"/>
+          </w:tcPr>
+          <w:p>
+            <w:pPr>
+              <w:rPr>
+                <w:sz w:val="28"/>
+                <w:szCs w:val="28"/>
+              </w:rPr>
+            </w:pPr>
+            <w:r>
+              <w:rPr>
+                <w:sz w:val="28"/>
+                <w:szCs w:val="28"/>
+              </w:rPr>
+              <w:t>Yes</w:t>
+            </w:r>
+          </w:p>
+        </w:tc>
+        <w:tc>
+          <w:tcPr>
+            <w:tcW w:w="1503" w:type="dxa"/>
+          </w:tcPr>
+          <w:p>
+            <w:pPr>
+              <w:rPr>
+                <w:sz w:val="28"/>
+                <w:szCs w:val="28"/>
+              </w:rPr>
+            </w:pPr>
+            <w:r>
+              <w:rPr>
+                <w:sz w:val="28"/>
+                <w:szCs w:val="28"/>
+              </w:rPr>
+              <w:t>Users Id</w:t>
+            </w:r>
+          </w:p>
+        </w:tc>
+        <w:tc>
+          <w:tcPr>
+            <w:tcW w:w="1503" w:type="dxa"/>
+          </w:tcPr>
+          <w:p>
+            <w:pPr>
+              <w:rPr>
+                <w:sz w:val="28"/>
+                <w:szCs w:val="28"/>
+              </w:rPr>
+            </w:pPr>
+          </w:p>
+        </w:tc>
+        <w:tc>
+          <w:tcPr>
+            <w:tcW w:w="1503" w:type="dxa"/>
+          </w:tcPr>
+          <w:p>
+            <w:pPr>
+              <w:rPr>
+                <w:sz w:val="28"/>
+                <w:szCs w:val="28"/>
+              </w:rPr>
+            </w:pPr>
+            <w:r>
+              <w:rPr>
+                <w:sz w:val="28"/>
+                <w:szCs w:val="28"/>
+              </w:rPr>
+              <w:t>Foreign</w:t>
+            </w:r>
+          </w:p>
+        </w:tc>
+      </w:tr>
+      <w:tr>
+        <w:tc>
+          <w:tcPr>
+            <w:tcW w:w="1502" w:type="dxa"/>
+          </w:tcPr>
+          <w:p>
+            <w:pPr>
+              <w:rPr>
+                <w:sz w:val="28"/>
+                <w:szCs w:val="28"/>
+              </w:rPr>
+            </w:pPr>
+            <w:proofErr w:type="spellStart"/>
+            <w:r>
+              <w:rPr>
+                <w:sz w:val="28"/>
+                <w:szCs w:val="28"/>
+              </w:rPr>
+              <w:t>RoleId</w:t>
+            </w:r>
+            <w:proofErr w:type="spellEnd"/>
+          </w:p>
+        </w:tc>
+        <w:tc>
+          <w:tcPr>
+            <w:tcW w:w="1502" w:type="dxa"/>
+          </w:tcPr>
+          <w:p>
+            <w:pPr>
+              <w:rPr>
+                <w:sz w:val="28"/>
+                <w:szCs w:val="28"/>
+              </w:rPr>
+            </w:pPr>
+            <w:r>
+              <w:rPr>
+                <w:sz w:val="28"/>
+                <w:szCs w:val="28"/>
+              </w:rPr>
+              <w:t>String</w:t>
+            </w:r>
+          </w:p>
+        </w:tc>
+        <w:tc>
+          <w:tcPr>
+            <w:tcW w:w="1503" w:type="dxa"/>
+          </w:tcPr>
+          <w:p>
+            <w:pPr>
+              <w:rPr>
+                <w:sz w:val="28"/>
+                <w:szCs w:val="28"/>
+              </w:rPr>
+            </w:pPr>
+            <w:r>
+              <w:rPr>
+                <w:sz w:val="28"/>
+                <w:szCs w:val="28"/>
+              </w:rPr>
+              <w:t>Yes</w:t>
+            </w:r>
+          </w:p>
+        </w:tc>
+        <w:tc>
+          <w:tcPr>
+            <w:tcW w:w="1503" w:type="dxa"/>
+          </w:tcPr>
+          <w:p>
+            <w:pPr>
+              <w:rPr>
+                <w:sz w:val="28"/>
+                <w:szCs w:val="28"/>
+              </w:rPr>
+            </w:pPr>
+          </w:p>
+        </w:tc>
+        <w:tc>
+          <w:tcPr>
+            <w:tcW w:w="1503" w:type="dxa"/>
+          </w:tcPr>
+          <w:p>
+            <w:pPr>
+              <w:rPr>
+                <w:sz w:val="28"/>
+                <w:szCs w:val="28"/>
+              </w:rPr>
+            </w:pPr>
+          </w:p>
+        </w:tc>
+        <w:tc>
+          <w:tcPr>
+            <w:tcW w:w="1503" w:type="dxa"/>
+          </w:tcPr>
+          <w:p>
+            <w:pPr>
+              <w:rPr>
+                <w:sz w:val="28"/>
+                <w:szCs w:val="28"/>
+              </w:rPr>
+            </w:pPr>
+            <w:r>
+              <w:rPr>
+                <w:sz w:val="28"/>
+                <w:szCs w:val="28"/>
+              </w:rPr>
+              <w:t>None</w:t>
+            </w:r>
+          </w:p>
+        </w:tc>
+      </w:tr>
+    </w:tbl>
+    <w:p>
+      <w:pPr>
+        <w:rPr>
+          <w:sz w:val="28"/>
+          <w:szCs w:val="28"/>
+        </w:rPr>
+      </w:pPr>
+    </w:p>
+    <w:p>
+      <w:pPr>
+        <w:pStyle w:val="Heading3"/>
+      </w:pPr>
+      <w:r>
+        <w:t>DISCOUNTS</w:t>
+      </w:r>
+    </w:p>
+    <w:tbl>
+      <w:tblPr>
+        <w:tblStyle w:val="TableGrid"/>
+        <w:tblW w:w="0" w:type="auto"/>
+        <w:tblLook w:val="04A0" w:firstRow="1" w:lastRow="0" w:firstColumn="1" w:lastColumn="0" w:noHBand="0" w:noVBand="1"/>
+      </w:tblPr>
+      <w:tblGrid>
+        <w:gridCol w:w="2502"/>
+        <w:gridCol w:w="1502"/>
+        <w:gridCol w:w="1503"/>
+        <w:gridCol w:w="1503"/>
+        <w:gridCol w:w="1503"/>
+        <w:gridCol w:w="1503"/>
+      </w:tblGrid>
+      <w:tr>
+        <w:tc>
+          <w:tcPr>
+            <w:tcW w:w="2502" w:type="dxa"/>
+          </w:tcPr>
+          <w:p>
+            <w:pPr>
+              <w:rPr>
+                <w:b/>
+                <w:bCs/>
+                <w:sz w:val="28"/>
+                <w:szCs w:val="28"/>
+              </w:rPr>
+            </w:pPr>
+            <w:r>
+              <w:rPr>
+                <w:b/>
+                <w:bCs/>
+                <w:sz w:val="28"/>
+                <w:szCs w:val="28"/>
+              </w:rPr>
+              <w:t>Column</w:t>
+            </w:r>
+          </w:p>
+        </w:tc>
+        <w:tc>
+          <w:tcPr>
+            <w:tcW w:w="1502" w:type="dxa"/>
+          </w:tcPr>
+          <w:p>
+            <w:pPr>
+              <w:rPr>
+                <w:b/>
+                <w:bCs/>
+                <w:sz w:val="28"/>
+                <w:szCs w:val="28"/>
+              </w:rPr>
+            </w:pPr>
+            <w:r>
+              <w:rPr>
+                <w:b/>
+                <w:bCs/>
+                <w:sz w:val="28"/>
+                <w:szCs w:val="28"/>
+              </w:rPr>
+              <w:t>Data type</w:t>
+            </w:r>
+          </w:p>
+        </w:tc>
+        <w:tc>
+          <w:tcPr>
+            <w:tcW w:w="1503" w:type="dxa"/>
+          </w:tcPr>
+          <w:p>
+            <w:pPr>
+              <w:rPr>
+                <w:b/>
+                <w:bCs/>
+                <w:sz w:val="28"/>
+                <w:szCs w:val="28"/>
+              </w:rPr>
+            </w:pPr>
+            <w:r>
+              <w:rPr>
+                <w:b/>
+                <w:bCs/>
+                <w:sz w:val="28"/>
+                <w:szCs w:val="28"/>
+              </w:rPr>
+              <w:t>Required</w:t>
+            </w:r>
+          </w:p>
+        </w:tc>
+        <w:tc>
+          <w:tcPr>
+            <w:tcW w:w="1503" w:type="dxa"/>
+          </w:tcPr>
+          <w:p>
+            <w:pPr>
+              <w:rPr>
+                <w:b/>
+                <w:bCs/>
+                <w:sz w:val="28"/>
+                <w:szCs w:val="28"/>
+              </w:rPr>
+            </w:pPr>
+            <w:r>
+              <w:rPr>
+                <w:b/>
+                <w:bCs/>
+                <w:sz w:val="28"/>
+                <w:szCs w:val="28"/>
+              </w:rPr>
+              <w:t>Default</w:t>
+            </w:r>
+          </w:p>
+        </w:tc>
+        <w:tc>
+          <w:tcPr>
+            <w:tcW w:w="1503" w:type="dxa"/>
+          </w:tcPr>
+          <w:p>
+            <w:pPr>
+              <w:rPr>
+                <w:b/>
+                <w:bCs/>
+                <w:sz w:val="28"/>
+                <w:szCs w:val="28"/>
+              </w:rPr>
+            </w:pPr>
+            <w:r>
+              <w:rPr>
+                <w:b/>
+                <w:bCs/>
+                <w:sz w:val="28"/>
+                <w:szCs w:val="28"/>
+              </w:rPr>
+              <w:t>Validation</w:t>
+            </w:r>
+          </w:p>
+        </w:tc>
+        <w:tc>
+          <w:tcPr>
+            <w:tcW w:w="1503" w:type="dxa"/>
+          </w:tcPr>
+          <w:p>
+            <w:pPr>
+              <w:rPr>
+                <w:b/>
+                <w:bCs/>
+                <w:sz w:val="28"/>
+                <w:szCs w:val="28"/>
+              </w:rPr>
+            </w:pPr>
+            <w:r>
+              <w:rPr>
+                <w:b/>
+                <w:bCs/>
+                <w:sz w:val="28"/>
+                <w:szCs w:val="28"/>
+              </w:rPr>
+              <w:t>Key Type</w:t>
+            </w:r>
+          </w:p>
+        </w:tc>
+      </w:tr>
+      <w:tr>
+        <w:tc>
+          <w:tcPr>
+            <w:tcW w:w="2502" w:type="dxa"/>
+          </w:tcPr>
+          <w:p>
+            <w:pPr>
+              <w:rPr>
+                <w:sz w:val="28"/>
+                <w:szCs w:val="28"/>
+              </w:rPr>
+            </w:pPr>
+            <w:proofErr w:type="spellStart"/>
+            <w:r>
+              <w:rPr>
+                <w:sz w:val="28"/>
+                <w:szCs w:val="28"/>
+              </w:rPr>
+              <w:t>DiscountsId</w:t>
+            </w:r>
+            <w:proofErr w:type="spellEnd"/>
+          </w:p>
+        </w:tc>
+        <w:tc>
+          <w:tcPr>
+            <w:tcW w:w="1502" w:type="dxa"/>
+          </w:tcPr>
+          <w:p>
+            <w:pPr>
+              <w:rPr>
+                <w:sz w:val="28"/>
+                <w:szCs w:val="28"/>
+              </w:rPr>
+            </w:pPr>
+            <w:r>
+              <w:rPr>
+                <w:sz w:val="28"/>
+                <w:szCs w:val="28"/>
+              </w:rPr>
+              <w:t>int</w:t>
+            </w:r>
+          </w:p>
+        </w:tc>
+        <w:tc>
+          <w:tcPr>
+            <w:tcW w:w="1503" w:type="dxa"/>
+          </w:tcPr>
+          <w:p>
+            <w:pPr>
+              <w:rPr>
+                <w:sz w:val="28"/>
+                <w:szCs w:val="28"/>
+              </w:rPr>
+            </w:pPr>
+            <w:r>
+              <w:rPr>
+                <w:sz w:val="28"/>
+                <w:szCs w:val="28"/>
+              </w:rPr>
+              <w:t>Yes</w:t>
+            </w:r>
+          </w:p>
+        </w:tc>
+        <w:tc>
+          <w:tcPr>
+            <w:tcW w:w="1503" w:type="dxa"/>
+          </w:tcPr>
+          <w:p>
+            <w:pPr>
+              <w:rPr>
+                <w:sz w:val="28"/>
+                <w:szCs w:val="28"/>
+              </w:rPr>
+            </w:pPr>
+          </w:p>
+        </w:tc>
+        <w:tc>
+          <w:tcPr>
+            <w:tcW w:w="1503" w:type="dxa"/>
+          </w:tcPr>
+          <w:p>
+            <w:pPr>
+              <w:rPr>
+                <w:sz w:val="28"/>
+                <w:szCs w:val="28"/>
+              </w:rPr>
+            </w:pPr>
+          </w:p>
+        </w:tc>
+        <w:tc>
+          <w:tcPr>
+            <w:tcW w:w="1503" w:type="dxa"/>
+          </w:tcPr>
+          <w:p>
+            <w:pPr>
+              <w:rPr>
+                <w:sz w:val="28"/>
+                <w:szCs w:val="28"/>
+              </w:rPr>
+            </w:pPr>
+            <w:r>
+              <w:rPr>
+                <w:sz w:val="28"/>
+                <w:szCs w:val="28"/>
+              </w:rPr>
+              <w:t>Primary</w:t>
+            </w:r>
+          </w:p>
+        </w:tc>
+      </w:tr>
+      <w:tr>
+        <w:tc>
+          <w:tcPr>
+            <w:tcW w:w="2502" w:type="dxa"/>
+          </w:tcPr>
+          <w:p>
+            <w:pPr>
+              <w:rPr>
+                <w:sz w:val="28"/>
+                <w:szCs w:val="28"/>
+              </w:rPr>
+            </w:pPr>
+            <w:proofErr w:type="spellStart"/>
+            <w:r>
+              <w:rPr>
+                <w:sz w:val="28"/>
+                <w:szCs w:val="28"/>
+              </w:rPr>
+              <w:t>DiscountName</w:t>
+            </w:r>
+            <w:proofErr w:type="spellEnd"/>
+          </w:p>
+        </w:tc>
+        <w:tc>
+          <w:tcPr>
+            <w:tcW w:w="1502" w:type="dxa"/>
+          </w:tcPr>
+          <w:p>
+            <w:pPr>
+              <w:rPr>
+                <w:sz w:val="28"/>
+                <w:szCs w:val="28"/>
+              </w:rPr>
+            </w:pPr>
+            <w:r>
+              <w:rPr>
+                <w:sz w:val="28"/>
+                <w:szCs w:val="28"/>
+              </w:rPr>
+              <w:t>String</w:t>
+            </w:r>
+          </w:p>
+        </w:tc>
+        <w:tc>
+          <w:tcPr>
+            <w:tcW w:w="1503" w:type="dxa"/>
+          </w:tcPr>
+          <w:p>
+            <w:pPr>
+              <w:rPr>
+                <w:sz w:val="28"/>
+                <w:szCs w:val="28"/>
+              </w:rPr>
+            </w:pPr>
+            <w:r>
+              <w:rPr>
+                <w:sz w:val="28"/>
+                <w:szCs w:val="28"/>
+              </w:rPr>
+              <w:t>Yes</w:t>
+            </w:r>
+          </w:p>
+        </w:tc>
+        <w:tc>
+          <w:tcPr>
+            <w:tcW w:w="1503" w:type="dxa"/>
+          </w:tcPr>
+          <w:p>
+            <w:pPr>
+              <w:rPr>
+                <w:sz w:val="28"/>
+                <w:szCs w:val="28"/>
+              </w:rPr>
+            </w:pPr>
+            <w:r>
+              <w:rPr>
+                <w:sz w:val="28"/>
+                <w:szCs w:val="28"/>
+              </w:rPr>
+              <w:t>Users Id</w:t>
+            </w:r>
+          </w:p>
+        </w:tc>
+        <w:tc>
+          <w:tcPr>
+            <w:tcW w:w="1503" w:type="dxa"/>
+          </w:tcPr>
+          <w:p>
+            <w:pPr>
+              <w:rPr>
+                <w:sz w:val="28"/>
+                <w:szCs w:val="28"/>
+              </w:rPr>
+            </w:pPr>
+          </w:p>
+        </w:tc>
+        <w:tc>
+          <w:tcPr>
+            <w:tcW w:w="1503" w:type="dxa"/>
+          </w:tcPr>
+          <w:p>
+            <w:pPr>
+              <w:rPr>
+                <w:sz w:val="28"/>
+                <w:szCs w:val="28"/>
+              </w:rPr>
+            </w:pPr>
+            <w:r>
+              <w:rPr>
+                <w:sz w:val="28"/>
+                <w:szCs w:val="28"/>
+              </w:rPr>
+              <w:t>Foreign</w:t>
+            </w:r>
+          </w:p>
+        </w:tc>
+      </w:tr>
+      <w:tr>
+        <w:tc>
+          <w:tcPr>
+            <w:tcW w:w="2502" w:type="dxa"/>
+          </w:tcPr>
+          <w:p>
+            <w:pPr>
+              <w:rPr>
+                <w:sz w:val="28"/>
+                <w:szCs w:val="28"/>
+              </w:rPr>
+            </w:pPr>
+            <w:proofErr w:type="spellStart"/>
+            <w:r>
+              <w:rPr>
+                <w:sz w:val="28"/>
+                <w:szCs w:val="28"/>
+              </w:rPr>
+              <w:t>DiscountPercentage</w:t>
+            </w:r>
+            <w:proofErr w:type="spellEnd"/>
+          </w:p>
+        </w:tc>
+        <w:tc>
+          <w:tcPr>
+            <w:tcW w:w="1502" w:type="dxa"/>
+          </w:tcPr>
+          <w:p>
+            <w:pPr>
+              <w:rPr>
+                <w:sz w:val="28"/>
+                <w:szCs w:val="28"/>
+              </w:rPr>
+            </w:pPr>
+            <w:r>
+              <w:rPr>
+                <w:sz w:val="28"/>
+                <w:szCs w:val="28"/>
+              </w:rPr>
+              <w:t>String</w:t>
+            </w:r>
+          </w:p>
+        </w:tc>
+        <w:tc>
+          <w:tcPr>
+            <w:tcW w:w="1503" w:type="dxa"/>
+          </w:tcPr>
+          <w:p>
+            <w:pPr>
+              <w:rPr>
+                <w:sz w:val="28"/>
+                <w:szCs w:val="28"/>
+              </w:rPr>
+            </w:pPr>
+            <w:r>
+              <w:rPr>
+                <w:sz w:val="28"/>
+                <w:szCs w:val="28"/>
+              </w:rPr>
+              <w:t>Yes</w:t>
+            </w:r>
+          </w:p>
+        </w:tc>
+        <w:tc>
+          <w:tcPr>
+            <w:tcW w:w="1503" w:type="dxa"/>
+          </w:tcPr>
+          <w:p>
+            <w:pPr>
+              <w:rPr>
+                <w:sz w:val="28"/>
+                <w:szCs w:val="28"/>
+              </w:rPr>
+            </w:pPr>
+          </w:p>
+        </w:tc>
+        <w:tc>
+          <w:tcPr>
+            <w:tcW w:w="1503" w:type="dxa"/>
+          </w:tcPr>
+          <w:p>
+            <w:pPr>
+              <w:rPr>
+                <w:sz w:val="28"/>
+                <w:szCs w:val="28"/>
+              </w:rPr>
+            </w:pPr>
+          </w:p>
+        </w:tc>
+        <w:tc>
+          <w:tcPr>
+            <w:tcW w:w="1503" w:type="dxa"/>
+          </w:tcPr>
+          <w:p>
+            <w:pPr>
+              <w:rPr>
+                <w:sz w:val="28"/>
+                <w:szCs w:val="28"/>
+              </w:rPr>
+            </w:pPr>
+            <w:r>
+              <w:rPr>
+                <w:sz w:val="28"/>
+                <w:szCs w:val="28"/>
+              </w:rPr>
+              <w:t>None</w:t>
+            </w:r>
+          </w:p>
+        </w:tc>
+      </w:tr>
+      <w:tr>
+        <w:tc>
+          <w:tcPr>
+            <w:tcW w:w="2502" w:type="dxa"/>
+          </w:tcPr>
+          <w:p>
+            <w:pPr>
+              <w:rPr>
+                <w:sz w:val="28"/>
+                <w:szCs w:val="28"/>
+              </w:rPr>
+            </w:pPr>
+            <w:proofErr w:type="spellStart"/>
+            <w:r>
+              <w:rPr>
+                <w:sz w:val="28"/>
+                <w:szCs w:val="28"/>
+              </w:rPr>
+              <w:t>IsActive</w:t>
+            </w:r>
+            <w:proofErr w:type="spellEnd"/>
+          </w:p>
+        </w:tc>
+        <w:tc>
+          <w:tcPr>
+            <w:tcW w:w="1502" w:type="dxa"/>
+          </w:tcPr>
+          <w:p>
+            <w:pPr>
+              <w:rPr>
+                <w:sz w:val="28"/>
+                <w:szCs w:val="28"/>
+              </w:rPr>
+            </w:pPr>
+            <w:r>
+              <w:rPr>
+                <w:sz w:val="28"/>
+                <w:szCs w:val="28"/>
+              </w:rPr>
+              <w:t>Boolean</w:t>
+            </w:r>
+          </w:p>
+        </w:tc>
+        <w:tc>
+          <w:tcPr>
+            <w:tcW w:w="1503" w:type="dxa"/>
+          </w:tcPr>
+          <w:p>
+            <w:pPr>
+              <w:rPr>
+                <w:sz w:val="28"/>
+                <w:szCs w:val="28"/>
+              </w:rPr>
+            </w:pPr>
+          </w:p>
+        </w:tc>
+        <w:tc>
+          <w:tcPr>
+            <w:tcW w:w="1503" w:type="dxa"/>
+          </w:tcPr>
+          <w:p>
+            <w:pPr>
+              <w:rPr>
+                <w:sz w:val="28"/>
+                <w:szCs w:val="28"/>
+              </w:rPr>
+            </w:pPr>
+          </w:p>
+        </w:tc>
+        <w:tc>
+          <w:tcPr>
+            <w:tcW w:w="1503" w:type="dxa"/>
+          </w:tcPr>
+          <w:p>
+            <w:pPr>
+              <w:rPr>
+                <w:sz w:val="28"/>
+                <w:szCs w:val="28"/>
+              </w:rPr>
+            </w:pPr>
+          </w:p>
+        </w:tc>
+        <w:tc>
+          <w:tcPr>
+            <w:tcW w:w="1503" w:type="dxa"/>
+          </w:tcPr>
+          <w:p>
+            <w:pPr>
+              <w:rPr>
+                <w:sz w:val="28"/>
+                <w:szCs w:val="28"/>
+              </w:rPr>
+            </w:pPr>
+          </w:p>
+        </w:tc>
+      </w:tr>
+    </w:tbl>
+    <w:p>
+      <w:pPr>
+        <w:rPr>
+          <w:sz w:val="28"/>
+          <w:szCs w:val="28"/>
+        </w:rPr>
+      </w:pPr>
+    </w:p>
+    <w:p>
+      <w:pPr>
+        <w:pStyle w:val="Heading3"/>
+      </w:pPr>
+      <w:r>
+        <w:t>BASKET</w:t>
+      </w:r>
+    </w:p>
+    <w:tbl>
+      <w:tblPr>
+        <w:tblStyle w:val="TableGrid"/>
+        <w:tblW w:w="0" w:type="auto"/>
+        <w:tblLook w:val="04A0" w:firstRow="1" w:lastRow="0" w:firstColumn="1" w:lastColumn="0" w:noHBand="0" w:noVBand="1"/>
+      </w:tblPr>
+      <w:tblGrid>
+        <w:gridCol w:w="1502"/>
+        <w:gridCol w:w="1502"/>
+        <w:gridCol w:w="1503"/>
+        <w:gridCol w:w="1503"/>
+        <w:gridCol w:w="1503"/>
+        <w:gridCol w:w="1503"/>
+      </w:tblGrid>
+      <w:tr>
+        <w:tc>
+          <w:tcPr>
+            <w:tcW w:w="1502" w:type="dxa"/>
+          </w:tcPr>
+          <w:p>
+            <w:pPr>
+              <w:rPr>
+                <w:b/>
+                <w:bCs/>
+                <w:sz w:val="28"/>
+                <w:szCs w:val="28"/>
+              </w:rPr>
+            </w:pPr>
+            <w:r>
+              <w:rPr>
+                <w:b/>
+                <w:bCs/>
+                <w:sz w:val="28"/>
+                <w:szCs w:val="28"/>
+              </w:rPr>
+              <w:t>Column</w:t>
+            </w:r>
+          </w:p>
+        </w:tc>
+        <w:tc>
+          <w:tcPr>
+            <w:tcW w:w="1502" w:type="dxa"/>
+          </w:tcPr>
+          <w:p>
+            <w:pPr>
+              <w:rPr>
+                <w:b/>
+                <w:bCs/>
+                <w:sz w:val="28"/>
+                <w:szCs w:val="28"/>
+              </w:rPr>
+            </w:pPr>
+            <w:r>
+              <w:rPr>
+                <w:b/>
+                <w:bCs/>
+                <w:sz w:val="28"/>
+                <w:szCs w:val="28"/>
+              </w:rPr>
+              <w:t>Data type</w:t>
+            </w:r>
+          </w:p>
+        </w:tc>
+        <w:tc>
+          <w:tcPr>
+            <w:tcW w:w="1503" w:type="dxa"/>
+          </w:tcPr>
+          <w:p>
+            <w:pPr>
+              <w:rPr>
+                <w:b/>
+                <w:bCs/>
+                <w:sz w:val="28"/>
+                <w:szCs w:val="28"/>
+              </w:rPr>
+            </w:pPr>
+            <w:r>
+              <w:rPr>
+                <w:b/>
+                <w:bCs/>
+                <w:sz w:val="28"/>
+                <w:szCs w:val="28"/>
+              </w:rPr>
+              <w:t>Required</w:t>
+            </w:r>
+          </w:p>
+        </w:tc>
+        <w:tc>
+          <w:tcPr>
+            <w:tcW w:w="1503" w:type="dxa"/>
+          </w:tcPr>
+          <w:p>
+            <w:pPr>
+              <w:rPr>
+                <w:b/>
+                <w:bCs/>
+                <w:sz w:val="28"/>
+                <w:szCs w:val="28"/>
+              </w:rPr>
+            </w:pPr>
+            <w:r>
+              <w:rPr>
+                <w:b/>
+                <w:bCs/>
+                <w:sz w:val="28"/>
+                <w:szCs w:val="28"/>
+              </w:rPr>
+              <w:t>Default</w:t>
+            </w:r>
+          </w:p>
+        </w:tc>
+        <w:tc>
+          <w:tcPr>
+            <w:tcW w:w="1503" w:type="dxa"/>
+          </w:tcPr>
+          <w:p>
+            <w:pPr>
+              <w:rPr>
+                <w:b/>
+                <w:bCs/>
+                <w:sz w:val="28"/>
+                <w:szCs w:val="28"/>
+              </w:rPr>
+            </w:pPr>
+            <w:r>
+              <w:rPr>
+                <w:b/>
+                <w:bCs/>
+                <w:sz w:val="28"/>
+                <w:szCs w:val="28"/>
+              </w:rPr>
+              <w:t>Validation</w:t>
+            </w:r>
+          </w:p>
+        </w:tc>
+        <w:tc>
+          <w:tcPr>
+            <w:tcW w:w="1503" w:type="dxa"/>
+          </w:tcPr>
+          <w:p>
+            <w:pPr>
+              <w:rPr>
+                <w:b/>
+                <w:bCs/>
+                <w:sz w:val="28"/>
+                <w:szCs w:val="28"/>
+              </w:rPr>
+            </w:pPr>
+            <w:r>
+              <w:rPr>
+                <w:b/>
+                <w:bCs/>
+                <w:sz w:val="28"/>
+                <w:szCs w:val="28"/>
+              </w:rPr>
+              <w:t>Key Type</w:t>
+            </w:r>
+          </w:p>
+        </w:tc>
+      </w:tr>
+      <w:tr>
+        <w:tc>
+          <w:tcPr>
+            <w:tcW w:w="1502" w:type="dxa"/>
+          </w:tcPr>
+          <w:p>
+            <w:pPr>
+              <w:rPr>
+                <w:sz w:val="28"/>
+                <w:szCs w:val="28"/>
+              </w:rPr>
+            </w:pPr>
+            <w:r>
+              <w:rPr>
+                <w:sz w:val="28"/>
+                <w:szCs w:val="28"/>
+              </w:rPr>
+              <w:t>Id</w:t>
+            </w:r>
+          </w:p>
+        </w:tc>
+        <w:tc>
+          <w:tcPr>
+            <w:tcW w:w="1502" w:type="dxa"/>
+          </w:tcPr>
+          <w:p>
+            <w:pPr>
+              <w:rPr>
+                <w:sz w:val="28"/>
+                <w:szCs w:val="28"/>
+              </w:rPr>
+            </w:pPr>
+            <w:r>
+              <w:rPr>
+                <w:sz w:val="28"/>
+                <w:szCs w:val="28"/>
+              </w:rPr>
+              <w:t>int</w:t>
+            </w:r>
+          </w:p>
+        </w:tc>
+        <w:tc>
+          <w:tcPr>
+            <w:tcW w:w="1503" w:type="dxa"/>
+          </w:tcPr>
+          <w:p>
+            <w:pPr>
+              <w:rPr>
+                <w:sz w:val="28"/>
+                <w:szCs w:val="28"/>
+              </w:rPr>
+            </w:pPr>
+            <w:r>
+              <w:rPr>
+                <w:sz w:val="28"/>
+                <w:szCs w:val="28"/>
+              </w:rPr>
+              <w:t>Yes</w:t>
+            </w:r>
+          </w:p>
+        </w:tc>
+        <w:tc>
+          <w:tcPr>
+            <w:tcW w:w="1503" w:type="dxa"/>
+          </w:tcPr>
+          <w:p>
+            <w:pPr>
+              <w:rPr>
+                <w:sz w:val="28"/>
+                <w:szCs w:val="28"/>
+              </w:rPr>
+            </w:pPr>
+          </w:p>
+        </w:tc>
+        <w:tc>
+          <w:tcPr>
+            <w:tcW w:w="1503" w:type="dxa"/>
+          </w:tcPr>
+          <w:p>
+            <w:pPr>
+              <w:rPr>
+                <w:sz w:val="28"/>
+                <w:szCs w:val="28"/>
+              </w:rPr>
+            </w:pPr>
+          </w:p>
+        </w:tc>
+        <w:tc>
+          <w:tcPr>
+            <w:tcW w:w="1503" w:type="dxa"/>
+          </w:tcPr>
+          <w:p>
+            <w:pPr>
+              <w:rPr>
+                <w:sz w:val="28"/>
+                <w:szCs w:val="28"/>
+              </w:rPr>
+            </w:pPr>
+            <w:r>
+              <w:rPr>
+                <w:sz w:val="28"/>
+                <w:szCs w:val="28"/>
+              </w:rPr>
+              <w:t>Primary</w:t>
+            </w:r>
+          </w:p>
+        </w:tc>
+      </w:tr>
+      <w:tr>
+        <w:tc>
+          <w:tcPr>
+            <w:tcW w:w="1502" w:type="dxa"/>
+          </w:tcPr>
+          <w:p>
+            <w:pPr>
+              <w:rPr>
+                <w:sz w:val="28"/>
+                <w:szCs w:val="28"/>
+              </w:rPr>
+            </w:pPr>
+            <w:proofErr w:type="spellStart"/>
+            <w:r>
+              <w:rPr>
+                <w:sz w:val="28"/>
+                <w:szCs w:val="28"/>
+              </w:rPr>
+              <w:t>UserId</w:t>
+            </w:r>
+            <w:proofErr w:type="spellEnd"/>
+          </w:p>
+        </w:tc>
+        <w:tc>
+          <w:tcPr>
+            <w:tcW w:w="1502" w:type="dxa"/>
+          </w:tcPr>
+          <w:p>
+            <w:pPr>
+              <w:rPr>
+                <w:sz w:val="28"/>
+                <w:szCs w:val="28"/>
+              </w:rPr>
+            </w:pPr>
+            <w:r>
+              <w:rPr>
+                <w:sz w:val="28"/>
+                <w:szCs w:val="28"/>
+              </w:rPr>
+              <w:t>String</w:t>
+            </w:r>
+          </w:p>
+        </w:tc>
+        <w:tc>
+          <w:tcPr>
+            <w:tcW w:w="1503" w:type="dxa"/>
+          </w:tcPr>
+          <w:p>
+            <w:pPr>
+              <w:rPr>
+                <w:sz w:val="28"/>
+                <w:szCs w:val="28"/>
+              </w:rPr>
+            </w:pPr>
+            <w:r>
+              <w:rPr>
+                <w:sz w:val="28"/>
+                <w:szCs w:val="28"/>
+              </w:rPr>
+              <w:t>Yes</w:t>
+            </w:r>
+          </w:p>
+        </w:tc>
+        <w:tc>
+          <w:tcPr>
+            <w:tcW w:w="1503" w:type="dxa"/>
+          </w:tcPr>
+          <w:p>
+            <w:pPr>
+              <w:rPr>
+                <w:sz w:val="28"/>
+                <w:szCs w:val="28"/>
+              </w:rPr>
+            </w:pPr>
+            <w:r>
+              <w:rPr>
+                <w:sz w:val="28"/>
+                <w:szCs w:val="28"/>
+              </w:rPr>
+              <w:t>Users Id</w:t>
+            </w:r>
+          </w:p>
+        </w:tc>
+        <w:tc>
+          <w:tcPr>
+            <w:tcW w:w="1503" w:type="dxa"/>
+          </w:tcPr>
+          <w:p>
+            <w:pPr>
+              <w:rPr>
+                <w:sz w:val="28"/>
+                <w:szCs w:val="28"/>
+              </w:rPr>
+            </w:pPr>
+          </w:p>
+        </w:tc>
+        <w:tc>
+          <w:tcPr>
+            <w:tcW w:w="1503" w:type="dxa"/>
+          </w:tcPr>
+          <w:p>
+            <w:pPr>
+              <w:rPr>
+                <w:sz w:val="28"/>
+                <w:szCs w:val="28"/>
+              </w:rPr>
+            </w:pPr>
+            <w:r>
+              <w:rPr>
+                <w:sz w:val="28"/>
+                <w:szCs w:val="28"/>
+              </w:rPr>
+              <w:t>Foreign</w:t>
+            </w:r>
+          </w:p>
+        </w:tc>
+      </w:tr>
+      <w:tr>
+        <w:tc>
+          <w:tcPr>
+            <w:tcW w:w="1502" w:type="dxa"/>
+          </w:tcPr>
+          <w:p>
+            <w:pPr>
+              <w:rPr>
+                <w:sz w:val="28"/>
+                <w:szCs w:val="28"/>
+              </w:rPr>
+            </w:pPr>
+            <w:proofErr w:type="spellStart"/>
+            <w:r>
+              <w:rPr>
+                <w:sz w:val="28"/>
+                <w:szCs w:val="28"/>
+              </w:rPr>
+              <w:t>RoleId</w:t>
+            </w:r>
+            <w:proofErr w:type="spellEnd"/>
+          </w:p>
+        </w:tc>
+        <w:tc>
+          <w:tcPr>
+            <w:tcW w:w="1502" w:type="dxa"/>
+          </w:tcPr>
+          <w:p>
+            <w:pPr>
+              <w:rPr>
+                <w:sz w:val="28"/>
+                <w:szCs w:val="28"/>
+              </w:rPr>
+            </w:pPr>
+            <w:r>
+              <w:rPr>
+                <w:sz w:val="28"/>
+                <w:szCs w:val="28"/>
+              </w:rPr>
+              <w:t>String</w:t>
+            </w:r>
+          </w:p>
+        </w:tc>
+        <w:tc>
+          <w:tcPr>
+            <w:tcW w:w="1503" w:type="dxa"/>
+          </w:tcPr>
+          <w:p>
+            <w:pPr>
+              <w:rPr>
+                <w:sz w:val="28"/>
+                <w:szCs w:val="28"/>
+              </w:rPr>
+            </w:pPr>
+            <w:r>
+              <w:rPr>
+                <w:sz w:val="28"/>
+                <w:szCs w:val="28"/>
+              </w:rPr>
+              <w:t>Yes</w:t>
+            </w:r>
+          </w:p>
+        </w:tc>
+        <w:tc>
+          <w:tcPr>
+            <w:tcW w:w="1503" w:type="dxa"/>
+          </w:tcPr>
+          <w:p>
+            <w:pPr>
+              <w:rPr>
+                <w:sz w:val="28"/>
+                <w:szCs w:val="28"/>
+              </w:rPr>
+            </w:pPr>
+          </w:p>
+        </w:tc>
+        <w:tc>
+          <w:tcPr>
+            <w:tcW w:w="1503" w:type="dxa"/>
+          </w:tcPr>
+          <w:p>
+            <w:pPr>
+              <w:rPr>
+                <w:sz w:val="28"/>
+                <w:szCs w:val="28"/>
+              </w:rPr>
+            </w:pPr>
+          </w:p>
+        </w:tc>
+        <w:tc>
+          <w:tcPr>
+            <w:tcW w:w="1503" w:type="dxa"/>
+          </w:tcPr>
+          <w:p>
+            <w:pPr>
+              <w:rPr>
+                <w:sz w:val="28"/>
+                <w:szCs w:val="28"/>
+              </w:rPr>
+            </w:pPr>
+            <w:r>
+              <w:rPr>
+                <w:sz w:val="28"/>
+                <w:szCs w:val="28"/>
+              </w:rPr>
+              <w:t>None</w:t>
+            </w:r>
+          </w:p>
+        </w:tc>
+      </w:tr>
+    </w:tbl>
+    <w:p>
+      <w:pPr>
+        <w:rPr>
+          <w:sz w:val="28"/>
+          <w:szCs w:val="28"/>
+        </w:rPr>
+      </w:pPr>
+    </w:p>
+    <w:p>
+      <w:pPr>
+        <w:pStyle w:val="Heading3"/>
+      </w:pPr>
+      <w:r>
+        <w:t>BASKETPRODUCTS</w:t>
+      </w:r>
+    </w:p>
+    <w:tbl>
+      <w:tblPr>
+        <w:tblStyle w:val="TableGrid"/>
+        <w:tblW w:w="0" w:type="auto"/>
+        <w:tblLook w:val="04A0" w:firstRow="1" w:lastRow="0" w:firstColumn="1" w:lastColumn="0" w:noHBand="0" w:noVBand="1"/>
+      </w:tblPr>
+      <w:tblGrid>
+        <w:gridCol w:w="1502"/>
+        <w:gridCol w:w="1502"/>
+        <w:gridCol w:w="1503"/>
+        <w:gridCol w:w="1503"/>
+        <w:gridCol w:w="1503"/>
+        <w:gridCol w:w="1503"/>
+      </w:tblGrid>
+      <w:tr>
+        <w:tc>
+          <w:tcPr>
+            <w:tcW w:w="1502" w:type="dxa"/>
+          </w:tcPr>
+          <w:p>
+            <w:pPr>
+              <w:rPr>
+                <w:b/>
+                <w:bCs/>
+                <w:sz w:val="28"/>
+                <w:szCs w:val="28"/>
+              </w:rPr>
+            </w:pPr>
+            <w:r>
+              <w:rPr>
+                <w:b/>
+                <w:bCs/>
+                <w:sz w:val="28"/>
+                <w:szCs w:val="28"/>
+              </w:rPr>
+              <w:t>Column</w:t>
+            </w:r>
+          </w:p>
+        </w:tc>
+        <w:tc>
+          <w:tcPr>
+            <w:tcW w:w="1502" w:type="dxa"/>
+          </w:tcPr>
+          <w:p>
+            <w:pPr>
+              <w:rPr>
+                <w:b/>
+                <w:bCs/>
+                <w:sz w:val="28"/>
+                <w:szCs w:val="28"/>
+              </w:rPr>
+            </w:pPr>
+            <w:r>
+              <w:rPr>
+                <w:b/>
+                <w:bCs/>
+                <w:sz w:val="28"/>
+                <w:szCs w:val="28"/>
+              </w:rPr>
+              <w:t>Data type</w:t>
+            </w:r>
+          </w:p>
+        </w:tc>
+        <w:tc>
+          <w:tcPr>
+            <w:tcW w:w="1503" w:type="dxa"/>
+          </w:tcPr>
+          <w:p>
+            <w:pPr>
+              <w:rPr>
+                <w:b/>
+                <w:bCs/>
+                <w:sz w:val="28"/>
+                <w:szCs w:val="28"/>
+              </w:rPr>
+            </w:pPr>
+            <w:r>
+              <w:rPr>
+                <w:b/>
+                <w:bCs/>
+                <w:sz w:val="28"/>
+                <w:szCs w:val="28"/>
+              </w:rPr>
+              <w:t>Required</w:t>
+            </w:r>
+          </w:p>
+        </w:tc>
+        <w:tc>
+          <w:tcPr>
+            <w:tcW w:w="1503" w:type="dxa"/>
+          </w:tcPr>
+          <w:p>
+            <w:pPr>
+              <w:rPr>
+                <w:b/>
+                <w:bCs/>
+                <w:sz w:val="28"/>
+                <w:szCs w:val="28"/>
+              </w:rPr>
+            </w:pPr>
+            <w:r>
+              <w:rPr>
+                <w:b/>
+                <w:bCs/>
+                <w:sz w:val="28"/>
+                <w:szCs w:val="28"/>
+              </w:rPr>
+              <w:t>Default</w:t>
+            </w:r>
+          </w:p>
+        </w:tc>
+        <w:tc>
+          <w:tcPr>
+            <w:tcW w:w="1503" w:type="dxa"/>
+          </w:tcPr>
+          <w:p>
+            <w:pPr>
+              <w:rPr>
+                <w:b/>
+                <w:bCs/>
+                <w:sz w:val="28"/>
+                <w:szCs w:val="28"/>
+              </w:rPr>
+            </w:pPr>
+            <w:r>
+              <w:rPr>
+                <w:b/>
+                <w:bCs/>
+                <w:sz w:val="28"/>
+                <w:szCs w:val="28"/>
+              </w:rPr>
+              <w:t>Validation</w:t>
+            </w:r>
+          </w:p>
+        </w:tc>
+        <w:tc>
+          <w:tcPr>
+            <w:tcW w:w="1503" w:type="dxa"/>
+          </w:tcPr>
+          <w:p>
+            <w:pPr>
+              <w:rPr>
+                <w:b/>
+                <w:bCs/>
+                <w:sz w:val="28"/>
+                <w:szCs w:val="28"/>
+              </w:rPr>
+            </w:pPr>
+            <w:r>
+              <w:rPr>
+                <w:b/>
+                <w:bCs/>
+                <w:sz w:val="28"/>
+                <w:szCs w:val="28"/>
+              </w:rPr>
+              <w:t>Key Type</w:t>
+            </w:r>
+          </w:p>
+        </w:tc>
+      </w:tr>
+      <w:tr>
+        <w:tc>
+          <w:tcPr>
+            <w:tcW w:w="1502" w:type="dxa"/>
+          </w:tcPr>
+          <w:p>
+            <w:pPr>
+              <w:rPr>
+                <w:sz w:val="28"/>
+                <w:szCs w:val="28"/>
+              </w:rPr>
+            </w:pPr>
+            <w:r>
+              <w:rPr>
+                <w:sz w:val="28"/>
+                <w:szCs w:val="28"/>
+              </w:rPr>
+              <w:t>Id</w:t>
+            </w:r>
+          </w:p>
+        </w:tc>
+        <w:tc>
+          <w:tcPr>
+            <w:tcW w:w="1502" w:type="dxa"/>
+          </w:tcPr>
+          <w:p>
+            <w:pPr>
+              <w:rPr>
+                <w:sz w:val="28"/>
+                <w:szCs w:val="28"/>
+              </w:rPr>
+            </w:pPr>
+            <w:r>
+              <w:rPr>
+                <w:sz w:val="28"/>
+                <w:szCs w:val="28"/>
+              </w:rPr>
+              <w:t>int</w:t>
+            </w:r>
+          </w:p>
+        </w:tc>
+        <w:tc>
+          <w:tcPr>
+            <w:tcW w:w="1503" w:type="dxa"/>
+          </w:tcPr>
+          <w:p>
+            <w:pPr>
+              <w:rPr>
+                <w:sz w:val="28"/>
+                <w:szCs w:val="28"/>
+              </w:rPr>
+            </w:pPr>
+            <w:r>
+              <w:rPr>
+                <w:sz w:val="28"/>
+                <w:szCs w:val="28"/>
+              </w:rPr>
+              <w:t>Yes</w:t>
+            </w:r>
+          </w:p>
+        </w:tc>
+        <w:tc>
+          <w:tcPr>
+            <w:tcW w:w="1503" w:type="dxa"/>
+          </w:tcPr>
+          <w:p>
+            <w:pPr>
+              <w:rPr>
+                <w:sz w:val="28"/>
+                <w:szCs w:val="28"/>
+              </w:rPr>
+            </w:pPr>
+          </w:p>
+        </w:tc>
+        <w:tc>
+          <w:tcPr>
+            <w:tcW w:w="1503" w:type="dxa"/>
+          </w:tcPr>
+          <w:p>
+            <w:pPr>
+              <w:rPr>
+                <w:sz w:val="28"/>
+                <w:szCs w:val="28"/>
+              </w:rPr>
+            </w:pPr>
+          </w:p>
+        </w:tc>
+        <w:tc>
+          <w:tcPr>
+            <w:tcW w:w="1503" w:type="dxa"/>
+          </w:tcPr>
+          <w:p>
+            <w:pPr>
+              <w:rPr>
+                <w:sz w:val="28"/>
+                <w:szCs w:val="28"/>
+              </w:rPr>
+            </w:pPr>
+            <w:r>
+              <w:rPr>
+                <w:sz w:val="28"/>
+                <w:szCs w:val="28"/>
+              </w:rPr>
+              <w:t>Primary</w:t>
+            </w:r>
+          </w:p>
+        </w:tc>
+      </w:tr>
+      <w:tr>
+        <w:tc>
+          <w:tcPr>
+            <w:tcW w:w="1502" w:type="dxa"/>
+          </w:tcPr>
+          <w:p>
+            <w:pPr>
+              <w:rPr>
+                <w:sz w:val="28"/>
+                <w:szCs w:val="28"/>
+              </w:rPr>
+            </w:pPr>
+            <w:proofErr w:type="spellStart"/>
+            <w:r>
+              <w:rPr>
+                <w:sz w:val="28"/>
+                <w:szCs w:val="28"/>
+              </w:rPr>
+              <w:lastRenderedPageBreak/>
+              <w:t>UserId</w:t>
+            </w:r>
+            <w:proofErr w:type="spellEnd"/>
+          </w:p>
+        </w:tc>
+        <w:tc>
+          <w:tcPr>
+            <w:tcW w:w="1502" w:type="dxa"/>
+          </w:tcPr>
+          <w:p>
+            <w:pPr>
+              <w:rPr>
+                <w:sz w:val="28"/>
+                <w:szCs w:val="28"/>
+              </w:rPr>
+            </w:pPr>
+            <w:r>
+              <w:rPr>
+                <w:sz w:val="28"/>
+                <w:szCs w:val="28"/>
+              </w:rPr>
+              <w:t>String</w:t>
+            </w:r>
+          </w:p>
+        </w:tc>
+        <w:tc>
+          <w:tcPr>
+            <w:tcW w:w="1503" w:type="dxa"/>
+          </w:tcPr>
+          <w:p>
+            <w:pPr>
+              <w:rPr>
+                <w:sz w:val="28"/>
+                <w:szCs w:val="28"/>
+              </w:rPr>
+            </w:pPr>
+            <w:r>
+              <w:rPr>
+                <w:sz w:val="28"/>
+                <w:szCs w:val="28"/>
+              </w:rPr>
+              <w:t>Yes</w:t>
+            </w:r>
+          </w:p>
+        </w:tc>
+        <w:tc>
+          <w:tcPr>
+            <w:tcW w:w="1503" w:type="dxa"/>
+          </w:tcPr>
+          <w:p>
+            <w:pPr>
+              <w:rPr>
+                <w:sz w:val="28"/>
+                <w:szCs w:val="28"/>
+              </w:rPr>
+            </w:pPr>
+            <w:r>
+              <w:rPr>
+                <w:sz w:val="28"/>
+                <w:szCs w:val="28"/>
+              </w:rPr>
+              <w:t>Users Id</w:t>
+            </w:r>
+          </w:p>
+        </w:tc>
+        <w:tc>
+          <w:tcPr>
+            <w:tcW w:w="1503" w:type="dxa"/>
+          </w:tcPr>
+          <w:p>
+            <w:pPr>
+              <w:rPr>
+                <w:sz w:val="28"/>
+                <w:szCs w:val="28"/>
+              </w:rPr>
+            </w:pPr>
+          </w:p>
+        </w:tc>
+        <w:tc>
+          <w:tcPr>
+            <w:tcW w:w="1503" w:type="dxa"/>
+          </w:tcPr>
+          <w:p>
+            <w:pPr>
+              <w:rPr>
+                <w:sz w:val="28"/>
+                <w:szCs w:val="28"/>
+              </w:rPr>
+            </w:pPr>
+            <w:r>
+              <w:rPr>
+                <w:sz w:val="28"/>
+                <w:szCs w:val="28"/>
+              </w:rPr>
+              <w:t>Foreign</w:t>
+            </w:r>
+          </w:p>
+        </w:tc>
+      </w:tr>
+      <w:tr>
+        <w:tc>
+          <w:tcPr>
+            <w:tcW w:w="1502" w:type="dxa"/>
+          </w:tcPr>
+          <w:p>
+            <w:pPr>
+              <w:rPr>
+                <w:sz w:val="28"/>
+                <w:szCs w:val="28"/>
+              </w:rPr>
+            </w:pPr>
+            <w:proofErr w:type="spellStart"/>
+            <w:r>
+              <w:rPr>
+                <w:sz w:val="28"/>
+                <w:szCs w:val="28"/>
+              </w:rPr>
+              <w:t>RoleId</w:t>
+            </w:r>
+            <w:proofErr w:type="spellEnd"/>
+          </w:p>
+        </w:tc>
+        <w:tc>
+          <w:tcPr>
+            <w:tcW w:w="1502" w:type="dxa"/>
+          </w:tcPr>
+          <w:p>
+            <w:pPr>
+              <w:rPr>
+                <w:sz w:val="28"/>
+                <w:szCs w:val="28"/>
+              </w:rPr>
+            </w:pPr>
+            <w:r>
+              <w:rPr>
+                <w:sz w:val="28"/>
+                <w:szCs w:val="28"/>
+              </w:rPr>
+              <w:t>String</w:t>
+            </w:r>
+          </w:p>
+        </w:tc>
+        <w:tc>
+          <w:tcPr>
+            <w:tcW w:w="1503" w:type="dxa"/>
+          </w:tcPr>
+          <w:p>
+            <w:pPr>
+              <w:rPr>
+                <w:sz w:val="28"/>
+                <w:szCs w:val="28"/>
+              </w:rPr>
+            </w:pPr>
+            <w:r>
+              <w:rPr>
+                <w:sz w:val="28"/>
+                <w:szCs w:val="28"/>
+              </w:rPr>
+              <w:t>Yes</w:t>
+            </w:r>
+          </w:p>
+        </w:tc>
+        <w:tc>
+          <w:tcPr>
+            <w:tcW w:w="1503" w:type="dxa"/>
+          </w:tcPr>
+          <w:p>
+            <w:pPr>
+              <w:rPr>
+                <w:sz w:val="28"/>
+                <w:szCs w:val="28"/>
+              </w:rPr>
+            </w:pPr>
+          </w:p>
+        </w:tc>
+        <w:tc>
+          <w:tcPr>
+            <w:tcW w:w="1503" w:type="dxa"/>
+          </w:tcPr>
+          <w:p>
+            <w:pPr>
+              <w:rPr>
+                <w:sz w:val="28"/>
+                <w:szCs w:val="28"/>
+              </w:rPr>
+            </w:pPr>
+          </w:p>
+        </w:tc>
+        <w:tc>
+          <w:tcPr>
+            <w:tcW w:w="1503" w:type="dxa"/>
+          </w:tcPr>
+          <w:p>
+            <w:pPr>
+              <w:rPr>
+                <w:sz w:val="28"/>
+                <w:szCs w:val="28"/>
+              </w:rPr>
+            </w:pPr>
+            <w:r>
+              <w:rPr>
+                <w:sz w:val="28"/>
+                <w:szCs w:val="28"/>
+              </w:rPr>
+              <w:t>None</w:t>
+            </w:r>
+          </w:p>
+        </w:tc>
+      </w:tr>
+    </w:tbl>
+    <w:p>
+      <w:pPr>
+        <w:rPr>
+          <w:sz w:val="28"/>
+          <w:szCs w:val="28"/>
+        </w:rPr>
+      </w:pPr>
+    </w:p>
+    <w:p>
+      <w:pPr>
+        <w:pStyle w:val="Heading3"/>
+      </w:pPr>
+      <w:r>
+        <w:t>PRODUCERS</w:t>
+      </w:r>
+    </w:p>
+    <w:tbl>
+      <w:tblPr>
+        <w:tblStyle w:val="TableGrid"/>
+        <w:tblW w:w="0" w:type="auto"/>
+        <w:tblLook w:val="04A0" w:firstRow="1" w:lastRow="0" w:firstColumn="1" w:lastColumn="0" w:noHBand="0" w:noVBand="1"/>
+      </w:tblPr>
+      <w:tblGrid>
+        <w:gridCol w:w="1502"/>
+        <w:gridCol w:w="1502"/>
+        <w:gridCol w:w="1503"/>
+        <w:gridCol w:w="1503"/>
+        <w:gridCol w:w="1503"/>
+        <w:gridCol w:w="1503"/>
+      </w:tblGrid>
+      <w:tr>
+        <w:tc>
+          <w:tcPr>
+            <w:tcW w:w="1502" w:type="dxa"/>
+          </w:tcPr>
+          <w:p>
+            <w:pPr>
+              <w:rPr>
+                <w:b/>
+                <w:bCs/>
+                <w:sz w:val="28"/>
+                <w:szCs w:val="28"/>
+              </w:rPr>
+            </w:pPr>
+            <w:r>
+              <w:rPr>
+                <w:b/>
+                <w:bCs/>
+                <w:sz w:val="28"/>
+                <w:szCs w:val="28"/>
+              </w:rPr>
+              <w:t>Column</w:t>
+            </w:r>
+          </w:p>
+        </w:tc>
+        <w:tc>
+          <w:tcPr>
+            <w:tcW w:w="1502" w:type="dxa"/>
+          </w:tcPr>
+          <w:p>
+            <w:pPr>
+              <w:rPr>
+                <w:b/>
+                <w:bCs/>
+                <w:sz w:val="28"/>
+                <w:szCs w:val="28"/>
+              </w:rPr>
+            </w:pPr>
+            <w:r>
+              <w:rPr>
+                <w:b/>
+                <w:bCs/>
+                <w:sz w:val="28"/>
+                <w:szCs w:val="28"/>
+              </w:rPr>
+              <w:t>Data type</w:t>
+            </w:r>
+          </w:p>
+        </w:tc>
+        <w:tc>
+          <w:tcPr>
+            <w:tcW w:w="1503" w:type="dxa"/>
+          </w:tcPr>
+          <w:p>
+            <w:pPr>
+              <w:rPr>
+                <w:b/>
+                <w:bCs/>
+                <w:sz w:val="28"/>
+                <w:szCs w:val="28"/>
+              </w:rPr>
+            </w:pPr>
+            <w:r>
+              <w:rPr>
+                <w:b/>
+                <w:bCs/>
+                <w:sz w:val="28"/>
+                <w:szCs w:val="28"/>
+              </w:rPr>
+              <w:t>Required</w:t>
+            </w:r>
+          </w:p>
+        </w:tc>
+        <w:tc>
+          <w:tcPr>
+            <w:tcW w:w="1503" w:type="dxa"/>
+          </w:tcPr>
+          <w:p>
+            <w:pPr>
+              <w:rPr>
+                <w:b/>
+                <w:bCs/>
+                <w:sz w:val="28"/>
+                <w:szCs w:val="28"/>
+              </w:rPr>
+            </w:pPr>
+            <w:r>
+              <w:rPr>
+                <w:b/>
+                <w:bCs/>
+                <w:sz w:val="28"/>
+                <w:szCs w:val="28"/>
+              </w:rPr>
+              <w:t>Default</w:t>
+            </w:r>
+          </w:p>
+        </w:tc>
+        <w:tc>
+          <w:tcPr>
+            <w:tcW w:w="1503" w:type="dxa"/>
+          </w:tcPr>
+          <w:p>
+            <w:pPr>
+              <w:rPr>
+                <w:b/>
+                <w:bCs/>
+                <w:sz w:val="28"/>
+                <w:szCs w:val="28"/>
+              </w:rPr>
+            </w:pPr>
+            <w:r>
+              <w:rPr>
+                <w:b/>
+                <w:bCs/>
+                <w:sz w:val="28"/>
+                <w:szCs w:val="28"/>
+              </w:rPr>
+              <w:t>Validation</w:t>
+            </w:r>
+          </w:p>
+        </w:tc>
+        <w:tc>
+          <w:tcPr>
+            <w:tcW w:w="1503" w:type="dxa"/>
+          </w:tcPr>
+          <w:p>
+            <w:pPr>
+              <w:rPr>
+                <w:b/>
+                <w:bCs/>
+                <w:sz w:val="28"/>
+                <w:szCs w:val="28"/>
+              </w:rPr>
+            </w:pPr>
+            <w:r>
+              <w:rPr>
+                <w:b/>
+                <w:bCs/>
+                <w:sz w:val="28"/>
+                <w:szCs w:val="28"/>
+              </w:rPr>
+              <w:t>Key Type</w:t>
+            </w:r>
+          </w:p>
+        </w:tc>
+      </w:tr>
+      <w:tr>
+        <w:tc>
+          <w:tcPr>
+            <w:tcW w:w="1502" w:type="dxa"/>
+          </w:tcPr>
+          <w:p>
+            <w:pPr>
+              <w:rPr>
+                <w:sz w:val="28"/>
+                <w:szCs w:val="28"/>
+              </w:rPr>
+            </w:pPr>
+            <w:r>
+              <w:rPr>
+                <w:sz w:val="28"/>
+                <w:szCs w:val="28"/>
+              </w:rPr>
+              <w:t>Id</w:t>
+            </w:r>
+          </w:p>
+        </w:tc>
+        <w:tc>
+          <w:tcPr>
+            <w:tcW w:w="1502" w:type="dxa"/>
+          </w:tcPr>
+          <w:p>
+            <w:pPr>
+              <w:rPr>
+                <w:sz w:val="28"/>
+                <w:szCs w:val="28"/>
+              </w:rPr>
+            </w:pPr>
+            <w:r>
+              <w:rPr>
+                <w:sz w:val="28"/>
+                <w:szCs w:val="28"/>
+              </w:rPr>
+              <w:t>int</w:t>
+            </w:r>
+          </w:p>
+        </w:tc>
+        <w:tc>
+          <w:tcPr>
+            <w:tcW w:w="1503" w:type="dxa"/>
+          </w:tcPr>
+          <w:p>
+            <w:pPr>
+              <w:rPr>
+                <w:sz w:val="28"/>
+                <w:szCs w:val="28"/>
+              </w:rPr>
+            </w:pPr>
+            <w:r>
+              <w:rPr>
+                <w:sz w:val="28"/>
+                <w:szCs w:val="28"/>
+              </w:rPr>
+              <w:t>Yes</w:t>
+            </w:r>
+          </w:p>
+        </w:tc>
+        <w:tc>
+          <w:tcPr>
+            <w:tcW w:w="1503" w:type="dxa"/>
+          </w:tcPr>
+          <w:p>
+            <w:pPr>
+              <w:rPr>
+                <w:sz w:val="28"/>
+                <w:szCs w:val="28"/>
+              </w:rPr>
+            </w:pPr>
+          </w:p>
+        </w:tc>
+        <w:tc>
+          <w:tcPr>
+            <w:tcW w:w="1503" w:type="dxa"/>
+          </w:tcPr>
+          <w:p>
+            <w:pPr>
+              <w:rPr>
+                <w:sz w:val="28"/>
+                <w:szCs w:val="28"/>
+              </w:rPr>
+            </w:pPr>
+          </w:p>
+        </w:tc>
+        <w:tc>
+          <w:tcPr>
+            <w:tcW w:w="1503" w:type="dxa"/>
+          </w:tcPr>
+          <w:p>
+            <w:pPr>
+              <w:rPr>
+                <w:sz w:val="28"/>
+                <w:szCs w:val="28"/>
+              </w:rPr>
+            </w:pPr>
+            <w:r>
+              <w:rPr>
+                <w:sz w:val="28"/>
+                <w:szCs w:val="28"/>
+              </w:rPr>
+              <w:t>Primary</w:t>
+            </w:r>
+          </w:p>
+        </w:tc>
+      </w:tr>
+      <w:tr>
+        <w:tc>
+          <w:tcPr>
+            <w:tcW w:w="1502" w:type="dxa"/>
+          </w:tcPr>
+          <w:p>
+            <w:pPr>
+              <w:rPr>
+                <w:sz w:val="28"/>
+                <w:szCs w:val="28"/>
+              </w:rPr>
+            </w:pPr>
+            <w:proofErr w:type="spellStart"/>
+            <w:r>
+              <w:rPr>
+                <w:sz w:val="28"/>
+                <w:szCs w:val="28"/>
+              </w:rPr>
+              <w:t>UserId</w:t>
+            </w:r>
+            <w:proofErr w:type="spellEnd"/>
+          </w:p>
+        </w:tc>
+        <w:tc>
+          <w:tcPr>
+            <w:tcW w:w="1502" w:type="dxa"/>
+          </w:tcPr>
+          <w:p>
+            <w:pPr>
+              <w:rPr>
+                <w:sz w:val="28"/>
+                <w:szCs w:val="28"/>
+              </w:rPr>
+            </w:pPr>
+            <w:r>
+              <w:rPr>
+                <w:sz w:val="28"/>
+                <w:szCs w:val="28"/>
+              </w:rPr>
+              <w:t>String</w:t>
+            </w:r>
+          </w:p>
+        </w:tc>
+        <w:tc>
+          <w:tcPr>
+            <w:tcW w:w="1503" w:type="dxa"/>
+          </w:tcPr>
+          <w:p>
+            <w:pPr>
+              <w:rPr>
+                <w:sz w:val="28"/>
+                <w:szCs w:val="28"/>
+              </w:rPr>
+            </w:pPr>
+            <w:r>
+              <w:rPr>
+                <w:sz w:val="28"/>
+                <w:szCs w:val="28"/>
+              </w:rPr>
+              <w:t>Yes</w:t>
+            </w:r>
+          </w:p>
+        </w:tc>
+        <w:tc>
+          <w:tcPr>
+            <w:tcW w:w="1503" w:type="dxa"/>
+          </w:tcPr>
+          <w:p>
+            <w:pPr>
+              <w:rPr>
+                <w:sz w:val="28"/>
+                <w:szCs w:val="28"/>
+              </w:rPr>
+            </w:pPr>
+            <w:r>
+              <w:rPr>
+                <w:sz w:val="28"/>
+                <w:szCs w:val="28"/>
+              </w:rPr>
+              <w:t>Users Id</w:t>
+            </w:r>
+          </w:p>
+        </w:tc>
+        <w:tc>
+          <w:tcPr>
+            <w:tcW w:w="1503" w:type="dxa"/>
+          </w:tcPr>
+          <w:p>
+            <w:pPr>
+              <w:rPr>
+                <w:sz w:val="28"/>
+                <w:szCs w:val="28"/>
+              </w:rPr>
+            </w:pPr>
+          </w:p>
+        </w:tc>
+        <w:tc>
+          <w:tcPr>
+            <w:tcW w:w="1503" w:type="dxa"/>
+          </w:tcPr>
+          <w:p>
+            <w:pPr>
+              <w:rPr>
+                <w:sz w:val="28"/>
+                <w:szCs w:val="28"/>
+              </w:rPr>
+            </w:pPr>
+            <w:r>
+              <w:rPr>
+                <w:sz w:val="28"/>
+                <w:szCs w:val="28"/>
+              </w:rPr>
+              <w:t>Foreign</w:t>
+            </w:r>
+          </w:p>
+        </w:tc>
+      </w:tr>
+      <w:tr>
+        <w:tc>
+          <w:tcPr>
+            <w:tcW w:w="1502" w:type="dxa"/>
+          </w:tcPr>
+          <w:p>
+            <w:pPr>
+              <w:rPr>
+                <w:sz w:val="28"/>
+                <w:szCs w:val="28"/>
+              </w:rPr>
+            </w:pPr>
+            <w:proofErr w:type="spellStart"/>
+            <w:r>
+              <w:rPr>
+                <w:sz w:val="28"/>
+                <w:szCs w:val="28"/>
+              </w:rPr>
+              <w:t>RoleId</w:t>
+            </w:r>
+            <w:proofErr w:type="spellEnd"/>
+          </w:p>
+        </w:tc>
+        <w:tc>
+          <w:tcPr>
+            <w:tcW w:w="1502" w:type="dxa"/>
+          </w:tcPr>
+          <w:p>
+            <w:pPr>
+              <w:rPr>
+                <w:sz w:val="28"/>
+                <w:szCs w:val="28"/>
+              </w:rPr>
+            </w:pPr>
+            <w:r>
+              <w:rPr>
+                <w:sz w:val="28"/>
+                <w:szCs w:val="28"/>
+              </w:rPr>
+              <w:t>String</w:t>
+            </w:r>
+          </w:p>
+        </w:tc>
+        <w:tc>
+          <w:tcPr>
+            <w:tcW w:w="1503" w:type="dxa"/>
+          </w:tcPr>
+          <w:p>
+            <w:pPr>
+              <w:rPr>
+                <w:sz w:val="28"/>
+                <w:szCs w:val="28"/>
+              </w:rPr>
+            </w:pPr>
+            <w:r>
+              <w:rPr>
+                <w:sz w:val="28"/>
+                <w:szCs w:val="28"/>
+              </w:rPr>
+              <w:t>Yes</w:t>
+            </w:r>
+          </w:p>
+        </w:tc>
+        <w:tc>
+          <w:tcPr>
+            <w:tcW w:w="1503" w:type="dxa"/>
+          </w:tcPr>
+          <w:p>
+            <w:pPr>
+              <w:rPr>
+                <w:sz w:val="28"/>
+                <w:szCs w:val="28"/>
+              </w:rPr>
+            </w:pPr>
+          </w:p>
+        </w:tc>
+        <w:tc>
+          <w:tcPr>
+            <w:tcW w:w="1503" w:type="dxa"/>
+          </w:tcPr>
+          <w:p>
+            <w:pPr>
+              <w:rPr>
+                <w:sz w:val="28"/>
+                <w:szCs w:val="28"/>
+              </w:rPr>
+            </w:pPr>
+          </w:p>
+        </w:tc>
+        <w:tc>
+          <w:tcPr>
+            <w:tcW w:w="1503" w:type="dxa"/>
+          </w:tcPr>
+          <w:p>
+            <w:pPr>
+              <w:rPr>
+                <w:sz w:val="28"/>
+                <w:szCs w:val="28"/>
+              </w:rPr>
+            </w:pPr>
+            <w:r>
+              <w:rPr>
+                <w:sz w:val="28"/>
+                <w:szCs w:val="28"/>
+              </w:rPr>
+              <w:t>None</w:t>
+            </w:r>
+          </w:p>
+        </w:tc>
+      </w:tr>
+    </w:tbl>
+    <w:p>
+      <w:pPr>
+        <w:rPr>
+          <w:sz w:val="28"/>
+          <w:szCs w:val="28"/>
+        </w:rPr>
+      </w:pPr>
+    </w:p>
     <w:p>
       <w:pPr>
         <w:rPr>
@@ -4050,7 +11167,23 @@
                 <w:sz w:val="24"/>
                 <w:szCs w:val="24"/>
               </w:rPr>
-              <w:t>The log in page must be created and the migration and update-database must have been completed. The controller logic must have been added to handl</w:t>
+              <w:t xml:space="preserve">The log in page must be </w:t>
+            </w:r>
+            <w:proofErr w:type="gramStart"/>
+            <w:r>
+              <w:rPr>
+                <w:sz w:val="24"/>
+                <w:szCs w:val="24"/>
+              </w:rPr>
+              <w:t>created</w:t>
+            </w:r>
+            <w:proofErr w:type="gramEnd"/>
+            <w:r>
+              <w:rPr>
+                <w:sz w:val="24"/>
+                <w:szCs w:val="24"/>
+              </w:rPr>
+              <w:t xml:space="preserve"> and the migration and update-database must have been completed. The controller logic must have been added to handl</w:t>
             </w:r>
             <w:r>
               <w:rPr>
@@ -4186,8 +11319,17 @@
                 <w:sz w:val="24"/>
                 <w:szCs w:val="24"/>
               </w:rPr>
-              <w:t>Email: noemail</w:t>
-            </w:r>
+              <w:t xml:space="preserve">Email: </w:t>
+            </w:r>
+            <w:proofErr w:type="spellStart"/>
+            <w:r>
+              <w:rPr>
+                <w:sz w:val="24"/>
+                <w:szCs w:val="24"/>
+              </w:rPr>
+              <w:t>noemail</w:t>
+            </w:r>
+            <w:proofErr w:type="spellEnd"/>
           </w:p>
           <w:p>
             <w:pPr>
@@ -4235,7 +11377,6 @@
                 <w:sz w:val="24"/>
                 <w:szCs w:val="24"/>
               </w:rPr>
-              <w:lastRenderedPageBreak/>
               <w:t xml:space="preserve">Email: </w:t>
             </w:r>
             <w:hyperlink r:id="rId10" w:history="1">
@@ -4308,7 +11449,6 @@
                 <w:sz w:val="24"/>
                 <w:szCs w:val="24"/>
               </w:rPr>
-              <w:lastRenderedPageBreak/>
               <w:t>16</w:t>
             </w:r>
             <w:r>
@@ -4525,8 +11665,17 @@
                 <w:sz w:val="24"/>
                 <w:szCs w:val="24"/>
               </w:rPr>
-              <w:t>Email: noemail</w:t>
-            </w:r>
+              <w:t xml:space="preserve">Email: </w:t>
+            </w:r>
+            <w:proofErr w:type="spellStart"/>
+            <w:r>
+              <w:rPr>
+                <w:sz w:val="24"/>
+                <w:szCs w:val="24"/>
+              </w:rPr>
+              <w:t>noemail</w:t>
+            </w:r>
+            <w:proofErr w:type="spellEnd"/>
           </w:p>
           <w:p>
             <w:pPr>
@@ -4736,7 +11885,15 @@
                 <w:sz w:val="24"/>
                 <w:szCs w:val="24"/>
               </w:rPr>
-              <w:t xml:space="preserve">No test data needed. The Log in system should be fully functional and allow users to create accounts and save their data to a database and the log out button must be visible to the user.  </w:t>
+              <w:t xml:space="preserve">No test data needed. The Log in system should be fully </w:t>
+            </w:r>
+            <w:r>
+              <w:rPr>
+                <w:sz w:val="24"/>
+                <w:szCs w:val="24"/>
+              </w:rPr>
+              <w:lastRenderedPageBreak/>
+              <w:t xml:space="preserve">functional and allow users to create accounts and save their data to a database and the log out button must be visible to the user.  </w:t>
             </w:r>
           </w:p>
         </w:tc>
@@ -4758,6 +11915,7 @@
                 <w:sz w:val="24"/>
                 <w:szCs w:val="24"/>
               </w:rPr>
+              <w:lastRenderedPageBreak/>
               <w:t>16</w:t>
             </w:r>
             <w:r>
@@ -4819,7 +11977,23 @@
                 <w:sz w:val="24"/>
                 <w:szCs w:val="24"/>
               </w:rPr>
-              <w:t>Black box  Functionality Integration</w:t>
+              <w:t xml:space="preserve">Black </w:t>
+            </w:r>
+            <w:proofErr w:type="gramStart"/>
+            <w:r>
+              <w:rPr>
+                <w:sz w:val="24"/>
+                <w:szCs w:val="24"/>
+              </w:rPr>
+              <w:t>box  Functionality</w:t>
+            </w:r>
+            <w:proofErr w:type="gramEnd"/>
+            <w:r>
+              <w:rPr>
+                <w:sz w:val="24"/>
+                <w:szCs w:val="24"/>
+              </w:rPr>
+              <w:t xml:space="preserve"> Integration</w:t>
             </w:r>
           </w:p>
           <w:p>
@@ -4847,7 +12021,23 @@
                 <w:sz w:val="24"/>
                 <w:szCs w:val="24"/>
               </w:rPr>
-              <w:t>All the pages for each link must be completed and each link must be functional.</w:t>
+              <w:t xml:space="preserve">All the pages for each link must be </w:t>
+            </w:r>
+            <w:proofErr w:type="gramStart"/>
+            <w:r>
+              <w:rPr>
+                <w:sz w:val="24"/>
+                <w:szCs w:val="24"/>
+              </w:rPr>
+              <w:t>completed</w:t>
+            </w:r>
+            <w:proofErr w:type="gramEnd"/>
+            <w:r>
+              <w:rPr>
+                <w:sz w:val="24"/>
+                <w:szCs w:val="24"/>
+              </w:rPr>
+              <w:t xml:space="preserve"> and each link must be functional.</w:t>
             </w:r>
           </w:p>
           <w:p>
@@ -5275,6 +12465,505 @@
                 <w:sz w:val="24"/>
                 <w:szCs w:val="24"/>
               </w:rPr>
+              <w:t>16</w:t>
+            </w:r>
+            <w:r>
+              <w:rPr>
+                <w:sz w:val="24"/>
+                <w:szCs w:val="24"/>
+              </w:rPr>
+              <w:t>/</w:t>
+            </w:r>
+            <w:r>
+              <w:rPr>
+                <w:sz w:val="24"/>
+                <w:szCs w:val="24"/>
+              </w:rPr>
+              <w:t>3</w:t>
+            </w:r>
+            <w:r>
+              <w:rPr>
+                <w:sz w:val="24"/>
+                <w:szCs w:val="24"/>
+              </w:rPr>
+              <w:t>/2026</w:t>
+            </w:r>
+          </w:p>
+        </w:tc>
+        <w:tc>
+          <w:tcPr>
+            <w:tcW w:w="2254" w:type="dxa"/>
+          </w:tcPr>
+          <w:p>
+            <w:pPr>
+              <w:rPr>
+                <w:sz w:val="24"/>
+                <w:szCs w:val="24"/>
+              </w:rPr>
+            </w:pPr>
+            <w:r>
+              <w:rPr>
+                <w:sz w:val="24"/>
+                <w:szCs w:val="24"/>
+              </w:rPr>
+              <w:t>Placing an Order</w:t>
+            </w:r>
+          </w:p>
+        </w:tc>
+        <w:tc>
+          <w:tcPr>
+            <w:tcW w:w="2254" w:type="dxa"/>
+          </w:tcPr>
+          <w:p>
+            <w:pPr>
+              <w:rPr>
+                <w:sz w:val="24"/>
+                <w:szCs w:val="24"/>
+              </w:rPr>
+            </w:pPr>
+            <w:r>
+              <w:rPr>
+                <w:sz w:val="24"/>
+                <w:szCs w:val="24"/>
+              </w:rPr>
+              <w:t>Blackbox Testing, White box Testing, Functionality Testing, Security Testing, Session Management testing</w:t>
+            </w:r>
+          </w:p>
+        </w:tc>
+        <w:tc>
+          <w:tcPr>
+            <w:tcW w:w="2589" w:type="dxa"/>
+          </w:tcPr>
+          <w:p>
+            <w:pPr>
+              <w:rPr>
+                <w:sz w:val="24"/>
+                <w:szCs w:val="24"/>
+              </w:rPr>
+            </w:pPr>
+            <w:r>
+              <w:rPr>
+                <w:sz w:val="24"/>
+                <w:szCs w:val="24"/>
+              </w:rPr>
+              <w:t>Test Data would be required.</w:t>
+            </w:r>
+          </w:p>
+          <w:p>
+            <w:pPr>
+              <w:rPr>
+                <w:sz w:val="24"/>
+                <w:szCs w:val="24"/>
+              </w:rPr>
+            </w:pPr>
+            <w:r>
+              <w:rPr>
+                <w:sz w:val="24"/>
+                <w:szCs w:val="24"/>
+              </w:rPr>
+              <w:t>The Models and Controllers must be created and there must be a logged in user to test it. The tester should place an order and fill out all the fields and make sure it successfully logs Product and displays it. They must be able to edit, delete and view the details of the Order.</w:t>
+            </w:r>
+          </w:p>
+          <w:p>
+            <w:pPr>
+              <w:rPr>
+                <w:b/>
+                <w:bCs/>
+                <w:sz w:val="24"/>
+                <w:szCs w:val="24"/>
+              </w:rPr>
+            </w:pPr>
+            <w:r>
+              <w:rPr>
+                <w:b/>
+                <w:bCs/>
+                <w:sz w:val="24"/>
+                <w:szCs w:val="24"/>
+              </w:rPr>
+              <w:t>Test Data:</w:t>
+            </w:r>
+          </w:p>
+          <w:p>
+            <w:pPr>
+              <w:rPr>
+                <w:b/>
+                <w:bCs/>
+                <w:sz w:val="24"/>
+                <w:szCs w:val="24"/>
+              </w:rPr>
+            </w:pPr>
+            <w:r>
+              <w:rPr>
+                <w:b/>
+                <w:bCs/>
+                <w:sz w:val="24"/>
+                <w:szCs w:val="24"/>
+              </w:rPr>
+              <w:t>Normal</w:t>
+            </w:r>
+          </w:p>
+          <w:p>
+            <w:pPr>
+              <w:rPr>
+                <w:sz w:val="24"/>
+                <w:szCs w:val="24"/>
+              </w:rPr>
+            </w:pPr>
+            <w:r>
+              <w:rPr>
+                <w:sz w:val="24"/>
+                <w:szCs w:val="24"/>
+              </w:rPr>
+              <w:t>Product:</w:t>
+            </w:r>
+            <w:r>
+              <w:rPr>
+                <w:sz w:val="24"/>
+                <w:szCs w:val="24"/>
+              </w:rPr>
+              <w:t xml:space="preserve"> </w:t>
+            </w:r>
+            <w:r>
+              <w:rPr>
+                <w:sz w:val="24"/>
+                <w:szCs w:val="24"/>
+              </w:rPr>
+              <w:t>Strawberries</w:t>
+            </w:r>
+            <w:r>
+              <w:rPr>
+                <w:sz w:val="24"/>
+                <w:szCs w:val="24"/>
+              </w:rPr>
+              <w:t xml:space="preserve">, </w:t>
+            </w:r>
+          </w:p>
+          <w:p>
+            <w:pPr>
+              <w:rPr>
+                <w:sz w:val="24"/>
+                <w:szCs w:val="24"/>
+              </w:rPr>
+            </w:pPr>
+            <w:r>
+              <w:rPr>
+                <w:sz w:val="24"/>
+                <w:szCs w:val="24"/>
+              </w:rPr>
+              <w:t>Phone number: 07895765932</w:t>
+            </w:r>
+          </w:p>
+          <w:p>
+            <w:pPr>
+              <w:rPr>
+                <w:sz w:val="24"/>
+                <w:szCs w:val="24"/>
+              </w:rPr>
+            </w:pPr>
+            <w:r>
+              <w:rPr>
+                <w:sz w:val="24"/>
+                <w:szCs w:val="24"/>
+              </w:rPr>
+              <w:t>Email: Manual@gmail.com</w:t>
+            </w:r>
+          </w:p>
+          <w:p>
+            <w:pPr>
+              <w:rPr>
+                <w:sz w:val="24"/>
+                <w:szCs w:val="24"/>
+              </w:rPr>
+            </w:pPr>
+            <w:r>
+              <w:rPr>
+                <w:sz w:val="24"/>
+                <w:szCs w:val="24"/>
+              </w:rPr>
+              <w:t>Date: 24/2/2026</w:t>
+            </w:r>
+          </w:p>
+          <w:p>
+            <w:pPr>
+              <w:rPr>
+                <w:b/>
+                <w:bCs/>
+                <w:sz w:val="24"/>
+                <w:szCs w:val="24"/>
+              </w:rPr>
+            </w:pPr>
+            <w:r>
+              <w:rPr>
+                <w:b/>
+                <w:bCs/>
+                <w:sz w:val="24"/>
+                <w:szCs w:val="24"/>
+              </w:rPr>
+              <w:t>Erroneous</w:t>
+            </w:r>
+          </w:p>
+          <w:p>
+            <w:pPr>
+              <w:rPr>
+                <w:sz w:val="24"/>
+                <w:szCs w:val="24"/>
+              </w:rPr>
+            </w:pPr>
+            <w:r>
+              <w:rPr>
+                <w:sz w:val="24"/>
+                <w:szCs w:val="24"/>
+              </w:rPr>
+              <w:t>Product</w:t>
+            </w:r>
+            <w:r>
+              <w:rPr>
+                <w:sz w:val="24"/>
+                <w:szCs w:val="24"/>
+              </w:rPr>
+              <w:t xml:space="preserve">: </w:t>
+            </w:r>
+            <w:r>
+              <w:rPr>
+                <w:sz w:val="24"/>
+                <w:szCs w:val="24"/>
+              </w:rPr>
+              <w:t xml:space="preserve">Lenovo </w:t>
+            </w:r>
+            <w:proofErr w:type="gramStart"/>
+            <w:r>
+              <w:rPr>
+                <w:sz w:val="24"/>
+                <w:szCs w:val="24"/>
+              </w:rPr>
+              <w:t>Laptop</w:t>
+            </w:r>
+            <w:r>
+              <w:rPr>
+                <w:sz w:val="24"/>
+                <w:szCs w:val="24"/>
+              </w:rPr>
+              <w:t>(</w:t>
+            </w:r>
+            <w:proofErr w:type="gramEnd"/>
+            <w:r>
+              <w:rPr>
+                <w:sz w:val="24"/>
+                <w:szCs w:val="24"/>
+              </w:rPr>
+              <w:t>Not a Product that exists in the system)</w:t>
+            </w:r>
+          </w:p>
+          <w:p>
+            <w:pPr>
+              <w:rPr>
+                <w:sz w:val="24"/>
+                <w:szCs w:val="24"/>
+              </w:rPr>
+            </w:pPr>
+            <w:r>
+              <w:rPr>
+                <w:sz w:val="24"/>
+                <w:szCs w:val="24"/>
+              </w:rPr>
+              <w:t xml:space="preserve">Phone Number: </w:t>
+            </w:r>
+            <w:proofErr w:type="gramStart"/>
+            <w:r>
+              <w:rPr>
+                <w:sz w:val="24"/>
+                <w:szCs w:val="24"/>
+              </w:rPr>
+              <w:t>number( Must</w:t>
+            </w:r>
+            <w:proofErr w:type="gramEnd"/>
+            <w:r>
+              <w:rPr>
+                <w:sz w:val="24"/>
+                <w:szCs w:val="24"/>
+              </w:rPr>
+              <w:t xml:space="preserve"> be a valid phone number format)</w:t>
+            </w:r>
+          </w:p>
+          <w:p>
+            <w:pPr>
+              <w:rPr>
+                <w:sz w:val="24"/>
+                <w:szCs w:val="24"/>
+              </w:rPr>
+            </w:pPr>
+            <w:r>
+              <w:rPr>
+                <w:sz w:val="24"/>
+                <w:szCs w:val="24"/>
+              </w:rPr>
+              <w:t xml:space="preserve">Email: </w:t>
+            </w:r>
+            <w:proofErr w:type="gramStart"/>
+            <w:r>
+              <w:rPr>
+                <w:sz w:val="24"/>
+                <w:szCs w:val="24"/>
+              </w:rPr>
+              <w:t>email(</w:t>
+            </w:r>
+            <w:proofErr w:type="gramEnd"/>
+            <w:r>
+              <w:rPr>
+                <w:sz w:val="24"/>
+                <w:szCs w:val="24"/>
+              </w:rPr>
+              <w:t xml:space="preserve">Must contain an @ symbol </w:t>
+            </w:r>
+            <w:r>
+              <w:rPr>
+                <w:sz w:val="24"/>
+                <w:szCs w:val="24"/>
+              </w:rPr>
+              <w:lastRenderedPageBreak/>
+              <w:t xml:space="preserve">and must contain a domain </w:t>
+            </w:r>
+            <w:proofErr w:type="spellStart"/>
+            <w:proofErr w:type="gramStart"/>
+            <w:r>
+              <w:rPr>
+                <w:sz w:val="24"/>
+                <w:szCs w:val="24"/>
+              </w:rPr>
+              <w:t>e</w:t>
+            </w:r>
+            <w:r>
+              <w:rPr>
+                <w:sz w:val="24"/>
+                <w:szCs w:val="24"/>
+              </w:rPr>
+              <w:t>.g</w:t>
+            </w:r>
+            <w:proofErr w:type="spellEnd"/>
+            <w:proofErr w:type="gramEnd"/>
+            <w:r>
+              <w:rPr>
+                <w:sz w:val="24"/>
+                <w:szCs w:val="24"/>
+              </w:rPr>
+              <w:t xml:space="preserve"> .com)</w:t>
+            </w:r>
+          </w:p>
+          <w:p>
+            <w:pPr>
+              <w:rPr>
+                <w:b/>
+                <w:bCs/>
+                <w:sz w:val="24"/>
+                <w:szCs w:val="24"/>
+              </w:rPr>
+            </w:pPr>
+            <w:r>
+              <w:rPr>
+                <w:b/>
+                <w:bCs/>
+                <w:sz w:val="24"/>
+                <w:szCs w:val="24"/>
+              </w:rPr>
+              <w:t>Extreme</w:t>
+            </w:r>
+          </w:p>
+          <w:p>
+            <w:pPr>
+              <w:rPr>
+                <w:sz w:val="24"/>
+                <w:szCs w:val="24"/>
+              </w:rPr>
+            </w:pPr>
+            <w:r>
+              <w:rPr>
+                <w:sz w:val="24"/>
+                <w:szCs w:val="24"/>
+              </w:rPr>
+              <w:t xml:space="preserve">Phone number: </w:t>
+            </w:r>
+            <w:proofErr w:type="gramStart"/>
+            <w:r>
+              <w:rPr>
+                <w:sz w:val="24"/>
+                <w:szCs w:val="24"/>
+              </w:rPr>
+              <w:t>07895765932( Maximum</w:t>
+            </w:r>
+            <w:proofErr w:type="gramEnd"/>
+            <w:r>
+              <w:rPr>
+                <w:sz w:val="24"/>
+                <w:szCs w:val="24"/>
+              </w:rPr>
+              <w:t xml:space="preserve"> </w:t>
+            </w:r>
+            <w:proofErr w:type="gramStart"/>
+            <w:r>
+              <w:rPr>
+                <w:sz w:val="24"/>
+                <w:szCs w:val="24"/>
+              </w:rPr>
+              <w:t>amount</w:t>
+            </w:r>
+            <w:proofErr w:type="gramEnd"/>
+            <w:r>
+              <w:rPr>
+                <w:sz w:val="24"/>
+                <w:szCs w:val="24"/>
+              </w:rPr>
+              <w:t xml:space="preserve"> of numbers for a U</w:t>
+            </w:r>
+            <w:r>
+              <w:rPr>
+                <w:sz w:val="24"/>
+                <w:szCs w:val="24"/>
+              </w:rPr>
+              <w:t>K</w:t>
+            </w:r>
+            <w:r>
+              <w:rPr>
+                <w:sz w:val="24"/>
+                <w:szCs w:val="24"/>
+              </w:rPr>
+              <w:t xml:space="preserve"> phone number)</w:t>
+            </w:r>
+          </w:p>
+          <w:p>
+            <w:pPr>
+              <w:rPr>
+                <w:sz w:val="24"/>
+                <w:szCs w:val="24"/>
+              </w:rPr>
+            </w:pPr>
+          </w:p>
+          <w:p>
+            <w:pPr>
+              <w:rPr>
+                <w:sz w:val="24"/>
+                <w:szCs w:val="24"/>
+              </w:rPr>
+            </w:pPr>
+          </w:p>
+        </w:tc>
+      </w:tr>
+      <w:tr>
+        <w:tc>
+          <w:tcPr>
+            <w:tcW w:w="2254" w:type="dxa"/>
+          </w:tcPr>
+          <w:p>
+            <w:pPr>
+              <w:rPr>
+                <w:sz w:val="24"/>
+                <w:szCs w:val="24"/>
+              </w:rPr>
+            </w:pPr>
+            <w:r>
+              <w:rPr>
+                <w:sz w:val="24"/>
+                <w:szCs w:val="24"/>
+              </w:rPr>
               <w:lastRenderedPageBreak/>
               <w:t>16</w:t>
             </w:r>
@@ -5317,7 +13006,21 @@
                 <w:sz w:val="24"/>
                 <w:szCs w:val="24"/>
               </w:rPr>
-              <w:t>Placing an Order</w:t>
+              <w:t xml:space="preserve">Edit button in </w:t>
+            </w:r>
+            <w:r>
+              <w:rPr>
+                <w:sz w:val="24"/>
+                <w:szCs w:val="24"/>
+              </w:rPr>
+              <w:t>Order</w:t>
+            </w:r>
+            <w:r>
+              <w:rPr>
+                <w:sz w:val="24"/>
+                <w:szCs w:val="24"/>
+              </w:rPr>
+              <w:t xml:space="preserve"> page </w:t>
             </w:r>
           </w:p>
         </w:tc>
@@ -5337,7 +13040,7 @@
                 <w:sz w:val="24"/>
                 <w:szCs w:val="24"/>
               </w:rPr>
-              <w:t>Blackbox Testing, White box Testing, Functionality Testing, Security Testing, Session Management testing</w:t>
+              <w:t>Blackbox Testing, Functionality integration</w:t>
             </w:r>
           </w:p>
         </w:tc>
@@ -5357,368 +13060,65 @@
                 <w:sz w:val="24"/>
                 <w:szCs w:val="24"/>
               </w:rPr>
-              <w:t>Test Data would be required.</w:t>
-            </w:r>
-          </w:p>
-          <w:p>
-            <w:pPr>
-              <w:rPr>
-                <w:sz w:val="24"/>
-                <w:szCs w:val="24"/>
-              </w:rPr>
-            </w:pPr>
-            <w:r>
-              <w:rPr>
-                <w:sz w:val="24"/>
-                <w:szCs w:val="24"/>
-              </w:rPr>
-              <w:t xml:space="preserve">The Models and Controllers must be created and there must be a logged in user to test it. The tester should </w:t>
-            </w:r>
-            <w:r>
-              <w:rPr>
-                <w:sz w:val="24"/>
-                <w:szCs w:val="24"/>
-              </w:rPr>
-              <w:t>place an order</w:t>
-            </w:r>
-            <w:r>
-              <w:rPr>
-                <w:sz w:val="24"/>
-                <w:szCs w:val="24"/>
-              </w:rPr>
-              <w:t xml:space="preserve"> and fill out all the fields and make sure it successfully logs </w:t>
-            </w:r>
-            <w:r>
-              <w:rPr>
-                <w:sz w:val="24"/>
-                <w:szCs w:val="24"/>
-              </w:rPr>
-              <w:t>Product</w:t>
-            </w:r>
-            <w:r>
-              <w:rPr>
-                <w:sz w:val="24"/>
-                <w:szCs w:val="24"/>
-              </w:rPr>
-              <w:t xml:space="preserve"> and displays it. They must be able to edit, delete and view the details of the </w:t>
-            </w:r>
-            <w:r>
-              <w:rPr>
-                <w:sz w:val="24"/>
-                <w:szCs w:val="24"/>
-              </w:rPr>
-              <w:t>Order</w:t>
-            </w:r>
-            <w:r>
-              <w:rPr>
-                <w:sz w:val="24"/>
-                <w:szCs w:val="24"/>
-              </w:rPr>
-              <w:t>.</w:t>
-            </w:r>
-          </w:p>
-          <w:p>
-            <w:pPr>
-              <w:rPr>
-                <w:b/>
-                <w:bCs/>
-                <w:sz w:val="24"/>
-                <w:szCs w:val="24"/>
-              </w:rPr>
-            </w:pPr>
-            <w:r>
-              <w:rPr>
-                <w:b/>
-                <w:bCs/>
-                <w:sz w:val="24"/>
-                <w:szCs w:val="24"/>
-              </w:rPr>
-              <w:t>Test Data:</w:t>
-            </w:r>
-          </w:p>
-          <w:p>
-            <w:pPr>
-              <w:rPr>
-                <w:b/>
-                <w:bCs/>
-                <w:sz w:val="24"/>
-                <w:szCs w:val="24"/>
-              </w:rPr>
-            </w:pPr>
-            <w:r>
-              <w:rPr>
-                <w:b/>
-                <w:bCs/>
-                <w:sz w:val="24"/>
-                <w:szCs w:val="24"/>
-              </w:rPr>
-              <w:t>Normal</w:t>
-            </w:r>
-          </w:p>
-          <w:p>
-            <w:pPr>
-              <w:rPr>
-                <w:sz w:val="24"/>
-                <w:szCs w:val="24"/>
-              </w:rPr>
-            </w:pPr>
-            <w:r>
-              <w:rPr>
-                <w:sz w:val="24"/>
-                <w:szCs w:val="24"/>
-              </w:rPr>
-              <w:t>Product</w:t>
-            </w:r>
-            <w:r>
-              <w:rPr>
-                <w:sz w:val="24"/>
-                <w:szCs w:val="24"/>
-              </w:rPr>
-              <w:t>:</w:t>
-            </w:r>
-            <w:r>
-              <w:rPr>
-                <w:sz w:val="24"/>
-                <w:szCs w:val="24"/>
-              </w:rPr>
-              <w:t xml:space="preserve"> </w:t>
-            </w:r>
-            <w:r>
-              <w:rPr>
-                <w:sz w:val="24"/>
-                <w:szCs w:val="24"/>
-              </w:rPr>
-              <w:t>Strawberries</w:t>
-            </w:r>
-            <w:r>
-              <w:rPr>
-                <w:sz w:val="24"/>
-                <w:szCs w:val="24"/>
-              </w:rPr>
-              <w:t xml:space="preserve">, </w:t>
-            </w:r>
-          </w:p>
-          <w:p>
-            <w:pPr>
-              <w:rPr>
-                <w:sz w:val="24"/>
-                <w:szCs w:val="24"/>
-              </w:rPr>
-            </w:pPr>
-            <w:r>
-              <w:rPr>
-                <w:sz w:val="24"/>
-                <w:szCs w:val="24"/>
-              </w:rPr>
-              <w:t>Phone number: 07895765932</w:t>
-            </w:r>
-          </w:p>
-          <w:p>
-            <w:pPr>
-              <w:rPr>
-                <w:sz w:val="24"/>
-                <w:szCs w:val="24"/>
-              </w:rPr>
-            </w:pPr>
-            <w:r>
-              <w:rPr>
-                <w:sz w:val="24"/>
-                <w:szCs w:val="24"/>
-              </w:rPr>
-              <w:t>Email: Manual@gmail.com</w:t>
-            </w:r>
-          </w:p>
-          <w:p>
-            <w:pPr>
-              <w:rPr>
-                <w:sz w:val="24"/>
-                <w:szCs w:val="24"/>
-              </w:rPr>
-            </w:pPr>
-            <w:r>
-              <w:rPr>
-                <w:sz w:val="24"/>
-                <w:szCs w:val="24"/>
-              </w:rPr>
-              <w:t>Date: 24/2/2026</w:t>
-            </w:r>
-          </w:p>
-          <w:p>
-            <w:pPr>
-              <w:rPr>
-                <w:b/>
-                <w:bCs/>
-                <w:sz w:val="24"/>
-                <w:szCs w:val="24"/>
-              </w:rPr>
-            </w:pPr>
-            <w:r>
-              <w:rPr>
-                <w:b/>
-                <w:bCs/>
-                <w:sz w:val="24"/>
-                <w:szCs w:val="24"/>
-              </w:rPr>
-              <w:t>Erroneous</w:t>
-            </w:r>
-          </w:p>
-          <w:p>
-            <w:pPr>
-              <w:rPr>
-                <w:sz w:val="24"/>
-                <w:szCs w:val="24"/>
-              </w:rPr>
-            </w:pPr>
-            <w:r>
-              <w:rPr>
-                <w:sz w:val="24"/>
-                <w:szCs w:val="24"/>
-              </w:rPr>
-              <w:t>Product</w:t>
-            </w:r>
-            <w:r>
-              <w:rPr>
-                <w:sz w:val="24"/>
-                <w:szCs w:val="24"/>
-              </w:rPr>
-              <w:t xml:space="preserve">: </w:t>
-            </w:r>
-            <w:r>
-              <w:rPr>
-                <w:sz w:val="24"/>
-                <w:szCs w:val="24"/>
-              </w:rPr>
-              <w:t>Lenovo Laptop</w:t>
-            </w:r>
-            <w:r>
-              <w:rPr>
-                <w:sz w:val="24"/>
-                <w:szCs w:val="24"/>
-              </w:rPr>
-              <w:t xml:space="preserve">(Not a </w:t>
-            </w:r>
-            <w:r>
-              <w:rPr>
-                <w:sz w:val="24"/>
-                <w:szCs w:val="24"/>
-              </w:rPr>
-              <w:t>Product</w:t>
-            </w:r>
-            <w:r>
-              <w:rPr>
-                <w:sz w:val="24"/>
-                <w:szCs w:val="24"/>
-              </w:rPr>
-              <w:t xml:space="preserve"> that exists in the system)</w:t>
-            </w:r>
-          </w:p>
-          <w:p>
-            <w:pPr>
-              <w:rPr>
-                <w:sz w:val="24"/>
-                <w:szCs w:val="24"/>
-              </w:rPr>
-            </w:pPr>
-            <w:r>
-              <w:rPr>
-                <w:sz w:val="24"/>
-                <w:szCs w:val="24"/>
-              </w:rPr>
-              <w:t>Phone Number: number( Must be a valid phone number format)</w:t>
-            </w:r>
-          </w:p>
-          <w:p>
-            <w:pPr>
-              <w:rPr>
-                <w:sz w:val="24"/>
-                <w:szCs w:val="24"/>
-              </w:rPr>
-            </w:pPr>
-            <w:r>
-              <w:rPr>
-                <w:sz w:val="24"/>
-                <w:szCs w:val="24"/>
-              </w:rPr>
-              <w:t>Email: email(Must contain an @ symbol and must contain a domain e</w:t>
-            </w:r>
-            <w:r>
-              <w:rPr>
-                <w:sz w:val="24"/>
-                <w:szCs w:val="24"/>
-              </w:rPr>
-              <w:t>.g</w:t>
-            </w:r>
-            <w:r>
-              <w:rPr>
-                <w:sz w:val="24"/>
-                <w:szCs w:val="24"/>
-              </w:rPr>
-              <w:t xml:space="preserve"> .com)</w:t>
-            </w:r>
-          </w:p>
-          <w:p>
-            <w:pPr>
-              <w:rPr>
-                <w:b/>
-                <w:bCs/>
-                <w:sz w:val="24"/>
-                <w:szCs w:val="24"/>
-              </w:rPr>
-            </w:pPr>
-            <w:r>
-              <w:rPr>
-                <w:b/>
-                <w:bCs/>
-                <w:sz w:val="24"/>
-                <w:szCs w:val="24"/>
-              </w:rPr>
-              <w:t>Extreme</w:t>
-            </w:r>
-          </w:p>
-          <w:p>
-            <w:pPr>
-              <w:rPr>
-                <w:sz w:val="24"/>
-                <w:szCs w:val="24"/>
-              </w:rPr>
-            </w:pPr>
-            <w:r>
-              <w:rPr>
-                <w:sz w:val="24"/>
-                <w:szCs w:val="24"/>
-              </w:rPr>
-              <w:t>Phone number: 07895765932( Maximum amount of numbers for a U</w:t>
-            </w:r>
-            <w:r>
-              <w:rPr>
-                <w:sz w:val="24"/>
-                <w:szCs w:val="24"/>
-              </w:rPr>
-              <w:t>K</w:t>
-            </w:r>
-            <w:r>
-              <w:rPr>
-                <w:sz w:val="24"/>
-                <w:szCs w:val="24"/>
-              </w:rPr>
-              <w:t xml:space="preserve"> phone number)</w:t>
-            </w:r>
-          </w:p>
-          <w:p>
-            <w:pPr>
-              <w:rPr>
-                <w:sz w:val="24"/>
-                <w:szCs w:val="24"/>
-              </w:rPr>
-            </w:pPr>
-          </w:p>
-          <w:p>
-            <w:pPr>
-              <w:rPr>
-                <w:sz w:val="24"/>
-                <w:szCs w:val="24"/>
-              </w:rPr>
-            </w:pPr>
+              <w:t>No test data required.</w:t>
+            </w:r>
+          </w:p>
+          <w:p>
+            <w:pPr>
+              <w:rPr>
+                <w:sz w:val="24"/>
+                <w:szCs w:val="24"/>
+              </w:rPr>
+            </w:pPr>
+            <w:r>
+              <w:rPr>
+                <w:sz w:val="24"/>
+                <w:szCs w:val="24"/>
+              </w:rPr>
+              <w:t xml:space="preserve">The </w:t>
+            </w:r>
+            <w:r>
+              <w:rPr>
+                <w:sz w:val="24"/>
+                <w:szCs w:val="24"/>
+              </w:rPr>
+              <w:t>Orders</w:t>
+            </w:r>
+            <w:r>
+              <w:rPr>
+                <w:sz w:val="24"/>
+                <w:szCs w:val="24"/>
+              </w:rPr>
+              <w:t xml:space="preserve"> Page must have already been created, and the </w:t>
+            </w:r>
+            <w:r>
+              <w:rPr>
+                <w:sz w:val="24"/>
+                <w:szCs w:val="24"/>
+              </w:rPr>
+              <w:t xml:space="preserve">Place Order </w:t>
+            </w:r>
+            <w:r>
+              <w:rPr>
+                <w:sz w:val="24"/>
+                <w:szCs w:val="24"/>
+              </w:rPr>
+              <w:t>fu</w:t>
+            </w:r>
+            <w:r>
+              <w:rPr>
+                <w:sz w:val="24"/>
+                <w:szCs w:val="24"/>
+              </w:rPr>
+              <w:t>n</w:t>
+            </w:r>
+            <w:r>
+              <w:rPr>
+                <w:sz w:val="24"/>
+                <w:szCs w:val="24"/>
+              </w:rPr>
+              <w:t>ctionality must have also been created. The account registration must have been created and there must be a logged in user to test it. The Tester should click details to ensure it loads up the correct page.</w:t>
+            </w:r>
           </w:p>
         </w:tc>
       </w:tr>
@@ -5780,8 +13180,9 @@
                 <w:sz w:val="24"/>
                 <w:szCs w:val="24"/>
               </w:rPr>
-              <w:t xml:space="preserve">Edit button in </w:t>
-            </w:r>
+              <w:t xml:space="preserve">Delete button on the </w:t>
+            </w:r>
+            <w:proofErr w:type="gramStart"/>
             <w:r>
               <w:rPr>
                 <w:sz w:val="24"/>
@@ -5794,7 +13195,15 @@
                 <w:sz w:val="24"/>
                 <w:szCs w:val="24"/>
               </w:rPr>
-              <w:t xml:space="preserve"> page </w:t>
+              <w:t xml:space="preserve">  page</w:t>
+            </w:r>
+            <w:proofErr w:type="gramEnd"/>
+            <w:r>
+              <w:rPr>
+                <w:sz w:val="24"/>
+                <w:szCs w:val="24"/>
+              </w:rPr>
+              <w:t xml:space="preserve"> </w:t>
             </w:r>
           </w:p>
         </w:tc>
@@ -5814,7 +13223,7 @@
                 <w:sz w:val="24"/>
                 <w:szCs w:val="24"/>
               </w:rPr>
-              <w:t>Blackbox Testing, Functionality integration</w:t>
+              <w:t>Blackbox testing, Functionality testing, integration testing</w:t>
             </w:r>
           </w:p>
         </w:tc>
@@ -5877,21 +13286,7 @@
                 <w:sz w:val="24"/>
                 <w:szCs w:val="24"/>
               </w:rPr>
-              <w:t>fu</w:t>
-            </w:r>
-            <w:r>
-              <w:rPr>
-                <w:sz w:val="24"/>
-                <w:szCs w:val="24"/>
-              </w:rPr>
-              <w:t>n</w:t>
-            </w:r>
-            <w:r>
-              <w:rPr>
-                <w:sz w:val="24"/>
-                <w:szCs w:val="24"/>
-              </w:rPr>
-              <w:t>ctionality must have also been created. The account registration must have been created and there must be a logged in user to test it. The Tester should click details to ensure it loads up the correct page.</w:t>
+              <w:t>must have also been created. The account registration must have been created and there must be a logged in user to test it. The Tester should click details to ensure the user to delete the booking.</w:t>
             </w:r>
           </w:p>
         </w:tc>
@@ -5954,7 +13349,7 @@
                 <w:sz w:val="24"/>
                 <w:szCs w:val="24"/>
               </w:rPr>
-              <w:t xml:space="preserve">Delete button on the </w:t>
+              <w:t xml:space="preserve">Details button on the </w:t>
             </w:r>
             <w:r>
               <w:rPr>
@@ -5968,7 +13363,7 @@
                 <w:sz w:val="24"/>
                 <w:szCs w:val="24"/>
               </w:rPr>
-              <w:t xml:space="preserve">  page </w:t>
+              <w:t xml:space="preserve"> Page</w:t>
             </w:r>
           </w:p>
         </w:tc>
@@ -6030,7 +13425,7 @@
                 <w:sz w:val="24"/>
                 <w:szCs w:val="24"/>
               </w:rPr>
-              <w:t>Orders</w:t>
+              <w:t>Order</w:t>
             </w:r>
             <w:r>
               <w:rPr>
@@ -6044,14 +13439,14 @@
                 <w:sz w:val="24"/>
                 <w:szCs w:val="24"/>
               </w:rPr>
-              <w:t xml:space="preserve">Place Order </w:t>
-            </w:r>
-            <w:r>
-              <w:rPr>
-                <w:sz w:val="24"/>
-                <w:szCs w:val="24"/>
-              </w:rPr>
-              <w:t>must have also been created. The account registration must have been created and there must be a logged in user to test it. The Tester should click details to ensure the user to delete the booking.</w:t>
+              <w:t xml:space="preserve">Place Order functionality </w:t>
+            </w:r>
+            <w:r>
+              <w:rPr>
+                <w:sz w:val="24"/>
+                <w:szCs w:val="24"/>
+              </w:rPr>
+              <w:t xml:space="preserve">must have also been created. The account registration must have been created and there must be a logged in user to test it. The Tester should click details to ensure the page loads up with all the correct booking details </w:t>
             </w:r>
           </w:p>
         </w:tc>
@@ -6073,7 +13468,6 @@
                 <w:sz w:val="24"/>
                 <w:szCs w:val="24"/>
               </w:rPr>
-              <w:lastRenderedPageBreak/>
               <w:t>16</w:t>
             </w:r>
             <w:r>
@@ -6115,21 +13509,28 @@
                 <w:sz w:val="24"/>
                 <w:szCs w:val="24"/>
               </w:rPr>
-              <w:t xml:space="preserve">Details button on the </w:t>
-            </w:r>
-            <w:r>
-              <w:rPr>
-                <w:sz w:val="24"/>
-                <w:szCs w:val="24"/>
-              </w:rPr>
-              <w:t>Order</w:t>
-            </w:r>
-            <w:r>
-              <w:rPr>
-                <w:sz w:val="24"/>
-                <w:szCs w:val="24"/>
-              </w:rPr>
-              <w:t xml:space="preserve"> Page</w:t>
+              <w:t>Filter by Ava</w:t>
+            </w:r>
+            <w:r>
+              <w:rPr>
+                <w:sz w:val="24"/>
+                <w:szCs w:val="24"/>
+              </w:rPr>
+              <w:t>i</w:t>
+            </w:r>
+            <w:r>
+              <w:rPr>
+                <w:sz w:val="24"/>
+                <w:szCs w:val="24"/>
+              </w:rPr>
+              <w:t>la</w:t>
+            </w:r>
+            <w:r>
+              <w:rPr>
+                <w:sz w:val="24"/>
+                <w:szCs w:val="24"/>
+              </w:rPr>
+              <w:t>bility</w:t>
             </w:r>
           </w:p>
         </w:tc>
@@ -6149,7 +13550,23 @@
                 <w:sz w:val="24"/>
                 <w:szCs w:val="24"/>
               </w:rPr>
-              <w:t>Blackbox testing, Functionality testing, integration testing</w:t>
+              <w:t xml:space="preserve">Whitebox testing, black box </w:t>
+            </w:r>
+            <w:proofErr w:type="gramStart"/>
+            <w:r>
+              <w:rPr>
+                <w:sz w:val="24"/>
+                <w:szCs w:val="24"/>
+              </w:rPr>
+              <w:t>testing ,</w:t>
+            </w:r>
+            <w:proofErr w:type="gramEnd"/>
+            <w:r>
+              <w:rPr>
+                <w:sz w:val="24"/>
+                <w:szCs w:val="24"/>
+              </w:rPr>
+              <w:t xml:space="preserve"> Functionality Integration, Integration Testing</w:t>
             </w:r>
           </w:p>
         </w:tc>
@@ -6169,173 +13586,6 @@
                 <w:sz w:val="24"/>
                 <w:szCs w:val="24"/>
               </w:rPr>
-              <w:t>No test data required.</w:t>
-            </w:r>
-          </w:p>
-          <w:p>
-            <w:pPr>
-              <w:rPr>
-                <w:sz w:val="24"/>
-                <w:szCs w:val="24"/>
-              </w:rPr>
-            </w:pPr>
-            <w:r>
-              <w:rPr>
-                <w:sz w:val="24"/>
-                <w:szCs w:val="24"/>
-              </w:rPr>
-              <w:t xml:space="preserve">The </w:t>
-            </w:r>
-            <w:r>
-              <w:rPr>
-                <w:sz w:val="24"/>
-                <w:szCs w:val="24"/>
-              </w:rPr>
-              <w:t>Order</w:t>
-            </w:r>
-            <w:r>
-              <w:rPr>
-                <w:sz w:val="24"/>
-                <w:szCs w:val="24"/>
-              </w:rPr>
-              <w:t xml:space="preserve"> Page must have already been created, and the </w:t>
-            </w:r>
-            <w:r>
-              <w:rPr>
-                <w:sz w:val="24"/>
-                <w:szCs w:val="24"/>
-              </w:rPr>
-              <w:t xml:space="preserve">Place Order functionality </w:t>
-            </w:r>
-            <w:r>
-              <w:rPr>
-                <w:sz w:val="24"/>
-                <w:szCs w:val="24"/>
-              </w:rPr>
-              <w:t xml:space="preserve">must have also been created. The account registration must have been created and there must be a logged in user to test it. The Tester should click details to ensure the page loads up with all the correct booking details </w:t>
-            </w:r>
-          </w:p>
-        </w:tc>
-      </w:tr>
-      <w:tr>
-        <w:tc>
-          <w:tcPr>
-            <w:tcW w:w="2254" w:type="dxa"/>
-          </w:tcPr>
-          <w:p>
-            <w:pPr>
-              <w:rPr>
-                <w:sz w:val="24"/>
-                <w:szCs w:val="24"/>
-              </w:rPr>
-            </w:pPr>
-            <w:r>
-              <w:rPr>
-                <w:sz w:val="24"/>
-                <w:szCs w:val="24"/>
-              </w:rPr>
-              <w:t>16</w:t>
-            </w:r>
-            <w:r>
-              <w:rPr>
-                <w:sz w:val="24"/>
-                <w:szCs w:val="24"/>
-              </w:rPr>
-              <w:t>/</w:t>
-            </w:r>
-            <w:r>
-              <w:rPr>
-                <w:sz w:val="24"/>
-                <w:szCs w:val="24"/>
-              </w:rPr>
-              <w:t>3</w:t>
-            </w:r>
-            <w:r>
-              <w:rPr>
-                <w:sz w:val="24"/>
-                <w:szCs w:val="24"/>
-              </w:rPr>
-              <w:t>/2026</w:t>
-            </w:r>
-          </w:p>
-        </w:tc>
-        <w:tc>
-          <w:tcPr>
-            <w:tcW w:w="2254" w:type="dxa"/>
-          </w:tcPr>
-          <w:p>
-            <w:pPr>
-              <w:rPr>
-                <w:sz w:val="24"/>
-                <w:szCs w:val="24"/>
-              </w:rPr>
-            </w:pPr>
-            <w:r>
-              <w:rPr>
-                <w:sz w:val="24"/>
-                <w:szCs w:val="24"/>
-              </w:rPr>
-              <w:t>Filter by Ava</w:t>
-            </w:r>
-            <w:r>
-              <w:rPr>
-                <w:sz w:val="24"/>
-                <w:szCs w:val="24"/>
-              </w:rPr>
-              <w:t>i</w:t>
-            </w:r>
-            <w:r>
-              <w:rPr>
-                <w:sz w:val="24"/>
-                <w:szCs w:val="24"/>
-              </w:rPr>
-              <w:t>la</w:t>
-            </w:r>
-            <w:r>
-              <w:rPr>
-                <w:sz w:val="24"/>
-                <w:szCs w:val="24"/>
-              </w:rPr>
-              <w:t>bility</w:t>
-            </w:r>
-          </w:p>
-        </w:tc>
-        <w:tc>
-          <w:tcPr>
-            <w:tcW w:w="2254" w:type="dxa"/>
-          </w:tcPr>
-          <w:p>
-            <w:pPr>
-              <w:rPr>
-                <w:sz w:val="24"/>
-                <w:szCs w:val="24"/>
-              </w:rPr>
-            </w:pPr>
-            <w:r>
-              <w:rPr>
-                <w:sz w:val="24"/>
-                <w:szCs w:val="24"/>
-              </w:rPr>
-              <w:t>Whitebox testing, black box testing , Functionality Integration, Integration Testing</w:t>
-            </w:r>
-          </w:p>
-        </w:tc>
-        <w:tc>
-          <w:tcPr>
-            <w:tcW w:w="2589" w:type="dxa"/>
-          </w:tcPr>
-          <w:p>
-            <w:pPr>
-              <w:rPr>
-                <w:sz w:val="24"/>
-                <w:szCs w:val="24"/>
-              </w:rPr>
-            </w:pPr>
-            <w:r>
-              <w:rPr>
-                <w:sz w:val="24"/>
-                <w:szCs w:val="24"/>
-              </w:rPr>
               <w:t xml:space="preserve">No test data required. The </w:t>
             </w:r>
             <w:r>
@@ -6350,7 +13600,23 @@
                 <w:sz w:val="24"/>
                 <w:szCs w:val="24"/>
               </w:rPr>
-              <w:t xml:space="preserve">page must have already been created. The account registration must have been created and there must be a logged in user to test. The tester must click the filter by availability button and select date and the system must show all available </w:t>
+              <w:t xml:space="preserve">page must have already been created. The account registration must have been created and there must be a logged in user to test. The tester must click the filter by availability button and select </w:t>
+            </w:r>
+            <w:proofErr w:type="gramStart"/>
+            <w:r>
+              <w:rPr>
+                <w:sz w:val="24"/>
+                <w:szCs w:val="24"/>
+              </w:rPr>
+              <w:t>date</w:t>
+            </w:r>
+            <w:proofErr w:type="gramEnd"/>
+            <w:r>
+              <w:rPr>
+                <w:sz w:val="24"/>
+                <w:szCs w:val="24"/>
+              </w:rPr>
+              <w:t xml:space="preserve"> and the system must show all available </w:t>
             </w:r>
             <w:r>
               <w:rPr>
@@ -6398,7 +13664,7 @@
 </file>
 
 <file path=word/styles.xml><?xml version="1.0" encoding="utf-8"?>
-<w:styles xmlns:mc="http://schemas.openxmlformats.org/markup-compatibility/2006" xmlns:r="http://schemas.openxmlformats.org/officeDocument/2006/relationships" xmlns:w="http://schemas.openxmlformats.org/wordprocessingml/2006/main" xmlns:w14="http://schemas.microsoft.com/office/word/2010/wordml" xmlns:w15="http://schemas.microsoft.com/office/word/2012/wordml" xmlns:w16cex="http://schemas.microsoft.com/office/word/2018/wordml/cex" xmlns:w16cid="http://schemas.microsoft.com/office/word/2016/wordml/cid" xmlns:w16="http://schemas.microsoft.com/office/word/2018/wordml" xmlns:w16sdtdh="http://schemas.microsoft.com/office/word/2020/wordml/sdtdatahash" xmlns:w16se="http://schemas.microsoft.com/office/word/2015/wordml/symex" mc:Ignorable="w14 w15 w16se w16cid w16 w16cex w16sdtdh">
+<w:styles xmlns:mc="http://schemas.openxmlformats.org/markup-compatibility/2006" xmlns:r="http://schemas.openxmlformats.org/officeDocument/2006/relationships" xmlns:w="http://schemas.openxmlformats.org/wordprocessingml/2006/main" xmlns:w14="http://schemas.microsoft.com/office/word/2010/wordml" xmlns:w15="http://schemas.microsoft.com/office/word/2012/wordml" xmlns:w16cex="http://schemas.microsoft.com/office/word/2018/wordml/cex" xmlns:w16cid="http://schemas.microsoft.com/office/word/2016/wordml/cid" xmlns:w16="http://schemas.microsoft.com/office/word/2018/wordml" xmlns:w16du="http://schemas.microsoft.com/office/word/2023/wordml/word16du" xmlns:w16sdtdh="http://schemas.microsoft.com/office/word/2020/wordml/sdtdatahash" xmlns:w16sdtfl="http://schemas.microsoft.com/office/word/2024/wordml/sdtformatlock" xmlns:w16se="http://schemas.microsoft.com/office/word/2015/wordml/symex" mc:Ignorable="w14 w15 w16se w16cid w16 w16cex w16sdtdh w16sdtfl w16du">
   <w:docDefaults>
     <w:rPrDefault>
       <w:rPr>
@@ -6866,7 +14132,6 @@
   <w:style w:type="character" w:default="1" w:styleId="DefaultParagraphFont">
     <w:name w:val="Default Paragraph Font"/>
     <w:uiPriority w:val="1"/>
-    <w:semiHidden/>
     <w:unhideWhenUsed/>
   </w:style>
   <w:style w:type="table" w:default="1" w:styleId="TableNormal">
@@ -7083,7 +14348,7 @@
 </file>
 
 <file path=word/glossary/document.xml><?xml version="1.0" encoding="utf-8"?>
-<w:glossaryDocument xmlns:wpc="http://schemas.microsoft.com/office/word/2010/wordprocessingCanvas" xmlns:cx="http://schemas.microsoft.com/office/drawing/2014/chartex" xmlns:cx1="http://schemas.microsoft.com/office/drawing/2015/9/8/chartex" xmlns:cx2="http://schemas.microsoft.com/office/drawing/2015/10/21/chartex" xmlns:cx3="http://schemas.microsoft.com/office/drawing/2016/5/9/chartex" xmlns:cx4="http://schemas.microsoft.com/office/drawing/2016/5/10/chartex" xmlns:cx5="http://schemas.microsoft.com/office/drawing/2016/5/11/chartex" xmlns:cx6="http://schemas.microsoft.com/office/drawing/2016/5/12/chartex" xmlns:cx7="http://schemas.microsoft.com/office/drawing/2016/5/13/chartex" xmlns:cx8="http://schemas.microsoft.com/office/drawing/2016/5/14/chartex" xmlns:mc="http://schemas.openxmlformats.org/markup-compatibility/2006" xmlns:aink="http://schemas.microsoft.com/office/drawing/2016/ink" xmlns:am3d="http://schemas.microsoft.com/office/drawing/2017/model3d" xmlns:o="urn:schemas-microsoft-com:office:office" xmlns:r="http://schemas.openxmlformats.org/officeDocument/2006/relationships" xmlns:m="http://schemas.openxmlformats.org/officeDocument/2006/math" xmlns:v="urn:schemas-microsoft-com:vml" xmlns:wp14="http://schemas.microsoft.com/office/word/2010/wordprocessingDrawing" xmlns:wp="http://schemas.openxmlformats.org/drawingml/2006/wordprocessingDrawing" xmlns:w10="urn:schemas-microsoft-com:office:word" xmlns:w="http://schemas.openxmlformats.org/wordprocessingml/2006/main" xmlns:w14="http://schemas.microsoft.com/office/word/2010/wordml" xmlns:w15="http://schemas.microsoft.com/office/word/2012/wordml" xmlns:w16cex="http://schemas.microsoft.com/office/word/2018/wordml/cex" xmlns:w16cid="http://schemas.microsoft.com/office/word/2016/wordml/cid" xmlns:w16="http://schemas.microsoft.com/office/word/2018/wordml" xmlns:w16sdtdh="http://schemas.microsoft.com/office/word/2020/wordml/sdtdatahash" xmlns:w16se="http://schemas.microsoft.com/office/word/2015/wordml/symex" xmlns:wpg="http://schemas.microsoft.com/office/word/2010/wordprocessingGroup" xmlns:wpi="http://schemas.microsoft.com/office/word/2010/wordprocessingInk" xmlns:wne="http://schemas.microsoft.com/office/word/2006/wordml" xmlns:wps="http://schemas.microsoft.com/office/word/2010/wordprocessingShape" mc:Ignorable="w14 w15 w16se w16cid w16 w16cex w16sdtdh wp14">
+<w:glossaryDocument xmlns:wpc="http://schemas.microsoft.com/office/word/2010/wordprocessingCanvas" xmlns:cx="http://schemas.microsoft.com/office/drawing/2014/chartex" xmlns:cx1="http://schemas.microsoft.com/office/drawing/2015/9/8/chartex" xmlns:cx2="http://schemas.microsoft.com/office/drawing/2015/10/21/chartex" xmlns:cx3="http://schemas.microsoft.com/office/drawing/2016/5/9/chartex" xmlns:cx4="http://schemas.microsoft.com/office/drawing/2016/5/10/chartex" xmlns:cx5="http://schemas.microsoft.com/office/drawing/2016/5/11/chartex" xmlns:cx6="http://schemas.microsoft.com/office/drawing/2016/5/12/chartex" xmlns:cx7="http://schemas.microsoft.com/office/drawing/2016/5/13/chartex" xmlns:cx8="http://schemas.microsoft.com/office/drawing/2016/5/14/chartex" xmlns:mc="http://schemas.openxmlformats.org/markup-compatibility/2006" xmlns:aink="http://schemas.microsoft.com/office/drawing/2016/ink" xmlns:am3d="http://schemas.microsoft.com/office/drawing/2017/model3d" xmlns:o="urn:schemas-microsoft-com:office:office" xmlns:oel="http://schemas.microsoft.com/office/2019/extlst" xmlns:r="http://schemas.openxmlformats.org/officeDocument/2006/relationships" xmlns:m="http://schemas.openxmlformats.org/officeDocument/2006/math" xmlns:v="urn:schemas-microsoft-com:vml" xmlns:wp14="http://schemas.microsoft.com/office/word/2010/wordprocessingDrawing" xmlns:wp="http://schemas.openxmlformats.org/drawingml/2006/wordprocessingDrawing" xmlns:w10="urn:schemas-microsoft-com:office:word" xmlns:w="http://schemas.openxmlformats.org/wordprocessingml/2006/main" xmlns:w14="http://schemas.microsoft.com/office/word/2010/wordml" xmlns:w15="http://schemas.microsoft.com/office/word/2012/wordml" xmlns:w16cex="http://schemas.microsoft.com/office/word/2018/wordml/cex" xmlns:w16cid="http://schemas.microsoft.com/office/word/2016/wordml/cid" xmlns:w16="http://schemas.microsoft.com/office/word/2018/wordml" xmlns:w16du="http://schemas.microsoft.com/office/word/2023/wordml/word16du" xmlns:w16sdtdh="http://schemas.microsoft.com/office/word/2020/wordml/sdtdatahash" xmlns:w16sdtfl="http://schemas.microsoft.com/office/word/2024/wordml/sdtformatlock" xmlns:w16se="http://schemas.microsoft.com/office/word/2015/wordml/symex" xmlns:wpg="http://schemas.microsoft.com/office/word/2010/wordprocessingGroup" xmlns:wpi="http://schemas.microsoft.com/office/word/2010/wordprocessingInk" xmlns:wne="http://schemas.microsoft.com/office/word/2006/wordml" xmlns:wps="http://schemas.microsoft.com/office/word/2010/wordprocessingShape" mc:Ignorable="w14 w15 w16se w16cid w16 w16cex w16sdtdh w16sdtfl w16du wp14">
   <w:docParts>
     <w:docPart>
       <w:docPartPr>
@@ -7109,7 +14374,7 @@
             <w:rPr>
               <w:rFonts w:asciiTheme="majorHAnsi" w:eastAsiaTheme="majorEastAsia" w:hAnsiTheme="majorHAnsi" w:cstheme="majorBidi"/>
               <w:caps/>
-              <w:color w:val="4472C4" w:themeColor="accent1"/>
+              <w:color w:val="156082" w:themeColor="accent1"/>
               <w:sz w:val="80"/>
               <w:szCs w:val="80"/>
             </w:rPr>
@@ -7140,7 +14405,7 @@
           </w:pPr>
           <w:r>
             <w:rPr>
-              <w:color w:val="4472C4" w:themeColor="accent1"/>
+              <w:color w:val="156082" w:themeColor="accent1"/>
               <w:sz w:val="28"/>
               <w:szCs w:val="28"/>
             </w:rPr>
@@ -7154,13 +14419,13 @@
 </file>
 
 <file path=word/glossary/fontTable.xml><?xml version="1.0" encoding="utf-8"?>
-<w:fonts xmlns:mc="http://schemas.openxmlformats.org/markup-compatibility/2006" xmlns:r="http://schemas.openxmlformats.org/officeDocument/2006/relationships" xmlns:w="http://schemas.openxmlformats.org/wordprocessingml/2006/main" xmlns:w14="http://schemas.microsoft.com/office/word/2010/wordml" xmlns:w15="http://schemas.microsoft.com/office/word/2012/wordml" xmlns:w16cex="http://schemas.microsoft.com/office/word/2018/wordml/cex" xmlns:w16cid="http://schemas.microsoft.com/office/word/2016/wordml/cid" xmlns:w16="http://schemas.microsoft.com/office/word/2018/wordml" xmlns:w16sdtdh="http://schemas.microsoft.com/office/word/2020/wordml/sdtdatahash" xmlns:w16se="http://schemas.microsoft.com/office/word/2015/wordml/symex" mc:Ignorable="w14 w15 w16se w16cid w16 w16cex w16sdtdh">
+<w:fonts xmlns:mc="http://schemas.openxmlformats.org/markup-compatibility/2006" xmlns:r="http://schemas.openxmlformats.org/officeDocument/2006/relationships" xmlns:w="http://schemas.openxmlformats.org/wordprocessingml/2006/main" xmlns:w14="http://schemas.microsoft.com/office/word/2010/wordml" xmlns:w15="http://schemas.microsoft.com/office/word/2012/wordml" xmlns:w16cex="http://schemas.microsoft.com/office/word/2018/wordml/cex" xmlns:w16cid="http://schemas.microsoft.com/office/word/2016/wordml/cid" xmlns:w16="http://schemas.microsoft.com/office/word/2018/wordml" xmlns:w16du="http://schemas.microsoft.com/office/word/2023/wordml/word16du" xmlns:w16sdtdh="http://schemas.microsoft.com/office/word/2020/wordml/sdtdatahash" xmlns:w16sdtfl="http://schemas.microsoft.com/office/word/2024/wordml/sdtformatlock" xmlns:w16se="http://schemas.microsoft.com/office/word/2015/wordml/symex" mc:Ignorable="w14 w15 w16se w16cid w16 w16cex w16sdtdh w16sdtfl w16du">
   <w:font w:name="Calibri">
     <w:panose1 w:val="020F0502020204030204"/>
     <w:charset w:val="00"/>
     <w:family w:val="swiss"/>
     <w:pitch w:val="variable"/>
-    <w:sig w:usb0="E0002AFF" w:usb1="4000ACFF" w:usb2="00000001" w:usb3="00000000" w:csb0="000001FF" w:csb1="00000000"/>
+    <w:sig w:usb0="E4002EFF" w:usb1="C200247B" w:usb2="00000009" w:usb3="00000000" w:csb0="000001FF" w:csb1="00000000"/>
   </w:font>
   <w:font w:name="Times New Roman">
     <w:panose1 w:val="02020603050405020304"/>
@@ -7174,13 +14439,25 @@
     <w:charset w:val="00"/>
     <w:family w:val="swiss"/>
     <w:pitch w:val="variable"/>
-    <w:sig w:usb0="A0002AEF" w:usb1="4000207B" w:usb2="00000000" w:usb3="00000000" w:csb0="000001FF" w:csb1="00000000"/>
+    <w:sig w:usb0="E4002EFF" w:usb1="C200247B" w:usb2="00000009" w:usb3="00000000" w:csb0="000001FF" w:csb1="00000000"/>
+  </w:font>
+  <w:font w:name="Aptos">
+    <w:charset w:val="00"/>
+    <w:family w:val="swiss"/>
+    <w:pitch w:val="variable"/>
+    <w:sig w:usb0="20000287" w:usb1="00000003" w:usb2="00000000" w:usb3="00000000" w:csb0="0000019F" w:csb1="00000000"/>
+  </w:font>
+  <w:font w:name="Aptos Display">
+    <w:charset w:val="00"/>
+    <w:family w:val="swiss"/>
+    <w:pitch w:val="variable"/>
+    <w:sig w:usb0="20000287" w:usb1="00000003" w:usb2="00000000" w:usb3="00000000" w:csb0="0000019F" w:csb1="00000000"/>
   </w:font>
 </w:fonts>
 </file>
 
 <file path=word/glossary/settings.xml><?xml version="1.0" encoding="utf-8"?>
-<w:settings xmlns:mc="http://schemas.openxmlformats.org/markup-compatibility/2006" xmlns:o="urn:schemas-microsoft-com:office:office" xmlns:r="http://schemas.openxmlformats.org/officeDocument/2006/relationships" xmlns:m="http://schemas.openxmlformats.org/officeDocument/2006/math" xmlns:v="urn:schemas-microsoft-com:vml" xmlns:w10="urn:schemas-microsoft-com:office:word" xmlns:w="http://schemas.openxmlformats.org/wordprocessingml/2006/main" xmlns:w14="http://schemas.microsoft.com/office/word/2010/wordml" xmlns:w15="http://schemas.microsoft.com/office/word/2012/wordml" xmlns:w16cex="http://schemas.microsoft.com/office/word/2018/wordml/cex" xmlns:w16cid="http://schemas.microsoft.com/office/word/2016/wordml/cid" xmlns:w16="http://schemas.microsoft.com/office/word/2018/wordml" xmlns:w16sdtdh="http://schemas.microsoft.com/office/word/2020/wordml/sdtdatahash" xmlns:w16se="http://schemas.microsoft.com/office/word/2015/wordml/symex" xmlns:sl="http://schemas.openxmlformats.org/schemaLibrary/2006/main" mc:Ignorable="w14 w15 w16se w16cid w16 w16cex w16sdtdh">
+<w:settings xmlns:mc="http://schemas.openxmlformats.org/markup-compatibility/2006" xmlns:o="urn:schemas-microsoft-com:office:office" xmlns:r="http://schemas.openxmlformats.org/officeDocument/2006/relationships" xmlns:m="http://schemas.openxmlformats.org/officeDocument/2006/math" xmlns:v="urn:schemas-microsoft-com:vml" xmlns:w10="urn:schemas-microsoft-com:office:word" xmlns:w="http://schemas.openxmlformats.org/wordprocessingml/2006/main" xmlns:w14="http://schemas.microsoft.com/office/word/2010/wordml" xmlns:w15="http://schemas.microsoft.com/office/word/2012/wordml" xmlns:w16cex="http://schemas.microsoft.com/office/word/2018/wordml/cex" xmlns:w16cid="http://schemas.microsoft.com/office/word/2016/wordml/cid" xmlns:w16="http://schemas.microsoft.com/office/word/2018/wordml" xmlns:w16du="http://schemas.microsoft.com/office/word/2023/wordml/word16du" xmlns:w16sdtdh="http://schemas.microsoft.com/office/word/2020/wordml/sdtdatahash" xmlns:w16sdtfl="http://schemas.microsoft.com/office/word/2024/wordml/sdtformatlock" xmlns:w16se="http://schemas.microsoft.com/office/word/2015/wordml/symex" xmlns:sl="http://schemas.openxmlformats.org/schemaLibrary/2006/main" mc:Ignorable="w14 w15 w16se w16cid w16 w16cex w16sdtdh w16sdtfl w16du">
   <w:view w:val="normal"/>
   <w:defaultTabStop w:val="720"/>
   <w:characterSpacingControl w:val="doNotCompress"/>
@@ -7196,8 +14473,10 @@
   <w:rsids>
     <w:rsidRoot w:val="004C3839"/>
     <w:rsid w:val="001F101E"/>
+    <w:rsid w:val="003E3851"/>
     <w:rsid w:val="004C3839"/>
     <w:rsid w:val="00572F58"/>
+    <w:rsid w:val="00D621D3"/>
     <w:rsid w:val="00F86746"/>
   </w:rsids>
   <m:mathPr>
@@ -7222,7 +14501,7 @@
 </file>
 
 <file path=word/glossary/styles.xml><?xml version="1.0" encoding="utf-8"?>
-<w:styles xmlns:mc="http://schemas.openxmlformats.org/markup-compatibility/2006" xmlns:r="http://schemas.openxmlformats.org/officeDocument/2006/relationships" xmlns:w="http://schemas.openxmlformats.org/wordprocessingml/2006/main" xmlns:w14="http://schemas.microsoft.com/office/word/2010/wordml" xmlns:w15="http://schemas.microsoft.com/office/word/2012/wordml" xmlns:w16cex="http://schemas.microsoft.com/office/word/2018/wordml/cex" xmlns:w16cid="http://schemas.microsoft.com/office/word/2016/wordml/cid" xmlns:w16="http://schemas.microsoft.com/office/word/2018/wordml" xmlns:w16sdtdh="http://schemas.microsoft.com/office/word/2020/wordml/sdtdatahash" xmlns:w16se="http://schemas.microsoft.com/office/word/2015/wordml/symex" mc:Ignorable="w14 w15 w16se w16cid w16 w16cex w16sdtdh">
+<w:styles xmlns:mc="http://schemas.openxmlformats.org/markup-compatibility/2006" xmlns:r="http://schemas.openxmlformats.org/officeDocument/2006/relationships" xmlns:w="http://schemas.openxmlformats.org/wordprocessingml/2006/main" xmlns:w14="http://schemas.microsoft.com/office/word/2010/wordml" xmlns:w15="http://schemas.microsoft.com/office/word/2012/wordml" xmlns:w16cex="http://schemas.microsoft.com/office/word/2018/wordml/cex" xmlns:w16cid="http://schemas.microsoft.com/office/word/2016/wordml/cid" xmlns:w16="http://schemas.microsoft.com/office/word/2018/wordml" xmlns:w16du="http://schemas.microsoft.com/office/word/2023/wordml/word16du" xmlns:w16sdtdh="http://schemas.microsoft.com/office/word/2020/wordml/sdtdatahash" xmlns:w16sdtfl="http://schemas.microsoft.com/office/word/2024/wordml/sdtformatlock" xmlns:w16se="http://schemas.microsoft.com/office/word/2015/wordml/symex" mc:Ignorable="w14 w15 w16se w16cid w16 w16cex w16sdtdh w16sdtfl w16du">
   <w:docDefaults>
     <w:rPrDefault>
       <w:rPr>
@@ -7659,7 +14938,7 @@
 </file>
 
 <file path=word/glossary/webSettings.xml><?xml version="1.0" encoding="utf-8"?>
-<w:webSettings xmlns:mc="http://schemas.openxmlformats.org/markup-compatibility/2006" xmlns:r="http://schemas.openxmlformats.org/officeDocument/2006/relationships" xmlns:w="http://schemas.openxmlformats.org/wordprocessingml/2006/main" xmlns:w14="http://schemas.microsoft.com/office/word/2010/wordml" xmlns:w15="http://schemas.microsoft.com/office/word/2012/wordml" xmlns:w16cex="http://schemas.microsoft.com/office/word/2018/wordml/cex" xmlns:w16cid="http://schemas.microsoft.com/office/word/2016/wordml/cid" xmlns:w16="http://schemas.microsoft.com/office/word/2018/wordml" xmlns:w16sdtdh="http://schemas.microsoft.com/office/word/2020/wordml/sdtdatahash" xmlns:w16se="http://schemas.microsoft.com/office/word/2015/wordml/symex" mc:Ignorable="w14 w15 w16se w16cid w16 w16cex w16sdtdh">
+<w:webSettings xmlns:mc="http://schemas.openxmlformats.org/markup-compatibility/2006" xmlns:r="http://schemas.openxmlformats.org/officeDocument/2006/relationships" xmlns:w="http://schemas.openxmlformats.org/wordprocessingml/2006/main" xmlns:w14="http://schemas.microsoft.com/office/word/2010/wordml" xmlns:w15="http://schemas.microsoft.com/office/word/2012/wordml" xmlns:w16cex="http://schemas.microsoft.com/office/word/2018/wordml/cex" xmlns:w16cid="http://schemas.microsoft.com/office/word/2016/wordml/cid" xmlns:w16="http://schemas.microsoft.com/office/word/2018/wordml" xmlns:w16du="http://schemas.microsoft.com/office/word/2023/wordml/word16du" xmlns:w16sdtdh="http://schemas.microsoft.com/office/word/2020/wordml/sdtdatahash" xmlns:w16sdtfl="http://schemas.microsoft.com/office/word/2024/wordml/sdtformatlock" xmlns:w16se="http://schemas.microsoft.com/office/word/2015/wordml/symex" mc:Ignorable="w14 w15 w16se w16cid w16 w16cex w16sdtdh w16sdtfl w16du">
   <w:optimizeForBrowser/>
   <w:allowPNG/>
 </w:webSettings>

--- a/Task 1B designs.docx
+++ b/Task 1B designs.docx
@@ -1,6 +1,6 @@
 
 <file path=word/document.xml><?xml version="1.0" encoding="utf-8"?>
-<w:document xmlns:wpc="http://schemas.microsoft.com/office/word/2010/wordprocessingCanvas" xmlns:cx="http://schemas.microsoft.com/office/drawing/2014/chartex" xmlns:cx1="http://schemas.microsoft.com/office/drawing/2015/9/8/chartex" xmlns:cx2="http://schemas.microsoft.com/office/drawing/2015/10/21/chartex" xmlns:cx3="http://schemas.microsoft.com/office/drawing/2016/5/9/chartex" xmlns:cx4="http://schemas.microsoft.com/office/drawing/2016/5/10/chartex" xmlns:cx5="http://schemas.microsoft.com/office/drawing/2016/5/11/chartex" xmlns:cx6="http://schemas.microsoft.com/office/drawing/2016/5/12/chartex" xmlns:cx7="http://schemas.microsoft.com/office/drawing/2016/5/13/chartex" xmlns:cx8="http://schemas.microsoft.com/office/drawing/2016/5/14/chartex" xmlns:mc="http://schemas.openxmlformats.org/markup-compatibility/2006" xmlns:aink="http://schemas.microsoft.com/office/drawing/2016/ink" xmlns:am3d="http://schemas.microsoft.com/office/drawing/2017/model3d" xmlns:o="urn:schemas-microsoft-com:office:office" xmlns:oel="http://schemas.microsoft.com/office/2019/extlst" xmlns:r="http://schemas.openxmlformats.org/officeDocument/2006/relationships" xmlns:m="http://schemas.openxmlformats.org/officeDocument/2006/math" xmlns:v="urn:schemas-microsoft-com:vml" xmlns:wp14="http://schemas.microsoft.com/office/word/2010/wordprocessingDrawing" xmlns:wp="http://schemas.openxmlformats.org/drawingml/2006/wordprocessingDrawing" xmlns:w10="urn:schemas-microsoft-com:office:word" xmlns:w="http://schemas.openxmlformats.org/wordprocessingml/2006/main" xmlns:w14="http://schemas.microsoft.com/office/word/2010/wordml" xmlns:w15="http://schemas.microsoft.com/office/word/2012/wordml" xmlns:w16cex="http://schemas.microsoft.com/office/word/2018/wordml/cex" xmlns:w16cid="http://schemas.microsoft.com/office/word/2016/wordml/cid" xmlns:w16="http://schemas.microsoft.com/office/word/2018/wordml" xmlns:w16du="http://schemas.microsoft.com/office/word/2023/wordml/word16du" xmlns:w16sdtdh="http://schemas.microsoft.com/office/word/2020/wordml/sdtdatahash" xmlns:w16sdtfl="http://schemas.microsoft.com/office/word/2024/wordml/sdtformatlock" xmlns:w16se="http://schemas.microsoft.com/office/word/2015/wordml/symex" xmlns:wpg="http://schemas.microsoft.com/office/word/2010/wordprocessingGroup" xmlns:wpi="http://schemas.microsoft.com/office/word/2010/wordprocessingInk" xmlns:wne="http://schemas.microsoft.com/office/word/2006/wordml" xmlns:wps="http://schemas.microsoft.com/office/word/2010/wordprocessingShape" mc:Ignorable="w14 w15 w16se w16cid w16 w16cex w16sdtdh w16sdtfl w16du wp14">
+<w:document xmlns:wpc="http://schemas.microsoft.com/office/word/2010/wordprocessingCanvas" xmlns:cx="http://schemas.microsoft.com/office/drawing/2014/chartex" xmlns:cx1="http://schemas.microsoft.com/office/drawing/2015/9/8/chartex" xmlns:cx2="http://schemas.microsoft.com/office/drawing/2015/10/21/chartex" xmlns:cx3="http://schemas.microsoft.com/office/drawing/2016/5/9/chartex" xmlns:cx4="http://schemas.microsoft.com/office/drawing/2016/5/10/chartex" xmlns:cx5="http://schemas.microsoft.com/office/drawing/2016/5/11/chartex" xmlns:cx6="http://schemas.microsoft.com/office/drawing/2016/5/12/chartex" xmlns:cx7="http://schemas.microsoft.com/office/drawing/2016/5/13/chartex" xmlns:cx8="http://schemas.microsoft.com/office/drawing/2016/5/14/chartex" xmlns:mc="http://schemas.openxmlformats.org/markup-compatibility/2006" xmlns:aink="http://schemas.microsoft.com/office/drawing/2016/ink" xmlns:am3d="http://schemas.microsoft.com/office/drawing/2017/model3d" xmlns:o="urn:schemas-microsoft-com:office:office" xmlns:r="http://schemas.openxmlformats.org/officeDocument/2006/relationships" xmlns:m="http://schemas.openxmlformats.org/officeDocument/2006/math" xmlns:v="urn:schemas-microsoft-com:vml" xmlns:wp14="http://schemas.microsoft.com/office/word/2010/wordprocessingDrawing" xmlns:wp="http://schemas.openxmlformats.org/drawingml/2006/wordprocessingDrawing" xmlns:w10="urn:schemas-microsoft-com:office:word" xmlns:w="http://schemas.openxmlformats.org/wordprocessingml/2006/main" xmlns:w14="http://schemas.microsoft.com/office/word/2010/wordml" xmlns:w15="http://schemas.microsoft.com/office/word/2012/wordml" xmlns:w16cex="http://schemas.microsoft.com/office/word/2018/wordml/cex" xmlns:w16cid="http://schemas.microsoft.com/office/word/2016/wordml/cid" xmlns:w16="http://schemas.microsoft.com/office/word/2018/wordml" xmlns:w16sdtdh="http://schemas.microsoft.com/office/word/2020/wordml/sdtdatahash" xmlns:w16se="http://schemas.microsoft.com/office/word/2015/wordml/symex" xmlns:wpg="http://schemas.microsoft.com/office/word/2010/wordprocessingGroup" xmlns:wpi="http://schemas.microsoft.com/office/word/2010/wordprocessingInk" xmlns:wne="http://schemas.microsoft.com/office/word/2006/wordml" xmlns:wps="http://schemas.microsoft.com/office/word/2010/wordprocessingShape" mc:Ignorable="w14 w15 w16se w16cid w16 w16cex w16sdtdh wp14">
   <w:body>
     <w:sdt>
       <w:sdtPr>
@@ -157,10 +157,10 @@
             <w:placeholder>
               <w:docPart w:val="C4F5F7B7E6FF4220BF19E86ED08D0D3F"/>
             </w:placeholder>
-            <w:showingPlcHdr/>
             <w:dataBinding w:prefixMappings="xmlns:ns0='http://purl.org/dc/elements/1.1/' xmlns:ns1='http://schemas.openxmlformats.org/package/2006/metadata/core-properties' " w:xpath="/ns1:coreProperties[1]/ns0:subject[1]" w:storeItemID="{6C3C8BC8-F283-45AE-878A-BAB7291924A1}"/>
             <w:text/>
           </w:sdtPr>
+          <w:sdtEndPr/>
           <w:sdtContent>
             <w:p>
               <w:pPr>
@@ -178,8 +178,18 @@
                   <w:sz w:val="28"/>
                   <w:szCs w:val="28"/>
                 </w:rPr>
-                <w:t>[Document subtitle]</w:t>
+                <w:t xml:space="preserve">Nelson </w:t>
               </w:r>
+              <w:proofErr w:type="spellStart"/>
+              <w:r>
+                <w:rPr>
+                  <w:color w:val="4472C4" w:themeColor="accent1"/>
+                  <w:sz w:val="28"/>
+                  <w:szCs w:val="28"/>
+                </w:rPr>
+                <w:t>Ogodo</w:t>
+              </w:r>
+              <w:proofErr w:type="spellEnd"/>
             </w:p>
           </w:sdtContent>
         </w:sdt>
@@ -256,51 +266,6 @@
                           </wps:style>
                           <wps:txbx>
                             <w:txbxContent>
-                              <w:sdt>
-                                <w:sdtPr>
-                                  <w:rPr>
-                                    <w:caps/>
-                                    <w:color w:val="4472C4" w:themeColor="accent1"/>
-                                    <w:sz w:val="28"/>
-                                    <w:szCs w:val="28"/>
-                                  </w:rPr>
-                                  <w:alias w:val="Date"/>
-                                  <w:tag w:val=""/>
-                                  <w:id w:val="197127006"/>
-                                  <w:showingPlcHdr/>
-                                  <w:dataBinding w:prefixMappings="xmlns:ns0='http://schemas.microsoft.com/office/2006/coverPageProps' " w:xpath="/ns0:CoverPageProperties[1]/ns0:PublishDate[1]" w:storeItemID="{55AF091B-3C7A-41E3-B477-F2FDAA23CFDA}"/>
-                                  <w:date>
-                                    <w:dateFormat w:val="dd MMMM yyyy"/>
-                                    <w:lid w:val="en-GB"/>
-                                    <w:storeMappedDataAs w:val="dateTime"/>
-                                    <w:calendar w:val="gregorian"/>
-                                  </w:date>
-                                </w:sdtPr>
-                                <w:sdtContent>
-                                  <w:p>
-                                    <w:pPr>
-                                      <w:pStyle w:val="NoSpacing"/>
-                                      <w:spacing w:after="40"/>
-                                      <w:jc w:val="center"/>
-                                      <w:rPr>
-                                        <w:caps/>
-                                        <w:color w:val="4472C4" w:themeColor="accent1"/>
-                                        <w:sz w:val="28"/>
-                                        <w:szCs w:val="28"/>
-                                      </w:rPr>
-                                    </w:pPr>
-                                    <w:r>
-                                      <w:rPr>
-                                        <w:caps/>
-                                        <w:color w:val="4472C4" w:themeColor="accent1"/>
-                                        <w:sz w:val="28"/>
-                                        <w:szCs w:val="28"/>
-                                      </w:rPr>
-                                      <w:t>[Date]</w:t>
-                                    </w:r>
-                                  </w:p>
-                                </w:sdtContent>
-                              </w:sdt>
                               <w:p>
                                 <w:pPr>
                                   <w:pStyle w:val="NoSpacing"/>
@@ -309,59 +274,6 @@
                                     <w:color w:val="4472C4" w:themeColor="accent1"/>
                                   </w:rPr>
                                 </w:pPr>
-                                <w:sdt>
-                                  <w:sdtPr>
-                                    <w:rPr>
-                                      <w:caps/>
-                                      <w:color w:val="4472C4" w:themeColor="accent1"/>
-                                    </w:rPr>
-                                    <w:alias w:val="Company"/>
-                                    <w:tag w:val=""/>
-                                    <w:id w:val="1390145197"/>
-                                    <w:showingPlcHdr/>
-                                    <w:dataBinding w:prefixMappings="xmlns:ns0='http://schemas.openxmlformats.org/officeDocument/2006/extended-properties' " w:xpath="/ns0:Properties[1]/ns0:Company[1]" w:storeItemID="{6668398D-A668-4E3E-A5EB-62B293D839F1}"/>
-                                    <w:text/>
-                                  </w:sdtPr>
-                                  <w:sdtContent>
-                                    <w:r>
-                                      <w:rPr>
-                                        <w:caps/>
-                                        <w:color w:val="4472C4" w:themeColor="accent1"/>
-                                      </w:rPr>
-                                      <w:t>[Company name]</w:t>
-                                    </w:r>
-                                  </w:sdtContent>
-                                </w:sdt>
-                              </w:p>
-                              <w:p>
-                                <w:pPr>
-                                  <w:pStyle w:val="NoSpacing"/>
-                                  <w:jc w:val="center"/>
-                                  <w:rPr>
-                                    <w:color w:val="4472C4" w:themeColor="accent1"/>
-                                  </w:rPr>
-                                </w:pPr>
-                                <w:sdt>
-                                  <w:sdtPr>
-                                    <w:rPr>
-                                      <w:color w:val="4472C4" w:themeColor="accent1"/>
-                                    </w:rPr>
-                                    <w:alias w:val="Address"/>
-                                    <w:tag w:val=""/>
-                                    <w:id w:val="-726379553"/>
-                                    <w:showingPlcHdr/>
-                                    <w:dataBinding w:prefixMappings="xmlns:ns0='http://schemas.microsoft.com/office/2006/coverPageProps' " w:xpath="/ns0:CoverPageProperties[1]/ns0:CompanyAddress[1]" w:storeItemID="{55AF091B-3C7A-41E3-B477-F2FDAA23CFDA}"/>
-                                    <w:text/>
-                                  </w:sdtPr>
-                                  <w:sdtContent>
-                                    <w:r>
-                                      <w:rPr>
-                                        <w:color w:val="4472C4" w:themeColor="accent1"/>
-                                      </w:rPr>
-                                      <w:t>[Company address]</w:t>
-                                    </w:r>
-                                  </w:sdtContent>
-                                </w:sdt>
                               </w:p>
                             </w:txbxContent>
                           </wps:txbx>
@@ -389,54 +301,9 @@
                     <v:stroke joinstyle="miter"/>
                     <v:path gradientshapeok="t" o:connecttype="rect"/>
                   </v:shapetype>
-                  <v:shape id="Text Box 142" o:spid="_x0000_s1026" type="#_x0000_t202" style="position:absolute;left:0;text-align:left;margin-left:0;margin-top:0;width:516pt;height:43.9pt;z-index:251659264;visibility:visible;mso-wrap-style:square;mso-width-percent:1000;mso-height-percent:0;mso-top-percent:850;mso-wrap-distance-left:9pt;mso-wrap-distance-top:0;mso-wrap-distance-right:9pt;mso-wrap-distance-bottom:0;mso-position-horizontal:center;mso-position-horizontal-relative:margin;mso-position-vertical-relative:page;mso-width-percent:1000;mso-height-percent:0;mso-top-percent:850;mso-width-relative:margin;mso-height-relative:margin;v-text-anchor:bottom" o:gfxdata="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" filled="f" stroked="f" strokeweight=".5pt">
+                  <v:shape id="Text Box 142" o:spid="_x0000_s1026" type="#_x0000_t202" style="position:absolute;left:0;text-align:left;margin-left:0;margin-top:0;width:516pt;height:43.9pt;z-index:251659264;visibility:visible;mso-wrap-style:square;mso-width-percent:1000;mso-height-percent:0;mso-top-percent:850;mso-wrap-distance-left:9pt;mso-wrap-distance-top:0;mso-wrap-distance-right:9pt;mso-wrap-distance-bottom:0;mso-position-horizontal:center;mso-position-horizontal-relative:margin;mso-position-vertical-relative:page;mso-width-percent:1000;mso-height-percent:0;mso-top-percent:850;mso-width-relative:margin;mso-height-relative:margin;v-text-anchor:bottom" o:gfxdata="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" filled="f" stroked="f" strokeweight=".5pt">
                     <v:textbox style="mso-fit-shape-to-text:t" inset="0,0,0,0">
                       <w:txbxContent>
-                        <w:sdt>
-                          <w:sdtPr>
-                            <w:rPr>
-                              <w:caps/>
-                              <w:color w:val="4472C4" w:themeColor="accent1"/>
-                              <w:sz w:val="28"/>
-                              <w:szCs w:val="28"/>
-                            </w:rPr>
-                            <w:alias w:val="Date"/>
-                            <w:tag w:val=""/>
-                            <w:id w:val="197127006"/>
-                            <w:showingPlcHdr/>
-                            <w:dataBinding w:prefixMappings="xmlns:ns0='http://schemas.microsoft.com/office/2006/coverPageProps' " w:xpath="/ns0:CoverPageProperties[1]/ns0:PublishDate[1]" w:storeItemID="{55AF091B-3C7A-41E3-B477-F2FDAA23CFDA}"/>
-                            <w:date>
-                              <w:dateFormat w:val="dd MMMM yyyy"/>
-                              <w:lid w:val="en-GB"/>
-                              <w:storeMappedDataAs w:val="dateTime"/>
-                              <w:calendar w:val="gregorian"/>
-                            </w:date>
-                          </w:sdtPr>
-                          <w:sdtContent>
-                            <w:p>
-                              <w:pPr>
-                                <w:pStyle w:val="NoSpacing"/>
-                                <w:spacing w:after="40"/>
-                                <w:jc w:val="center"/>
-                                <w:rPr>
-                                  <w:caps/>
-                                  <w:color w:val="4472C4" w:themeColor="accent1"/>
-                                  <w:sz w:val="28"/>
-                                  <w:szCs w:val="28"/>
-                                </w:rPr>
-                              </w:pPr>
-                              <w:r>
-                                <w:rPr>
-                                  <w:caps/>
-                                  <w:color w:val="4472C4" w:themeColor="accent1"/>
-                                  <w:sz w:val="28"/>
-                                  <w:szCs w:val="28"/>
-                                </w:rPr>
-                                <w:t>[Date]</w:t>
-                              </w:r>
-                            </w:p>
-                          </w:sdtContent>
-                        </w:sdt>
                         <w:p>
                           <w:pPr>
                             <w:pStyle w:val="NoSpacing"/>
@@ -445,59 +312,6 @@
                               <w:color w:val="4472C4" w:themeColor="accent1"/>
                             </w:rPr>
                           </w:pPr>
-                          <w:sdt>
-                            <w:sdtPr>
-                              <w:rPr>
-                                <w:caps/>
-                                <w:color w:val="4472C4" w:themeColor="accent1"/>
-                              </w:rPr>
-                              <w:alias w:val="Company"/>
-                              <w:tag w:val=""/>
-                              <w:id w:val="1390145197"/>
-                              <w:showingPlcHdr/>
-                              <w:dataBinding w:prefixMappings="xmlns:ns0='http://schemas.openxmlformats.org/officeDocument/2006/extended-properties' " w:xpath="/ns0:Properties[1]/ns0:Company[1]" w:storeItemID="{6668398D-A668-4E3E-A5EB-62B293D839F1}"/>
-                              <w:text/>
-                            </w:sdtPr>
-                            <w:sdtContent>
-                              <w:r>
-                                <w:rPr>
-                                  <w:caps/>
-                                  <w:color w:val="4472C4" w:themeColor="accent1"/>
-                                </w:rPr>
-                                <w:t>[Company name]</w:t>
-                              </w:r>
-                            </w:sdtContent>
-                          </w:sdt>
-                        </w:p>
-                        <w:p>
-                          <w:pPr>
-                            <w:pStyle w:val="NoSpacing"/>
-                            <w:jc w:val="center"/>
-                            <w:rPr>
-                              <w:color w:val="4472C4" w:themeColor="accent1"/>
-                            </w:rPr>
-                          </w:pPr>
-                          <w:sdt>
-                            <w:sdtPr>
-                              <w:rPr>
-                                <w:color w:val="4472C4" w:themeColor="accent1"/>
-                              </w:rPr>
-                              <w:alias w:val="Address"/>
-                              <w:tag w:val=""/>
-                              <w:id w:val="-726379553"/>
-                              <w:showingPlcHdr/>
-                              <w:dataBinding w:prefixMappings="xmlns:ns0='http://schemas.microsoft.com/office/2006/coverPageProps' " w:xpath="/ns0:CoverPageProperties[1]/ns0:CompanyAddress[1]" w:storeItemID="{55AF091B-3C7A-41E3-B477-F2FDAA23CFDA}"/>
-                              <w:text/>
-                            </w:sdtPr>
-                            <w:sdtContent>
-                              <w:r>
-                                <w:rPr>
-                                  <w:color w:val="4472C4" w:themeColor="accent1"/>
-                                </w:rPr>
-                                <w:t>[Company address]</w:t>
-                              </w:r>
-                            </w:sdtContent>
-                          </w:sdt>
                         </w:p>
                       </w:txbxContent>
                     </v:textbox>
@@ -648,7 +462,7 @@
             </w:rPr>
             <w:fldChar w:fldCharType="separate"/>
           </w:r>
-          <w:hyperlink w:anchor="_Toc224567791" w:history="1">
+          <w:hyperlink w:anchor="_Toc224639618" w:history="1">
             <w:r>
               <w:rPr>
                 <w:rStyle w:val="Hyperlink"/>
@@ -675,7 +489,7 @@
                 <w:noProof/>
                 <w:webHidden/>
               </w:rPr>
-              <w:instrText xml:space="preserve"> PAGEREF _Toc224567791 \h </w:instrText>
+              <w:instrText xml:space="preserve"> PAGEREF _Toc224639618 \h </w:instrText>
             </w:r>
             <w:r>
               <w:rPr>
@@ -696,6 +510,1634 @@
                 <w:webHidden/>
               </w:rPr>
               <w:t>1</w:t>
+            </w:r>
+            <w:r>
+              <w:rPr>
+                <w:noProof/>
+                <w:webHidden/>
+              </w:rPr>
+              <w:fldChar w:fldCharType="end"/>
+            </w:r>
+          </w:hyperlink>
+        </w:p>
+        <w:p>
+          <w:pPr>
+            <w:pStyle w:val="TOC2"/>
+            <w:tabs>
+              <w:tab w:val="right" w:leader="dot" w:pos="12950"/>
+            </w:tabs>
+            <w:rPr>
+              <w:rFonts w:eastAsiaTheme="minorEastAsia"/>
+              <w:noProof/>
+              <w:kern w:val="0"/>
+              <w:sz w:val="22"/>
+              <w:szCs w:val="22"/>
+              <w:lang w:eastAsia="en-GB"/>
+              <w14:ligatures w14:val="none"/>
+            </w:rPr>
+          </w:pPr>
+          <w:hyperlink w:anchor="_Toc224639619" w:history="1">
+            <w:r>
+              <w:rPr>
+                <w:rStyle w:val="Hyperlink"/>
+                <w:noProof/>
+              </w:rPr>
+              <w:t>Log In</w:t>
+            </w:r>
+            <w:r>
+              <w:rPr>
+                <w:noProof/>
+                <w:webHidden/>
+              </w:rPr>
+              <w:tab/>
+            </w:r>
+            <w:r>
+              <w:rPr>
+                <w:noProof/>
+                <w:webHidden/>
+              </w:rPr>
+              <w:fldChar w:fldCharType="begin"/>
+            </w:r>
+            <w:r>
+              <w:rPr>
+                <w:noProof/>
+                <w:webHidden/>
+              </w:rPr>
+              <w:instrText xml:space="preserve"> PAGEREF _Toc224639619 \h </w:instrText>
+            </w:r>
+            <w:r>
+              <w:rPr>
+                <w:noProof/>
+                <w:webHidden/>
+              </w:rPr>
+            </w:r>
+            <w:r>
+              <w:rPr>
+                <w:noProof/>
+                <w:webHidden/>
+              </w:rPr>
+              <w:fldChar w:fldCharType="separate"/>
+            </w:r>
+            <w:r>
+              <w:rPr>
+                <w:noProof/>
+                <w:webHidden/>
+              </w:rPr>
+              <w:t>1</w:t>
+            </w:r>
+            <w:r>
+              <w:rPr>
+                <w:noProof/>
+                <w:webHidden/>
+              </w:rPr>
+              <w:fldChar w:fldCharType="end"/>
+            </w:r>
+          </w:hyperlink>
+        </w:p>
+        <w:p>
+          <w:pPr>
+            <w:pStyle w:val="TOC2"/>
+            <w:tabs>
+              <w:tab w:val="right" w:leader="dot" w:pos="12950"/>
+            </w:tabs>
+            <w:rPr>
+              <w:rFonts w:eastAsiaTheme="minorEastAsia"/>
+              <w:noProof/>
+              <w:kern w:val="0"/>
+              <w:sz w:val="22"/>
+              <w:szCs w:val="22"/>
+              <w:lang w:eastAsia="en-GB"/>
+              <w14:ligatures w14:val="none"/>
+            </w:rPr>
+          </w:pPr>
+          <w:hyperlink w:anchor="_Toc224639620" w:history="1">
+            <w:r>
+              <w:rPr>
+                <w:rStyle w:val="Hyperlink"/>
+                <w:noProof/>
+              </w:rPr>
+              <w:t>Register</w:t>
+            </w:r>
+            <w:r>
+              <w:rPr>
+                <w:noProof/>
+                <w:webHidden/>
+              </w:rPr>
+              <w:tab/>
+            </w:r>
+            <w:r>
+              <w:rPr>
+                <w:noProof/>
+                <w:webHidden/>
+              </w:rPr>
+              <w:fldChar w:fldCharType="begin"/>
+            </w:r>
+            <w:r>
+              <w:rPr>
+                <w:noProof/>
+                <w:webHidden/>
+              </w:rPr>
+              <w:instrText xml:space="preserve"> PAGEREF _Toc224639620 \h </w:instrText>
+            </w:r>
+            <w:r>
+              <w:rPr>
+                <w:noProof/>
+                <w:webHidden/>
+              </w:rPr>
+            </w:r>
+            <w:r>
+              <w:rPr>
+                <w:noProof/>
+                <w:webHidden/>
+              </w:rPr>
+              <w:fldChar w:fldCharType="separate"/>
+            </w:r>
+            <w:r>
+              <w:rPr>
+                <w:noProof/>
+                <w:webHidden/>
+              </w:rPr>
+              <w:t>3</w:t>
+            </w:r>
+            <w:r>
+              <w:rPr>
+                <w:noProof/>
+                <w:webHidden/>
+              </w:rPr>
+              <w:fldChar w:fldCharType="end"/>
+            </w:r>
+          </w:hyperlink>
+        </w:p>
+        <w:p>
+          <w:pPr>
+            <w:pStyle w:val="TOC2"/>
+            <w:tabs>
+              <w:tab w:val="right" w:leader="dot" w:pos="12950"/>
+            </w:tabs>
+            <w:rPr>
+              <w:rFonts w:eastAsiaTheme="minorEastAsia"/>
+              <w:noProof/>
+              <w:kern w:val="0"/>
+              <w:sz w:val="22"/>
+              <w:szCs w:val="22"/>
+              <w:lang w:eastAsia="en-GB"/>
+              <w14:ligatures w14:val="none"/>
+            </w:rPr>
+          </w:pPr>
+          <w:hyperlink w:anchor="_Toc224639621" w:history="1">
+            <w:r>
+              <w:rPr>
+                <w:rStyle w:val="Hyperlink"/>
+                <w:noProof/>
+              </w:rPr>
+              <w:t>Filter Products</w:t>
+            </w:r>
+            <w:r>
+              <w:rPr>
+                <w:noProof/>
+                <w:webHidden/>
+              </w:rPr>
+              <w:tab/>
+            </w:r>
+            <w:r>
+              <w:rPr>
+                <w:noProof/>
+                <w:webHidden/>
+              </w:rPr>
+              <w:fldChar w:fldCharType="begin"/>
+            </w:r>
+            <w:r>
+              <w:rPr>
+                <w:noProof/>
+                <w:webHidden/>
+              </w:rPr>
+              <w:instrText xml:space="preserve"> PAGEREF _Toc224639621 \h </w:instrText>
+            </w:r>
+            <w:r>
+              <w:rPr>
+                <w:noProof/>
+                <w:webHidden/>
+              </w:rPr>
+            </w:r>
+            <w:r>
+              <w:rPr>
+                <w:noProof/>
+                <w:webHidden/>
+              </w:rPr>
+              <w:fldChar w:fldCharType="separate"/>
+            </w:r>
+            <w:r>
+              <w:rPr>
+                <w:noProof/>
+                <w:webHidden/>
+              </w:rPr>
+              <w:t>4</w:t>
+            </w:r>
+            <w:r>
+              <w:rPr>
+                <w:noProof/>
+                <w:webHidden/>
+              </w:rPr>
+              <w:fldChar w:fldCharType="end"/>
+            </w:r>
+          </w:hyperlink>
+        </w:p>
+        <w:p>
+          <w:pPr>
+            <w:pStyle w:val="TOC2"/>
+            <w:tabs>
+              <w:tab w:val="right" w:leader="dot" w:pos="12950"/>
+            </w:tabs>
+            <w:rPr>
+              <w:rFonts w:eastAsiaTheme="minorEastAsia"/>
+              <w:noProof/>
+              <w:kern w:val="0"/>
+              <w:sz w:val="22"/>
+              <w:szCs w:val="22"/>
+              <w:lang w:eastAsia="en-GB"/>
+              <w14:ligatures w14:val="none"/>
+            </w:rPr>
+          </w:pPr>
+          <w:hyperlink w:anchor="_Toc224639622" w:history="1">
+            <w:r>
+              <w:rPr>
+                <w:rStyle w:val="Hyperlink"/>
+                <w:noProof/>
+              </w:rPr>
+              <w:t>Add a product to basket</w:t>
+            </w:r>
+            <w:r>
+              <w:rPr>
+                <w:noProof/>
+                <w:webHidden/>
+              </w:rPr>
+              <w:tab/>
+            </w:r>
+            <w:r>
+              <w:rPr>
+                <w:noProof/>
+                <w:webHidden/>
+              </w:rPr>
+              <w:fldChar w:fldCharType="begin"/>
+            </w:r>
+            <w:r>
+              <w:rPr>
+                <w:noProof/>
+                <w:webHidden/>
+              </w:rPr>
+              <w:instrText xml:space="preserve"> PAGEREF _Toc224639622 \h </w:instrText>
+            </w:r>
+            <w:r>
+              <w:rPr>
+                <w:noProof/>
+                <w:webHidden/>
+              </w:rPr>
+            </w:r>
+            <w:r>
+              <w:rPr>
+                <w:noProof/>
+                <w:webHidden/>
+              </w:rPr>
+              <w:fldChar w:fldCharType="separate"/>
+            </w:r>
+            <w:r>
+              <w:rPr>
+                <w:noProof/>
+                <w:webHidden/>
+              </w:rPr>
+              <w:t>5</w:t>
+            </w:r>
+            <w:r>
+              <w:rPr>
+                <w:noProof/>
+                <w:webHidden/>
+              </w:rPr>
+              <w:fldChar w:fldCharType="end"/>
+            </w:r>
+          </w:hyperlink>
+        </w:p>
+        <w:p>
+          <w:pPr>
+            <w:pStyle w:val="TOC2"/>
+            <w:tabs>
+              <w:tab w:val="right" w:leader="dot" w:pos="12950"/>
+            </w:tabs>
+            <w:rPr>
+              <w:rFonts w:eastAsiaTheme="minorEastAsia"/>
+              <w:noProof/>
+              <w:kern w:val="0"/>
+              <w:sz w:val="22"/>
+              <w:szCs w:val="22"/>
+              <w:lang w:eastAsia="en-GB"/>
+              <w14:ligatures w14:val="none"/>
+            </w:rPr>
+          </w:pPr>
+          <w:hyperlink w:anchor="_Toc224639623" w:history="1">
+            <w:r>
+              <w:rPr>
+                <w:rStyle w:val="Hyperlink"/>
+                <w:noProof/>
+              </w:rPr>
+              <w:t>Edit Availability as Producer</w:t>
+            </w:r>
+            <w:r>
+              <w:rPr>
+                <w:noProof/>
+                <w:webHidden/>
+              </w:rPr>
+              <w:tab/>
+            </w:r>
+            <w:r>
+              <w:rPr>
+                <w:noProof/>
+                <w:webHidden/>
+              </w:rPr>
+              <w:fldChar w:fldCharType="begin"/>
+            </w:r>
+            <w:r>
+              <w:rPr>
+                <w:noProof/>
+                <w:webHidden/>
+              </w:rPr>
+              <w:instrText xml:space="preserve"> PAGEREF _Toc224639623 \h </w:instrText>
+            </w:r>
+            <w:r>
+              <w:rPr>
+                <w:noProof/>
+                <w:webHidden/>
+              </w:rPr>
+            </w:r>
+            <w:r>
+              <w:rPr>
+                <w:noProof/>
+                <w:webHidden/>
+              </w:rPr>
+              <w:fldChar w:fldCharType="separate"/>
+            </w:r>
+            <w:r>
+              <w:rPr>
+                <w:noProof/>
+                <w:webHidden/>
+              </w:rPr>
+              <w:t>5</w:t>
+            </w:r>
+            <w:r>
+              <w:rPr>
+                <w:noProof/>
+                <w:webHidden/>
+              </w:rPr>
+              <w:fldChar w:fldCharType="end"/>
+            </w:r>
+          </w:hyperlink>
+        </w:p>
+        <w:p>
+          <w:pPr>
+            <w:pStyle w:val="TOC1"/>
+            <w:tabs>
+              <w:tab w:val="right" w:leader="dot" w:pos="12950"/>
+            </w:tabs>
+            <w:rPr>
+              <w:rFonts w:eastAsiaTheme="minorEastAsia"/>
+              <w:noProof/>
+              <w:kern w:val="0"/>
+              <w:sz w:val="22"/>
+              <w:szCs w:val="22"/>
+              <w:lang w:eastAsia="en-GB"/>
+              <w14:ligatures w14:val="none"/>
+            </w:rPr>
+          </w:pPr>
+          <w:hyperlink w:anchor="_Toc224639624" w:history="1">
+            <w:r>
+              <w:rPr>
+                <w:rStyle w:val="Hyperlink"/>
+                <w:noProof/>
+              </w:rPr>
+              <w:t>Database</w:t>
+            </w:r>
+            <w:r>
+              <w:rPr>
+                <w:noProof/>
+                <w:webHidden/>
+              </w:rPr>
+              <w:tab/>
+            </w:r>
+            <w:r>
+              <w:rPr>
+                <w:noProof/>
+                <w:webHidden/>
+              </w:rPr>
+              <w:fldChar w:fldCharType="begin"/>
+            </w:r>
+            <w:r>
+              <w:rPr>
+                <w:noProof/>
+                <w:webHidden/>
+              </w:rPr>
+              <w:instrText xml:space="preserve"> PAGEREF _Toc224639624 \h </w:instrText>
+            </w:r>
+            <w:r>
+              <w:rPr>
+                <w:noProof/>
+                <w:webHidden/>
+              </w:rPr>
+            </w:r>
+            <w:r>
+              <w:rPr>
+                <w:noProof/>
+                <w:webHidden/>
+              </w:rPr>
+              <w:fldChar w:fldCharType="separate"/>
+            </w:r>
+            <w:r>
+              <w:rPr>
+                <w:noProof/>
+                <w:webHidden/>
+              </w:rPr>
+              <w:t>5</w:t>
+            </w:r>
+            <w:r>
+              <w:rPr>
+                <w:noProof/>
+                <w:webHidden/>
+              </w:rPr>
+              <w:fldChar w:fldCharType="end"/>
+            </w:r>
+          </w:hyperlink>
+        </w:p>
+        <w:p>
+          <w:pPr>
+            <w:pStyle w:val="TOC2"/>
+            <w:tabs>
+              <w:tab w:val="right" w:leader="dot" w:pos="12950"/>
+            </w:tabs>
+            <w:rPr>
+              <w:rFonts w:eastAsiaTheme="minorEastAsia"/>
+              <w:noProof/>
+              <w:kern w:val="0"/>
+              <w:sz w:val="22"/>
+              <w:szCs w:val="22"/>
+              <w:lang w:eastAsia="en-GB"/>
+              <w14:ligatures w14:val="none"/>
+            </w:rPr>
+          </w:pPr>
+          <w:hyperlink w:anchor="_Toc224639625" w:history="1">
+            <w:r>
+              <w:rPr>
+                <w:rStyle w:val="Hyperlink"/>
+                <w:noProof/>
+              </w:rPr>
+              <w:t>Entity Relationship Diagram</w:t>
+            </w:r>
+            <w:r>
+              <w:rPr>
+                <w:noProof/>
+                <w:webHidden/>
+              </w:rPr>
+              <w:tab/>
+            </w:r>
+            <w:r>
+              <w:rPr>
+                <w:noProof/>
+                <w:webHidden/>
+              </w:rPr>
+              <w:fldChar w:fldCharType="begin"/>
+            </w:r>
+            <w:r>
+              <w:rPr>
+                <w:noProof/>
+                <w:webHidden/>
+              </w:rPr>
+              <w:instrText xml:space="preserve"> PAGEREF _Toc224639625 \h </w:instrText>
+            </w:r>
+            <w:r>
+              <w:rPr>
+                <w:noProof/>
+                <w:webHidden/>
+              </w:rPr>
+            </w:r>
+            <w:r>
+              <w:rPr>
+                <w:noProof/>
+                <w:webHidden/>
+              </w:rPr>
+              <w:fldChar w:fldCharType="separate"/>
+            </w:r>
+            <w:r>
+              <w:rPr>
+                <w:noProof/>
+                <w:webHidden/>
+              </w:rPr>
+              <w:t>5</w:t>
+            </w:r>
+            <w:r>
+              <w:rPr>
+                <w:noProof/>
+                <w:webHidden/>
+              </w:rPr>
+              <w:fldChar w:fldCharType="end"/>
+            </w:r>
+          </w:hyperlink>
+        </w:p>
+        <w:p>
+          <w:pPr>
+            <w:pStyle w:val="TOC2"/>
+            <w:tabs>
+              <w:tab w:val="right" w:leader="dot" w:pos="12950"/>
+            </w:tabs>
+            <w:rPr>
+              <w:rFonts w:eastAsiaTheme="minorEastAsia"/>
+              <w:noProof/>
+              <w:kern w:val="0"/>
+              <w:sz w:val="22"/>
+              <w:szCs w:val="22"/>
+              <w:lang w:eastAsia="en-GB"/>
+              <w14:ligatures w14:val="none"/>
+            </w:rPr>
+          </w:pPr>
+          <w:hyperlink w:anchor="_Toc224639626" w:history="1">
+            <w:r>
+              <w:rPr>
+                <w:rStyle w:val="Hyperlink"/>
+                <w:noProof/>
+              </w:rPr>
+              <w:t>Data Dictionaries</w:t>
+            </w:r>
+            <w:r>
+              <w:rPr>
+                <w:noProof/>
+                <w:webHidden/>
+              </w:rPr>
+              <w:tab/>
+            </w:r>
+            <w:r>
+              <w:rPr>
+                <w:noProof/>
+                <w:webHidden/>
+              </w:rPr>
+              <w:fldChar w:fldCharType="begin"/>
+            </w:r>
+            <w:r>
+              <w:rPr>
+                <w:noProof/>
+                <w:webHidden/>
+              </w:rPr>
+              <w:instrText xml:space="preserve"> PAGEREF _Toc224639626 \h </w:instrText>
+            </w:r>
+            <w:r>
+              <w:rPr>
+                <w:noProof/>
+                <w:webHidden/>
+              </w:rPr>
+            </w:r>
+            <w:r>
+              <w:rPr>
+                <w:noProof/>
+                <w:webHidden/>
+              </w:rPr>
+              <w:fldChar w:fldCharType="separate"/>
+            </w:r>
+            <w:r>
+              <w:rPr>
+                <w:noProof/>
+                <w:webHidden/>
+              </w:rPr>
+              <w:t>6</w:t>
+            </w:r>
+            <w:r>
+              <w:rPr>
+                <w:noProof/>
+                <w:webHidden/>
+              </w:rPr>
+              <w:fldChar w:fldCharType="end"/>
+            </w:r>
+          </w:hyperlink>
+        </w:p>
+        <w:p>
+          <w:pPr>
+            <w:pStyle w:val="TOC3"/>
+            <w:tabs>
+              <w:tab w:val="right" w:leader="dot" w:pos="12950"/>
+            </w:tabs>
+            <w:rPr>
+              <w:rFonts w:eastAsiaTheme="minorEastAsia"/>
+              <w:noProof/>
+              <w:kern w:val="0"/>
+              <w:sz w:val="22"/>
+              <w:szCs w:val="22"/>
+              <w:lang w:eastAsia="en-GB"/>
+              <w14:ligatures w14:val="none"/>
+            </w:rPr>
+          </w:pPr>
+          <w:hyperlink w:anchor="_Toc224639627" w:history="1">
+            <w:r>
+              <w:rPr>
+                <w:rStyle w:val="Hyperlink"/>
+                <w:noProof/>
+              </w:rPr>
+              <w:t>ASPNETUSERS</w:t>
+            </w:r>
+            <w:r>
+              <w:rPr>
+                <w:noProof/>
+                <w:webHidden/>
+              </w:rPr>
+              <w:tab/>
+            </w:r>
+            <w:r>
+              <w:rPr>
+                <w:noProof/>
+                <w:webHidden/>
+              </w:rPr>
+              <w:fldChar w:fldCharType="begin"/>
+            </w:r>
+            <w:r>
+              <w:rPr>
+                <w:noProof/>
+                <w:webHidden/>
+              </w:rPr>
+              <w:instrText xml:space="preserve"> PAGEREF _Toc224639627 \h </w:instrText>
+            </w:r>
+            <w:r>
+              <w:rPr>
+                <w:noProof/>
+                <w:webHidden/>
+              </w:rPr>
+            </w:r>
+            <w:r>
+              <w:rPr>
+                <w:noProof/>
+                <w:webHidden/>
+              </w:rPr>
+              <w:fldChar w:fldCharType="separate"/>
+            </w:r>
+            <w:r>
+              <w:rPr>
+                <w:noProof/>
+                <w:webHidden/>
+              </w:rPr>
+              <w:t>6</w:t>
+            </w:r>
+            <w:r>
+              <w:rPr>
+                <w:noProof/>
+                <w:webHidden/>
+              </w:rPr>
+              <w:fldChar w:fldCharType="end"/>
+            </w:r>
+          </w:hyperlink>
+        </w:p>
+        <w:p>
+          <w:pPr>
+            <w:pStyle w:val="TOC3"/>
+            <w:tabs>
+              <w:tab w:val="right" w:leader="dot" w:pos="12950"/>
+            </w:tabs>
+            <w:rPr>
+              <w:rFonts w:eastAsiaTheme="minorEastAsia"/>
+              <w:noProof/>
+              <w:kern w:val="0"/>
+              <w:sz w:val="22"/>
+              <w:szCs w:val="22"/>
+              <w:lang w:eastAsia="en-GB"/>
+              <w14:ligatures w14:val="none"/>
+            </w:rPr>
+          </w:pPr>
+          <w:hyperlink w:anchor="_Toc224639628" w:history="1">
+            <w:r>
+              <w:rPr>
+                <w:rStyle w:val="Hyperlink"/>
+                <w:noProof/>
+              </w:rPr>
+              <w:t>ASPNETROLES</w:t>
+            </w:r>
+            <w:r>
+              <w:rPr>
+                <w:noProof/>
+                <w:webHidden/>
+              </w:rPr>
+              <w:tab/>
+            </w:r>
+            <w:r>
+              <w:rPr>
+                <w:noProof/>
+                <w:webHidden/>
+              </w:rPr>
+              <w:fldChar w:fldCharType="begin"/>
+            </w:r>
+            <w:r>
+              <w:rPr>
+                <w:noProof/>
+                <w:webHidden/>
+              </w:rPr>
+              <w:instrText xml:space="preserve"> PAGEREF _Toc224639628 \h </w:instrText>
+            </w:r>
+            <w:r>
+              <w:rPr>
+                <w:noProof/>
+                <w:webHidden/>
+              </w:rPr>
+            </w:r>
+            <w:r>
+              <w:rPr>
+                <w:noProof/>
+                <w:webHidden/>
+              </w:rPr>
+              <w:fldChar w:fldCharType="separate"/>
+            </w:r>
+            <w:r>
+              <w:rPr>
+                <w:noProof/>
+                <w:webHidden/>
+              </w:rPr>
+              <w:t>7</w:t>
+            </w:r>
+            <w:r>
+              <w:rPr>
+                <w:noProof/>
+                <w:webHidden/>
+              </w:rPr>
+              <w:fldChar w:fldCharType="end"/>
+            </w:r>
+          </w:hyperlink>
+        </w:p>
+        <w:p>
+          <w:pPr>
+            <w:pStyle w:val="TOC3"/>
+            <w:tabs>
+              <w:tab w:val="right" w:leader="dot" w:pos="12950"/>
+            </w:tabs>
+            <w:rPr>
+              <w:rFonts w:eastAsiaTheme="minorEastAsia"/>
+              <w:noProof/>
+              <w:kern w:val="0"/>
+              <w:sz w:val="22"/>
+              <w:szCs w:val="22"/>
+              <w:lang w:eastAsia="en-GB"/>
+              <w14:ligatures w14:val="none"/>
+            </w:rPr>
+          </w:pPr>
+          <w:hyperlink w:anchor="_Toc224639629" w:history="1">
+            <w:r>
+              <w:rPr>
+                <w:rStyle w:val="Hyperlink"/>
+                <w:noProof/>
+              </w:rPr>
+              <w:t>ASPNETUSERROLES</w:t>
+            </w:r>
+            <w:r>
+              <w:rPr>
+                <w:noProof/>
+                <w:webHidden/>
+              </w:rPr>
+              <w:tab/>
+            </w:r>
+            <w:r>
+              <w:rPr>
+                <w:noProof/>
+                <w:webHidden/>
+              </w:rPr>
+              <w:fldChar w:fldCharType="begin"/>
+            </w:r>
+            <w:r>
+              <w:rPr>
+                <w:noProof/>
+                <w:webHidden/>
+              </w:rPr>
+              <w:instrText xml:space="preserve"> PAGEREF _Toc224639629 \h </w:instrText>
+            </w:r>
+            <w:r>
+              <w:rPr>
+                <w:noProof/>
+                <w:webHidden/>
+              </w:rPr>
+            </w:r>
+            <w:r>
+              <w:rPr>
+                <w:noProof/>
+                <w:webHidden/>
+              </w:rPr>
+              <w:fldChar w:fldCharType="separate"/>
+            </w:r>
+            <w:r>
+              <w:rPr>
+                <w:noProof/>
+                <w:webHidden/>
+              </w:rPr>
+              <w:t>7</w:t>
+            </w:r>
+            <w:r>
+              <w:rPr>
+                <w:noProof/>
+                <w:webHidden/>
+              </w:rPr>
+              <w:fldChar w:fldCharType="end"/>
+            </w:r>
+          </w:hyperlink>
+        </w:p>
+        <w:p>
+          <w:pPr>
+            <w:pStyle w:val="TOC3"/>
+            <w:tabs>
+              <w:tab w:val="right" w:leader="dot" w:pos="12950"/>
+            </w:tabs>
+            <w:rPr>
+              <w:rFonts w:eastAsiaTheme="minorEastAsia"/>
+              <w:noProof/>
+              <w:kern w:val="0"/>
+              <w:sz w:val="22"/>
+              <w:szCs w:val="22"/>
+              <w:lang w:eastAsia="en-GB"/>
+              <w14:ligatures w14:val="none"/>
+            </w:rPr>
+          </w:pPr>
+          <w:hyperlink w:anchor="_Toc224639630" w:history="1">
+            <w:r>
+              <w:rPr>
+                <w:rStyle w:val="Hyperlink"/>
+                <w:noProof/>
+              </w:rPr>
+              <w:t>ASPNETROLECLAIMS</w:t>
+            </w:r>
+            <w:r>
+              <w:rPr>
+                <w:noProof/>
+                <w:webHidden/>
+              </w:rPr>
+              <w:tab/>
+            </w:r>
+            <w:r>
+              <w:rPr>
+                <w:noProof/>
+                <w:webHidden/>
+              </w:rPr>
+              <w:fldChar w:fldCharType="begin"/>
+            </w:r>
+            <w:r>
+              <w:rPr>
+                <w:noProof/>
+                <w:webHidden/>
+              </w:rPr>
+              <w:instrText xml:space="preserve"> PAGEREF _Toc224639630 \h </w:instrText>
+            </w:r>
+            <w:r>
+              <w:rPr>
+                <w:noProof/>
+                <w:webHidden/>
+              </w:rPr>
+            </w:r>
+            <w:r>
+              <w:rPr>
+                <w:noProof/>
+                <w:webHidden/>
+              </w:rPr>
+              <w:fldChar w:fldCharType="separate"/>
+            </w:r>
+            <w:r>
+              <w:rPr>
+                <w:noProof/>
+                <w:webHidden/>
+              </w:rPr>
+              <w:t>7</w:t>
+            </w:r>
+            <w:r>
+              <w:rPr>
+                <w:noProof/>
+                <w:webHidden/>
+              </w:rPr>
+              <w:fldChar w:fldCharType="end"/>
+            </w:r>
+          </w:hyperlink>
+        </w:p>
+        <w:p>
+          <w:pPr>
+            <w:pStyle w:val="TOC3"/>
+            <w:tabs>
+              <w:tab w:val="right" w:leader="dot" w:pos="12950"/>
+            </w:tabs>
+            <w:rPr>
+              <w:rFonts w:eastAsiaTheme="minorEastAsia"/>
+              <w:noProof/>
+              <w:kern w:val="0"/>
+              <w:sz w:val="22"/>
+              <w:szCs w:val="22"/>
+              <w:lang w:eastAsia="en-GB"/>
+              <w14:ligatures w14:val="none"/>
+            </w:rPr>
+          </w:pPr>
+          <w:hyperlink w:anchor="_Toc224639631" w:history="1">
+            <w:r>
+              <w:rPr>
+                <w:rStyle w:val="Hyperlink"/>
+                <w:noProof/>
+              </w:rPr>
+              <w:t>ASPNETUSERCLAIMS</w:t>
+            </w:r>
+            <w:r>
+              <w:rPr>
+                <w:noProof/>
+                <w:webHidden/>
+              </w:rPr>
+              <w:tab/>
+            </w:r>
+            <w:r>
+              <w:rPr>
+                <w:noProof/>
+                <w:webHidden/>
+              </w:rPr>
+              <w:fldChar w:fldCharType="begin"/>
+            </w:r>
+            <w:r>
+              <w:rPr>
+                <w:noProof/>
+                <w:webHidden/>
+              </w:rPr>
+              <w:instrText xml:space="preserve"> PAGEREF _Toc224639631 \h </w:instrText>
+            </w:r>
+            <w:r>
+              <w:rPr>
+                <w:noProof/>
+                <w:webHidden/>
+              </w:rPr>
+            </w:r>
+            <w:r>
+              <w:rPr>
+                <w:noProof/>
+                <w:webHidden/>
+              </w:rPr>
+              <w:fldChar w:fldCharType="separate"/>
+            </w:r>
+            <w:r>
+              <w:rPr>
+                <w:noProof/>
+                <w:webHidden/>
+              </w:rPr>
+              <w:t>7</w:t>
+            </w:r>
+            <w:r>
+              <w:rPr>
+                <w:noProof/>
+                <w:webHidden/>
+              </w:rPr>
+              <w:fldChar w:fldCharType="end"/>
+            </w:r>
+          </w:hyperlink>
+        </w:p>
+        <w:p>
+          <w:pPr>
+            <w:pStyle w:val="TOC3"/>
+            <w:tabs>
+              <w:tab w:val="right" w:leader="dot" w:pos="12950"/>
+            </w:tabs>
+            <w:rPr>
+              <w:rFonts w:eastAsiaTheme="minorEastAsia"/>
+              <w:noProof/>
+              <w:kern w:val="0"/>
+              <w:sz w:val="22"/>
+              <w:szCs w:val="22"/>
+              <w:lang w:eastAsia="en-GB"/>
+              <w14:ligatures w14:val="none"/>
+            </w:rPr>
+          </w:pPr>
+          <w:hyperlink w:anchor="_Toc224639632" w:history="1">
+            <w:r>
+              <w:rPr>
+                <w:rStyle w:val="Hyperlink"/>
+                <w:noProof/>
+              </w:rPr>
+              <w:t>ASPNETUSERLOGINS</w:t>
+            </w:r>
+            <w:r>
+              <w:rPr>
+                <w:noProof/>
+                <w:webHidden/>
+              </w:rPr>
+              <w:tab/>
+            </w:r>
+            <w:r>
+              <w:rPr>
+                <w:noProof/>
+                <w:webHidden/>
+              </w:rPr>
+              <w:fldChar w:fldCharType="begin"/>
+            </w:r>
+            <w:r>
+              <w:rPr>
+                <w:noProof/>
+                <w:webHidden/>
+              </w:rPr>
+              <w:instrText xml:space="preserve"> PAGEREF _Toc224639632 \h </w:instrText>
+            </w:r>
+            <w:r>
+              <w:rPr>
+                <w:noProof/>
+                <w:webHidden/>
+              </w:rPr>
+            </w:r>
+            <w:r>
+              <w:rPr>
+                <w:noProof/>
+                <w:webHidden/>
+              </w:rPr>
+              <w:fldChar w:fldCharType="separate"/>
+            </w:r>
+            <w:r>
+              <w:rPr>
+                <w:noProof/>
+                <w:webHidden/>
+              </w:rPr>
+              <w:t>7</w:t>
+            </w:r>
+            <w:r>
+              <w:rPr>
+                <w:noProof/>
+                <w:webHidden/>
+              </w:rPr>
+              <w:fldChar w:fldCharType="end"/>
+            </w:r>
+          </w:hyperlink>
+        </w:p>
+        <w:p>
+          <w:pPr>
+            <w:pStyle w:val="TOC3"/>
+            <w:tabs>
+              <w:tab w:val="right" w:leader="dot" w:pos="12950"/>
+            </w:tabs>
+            <w:rPr>
+              <w:rFonts w:eastAsiaTheme="minorEastAsia"/>
+              <w:noProof/>
+              <w:kern w:val="0"/>
+              <w:sz w:val="22"/>
+              <w:szCs w:val="22"/>
+              <w:lang w:eastAsia="en-GB"/>
+              <w14:ligatures w14:val="none"/>
+            </w:rPr>
+          </w:pPr>
+          <w:hyperlink w:anchor="_Toc224639633" w:history="1">
+            <w:r>
+              <w:rPr>
+                <w:rStyle w:val="Hyperlink"/>
+                <w:noProof/>
+              </w:rPr>
+              <w:t>ASPNETUSERTOKENS</w:t>
+            </w:r>
+            <w:r>
+              <w:rPr>
+                <w:noProof/>
+                <w:webHidden/>
+              </w:rPr>
+              <w:tab/>
+            </w:r>
+            <w:r>
+              <w:rPr>
+                <w:noProof/>
+                <w:webHidden/>
+              </w:rPr>
+              <w:fldChar w:fldCharType="begin"/>
+            </w:r>
+            <w:r>
+              <w:rPr>
+                <w:noProof/>
+                <w:webHidden/>
+              </w:rPr>
+              <w:instrText xml:space="preserve"> PAGEREF _Toc224639633 \h </w:instrText>
+            </w:r>
+            <w:r>
+              <w:rPr>
+                <w:noProof/>
+                <w:webHidden/>
+              </w:rPr>
+            </w:r>
+            <w:r>
+              <w:rPr>
+                <w:noProof/>
+                <w:webHidden/>
+              </w:rPr>
+              <w:fldChar w:fldCharType="separate"/>
+            </w:r>
+            <w:r>
+              <w:rPr>
+                <w:noProof/>
+                <w:webHidden/>
+              </w:rPr>
+              <w:t>7</w:t>
+            </w:r>
+            <w:r>
+              <w:rPr>
+                <w:noProof/>
+                <w:webHidden/>
+              </w:rPr>
+              <w:fldChar w:fldCharType="end"/>
+            </w:r>
+          </w:hyperlink>
+        </w:p>
+        <w:p>
+          <w:pPr>
+            <w:pStyle w:val="TOC3"/>
+            <w:tabs>
+              <w:tab w:val="right" w:leader="dot" w:pos="12950"/>
+            </w:tabs>
+            <w:rPr>
+              <w:rFonts w:eastAsiaTheme="minorEastAsia"/>
+              <w:noProof/>
+              <w:kern w:val="0"/>
+              <w:sz w:val="22"/>
+              <w:szCs w:val="22"/>
+              <w:lang w:eastAsia="en-GB"/>
+              <w14:ligatures w14:val="none"/>
+            </w:rPr>
+          </w:pPr>
+          <w:hyperlink w:anchor="_Toc224639634" w:history="1">
+            <w:r>
+              <w:rPr>
+                <w:rStyle w:val="Hyperlink"/>
+                <w:noProof/>
+              </w:rPr>
+              <w:t>PRODUCTS</w:t>
+            </w:r>
+            <w:r>
+              <w:rPr>
+                <w:noProof/>
+                <w:webHidden/>
+              </w:rPr>
+              <w:tab/>
+            </w:r>
+            <w:r>
+              <w:rPr>
+                <w:noProof/>
+                <w:webHidden/>
+              </w:rPr>
+              <w:fldChar w:fldCharType="begin"/>
+            </w:r>
+            <w:r>
+              <w:rPr>
+                <w:noProof/>
+                <w:webHidden/>
+              </w:rPr>
+              <w:instrText xml:space="preserve"> PAGEREF _Toc224639634 \h </w:instrText>
+            </w:r>
+            <w:r>
+              <w:rPr>
+                <w:noProof/>
+                <w:webHidden/>
+              </w:rPr>
+            </w:r>
+            <w:r>
+              <w:rPr>
+                <w:noProof/>
+                <w:webHidden/>
+              </w:rPr>
+              <w:fldChar w:fldCharType="separate"/>
+            </w:r>
+            <w:r>
+              <w:rPr>
+                <w:noProof/>
+                <w:webHidden/>
+              </w:rPr>
+              <w:t>8</w:t>
+            </w:r>
+            <w:r>
+              <w:rPr>
+                <w:noProof/>
+                <w:webHidden/>
+              </w:rPr>
+              <w:fldChar w:fldCharType="end"/>
+            </w:r>
+          </w:hyperlink>
+        </w:p>
+        <w:p>
+          <w:pPr>
+            <w:pStyle w:val="TOC3"/>
+            <w:tabs>
+              <w:tab w:val="right" w:leader="dot" w:pos="12950"/>
+            </w:tabs>
+            <w:rPr>
+              <w:rFonts w:eastAsiaTheme="minorEastAsia"/>
+              <w:noProof/>
+              <w:kern w:val="0"/>
+              <w:sz w:val="22"/>
+              <w:szCs w:val="22"/>
+              <w:lang w:eastAsia="en-GB"/>
+              <w14:ligatures w14:val="none"/>
+            </w:rPr>
+          </w:pPr>
+          <w:hyperlink w:anchor="_Toc224639635" w:history="1">
+            <w:r>
+              <w:rPr>
+                <w:rStyle w:val="Hyperlink"/>
+                <w:noProof/>
+              </w:rPr>
+              <w:t>ORDERS</w:t>
+            </w:r>
+            <w:r>
+              <w:rPr>
+                <w:noProof/>
+                <w:webHidden/>
+              </w:rPr>
+              <w:tab/>
+            </w:r>
+            <w:r>
+              <w:rPr>
+                <w:noProof/>
+                <w:webHidden/>
+              </w:rPr>
+              <w:fldChar w:fldCharType="begin"/>
+            </w:r>
+            <w:r>
+              <w:rPr>
+                <w:noProof/>
+                <w:webHidden/>
+              </w:rPr>
+              <w:instrText xml:space="preserve"> PAGEREF _Toc224639635 \h </w:instrText>
+            </w:r>
+            <w:r>
+              <w:rPr>
+                <w:noProof/>
+                <w:webHidden/>
+              </w:rPr>
+            </w:r>
+            <w:r>
+              <w:rPr>
+                <w:noProof/>
+                <w:webHidden/>
+              </w:rPr>
+              <w:fldChar w:fldCharType="separate"/>
+            </w:r>
+            <w:r>
+              <w:rPr>
+                <w:noProof/>
+                <w:webHidden/>
+              </w:rPr>
+              <w:t>8</w:t>
+            </w:r>
+            <w:r>
+              <w:rPr>
+                <w:noProof/>
+                <w:webHidden/>
+              </w:rPr>
+              <w:fldChar w:fldCharType="end"/>
+            </w:r>
+          </w:hyperlink>
+        </w:p>
+        <w:p>
+          <w:pPr>
+            <w:pStyle w:val="TOC3"/>
+            <w:tabs>
+              <w:tab w:val="right" w:leader="dot" w:pos="12950"/>
+            </w:tabs>
+            <w:rPr>
+              <w:rFonts w:eastAsiaTheme="minorEastAsia"/>
+              <w:noProof/>
+              <w:kern w:val="0"/>
+              <w:sz w:val="22"/>
+              <w:szCs w:val="22"/>
+              <w:lang w:eastAsia="en-GB"/>
+              <w14:ligatures w14:val="none"/>
+            </w:rPr>
+          </w:pPr>
+          <w:hyperlink w:anchor="_Toc224639636" w:history="1">
+            <w:r>
+              <w:rPr>
+                <w:rStyle w:val="Hyperlink"/>
+                <w:noProof/>
+              </w:rPr>
+              <w:t>DISCOUNTS</w:t>
+            </w:r>
+            <w:r>
+              <w:rPr>
+                <w:noProof/>
+                <w:webHidden/>
+              </w:rPr>
+              <w:tab/>
+            </w:r>
+            <w:r>
+              <w:rPr>
+                <w:noProof/>
+                <w:webHidden/>
+              </w:rPr>
+              <w:fldChar w:fldCharType="begin"/>
+            </w:r>
+            <w:r>
+              <w:rPr>
+                <w:noProof/>
+                <w:webHidden/>
+              </w:rPr>
+              <w:instrText xml:space="preserve"> PAGEREF _Toc224639636 \h </w:instrText>
+            </w:r>
+            <w:r>
+              <w:rPr>
+                <w:noProof/>
+                <w:webHidden/>
+              </w:rPr>
+            </w:r>
+            <w:r>
+              <w:rPr>
+                <w:noProof/>
+                <w:webHidden/>
+              </w:rPr>
+              <w:fldChar w:fldCharType="separate"/>
+            </w:r>
+            <w:r>
+              <w:rPr>
+                <w:noProof/>
+                <w:webHidden/>
+              </w:rPr>
+              <w:t>8</w:t>
+            </w:r>
+            <w:r>
+              <w:rPr>
+                <w:noProof/>
+                <w:webHidden/>
+              </w:rPr>
+              <w:fldChar w:fldCharType="end"/>
+            </w:r>
+          </w:hyperlink>
+        </w:p>
+        <w:p>
+          <w:pPr>
+            <w:pStyle w:val="TOC3"/>
+            <w:tabs>
+              <w:tab w:val="right" w:leader="dot" w:pos="12950"/>
+            </w:tabs>
+            <w:rPr>
+              <w:rFonts w:eastAsiaTheme="minorEastAsia"/>
+              <w:noProof/>
+              <w:kern w:val="0"/>
+              <w:sz w:val="22"/>
+              <w:szCs w:val="22"/>
+              <w:lang w:eastAsia="en-GB"/>
+              <w14:ligatures w14:val="none"/>
+            </w:rPr>
+          </w:pPr>
+          <w:hyperlink w:anchor="_Toc224639637" w:history="1">
+            <w:r>
+              <w:rPr>
+                <w:rStyle w:val="Hyperlink"/>
+                <w:noProof/>
+              </w:rPr>
+              <w:t>BASKET</w:t>
+            </w:r>
+            <w:r>
+              <w:rPr>
+                <w:noProof/>
+                <w:webHidden/>
+              </w:rPr>
+              <w:tab/>
+            </w:r>
+            <w:r>
+              <w:rPr>
+                <w:noProof/>
+                <w:webHidden/>
+              </w:rPr>
+              <w:fldChar w:fldCharType="begin"/>
+            </w:r>
+            <w:r>
+              <w:rPr>
+                <w:noProof/>
+                <w:webHidden/>
+              </w:rPr>
+              <w:instrText xml:space="preserve"> PAGEREF _Toc224639637 \h </w:instrText>
+            </w:r>
+            <w:r>
+              <w:rPr>
+                <w:noProof/>
+                <w:webHidden/>
+              </w:rPr>
+            </w:r>
+            <w:r>
+              <w:rPr>
+                <w:noProof/>
+                <w:webHidden/>
+              </w:rPr>
+              <w:fldChar w:fldCharType="separate"/>
+            </w:r>
+            <w:r>
+              <w:rPr>
+                <w:noProof/>
+                <w:webHidden/>
+              </w:rPr>
+              <w:t>8</w:t>
+            </w:r>
+            <w:r>
+              <w:rPr>
+                <w:noProof/>
+                <w:webHidden/>
+              </w:rPr>
+              <w:fldChar w:fldCharType="end"/>
+            </w:r>
+          </w:hyperlink>
+        </w:p>
+        <w:p>
+          <w:pPr>
+            <w:pStyle w:val="TOC3"/>
+            <w:tabs>
+              <w:tab w:val="right" w:leader="dot" w:pos="12950"/>
+            </w:tabs>
+            <w:rPr>
+              <w:rFonts w:eastAsiaTheme="minorEastAsia"/>
+              <w:noProof/>
+              <w:kern w:val="0"/>
+              <w:sz w:val="22"/>
+              <w:szCs w:val="22"/>
+              <w:lang w:eastAsia="en-GB"/>
+              <w14:ligatures w14:val="none"/>
+            </w:rPr>
+          </w:pPr>
+          <w:hyperlink w:anchor="_Toc224639638" w:history="1">
+            <w:r>
+              <w:rPr>
+                <w:rStyle w:val="Hyperlink"/>
+                <w:noProof/>
+              </w:rPr>
+              <w:t>BASKETPRODUCTS</w:t>
+            </w:r>
+            <w:r>
+              <w:rPr>
+                <w:noProof/>
+                <w:webHidden/>
+              </w:rPr>
+              <w:tab/>
+            </w:r>
+            <w:r>
+              <w:rPr>
+                <w:noProof/>
+                <w:webHidden/>
+              </w:rPr>
+              <w:fldChar w:fldCharType="begin"/>
+            </w:r>
+            <w:r>
+              <w:rPr>
+                <w:noProof/>
+                <w:webHidden/>
+              </w:rPr>
+              <w:instrText xml:space="preserve"> PAGEREF _Toc224639638 \h </w:instrText>
+            </w:r>
+            <w:r>
+              <w:rPr>
+                <w:noProof/>
+                <w:webHidden/>
+              </w:rPr>
+            </w:r>
+            <w:r>
+              <w:rPr>
+                <w:noProof/>
+                <w:webHidden/>
+              </w:rPr>
+              <w:fldChar w:fldCharType="separate"/>
+            </w:r>
+            <w:r>
+              <w:rPr>
+                <w:noProof/>
+                <w:webHidden/>
+              </w:rPr>
+              <w:t>8</w:t>
+            </w:r>
+            <w:r>
+              <w:rPr>
+                <w:noProof/>
+                <w:webHidden/>
+              </w:rPr>
+              <w:fldChar w:fldCharType="end"/>
+            </w:r>
+          </w:hyperlink>
+        </w:p>
+        <w:p>
+          <w:pPr>
+            <w:pStyle w:val="TOC3"/>
+            <w:tabs>
+              <w:tab w:val="right" w:leader="dot" w:pos="12950"/>
+            </w:tabs>
+            <w:rPr>
+              <w:rFonts w:eastAsiaTheme="minorEastAsia"/>
+              <w:noProof/>
+              <w:kern w:val="0"/>
+              <w:sz w:val="22"/>
+              <w:szCs w:val="22"/>
+              <w:lang w:eastAsia="en-GB"/>
+              <w14:ligatures w14:val="none"/>
+            </w:rPr>
+          </w:pPr>
+          <w:hyperlink w:anchor="_Toc224639639" w:history="1">
+            <w:r>
+              <w:rPr>
+                <w:rStyle w:val="Hyperlink"/>
+                <w:noProof/>
+              </w:rPr>
+              <w:t>PRODUCERS</w:t>
+            </w:r>
+            <w:r>
+              <w:rPr>
+                <w:noProof/>
+                <w:webHidden/>
+              </w:rPr>
+              <w:tab/>
+            </w:r>
+            <w:r>
+              <w:rPr>
+                <w:noProof/>
+                <w:webHidden/>
+              </w:rPr>
+              <w:fldChar w:fldCharType="begin"/>
+            </w:r>
+            <w:r>
+              <w:rPr>
+                <w:noProof/>
+                <w:webHidden/>
+              </w:rPr>
+              <w:instrText xml:space="preserve"> PAGEREF _Toc224639639 \h </w:instrText>
+            </w:r>
+            <w:r>
+              <w:rPr>
+                <w:noProof/>
+                <w:webHidden/>
+              </w:rPr>
+            </w:r>
+            <w:r>
+              <w:rPr>
+                <w:noProof/>
+                <w:webHidden/>
+              </w:rPr>
+              <w:fldChar w:fldCharType="separate"/>
+            </w:r>
+            <w:r>
+              <w:rPr>
+                <w:noProof/>
+                <w:webHidden/>
+              </w:rPr>
+              <w:t>8</w:t>
+            </w:r>
+            <w:r>
+              <w:rPr>
+                <w:noProof/>
+                <w:webHidden/>
+              </w:rPr>
+              <w:fldChar w:fldCharType="end"/>
+            </w:r>
+          </w:hyperlink>
+        </w:p>
+        <w:p>
+          <w:pPr>
+            <w:pStyle w:val="TOC1"/>
+            <w:tabs>
+              <w:tab w:val="right" w:leader="dot" w:pos="12950"/>
+            </w:tabs>
+            <w:rPr>
+              <w:rFonts w:eastAsiaTheme="minorEastAsia"/>
+              <w:noProof/>
+              <w:kern w:val="0"/>
+              <w:sz w:val="22"/>
+              <w:szCs w:val="22"/>
+              <w:lang w:eastAsia="en-GB"/>
+              <w14:ligatures w14:val="none"/>
+            </w:rPr>
+          </w:pPr>
+          <w:hyperlink w:anchor="_Toc224639640" w:history="1">
+            <w:r>
+              <w:rPr>
+                <w:rStyle w:val="Hyperlink"/>
+                <w:noProof/>
+              </w:rPr>
+              <w:t>Test Strategy</w:t>
+            </w:r>
+            <w:r>
+              <w:rPr>
+                <w:noProof/>
+                <w:webHidden/>
+              </w:rPr>
+              <w:tab/>
+            </w:r>
+            <w:r>
+              <w:rPr>
+                <w:noProof/>
+                <w:webHidden/>
+              </w:rPr>
+              <w:fldChar w:fldCharType="begin"/>
+            </w:r>
+            <w:r>
+              <w:rPr>
+                <w:noProof/>
+                <w:webHidden/>
+              </w:rPr>
+              <w:instrText xml:space="preserve"> PAGEREF _Toc224639640 \h </w:instrText>
+            </w:r>
+            <w:r>
+              <w:rPr>
+                <w:noProof/>
+                <w:webHidden/>
+              </w:rPr>
+            </w:r>
+            <w:r>
+              <w:rPr>
+                <w:noProof/>
+                <w:webHidden/>
+              </w:rPr>
+              <w:fldChar w:fldCharType="separate"/>
+            </w:r>
+            <w:r>
+              <w:rPr>
+                <w:noProof/>
+                <w:webHidden/>
+              </w:rPr>
+              <w:t>8</w:t>
             </w:r>
             <w:r>
               <w:rPr>
@@ -730,15 +2172,8 @@
     </w:sdt>
     <w:p>
       <w:pPr>
-        <w:pStyle w:val="Heading1"/>
+        <w:pStyle w:val="Header"/>
       </w:pPr>
-      <w:bookmarkStart w:id="0" w:name="_Toc224235768"/>
-      <w:bookmarkStart w:id="1" w:name="_Toc224567791"/>
-      <w:r>
-        <w:t>Algorithm Design</w:t>
-      </w:r>
-      <w:bookmarkEnd w:id="0"/>
-      <w:bookmarkEnd w:id="1"/>
     </w:p>
     <w:p>
       <w:pPr>
@@ -748,19 +2183,212 @@
     <w:p>
       <w:pPr>
         <w:pStyle w:val="Header"/>
-        <w:rPr>
-          <w:sz w:val="32"/>
-          <w:szCs w:val="32"/>
-        </w:rPr>
       </w:pPr>
+    </w:p>
+    <w:p>
+      <w:pPr>
+        <w:pStyle w:val="Header"/>
+      </w:pPr>
+    </w:p>
+    <w:p>
+      <w:pPr>
+        <w:pStyle w:val="Header"/>
+      </w:pPr>
+    </w:p>
+    <w:p>
+      <w:pPr>
+        <w:pStyle w:val="Header"/>
+      </w:pPr>
+    </w:p>
+    <w:p>
+      <w:pPr>
+        <w:pStyle w:val="Header"/>
+      </w:pPr>
+    </w:p>
+    <w:p>
+      <w:pPr>
+        <w:pStyle w:val="Header"/>
+      </w:pPr>
+    </w:p>
+    <w:p>
+      <w:pPr>
+        <w:pStyle w:val="Header"/>
+      </w:pPr>
+    </w:p>
+    <w:p>
+      <w:pPr>
+        <w:pStyle w:val="Header"/>
+      </w:pPr>
+    </w:p>
+    <w:p>
+      <w:pPr>
+        <w:pStyle w:val="Header"/>
+      </w:pPr>
+    </w:p>
+    <w:p>
+      <w:pPr>
+        <w:pStyle w:val="Header"/>
+      </w:pPr>
+    </w:p>
+    <w:p>
+      <w:pPr>
+        <w:pStyle w:val="Header"/>
+      </w:pPr>
+    </w:p>
+    <w:p>
+      <w:pPr>
+        <w:pStyle w:val="Header"/>
+      </w:pPr>
+    </w:p>
+    <w:p>
+      <w:pPr>
+        <w:pStyle w:val="Header"/>
+      </w:pPr>
+    </w:p>
+    <w:p>
+      <w:pPr>
+        <w:pStyle w:val="Header"/>
+      </w:pPr>
+    </w:p>
+    <w:p>
+      <w:pPr>
+        <w:pStyle w:val="Header"/>
+      </w:pPr>
+    </w:p>
+    <w:p>
+      <w:pPr>
+        <w:pStyle w:val="Header"/>
+      </w:pPr>
+    </w:p>
+    <w:p>
+      <w:pPr>
+        <w:pStyle w:val="Header"/>
+      </w:pPr>
+    </w:p>
+    <w:p>
+      <w:pPr>
+        <w:pStyle w:val="Header"/>
+      </w:pPr>
+    </w:p>
+    <w:p>
+      <w:pPr>
+        <w:pStyle w:val="Header"/>
+      </w:pPr>
+    </w:p>
+    <w:p>
+      <w:pPr>
+        <w:pStyle w:val="Header"/>
+      </w:pPr>
+    </w:p>
+    <w:p>
+      <w:pPr>
+        <w:pStyle w:val="Header"/>
+      </w:pPr>
+    </w:p>
+    <w:p>
+      <w:pPr>
+        <w:pStyle w:val="Header"/>
+      </w:pPr>
+    </w:p>
+    <w:p>
+      <w:pPr>
+        <w:pStyle w:val="Header"/>
+      </w:pPr>
+    </w:p>
+    <w:p>
+      <w:pPr>
+        <w:pStyle w:val="Header"/>
+      </w:pPr>
+    </w:p>
+    <w:p>
+      <w:pPr>
+        <w:pStyle w:val="Header"/>
+      </w:pPr>
+    </w:p>
+    <w:p>
+      <w:pPr>
+        <w:pStyle w:val="Header"/>
+      </w:pPr>
+    </w:p>
+    <w:p>
+      <w:pPr>
+        <w:pStyle w:val="Header"/>
+      </w:pPr>
+    </w:p>
+    <w:p>
+      <w:pPr>
+        <w:pStyle w:val="Header"/>
+      </w:pPr>
+    </w:p>
+    <w:p>
+      <w:pPr>
+        <w:pStyle w:val="Header"/>
+      </w:pPr>
+    </w:p>
+    <w:p>
+      <w:pPr>
+        <w:pStyle w:val="Header"/>
+      </w:pPr>
+    </w:p>
+    <w:p>
+      <w:pPr>
+        <w:pStyle w:val="Header"/>
+      </w:pPr>
+    </w:p>
+    <w:p>
+      <w:pPr>
+        <w:pStyle w:val="Header"/>
+      </w:pPr>
+    </w:p>
+    <w:p>
+      <w:pPr>
+        <w:pStyle w:val="Header"/>
+      </w:pPr>
+    </w:p>
+    <w:p>
+      <w:pPr>
+        <w:pStyle w:val="Header"/>
+      </w:pPr>
+    </w:p>
+    <w:p>
+      <w:pPr>
+        <w:pStyle w:val="Header"/>
+      </w:pPr>
+    </w:p>
+    <w:p>
+      <w:pPr>
+        <w:pStyle w:val="Header"/>
+      </w:pPr>
+    </w:p>
+    <w:p>
+      <w:pPr>
+        <w:pStyle w:val="Header"/>
+      </w:pPr>
+    </w:p>
+    <w:p>
+      <w:pPr>
+        <w:pStyle w:val="Heading1"/>
+      </w:pPr>
+      <w:bookmarkStart w:id="0" w:name="_Toc224235768"/>
+      <w:bookmarkStart w:id="1" w:name="_Toc224639618"/>
       <w:r>
-        <w:rPr>
-          <w:sz w:val="32"/>
-          <w:szCs w:val="32"/>
-        </w:rPr>
+        <w:lastRenderedPageBreak/>
+        <w:t>Algorithm Design</w:t>
+      </w:r>
+      <w:bookmarkEnd w:id="0"/>
+      <w:bookmarkEnd w:id="1"/>
+    </w:p>
+    <w:p>
+      <w:pPr>
+        <w:pStyle w:val="Heading2"/>
+      </w:pPr>
+      <w:bookmarkStart w:id="2" w:name="_Toc224639619"/>
+      <w:r>
         <w:t>Log In</w:t>
       </w:r>
+      <w:bookmarkEnd w:id="2"/>
     </w:p>
+    <w:p/>
     <w:p>
       <w:pPr>
         <w:pStyle w:val="Header"/>
@@ -769,14 +2397,11 @@
     <w:p/>
     <w:p>
       <w:r>
-        <w:rPr>
-          <w:noProof/>
-        </w:rPr>
         <w:drawing>
-          <wp:inline distT="0" distB="0" distL="0" distR="0" wp14:anchorId="33BA835F" wp14:editId="1DF99398">
-            <wp:extent cx="5731510" cy="4999990"/>
-            <wp:effectExtent l="0" t="0" r="2540" b="0"/>
-            <wp:docPr id="3" name="Picture 3"/>
+          <wp:inline distT="0" distB="0" distL="0" distR="0" wp14:anchorId="20CFE8AE" wp14:editId="4776DE41">
+            <wp:extent cx="8229600" cy="8028305"/>
+            <wp:effectExtent l="0" t="0" r="0" b="0"/>
+            <wp:docPr id="5" name="Picture 5"/>
             <wp:cNvGraphicFramePr>
               <a:graphicFrameLocks xmlns:a="http://schemas.openxmlformats.org/drawingml/2006/main" noChangeAspect="1"/>
             </wp:cNvGraphicFramePr>
@@ -796,7 +2421,7 @@
                   <pic:spPr>
                     <a:xfrm>
                       <a:off x="0" y="0"/>
-                      <a:ext cx="5731510" cy="4999990"/>
+                      <a:ext cx="8229600" cy="8028305"/>
                     </a:xfrm>
                     <a:prstGeom prst="rect">
                       <a:avLst/>
@@ -814,18 +2439,27 @@
         <w:t xml:space="preserve">The user will be prompted to input their username and passwords then the system will check if the user has made actions like clicking forgotten password, if this is the case the system will send a password reset email to the user. If the user clicks the register button the system will redirect them to the register page. If the user doesn’t click any of those the system will check if the password and username is valid, if </w:t>
       </w:r>
       <w:proofErr w:type="spellStart"/>
-      <w:proofErr w:type="gramStart"/>
       <w:r>
         <w:t>its</w:t>
       </w:r>
       <w:proofErr w:type="spellEnd"/>
-      <w:proofErr w:type="gramEnd"/>
       <w:r>
         <w:t xml:space="preserve"> not the system will output an error message that the user log in info is in invalid thus sending them back to re-enter their log in info. If the user information is correct the system will log the user in and redirect them to the home page. </w:t>
       </w:r>
     </w:p>
     <w:p/>
     <w:p/>
+    <w:p>
+      <w:pPr>
+        <w:pStyle w:val="Heading2"/>
+      </w:pPr>
+      <w:bookmarkStart w:id="3" w:name="_Toc224639620"/>
+      <w:r>
+        <w:lastRenderedPageBreak/>
+        <w:t>Register</w:t>
+      </w:r>
+      <w:bookmarkEnd w:id="3"/>
+    </w:p>
     <w:p>
       <w:pPr>
         <w:rPr>
@@ -838,20 +2472,10 @@
           <w:sz w:val="44"/>
           <w:szCs w:val="44"/>
         </w:rPr>
-        <w:t xml:space="preserve">Register </w:t>
-      </w:r>
-    </w:p>
-    <w:p/>
-    <w:p/>
-    <w:p>
-      <w:r>
-        <w:rPr>
-          <w:noProof/>
-        </w:rPr>
         <w:drawing>
-          <wp:inline distT="0" distB="0" distL="0" distR="0" wp14:anchorId="3D4608E9" wp14:editId="6FFB7788">
-            <wp:extent cx="5731510" cy="3907155"/>
-            <wp:effectExtent l="0" t="0" r="2540" b="0"/>
+          <wp:inline distT="0" distB="0" distL="0" distR="0" wp14:anchorId="4D851400" wp14:editId="2B0B15C2">
+            <wp:extent cx="8229600" cy="5897880"/>
+            <wp:effectExtent l="0" t="0" r="0" b="7620"/>
             <wp:docPr id="1" name="Picture 1"/>
             <wp:cNvGraphicFramePr>
               <a:graphicFrameLocks xmlns:a="http://schemas.openxmlformats.org/drawingml/2006/main" noChangeAspect="1"/>
@@ -872,7 +2496,104 @@
                   <pic:spPr>
                     <a:xfrm>
                       <a:off x="0" y="0"/>
-                      <a:ext cx="5731510" cy="3907155"/>
+                      <a:ext cx="8229600" cy="5897880"/>
+                    </a:xfrm>
+                    <a:prstGeom prst="rect">
+                      <a:avLst/>
+                    </a:prstGeom>
+                  </pic:spPr>
+                </pic:pic>
+              </a:graphicData>
+            </a:graphic>
+          </wp:inline>
+        </w:drawing>
+      </w:r>
+    </w:p>
+    <w:p/>
+    <w:p/>
+    <w:p/>
+    <w:p>
+      <w:r>
+        <w:t xml:space="preserve">The user will be prompted to input their username and password and also to confirm the password. If the User interacts with the log in button, the system will redirect the user to log in page. If </w:t>
+      </w:r>
+      <w:proofErr w:type="gramStart"/>
+      <w:r>
+        <w:t>not</w:t>
+      </w:r>
+      <w:proofErr w:type="gramEnd"/>
+      <w:r>
+        <w:t xml:space="preserve"> then the system will check if the user inputs were valid. If the inputs were not valid the system outputs an error message informing the user that the input is invalid and prompts them to re-enter their log in details. If the inputs were valid then the system registers the user and adds them to the database.</w:t>
+      </w:r>
+      <w:r>
+        <w:t xml:space="preserve"> </w:t>
+      </w:r>
+    </w:p>
+    <w:p/>
+    <w:p/>
+    <w:p/>
+    <w:p/>
+    <w:p/>
+    <w:p/>
+    <w:p/>
+    <w:p/>
+    <w:p/>
+    <w:p/>
+    <w:p/>
+    <w:p/>
+    <w:p/>
+    <w:p/>
+    <w:p/>
+    <w:p/>
+    <w:p/>
+    <w:p/>
+    <w:p/>
+    <w:p/>
+    <w:p>
+      <w:pPr>
+        <w:pStyle w:val="Heading2"/>
+      </w:pPr>
+      <w:bookmarkStart w:id="4" w:name="_Toc224639621"/>
+      <w:r>
+        <w:lastRenderedPageBreak/>
+        <w:t>Filter Products</w:t>
+      </w:r>
+      <w:bookmarkEnd w:id="4"/>
+      <w:r>
+        <w:t xml:space="preserve"> </w:t>
+      </w:r>
+    </w:p>
+    <w:p/>
+    <w:p>
+      <w:r>
+        <w:rPr>
+          <w:sz w:val="44"/>
+          <w:szCs w:val="44"/>
+        </w:rPr>
+        <w:drawing>
+          <wp:inline distT="0" distB="0" distL="0" distR="0" wp14:anchorId="492AE75D" wp14:editId="1E271E53">
+            <wp:extent cx="8229600" cy="6657975"/>
+            <wp:effectExtent l="0" t="0" r="0" b="9525"/>
+            <wp:docPr id="6" name="Picture 6"/>
+            <wp:cNvGraphicFramePr>
+              <a:graphicFrameLocks xmlns:a="http://schemas.openxmlformats.org/drawingml/2006/main" noChangeAspect="1"/>
+            </wp:cNvGraphicFramePr>
+            <a:graphic xmlns:a="http://schemas.openxmlformats.org/drawingml/2006/main">
+              <a:graphicData uri="http://schemas.openxmlformats.org/drawingml/2006/picture">
+                <pic:pic xmlns:pic="http://schemas.openxmlformats.org/drawingml/2006/picture">
+                  <pic:nvPicPr>
+                    <pic:cNvPr id="1" name=""/>
+                    <pic:cNvPicPr/>
+                  </pic:nvPicPr>
+                  <pic:blipFill>
+                    <a:blip r:embed="rId8"/>
+                    <a:stretch>
+                      <a:fillRect/>
+                    </a:stretch>
+                  </pic:blipFill>
+                  <pic:spPr>
+                    <a:xfrm>
+                      <a:off x="0" y="0"/>
+                      <a:ext cx="8229600" cy="6657975"/>
                     </a:xfrm>
                     <a:prstGeom prst="rect">
                       <a:avLst/>
@@ -886,28 +2607,69 @@
       </w:r>
     </w:p>
     <w:p>
+      <w:pPr>
+        <w:pStyle w:val="Heading2"/>
+      </w:pPr>
+      <w:bookmarkStart w:id="5" w:name="_Toc224235773"/>
+      <w:bookmarkStart w:id="6" w:name="_Toc224639622"/>
       <w:r>
         <w:lastRenderedPageBreak/>
-        <w:t xml:space="preserve">The user will be prompted to input their username and password </w:t>
+        <w:t>Add a product to basket</w:t>
       </w:r>
-      <w:proofErr w:type="gramStart"/>
+      <w:bookmarkEnd w:id="5"/>
+      <w:bookmarkEnd w:id="6"/>
+    </w:p>
+    <w:p>
       <w:r>
-        <w:t>and also</w:t>
-      </w:r>
-      <w:proofErr w:type="gramEnd"/>
-      <w:r>
-        <w:t xml:space="preserve"> to confirm the password. If the User interacts with the log in button, the system will redirect the user to log in page. If </w:t>
-      </w:r>
-      <w:proofErr w:type="gramStart"/>
-      <w:r>
-        <w:t>not</w:t>
-      </w:r>
-      <w:proofErr w:type="gramEnd"/>
-      <w:r>
-        <w:t xml:space="preserve"> then the system will check if the user inputs were valid. If the inputs were not valid the system outputs an error message informing the user that the input is invalid and prompts them to re-enter their log in details. If the inputs were valid then the system registers the user and adds them to the database.</w:t>
+        <w:drawing>
+          <wp:inline distT="0" distB="0" distL="0" distR="0" wp14:anchorId="55F88C69" wp14:editId="3B2F7CB3">
+            <wp:extent cx="6763694" cy="8649907"/>
+            <wp:effectExtent l="0" t="0" r="0" b="0"/>
+            <wp:docPr id="7" name="Picture 7"/>
+            <wp:cNvGraphicFramePr>
+              <a:graphicFrameLocks xmlns:a="http://schemas.openxmlformats.org/drawingml/2006/main" noChangeAspect="1"/>
+            </wp:cNvGraphicFramePr>
+            <a:graphic xmlns:a="http://schemas.openxmlformats.org/drawingml/2006/main">
+              <a:graphicData uri="http://schemas.openxmlformats.org/drawingml/2006/picture">
+                <pic:pic xmlns:pic="http://schemas.openxmlformats.org/drawingml/2006/picture">
+                  <pic:nvPicPr>
+                    <pic:cNvPr id="1" name=""/>
+                    <pic:cNvPicPr/>
+                  </pic:nvPicPr>
+                  <pic:blipFill>
+                    <a:blip r:embed="rId9"/>
+                    <a:stretch>
+                      <a:fillRect/>
+                    </a:stretch>
+                  </pic:blipFill>
+                  <pic:spPr>
+                    <a:xfrm>
+                      <a:off x="0" y="0"/>
+                      <a:ext cx="6763694" cy="8649907"/>
+                    </a:xfrm>
+                    <a:prstGeom prst="rect">
+                      <a:avLst/>
+                    </a:prstGeom>
+                  </pic:spPr>
+                </pic:pic>
+              </a:graphicData>
+            </a:graphic>
+          </wp:inline>
+        </w:drawing>
       </w:r>
     </w:p>
     <w:p/>
+    <w:p>
+      <w:pPr>
+        <w:pStyle w:val="Heading2"/>
+      </w:pPr>
+      <w:bookmarkStart w:id="7" w:name="_Toc224639623"/>
+      <w:r>
+        <w:lastRenderedPageBreak/>
+        <w:t>Edit Availability as Producer</w:t>
+      </w:r>
+      <w:bookmarkEnd w:id="7"/>
+    </w:p>
     <w:p>
       <w:pPr>
         <w:rPr>
@@ -920,8 +2682,138 @@
           <w:sz w:val="44"/>
           <w:szCs w:val="44"/>
         </w:rPr>
-        <w:t>Place an Order</w:t>
+        <w:drawing>
+          <wp:inline distT="0" distB="0" distL="0" distR="0" wp14:anchorId="6CC9110E" wp14:editId="78A03FB1">
+            <wp:extent cx="5277587" cy="7363853"/>
+            <wp:effectExtent l="0" t="0" r="0" b="8890"/>
+            <wp:docPr id="8" name="Picture 8"/>
+            <wp:cNvGraphicFramePr>
+              <a:graphicFrameLocks xmlns:a="http://schemas.openxmlformats.org/drawingml/2006/main" noChangeAspect="1"/>
+            </wp:cNvGraphicFramePr>
+            <a:graphic xmlns:a="http://schemas.openxmlformats.org/drawingml/2006/main">
+              <a:graphicData uri="http://schemas.openxmlformats.org/drawingml/2006/picture">
+                <pic:pic xmlns:pic="http://schemas.openxmlformats.org/drawingml/2006/picture">
+                  <pic:nvPicPr>
+                    <pic:cNvPr id="1" name=""/>
+                    <pic:cNvPicPr/>
+                  </pic:nvPicPr>
+                  <pic:blipFill>
+                    <a:blip r:embed="rId10"/>
+                    <a:stretch>
+                      <a:fillRect/>
+                    </a:stretch>
+                  </pic:blipFill>
+                  <pic:spPr>
+                    <a:xfrm>
+                      <a:off x="0" y="0"/>
+                      <a:ext cx="5277587" cy="7363853"/>
+                    </a:xfrm>
+                    <a:prstGeom prst="rect">
+                      <a:avLst/>
+                    </a:prstGeom>
+                  </pic:spPr>
+                </pic:pic>
+              </a:graphicData>
+            </a:graphic>
+          </wp:inline>
+        </w:drawing>
       </w:r>
+    </w:p>
+    <w:p>
+      <w:pPr>
+        <w:rPr>
+          <w:sz w:val="44"/>
+          <w:szCs w:val="44"/>
+        </w:rPr>
+      </w:pPr>
+    </w:p>
+    <w:p>
+      <w:pPr>
+        <w:rPr>
+          <w:sz w:val="44"/>
+          <w:szCs w:val="44"/>
+        </w:rPr>
+      </w:pPr>
+    </w:p>
+    <w:p>
+      <w:pPr>
+        <w:rPr>
+          <w:sz w:val="44"/>
+          <w:szCs w:val="44"/>
+        </w:rPr>
+      </w:pPr>
+    </w:p>
+    <w:p>
+      <w:pPr>
+        <w:rPr>
+          <w:sz w:val="44"/>
+          <w:szCs w:val="44"/>
+        </w:rPr>
+      </w:pPr>
+    </w:p>
+    <w:p>
+      <w:pPr>
+        <w:rPr>
+          <w:sz w:val="44"/>
+          <w:szCs w:val="44"/>
+        </w:rPr>
+      </w:pPr>
+    </w:p>
+    <w:p>
+      <w:pPr>
+        <w:rPr>
+          <w:sz w:val="44"/>
+          <w:szCs w:val="44"/>
+        </w:rPr>
+      </w:pPr>
+    </w:p>
+    <w:p>
+      <w:pPr>
+        <w:rPr>
+          <w:sz w:val="44"/>
+          <w:szCs w:val="44"/>
+        </w:rPr>
+      </w:pPr>
+    </w:p>
+    <w:p>
+      <w:pPr>
+        <w:rPr>
+          <w:sz w:val="44"/>
+          <w:szCs w:val="44"/>
+        </w:rPr>
+      </w:pPr>
+    </w:p>
+    <w:p>
+      <w:pPr>
+        <w:rPr>
+          <w:sz w:val="44"/>
+          <w:szCs w:val="44"/>
+        </w:rPr>
+      </w:pPr>
+    </w:p>
+    <w:p>
+      <w:pPr>
+        <w:rPr>
+          <w:sz w:val="44"/>
+          <w:szCs w:val="44"/>
+        </w:rPr>
+      </w:pPr>
+    </w:p>
+    <w:p>
+      <w:pPr>
+        <w:rPr>
+          <w:sz w:val="44"/>
+          <w:szCs w:val="44"/>
+        </w:rPr>
+      </w:pPr>
+    </w:p>
+    <w:p>
+      <w:pPr>
+        <w:rPr>
+          <w:sz w:val="44"/>
+          <w:szCs w:val="44"/>
+        </w:rPr>
+      </w:pPr>
     </w:p>
     <w:p>
       <w:pPr>
@@ -935,21 +2827,26 @@
       <w:pPr>
         <w:pStyle w:val="Heading1"/>
       </w:pPr>
-      <w:bookmarkStart w:id="2" w:name="_Toc224235752"/>
+      <w:bookmarkStart w:id="8" w:name="_Toc224235752"/>
+      <w:bookmarkStart w:id="9" w:name="_Toc224639624"/>
       <w:r>
+        <w:lastRenderedPageBreak/>
         <w:t>Database</w:t>
       </w:r>
-      <w:bookmarkEnd w:id="2"/>
+      <w:bookmarkEnd w:id="8"/>
+      <w:bookmarkEnd w:id="9"/>
     </w:p>
     <w:p>
       <w:pPr>
         <w:pStyle w:val="Heading2"/>
       </w:pPr>
-      <w:bookmarkStart w:id="3" w:name="_Toc224235753"/>
+      <w:bookmarkStart w:id="10" w:name="_Toc224235753"/>
+      <w:bookmarkStart w:id="11" w:name="_Toc224639625"/>
       <w:r>
         <w:t>Entity Relationship Diagram</w:t>
       </w:r>
-      <w:bookmarkEnd w:id="3"/>
+      <w:bookmarkEnd w:id="10"/>
+      <w:bookmarkEnd w:id="11"/>
     </w:p>
     <w:p>
       <w:pPr>
@@ -969,17 +2866,14 @@
     </w:p>
     <w:p>
       <w:r>
-        <w:t>`</w:t>
-      </w:r>
-      <w:r>
         <w:rPr>
           <w:noProof/>
         </w:rPr>
         <w:drawing>
-          <wp:inline distT="0" distB="0" distL="0" distR="0" wp14:anchorId="5B3E4D67" wp14:editId="2635FC61">
-            <wp:extent cx="8124825" cy="7362825"/>
+          <wp:inline distT="0" distB="0" distL="0" distR="0" wp14:anchorId="0B94720B" wp14:editId="7B1AF686">
+            <wp:extent cx="8181975" cy="7439025"/>
             <wp:effectExtent l="0" t="0" r="9525" b="9525"/>
-            <wp:docPr id="4" name="Picture 4"/>
+            <wp:docPr id="9" name="Picture 9"/>
             <wp:cNvGraphicFramePr>
               <a:graphicFrameLocks xmlns:a="http://schemas.openxmlformats.org/drawingml/2006/main" noChangeAspect="1"/>
             </wp:cNvGraphicFramePr>
@@ -987,13 +2881,13 @@
               <a:graphicData uri="http://schemas.openxmlformats.org/drawingml/2006/picture">
                 <pic:pic xmlns:pic="http://schemas.openxmlformats.org/drawingml/2006/picture">
                   <pic:nvPicPr>
-                    <pic:cNvPr id="0" name="Picture 6"/>
+                    <pic:cNvPr id="0" name="Picture 2"/>
                     <pic:cNvPicPr>
                       <a:picLocks noChangeAspect="1" noChangeArrowheads="1"/>
                     </pic:cNvPicPr>
                   </pic:nvPicPr>
                   <pic:blipFill>
-                    <a:blip r:embed="rId8">
+                    <a:blip r:embed="rId11">
                       <a:extLst>
                         <a:ext uri="{28A0092B-C50C-407E-A947-70E740481C1C}">
                           <a14:useLocalDpi xmlns:a14="http://schemas.microsoft.com/office/drawing/2010/main" val="0"/>
@@ -1008,7 +2902,7 @@
                   <pic:spPr bwMode="auto">
                     <a:xfrm>
                       <a:off x="0" y="0"/>
-                      <a:ext cx="8124825" cy="7362825"/>
+                      <a:ext cx="8181975" cy="7439025"/>
                     </a:xfrm>
                     <a:prstGeom prst="rect">
                       <a:avLst/>
@@ -1030,24 +2924,28 @@
       <w:pPr>
         <w:pStyle w:val="Heading2"/>
       </w:pPr>
-      <w:bookmarkStart w:id="4" w:name="_Toc224235754"/>
+      <w:bookmarkStart w:id="12" w:name="_Toc224235754"/>
+      <w:bookmarkStart w:id="13" w:name="_Toc224639626"/>
       <w:r>
         <w:t>Data Dictionaries</w:t>
       </w:r>
-      <w:bookmarkEnd w:id="4"/>
+      <w:bookmarkEnd w:id="12"/>
+      <w:bookmarkEnd w:id="13"/>
     </w:p>
     <w:p>
       <w:pPr>
         <w:pStyle w:val="Heading3"/>
       </w:pPr>
-      <w:bookmarkStart w:id="5" w:name="_Toc224235755"/>
+      <w:bookmarkStart w:id="14" w:name="_Toc224235755"/>
+      <w:bookmarkStart w:id="15" w:name="_Toc224639627"/>
       <w:r>
         <w:t>A</w:t>
       </w:r>
-      <w:bookmarkEnd w:id="5"/>
+      <w:bookmarkEnd w:id="14"/>
       <w:r>
         <w:t>SPNETUSERS</w:t>
       </w:r>
+      <w:bookmarkEnd w:id="15"/>
     </w:p>
     <w:tbl>
       <w:tblPr>
@@ -1228,7 +3126,14 @@
                 <w:sz w:val="28"/>
                 <w:szCs w:val="28"/>
               </w:rPr>
-              <w:t>id</w:t>
+              <w:t>I</w:t>
+            </w:r>
+            <w:r>
+              <w:rPr>
+                <w:sz w:val="28"/>
+                <w:szCs w:val="28"/>
+              </w:rPr>
+              <w:t>d</w:t>
             </w:r>
           </w:p>
         </w:tc>
@@ -1629,15 +3534,7 @@
                 <w:sz w:val="28"/>
                 <w:szCs w:val="28"/>
               </w:rPr>
-              <w:t xml:space="preserve">Must include a valid </w:t>
-            </w:r>
-            <w:r>
-              <w:rPr>
-                <w:sz w:val="28"/>
-                <w:szCs w:val="28"/>
-              </w:rPr>
-              <w:lastRenderedPageBreak/>
-              <w:t xml:space="preserve">email structure, must </w:t>
+              <w:t xml:space="preserve">Must include a valid email structure, must </w:t>
             </w:r>
             <w:proofErr w:type="gramStart"/>
             <w:r>
@@ -1673,7 +3570,6 @@
                 <w:sz w:val="28"/>
                 <w:szCs w:val="28"/>
               </w:rPr>
-              <w:lastRenderedPageBreak/>
               <w:t>None</w:t>
             </w:r>
           </w:p>
@@ -1805,6 +3701,7 @@
                 <w:sz w:val="28"/>
                 <w:szCs w:val="28"/>
               </w:rPr>
+              <w:lastRenderedPageBreak/>
               <w:t>EmailConfirmed</w:t>
             </w:r>
             <w:proofErr w:type="spellEnd"/>
@@ -2755,9 +4652,11 @@
       <w:pPr>
         <w:pStyle w:val="Heading3"/>
       </w:pPr>
+      <w:bookmarkStart w:id="16" w:name="_Toc224639628"/>
       <w:r>
         <w:t>ASPNETROLES</w:t>
       </w:r>
+      <w:bookmarkEnd w:id="16"/>
     </w:p>
     <w:p>
       <w:pPr>
@@ -3383,12 +5282,14 @@
       <w:pPr>
         <w:pStyle w:val="Heading3"/>
       </w:pPr>
+      <w:bookmarkStart w:id="17" w:name="_Toc224639629"/>
       <w:r>
         <w:t>ASPNETU</w:t>
       </w:r>
       <w:r>
         <w:t>SERROLES</w:t>
       </w:r>
+      <w:bookmarkEnd w:id="17"/>
     </w:p>
     <w:tbl>
       <w:tblPr>
@@ -3907,12 +5808,11 @@
       <w:pPr>
         <w:pStyle w:val="Heading3"/>
       </w:pPr>
+      <w:bookmarkStart w:id="18" w:name="_Toc224639630"/>
       <w:r>
-        <w:t>ASPNET</w:t>
+        <w:t>ASPNETROLECLAIMS</w:t>
       </w:r>
-      <w:r>
-        <w:t>ROLECLAIMS</w:t>
-      </w:r>
+      <w:bookmarkEnd w:id="18"/>
     </w:p>
     <w:tbl>
       <w:tblPr>
@@ -4548,9 +6448,11 @@
       <w:pPr>
         <w:pStyle w:val="Heading3"/>
       </w:pPr>
+      <w:bookmarkStart w:id="19" w:name="_Toc224639631"/>
       <w:r>
         <w:t>ASPNETUSERCLAIMS</w:t>
       </w:r>
+      <w:bookmarkEnd w:id="19"/>
     </w:p>
     <w:tbl>
       <w:tblPr>
@@ -5179,12 +7081,11 @@
       <w:pPr>
         <w:pStyle w:val="Heading3"/>
       </w:pPr>
+      <w:bookmarkStart w:id="20" w:name="_Toc224639632"/>
       <w:r>
-        <w:t>ASPNETUSER</w:t>
+        <w:t>ASPNETUSERLOGINS</w:t>
       </w:r>
-      <w:r>
-        <w:t>LOGINS</w:t>
-      </w:r>
+      <w:bookmarkEnd w:id="20"/>
     </w:p>
     <w:tbl>
       <w:tblPr>
@@ -5574,7 +7475,6 @@
                 <w:sz w:val="28"/>
                 <w:szCs w:val="28"/>
               </w:rPr>
-              <w:lastRenderedPageBreak/>
               <w:t>ProviderKey</w:t>
             </w:r>
             <w:proofErr w:type="spellEnd"/>
@@ -6038,12 +7938,12 @@
       <w:pPr>
         <w:pStyle w:val="Heading3"/>
       </w:pPr>
+      <w:bookmarkStart w:id="21" w:name="_Toc224639633"/>
       <w:r>
-        <w:t>ASPNETUSER</w:t>
+        <w:lastRenderedPageBreak/>
+        <w:t>ASPNETUSERTOKENS</w:t>
       </w:r>
-      <w:r>
-        <w:t>TOKENS</w:t>
-      </w:r>
+      <w:bookmarkEnd w:id="21"/>
     </w:p>
     <w:tbl>
       <w:tblPr>
@@ -6908,9 +8808,11 @@
       <w:pPr>
         <w:pStyle w:val="Heading3"/>
       </w:pPr>
+      <w:bookmarkStart w:id="22" w:name="_Toc224639634"/>
       <w:r>
         <w:t>PRODUCTS</w:t>
       </w:r>
+      <w:bookmarkEnd w:id="22"/>
     </w:p>
     <w:tbl>
       <w:tblPr>
@@ -8278,9 +10180,2176 @@
       <w:pPr>
         <w:pStyle w:val="Heading3"/>
       </w:pPr>
+      <w:bookmarkStart w:id="23" w:name="_Toc224639635"/>
       <w:r>
         <w:t>ORDERS</w:t>
       </w:r>
+      <w:bookmarkEnd w:id="23"/>
+    </w:p>
+    <w:tbl>
+      <w:tblPr>
+        <w:tblStyle w:val="TableGrid"/>
+        <w:tblW w:w="0" w:type="auto"/>
+        <w:tblLook w:val="04A0" w:firstRow="1" w:lastRow="0" w:firstColumn="1" w:lastColumn="0" w:noHBand="0" w:noVBand="1"/>
+      </w:tblPr>
+      <w:tblGrid>
+        <w:gridCol w:w="2061"/>
+        <w:gridCol w:w="1502"/>
+        <w:gridCol w:w="1503"/>
+        <w:gridCol w:w="1503"/>
+        <w:gridCol w:w="1503"/>
+        <w:gridCol w:w="1503"/>
+      </w:tblGrid>
+      <w:tr>
+        <w:tc>
+          <w:tcPr>
+            <w:tcW w:w="1502" w:type="dxa"/>
+          </w:tcPr>
+          <w:p>
+            <w:pPr>
+              <w:rPr>
+                <w:b/>
+                <w:bCs/>
+                <w:sz w:val="28"/>
+                <w:szCs w:val="28"/>
+              </w:rPr>
+            </w:pPr>
+            <w:r>
+              <w:rPr>
+                <w:b/>
+                <w:bCs/>
+                <w:sz w:val="28"/>
+                <w:szCs w:val="28"/>
+              </w:rPr>
+              <w:t>Column</w:t>
+            </w:r>
+          </w:p>
+        </w:tc>
+        <w:tc>
+          <w:tcPr>
+            <w:tcW w:w="1502" w:type="dxa"/>
+          </w:tcPr>
+          <w:p>
+            <w:pPr>
+              <w:rPr>
+                <w:b/>
+                <w:bCs/>
+                <w:sz w:val="28"/>
+                <w:szCs w:val="28"/>
+              </w:rPr>
+            </w:pPr>
+            <w:r>
+              <w:rPr>
+                <w:b/>
+                <w:bCs/>
+                <w:sz w:val="28"/>
+                <w:szCs w:val="28"/>
+              </w:rPr>
+              <w:t>Data type</w:t>
+            </w:r>
+          </w:p>
+        </w:tc>
+        <w:tc>
+          <w:tcPr>
+            <w:tcW w:w="1503" w:type="dxa"/>
+          </w:tcPr>
+          <w:p>
+            <w:pPr>
+              <w:rPr>
+                <w:b/>
+                <w:bCs/>
+                <w:sz w:val="28"/>
+                <w:szCs w:val="28"/>
+              </w:rPr>
+            </w:pPr>
+            <w:r>
+              <w:rPr>
+                <w:b/>
+                <w:bCs/>
+                <w:sz w:val="28"/>
+                <w:szCs w:val="28"/>
+              </w:rPr>
+              <w:t>Required</w:t>
+            </w:r>
+          </w:p>
+        </w:tc>
+        <w:tc>
+          <w:tcPr>
+            <w:tcW w:w="1503" w:type="dxa"/>
+          </w:tcPr>
+          <w:p>
+            <w:pPr>
+              <w:rPr>
+                <w:b/>
+                <w:bCs/>
+                <w:sz w:val="28"/>
+                <w:szCs w:val="28"/>
+              </w:rPr>
+            </w:pPr>
+            <w:r>
+              <w:rPr>
+                <w:b/>
+                <w:bCs/>
+                <w:sz w:val="28"/>
+                <w:szCs w:val="28"/>
+              </w:rPr>
+              <w:t>Default</w:t>
+            </w:r>
+          </w:p>
+        </w:tc>
+        <w:tc>
+          <w:tcPr>
+            <w:tcW w:w="1503" w:type="dxa"/>
+          </w:tcPr>
+          <w:p>
+            <w:pPr>
+              <w:rPr>
+                <w:b/>
+                <w:bCs/>
+                <w:sz w:val="28"/>
+                <w:szCs w:val="28"/>
+              </w:rPr>
+            </w:pPr>
+            <w:r>
+              <w:rPr>
+                <w:b/>
+                <w:bCs/>
+                <w:sz w:val="28"/>
+                <w:szCs w:val="28"/>
+              </w:rPr>
+              <w:t>Validation</w:t>
+            </w:r>
+          </w:p>
+        </w:tc>
+        <w:tc>
+          <w:tcPr>
+            <w:tcW w:w="1503" w:type="dxa"/>
+          </w:tcPr>
+          <w:p>
+            <w:pPr>
+              <w:rPr>
+                <w:b/>
+                <w:bCs/>
+                <w:sz w:val="28"/>
+                <w:szCs w:val="28"/>
+              </w:rPr>
+            </w:pPr>
+            <w:r>
+              <w:rPr>
+                <w:b/>
+                <w:bCs/>
+                <w:sz w:val="28"/>
+                <w:szCs w:val="28"/>
+              </w:rPr>
+              <w:t>Key Type</w:t>
+            </w:r>
+          </w:p>
+        </w:tc>
+      </w:tr>
+      <w:tr>
+        <w:tc>
+          <w:tcPr>
+            <w:tcW w:w="1502" w:type="dxa"/>
+          </w:tcPr>
+          <w:p>
+            <w:pPr>
+              <w:rPr>
+                <w:sz w:val="28"/>
+                <w:szCs w:val="28"/>
+              </w:rPr>
+            </w:pPr>
+            <w:proofErr w:type="spellStart"/>
+            <w:r>
+              <w:rPr>
+                <w:sz w:val="28"/>
+                <w:szCs w:val="28"/>
+              </w:rPr>
+              <w:t>Orders</w:t>
+            </w:r>
+            <w:r>
+              <w:rPr>
+                <w:sz w:val="28"/>
+                <w:szCs w:val="28"/>
+              </w:rPr>
+              <w:t>Id</w:t>
+            </w:r>
+            <w:proofErr w:type="spellEnd"/>
+          </w:p>
+        </w:tc>
+        <w:tc>
+          <w:tcPr>
+            <w:tcW w:w="1502" w:type="dxa"/>
+          </w:tcPr>
+          <w:p>
+            <w:pPr>
+              <w:rPr>
+                <w:sz w:val="28"/>
+                <w:szCs w:val="28"/>
+              </w:rPr>
+            </w:pPr>
+            <w:r>
+              <w:rPr>
+                <w:sz w:val="28"/>
+                <w:szCs w:val="28"/>
+              </w:rPr>
+              <w:t>int</w:t>
+            </w:r>
+          </w:p>
+        </w:tc>
+        <w:tc>
+          <w:tcPr>
+            <w:tcW w:w="1503" w:type="dxa"/>
+          </w:tcPr>
+          <w:p>
+            <w:pPr>
+              <w:rPr>
+                <w:sz w:val="28"/>
+                <w:szCs w:val="28"/>
+              </w:rPr>
+            </w:pPr>
+            <w:r>
+              <w:rPr>
+                <w:sz w:val="28"/>
+                <w:szCs w:val="28"/>
+              </w:rPr>
+              <w:t>Yes</w:t>
+            </w:r>
+          </w:p>
+        </w:tc>
+        <w:tc>
+          <w:tcPr>
+            <w:tcW w:w="1503" w:type="dxa"/>
+          </w:tcPr>
+          <w:p>
+            <w:pPr>
+              <w:rPr>
+                <w:sz w:val="28"/>
+                <w:szCs w:val="28"/>
+              </w:rPr>
+            </w:pPr>
+          </w:p>
+        </w:tc>
+        <w:tc>
+          <w:tcPr>
+            <w:tcW w:w="1503" w:type="dxa"/>
+          </w:tcPr>
+          <w:p>
+            <w:pPr>
+              <w:rPr>
+                <w:sz w:val="28"/>
+                <w:szCs w:val="28"/>
+              </w:rPr>
+            </w:pPr>
+          </w:p>
+        </w:tc>
+        <w:tc>
+          <w:tcPr>
+            <w:tcW w:w="1503" w:type="dxa"/>
+          </w:tcPr>
+          <w:p>
+            <w:pPr>
+              <w:rPr>
+                <w:sz w:val="28"/>
+                <w:szCs w:val="28"/>
+              </w:rPr>
+            </w:pPr>
+            <w:r>
+              <w:rPr>
+                <w:sz w:val="28"/>
+                <w:szCs w:val="28"/>
+              </w:rPr>
+              <w:t>Primary</w:t>
+            </w:r>
+          </w:p>
+        </w:tc>
+      </w:tr>
+      <w:tr>
+        <w:tc>
+          <w:tcPr>
+            <w:tcW w:w="1502" w:type="dxa"/>
+          </w:tcPr>
+          <w:p>
+            <w:pPr>
+              <w:rPr>
+                <w:sz w:val="28"/>
+                <w:szCs w:val="28"/>
+              </w:rPr>
+            </w:pPr>
+            <w:proofErr w:type="spellStart"/>
+            <w:r>
+              <w:rPr>
+                <w:sz w:val="28"/>
+                <w:szCs w:val="28"/>
+              </w:rPr>
+              <w:t>DiscountId</w:t>
+            </w:r>
+            <w:proofErr w:type="spellEnd"/>
+          </w:p>
+        </w:tc>
+        <w:tc>
+          <w:tcPr>
+            <w:tcW w:w="1502" w:type="dxa"/>
+          </w:tcPr>
+          <w:p>
+            <w:pPr>
+              <w:rPr>
+                <w:sz w:val="28"/>
+                <w:szCs w:val="28"/>
+              </w:rPr>
+            </w:pPr>
+            <w:r>
+              <w:rPr>
+                <w:sz w:val="28"/>
+                <w:szCs w:val="28"/>
+              </w:rPr>
+              <w:t>int</w:t>
+            </w:r>
+          </w:p>
+        </w:tc>
+        <w:tc>
+          <w:tcPr>
+            <w:tcW w:w="1503" w:type="dxa"/>
+          </w:tcPr>
+          <w:p>
+            <w:pPr>
+              <w:rPr>
+                <w:sz w:val="28"/>
+                <w:szCs w:val="28"/>
+              </w:rPr>
+            </w:pPr>
+            <w:r>
+              <w:rPr>
+                <w:sz w:val="28"/>
+                <w:szCs w:val="28"/>
+              </w:rPr>
+              <w:t>Yes</w:t>
+            </w:r>
+          </w:p>
+        </w:tc>
+        <w:tc>
+          <w:tcPr>
+            <w:tcW w:w="1503" w:type="dxa"/>
+          </w:tcPr>
+          <w:p>
+            <w:pPr>
+              <w:rPr>
+                <w:sz w:val="28"/>
+                <w:szCs w:val="28"/>
+              </w:rPr>
+            </w:pPr>
+          </w:p>
+        </w:tc>
+        <w:tc>
+          <w:tcPr>
+            <w:tcW w:w="1503" w:type="dxa"/>
+          </w:tcPr>
+          <w:p>
+            <w:pPr>
+              <w:rPr>
+                <w:sz w:val="28"/>
+                <w:szCs w:val="28"/>
+              </w:rPr>
+            </w:pPr>
+          </w:p>
+        </w:tc>
+        <w:tc>
+          <w:tcPr>
+            <w:tcW w:w="1503" w:type="dxa"/>
+          </w:tcPr>
+          <w:p>
+            <w:pPr>
+              <w:rPr>
+                <w:sz w:val="28"/>
+                <w:szCs w:val="28"/>
+              </w:rPr>
+            </w:pPr>
+            <w:r>
+              <w:rPr>
+                <w:sz w:val="28"/>
+                <w:szCs w:val="28"/>
+              </w:rPr>
+              <w:t>Foreign</w:t>
+            </w:r>
+          </w:p>
+        </w:tc>
+      </w:tr>
+      <w:tr>
+        <w:tc>
+          <w:tcPr>
+            <w:tcW w:w="1502" w:type="dxa"/>
+          </w:tcPr>
+          <w:p>
+            <w:pPr>
+              <w:rPr>
+                <w:sz w:val="28"/>
+                <w:szCs w:val="28"/>
+              </w:rPr>
+            </w:pPr>
+            <w:proofErr w:type="spellStart"/>
+            <w:r>
+              <w:rPr>
+                <w:sz w:val="28"/>
+                <w:szCs w:val="28"/>
+              </w:rPr>
+              <w:t>UserId</w:t>
+            </w:r>
+            <w:proofErr w:type="spellEnd"/>
+          </w:p>
+        </w:tc>
+        <w:tc>
+          <w:tcPr>
+            <w:tcW w:w="1502" w:type="dxa"/>
+          </w:tcPr>
+          <w:p>
+            <w:pPr>
+              <w:rPr>
+                <w:sz w:val="28"/>
+                <w:szCs w:val="28"/>
+              </w:rPr>
+            </w:pPr>
+            <w:r>
+              <w:rPr>
+                <w:sz w:val="28"/>
+                <w:szCs w:val="28"/>
+              </w:rPr>
+              <w:t>String</w:t>
+            </w:r>
+          </w:p>
+        </w:tc>
+        <w:tc>
+          <w:tcPr>
+            <w:tcW w:w="1503" w:type="dxa"/>
+          </w:tcPr>
+          <w:p>
+            <w:pPr>
+              <w:rPr>
+                <w:sz w:val="28"/>
+                <w:szCs w:val="28"/>
+              </w:rPr>
+            </w:pPr>
+            <w:r>
+              <w:rPr>
+                <w:sz w:val="28"/>
+                <w:szCs w:val="28"/>
+              </w:rPr>
+              <w:t>Yes</w:t>
+            </w:r>
+          </w:p>
+        </w:tc>
+        <w:tc>
+          <w:tcPr>
+            <w:tcW w:w="1503" w:type="dxa"/>
+          </w:tcPr>
+          <w:p>
+            <w:pPr>
+              <w:rPr>
+                <w:sz w:val="28"/>
+                <w:szCs w:val="28"/>
+              </w:rPr>
+            </w:pPr>
+          </w:p>
+        </w:tc>
+        <w:tc>
+          <w:tcPr>
+            <w:tcW w:w="1503" w:type="dxa"/>
+          </w:tcPr>
+          <w:p>
+            <w:pPr>
+              <w:rPr>
+                <w:sz w:val="28"/>
+                <w:szCs w:val="28"/>
+              </w:rPr>
+            </w:pPr>
+          </w:p>
+        </w:tc>
+        <w:tc>
+          <w:tcPr>
+            <w:tcW w:w="1503" w:type="dxa"/>
+          </w:tcPr>
+          <w:p>
+            <w:pPr>
+              <w:rPr>
+                <w:sz w:val="28"/>
+                <w:szCs w:val="28"/>
+              </w:rPr>
+            </w:pPr>
+            <w:r>
+              <w:rPr>
+                <w:sz w:val="28"/>
+                <w:szCs w:val="28"/>
+              </w:rPr>
+              <w:t>None</w:t>
+            </w:r>
+          </w:p>
+        </w:tc>
+      </w:tr>
+      <w:tr>
+        <w:tc>
+          <w:tcPr>
+            <w:tcW w:w="1502" w:type="dxa"/>
+          </w:tcPr>
+          <w:p>
+            <w:pPr>
+              <w:rPr>
+                <w:sz w:val="28"/>
+                <w:szCs w:val="28"/>
+              </w:rPr>
+            </w:pPr>
+            <w:proofErr w:type="spellStart"/>
+            <w:r>
+              <w:rPr>
+                <w:sz w:val="28"/>
+                <w:szCs w:val="28"/>
+              </w:rPr>
+              <w:t>OrderDate</w:t>
+            </w:r>
+            <w:proofErr w:type="spellEnd"/>
+          </w:p>
+        </w:tc>
+        <w:tc>
+          <w:tcPr>
+            <w:tcW w:w="1502" w:type="dxa"/>
+          </w:tcPr>
+          <w:p>
+            <w:pPr>
+              <w:rPr>
+                <w:sz w:val="28"/>
+                <w:szCs w:val="28"/>
+              </w:rPr>
+            </w:pPr>
+          </w:p>
+        </w:tc>
+        <w:tc>
+          <w:tcPr>
+            <w:tcW w:w="1503" w:type="dxa"/>
+          </w:tcPr>
+          <w:p>
+            <w:pPr>
+              <w:rPr>
+                <w:sz w:val="28"/>
+                <w:szCs w:val="28"/>
+              </w:rPr>
+            </w:pPr>
+          </w:p>
+        </w:tc>
+        <w:tc>
+          <w:tcPr>
+            <w:tcW w:w="1503" w:type="dxa"/>
+          </w:tcPr>
+          <w:p>
+            <w:pPr>
+              <w:rPr>
+                <w:sz w:val="28"/>
+                <w:szCs w:val="28"/>
+              </w:rPr>
+            </w:pPr>
+          </w:p>
+        </w:tc>
+        <w:tc>
+          <w:tcPr>
+            <w:tcW w:w="1503" w:type="dxa"/>
+          </w:tcPr>
+          <w:p>
+            <w:pPr>
+              <w:rPr>
+                <w:sz w:val="28"/>
+                <w:szCs w:val="28"/>
+              </w:rPr>
+            </w:pPr>
+          </w:p>
+        </w:tc>
+        <w:tc>
+          <w:tcPr>
+            <w:tcW w:w="1503" w:type="dxa"/>
+          </w:tcPr>
+          <w:p>
+            <w:pPr>
+              <w:rPr>
+                <w:sz w:val="28"/>
+                <w:szCs w:val="28"/>
+              </w:rPr>
+            </w:pPr>
+          </w:p>
+        </w:tc>
+      </w:tr>
+      <w:tr>
+        <w:tc>
+          <w:tcPr>
+            <w:tcW w:w="1502" w:type="dxa"/>
+          </w:tcPr>
+          <w:p>
+            <w:pPr>
+              <w:rPr>
+                <w:sz w:val="28"/>
+                <w:szCs w:val="28"/>
+              </w:rPr>
+            </w:pPr>
+            <w:proofErr w:type="spellStart"/>
+            <w:r>
+              <w:rPr>
+                <w:sz w:val="28"/>
+                <w:szCs w:val="28"/>
+              </w:rPr>
+              <w:t>OrderStaus</w:t>
+            </w:r>
+            <w:proofErr w:type="spellEnd"/>
+          </w:p>
+        </w:tc>
+        <w:tc>
+          <w:tcPr>
+            <w:tcW w:w="1502" w:type="dxa"/>
+          </w:tcPr>
+          <w:p>
+            <w:pPr>
+              <w:rPr>
+                <w:sz w:val="28"/>
+                <w:szCs w:val="28"/>
+              </w:rPr>
+            </w:pPr>
+          </w:p>
+        </w:tc>
+        <w:tc>
+          <w:tcPr>
+            <w:tcW w:w="1503" w:type="dxa"/>
+          </w:tcPr>
+          <w:p>
+            <w:pPr>
+              <w:rPr>
+                <w:sz w:val="28"/>
+                <w:szCs w:val="28"/>
+              </w:rPr>
+            </w:pPr>
+          </w:p>
+        </w:tc>
+        <w:tc>
+          <w:tcPr>
+            <w:tcW w:w="1503" w:type="dxa"/>
+          </w:tcPr>
+          <w:p>
+            <w:pPr>
+              <w:rPr>
+                <w:sz w:val="28"/>
+                <w:szCs w:val="28"/>
+              </w:rPr>
+            </w:pPr>
+          </w:p>
+        </w:tc>
+        <w:tc>
+          <w:tcPr>
+            <w:tcW w:w="1503" w:type="dxa"/>
+          </w:tcPr>
+          <w:p>
+            <w:pPr>
+              <w:rPr>
+                <w:sz w:val="28"/>
+                <w:szCs w:val="28"/>
+              </w:rPr>
+            </w:pPr>
+          </w:p>
+        </w:tc>
+        <w:tc>
+          <w:tcPr>
+            <w:tcW w:w="1503" w:type="dxa"/>
+          </w:tcPr>
+          <w:p>
+            <w:pPr>
+              <w:rPr>
+                <w:sz w:val="28"/>
+                <w:szCs w:val="28"/>
+              </w:rPr>
+            </w:pPr>
+          </w:p>
+        </w:tc>
+      </w:tr>
+      <w:tr>
+        <w:tc>
+          <w:tcPr>
+            <w:tcW w:w="1502" w:type="dxa"/>
+          </w:tcPr>
+          <w:p>
+            <w:pPr>
+              <w:rPr>
+                <w:sz w:val="28"/>
+                <w:szCs w:val="28"/>
+              </w:rPr>
+            </w:pPr>
+            <w:proofErr w:type="spellStart"/>
+            <w:r>
+              <w:rPr>
+                <w:sz w:val="28"/>
+                <w:szCs w:val="28"/>
+              </w:rPr>
+              <w:t>DeliveryMethod</w:t>
+            </w:r>
+            <w:proofErr w:type="spellEnd"/>
+          </w:p>
+        </w:tc>
+        <w:tc>
+          <w:tcPr>
+            <w:tcW w:w="1502" w:type="dxa"/>
+          </w:tcPr>
+          <w:p>
+            <w:pPr>
+              <w:rPr>
+                <w:sz w:val="28"/>
+                <w:szCs w:val="28"/>
+              </w:rPr>
+            </w:pPr>
+          </w:p>
+        </w:tc>
+        <w:tc>
+          <w:tcPr>
+            <w:tcW w:w="1503" w:type="dxa"/>
+          </w:tcPr>
+          <w:p>
+            <w:pPr>
+              <w:rPr>
+                <w:sz w:val="28"/>
+                <w:szCs w:val="28"/>
+              </w:rPr>
+            </w:pPr>
+          </w:p>
+        </w:tc>
+        <w:tc>
+          <w:tcPr>
+            <w:tcW w:w="1503" w:type="dxa"/>
+          </w:tcPr>
+          <w:p>
+            <w:pPr>
+              <w:rPr>
+                <w:sz w:val="28"/>
+                <w:szCs w:val="28"/>
+              </w:rPr>
+            </w:pPr>
+          </w:p>
+        </w:tc>
+        <w:tc>
+          <w:tcPr>
+            <w:tcW w:w="1503" w:type="dxa"/>
+          </w:tcPr>
+          <w:p>
+            <w:pPr>
+              <w:rPr>
+                <w:sz w:val="28"/>
+                <w:szCs w:val="28"/>
+              </w:rPr>
+            </w:pPr>
+          </w:p>
+        </w:tc>
+        <w:tc>
+          <w:tcPr>
+            <w:tcW w:w="1503" w:type="dxa"/>
+          </w:tcPr>
+          <w:p>
+            <w:pPr>
+              <w:rPr>
+                <w:sz w:val="28"/>
+                <w:szCs w:val="28"/>
+              </w:rPr>
+            </w:pPr>
+          </w:p>
+        </w:tc>
+      </w:tr>
+      <w:tr>
+        <w:tc>
+          <w:tcPr>
+            <w:tcW w:w="1502" w:type="dxa"/>
+          </w:tcPr>
+          <w:p>
+            <w:pPr>
+              <w:rPr>
+                <w:sz w:val="28"/>
+                <w:szCs w:val="28"/>
+              </w:rPr>
+            </w:pPr>
+            <w:proofErr w:type="spellStart"/>
+            <w:r>
+              <w:rPr>
+                <w:sz w:val="28"/>
+                <w:szCs w:val="28"/>
+              </w:rPr>
+              <w:t>DeliveryDate</w:t>
+            </w:r>
+            <w:proofErr w:type="spellEnd"/>
+          </w:p>
+        </w:tc>
+        <w:tc>
+          <w:tcPr>
+            <w:tcW w:w="1502" w:type="dxa"/>
+          </w:tcPr>
+          <w:p>
+            <w:pPr>
+              <w:rPr>
+                <w:sz w:val="28"/>
+                <w:szCs w:val="28"/>
+              </w:rPr>
+            </w:pPr>
+          </w:p>
+        </w:tc>
+        <w:tc>
+          <w:tcPr>
+            <w:tcW w:w="1503" w:type="dxa"/>
+          </w:tcPr>
+          <w:p>
+            <w:pPr>
+              <w:rPr>
+                <w:sz w:val="28"/>
+                <w:szCs w:val="28"/>
+              </w:rPr>
+            </w:pPr>
+          </w:p>
+        </w:tc>
+        <w:tc>
+          <w:tcPr>
+            <w:tcW w:w="1503" w:type="dxa"/>
+          </w:tcPr>
+          <w:p>
+            <w:pPr>
+              <w:rPr>
+                <w:sz w:val="28"/>
+                <w:szCs w:val="28"/>
+              </w:rPr>
+            </w:pPr>
+          </w:p>
+        </w:tc>
+        <w:tc>
+          <w:tcPr>
+            <w:tcW w:w="1503" w:type="dxa"/>
+          </w:tcPr>
+          <w:p>
+            <w:pPr>
+              <w:rPr>
+                <w:sz w:val="28"/>
+                <w:szCs w:val="28"/>
+              </w:rPr>
+            </w:pPr>
+          </w:p>
+        </w:tc>
+        <w:tc>
+          <w:tcPr>
+            <w:tcW w:w="1503" w:type="dxa"/>
+          </w:tcPr>
+          <w:p>
+            <w:pPr>
+              <w:rPr>
+                <w:sz w:val="28"/>
+                <w:szCs w:val="28"/>
+              </w:rPr>
+            </w:pPr>
+          </w:p>
+        </w:tc>
+      </w:tr>
+      <w:tr>
+        <w:tc>
+          <w:tcPr>
+            <w:tcW w:w="1502" w:type="dxa"/>
+          </w:tcPr>
+          <w:p>
+            <w:pPr>
+              <w:rPr>
+                <w:sz w:val="28"/>
+                <w:szCs w:val="28"/>
+              </w:rPr>
+            </w:pPr>
+            <w:proofErr w:type="spellStart"/>
+            <w:r>
+              <w:rPr>
+                <w:sz w:val="28"/>
+                <w:szCs w:val="28"/>
+              </w:rPr>
+              <w:t>DeliveryAddress</w:t>
+            </w:r>
+            <w:proofErr w:type="spellEnd"/>
+          </w:p>
+        </w:tc>
+        <w:tc>
+          <w:tcPr>
+            <w:tcW w:w="1502" w:type="dxa"/>
+          </w:tcPr>
+          <w:p>
+            <w:pPr>
+              <w:rPr>
+                <w:sz w:val="28"/>
+                <w:szCs w:val="28"/>
+              </w:rPr>
+            </w:pPr>
+          </w:p>
+        </w:tc>
+        <w:tc>
+          <w:tcPr>
+            <w:tcW w:w="1503" w:type="dxa"/>
+          </w:tcPr>
+          <w:p>
+            <w:pPr>
+              <w:rPr>
+                <w:sz w:val="28"/>
+                <w:szCs w:val="28"/>
+              </w:rPr>
+            </w:pPr>
+          </w:p>
+        </w:tc>
+        <w:tc>
+          <w:tcPr>
+            <w:tcW w:w="1503" w:type="dxa"/>
+          </w:tcPr>
+          <w:p>
+            <w:pPr>
+              <w:rPr>
+                <w:sz w:val="28"/>
+                <w:szCs w:val="28"/>
+              </w:rPr>
+            </w:pPr>
+          </w:p>
+        </w:tc>
+        <w:tc>
+          <w:tcPr>
+            <w:tcW w:w="1503" w:type="dxa"/>
+          </w:tcPr>
+          <w:p>
+            <w:pPr>
+              <w:rPr>
+                <w:sz w:val="28"/>
+                <w:szCs w:val="28"/>
+              </w:rPr>
+            </w:pPr>
+          </w:p>
+        </w:tc>
+        <w:tc>
+          <w:tcPr>
+            <w:tcW w:w="1503" w:type="dxa"/>
+          </w:tcPr>
+          <w:p>
+            <w:pPr>
+              <w:rPr>
+                <w:sz w:val="28"/>
+                <w:szCs w:val="28"/>
+              </w:rPr>
+            </w:pPr>
+          </w:p>
+        </w:tc>
+      </w:tr>
+      <w:tr>
+        <w:tc>
+          <w:tcPr>
+            <w:tcW w:w="1502" w:type="dxa"/>
+          </w:tcPr>
+          <w:p>
+            <w:pPr>
+              <w:rPr>
+                <w:sz w:val="28"/>
+                <w:szCs w:val="28"/>
+              </w:rPr>
+            </w:pPr>
+            <w:proofErr w:type="spellStart"/>
+            <w:r>
+              <w:rPr>
+                <w:sz w:val="28"/>
+                <w:szCs w:val="28"/>
+              </w:rPr>
+              <w:t>DeliveryFee</w:t>
+            </w:r>
+            <w:proofErr w:type="spellEnd"/>
+          </w:p>
+        </w:tc>
+        <w:tc>
+          <w:tcPr>
+            <w:tcW w:w="1502" w:type="dxa"/>
+          </w:tcPr>
+          <w:p>
+            <w:pPr>
+              <w:rPr>
+                <w:sz w:val="28"/>
+                <w:szCs w:val="28"/>
+              </w:rPr>
+            </w:pPr>
+            <w:r>
+              <w:rPr>
+                <w:sz w:val="28"/>
+                <w:szCs w:val="28"/>
+              </w:rPr>
+              <w:t>Datetime</w:t>
+            </w:r>
+          </w:p>
+        </w:tc>
+        <w:tc>
+          <w:tcPr>
+            <w:tcW w:w="1503" w:type="dxa"/>
+          </w:tcPr>
+          <w:p>
+            <w:pPr>
+              <w:rPr>
+                <w:sz w:val="28"/>
+                <w:szCs w:val="28"/>
+              </w:rPr>
+            </w:pPr>
+          </w:p>
+        </w:tc>
+        <w:tc>
+          <w:tcPr>
+            <w:tcW w:w="1503" w:type="dxa"/>
+          </w:tcPr>
+          <w:p>
+            <w:pPr>
+              <w:rPr>
+                <w:sz w:val="28"/>
+                <w:szCs w:val="28"/>
+              </w:rPr>
+            </w:pPr>
+          </w:p>
+        </w:tc>
+        <w:tc>
+          <w:tcPr>
+            <w:tcW w:w="1503" w:type="dxa"/>
+          </w:tcPr>
+          <w:p>
+            <w:pPr>
+              <w:rPr>
+                <w:sz w:val="28"/>
+                <w:szCs w:val="28"/>
+              </w:rPr>
+            </w:pPr>
+          </w:p>
+        </w:tc>
+        <w:tc>
+          <w:tcPr>
+            <w:tcW w:w="1503" w:type="dxa"/>
+          </w:tcPr>
+          <w:p>
+            <w:pPr>
+              <w:rPr>
+                <w:sz w:val="28"/>
+                <w:szCs w:val="28"/>
+              </w:rPr>
+            </w:pPr>
+          </w:p>
+        </w:tc>
+      </w:tr>
+      <w:tr>
+        <w:tc>
+          <w:tcPr>
+            <w:tcW w:w="1502" w:type="dxa"/>
+          </w:tcPr>
+          <w:p>
+            <w:pPr>
+              <w:rPr>
+                <w:sz w:val="28"/>
+                <w:szCs w:val="28"/>
+              </w:rPr>
+            </w:pPr>
+            <w:proofErr w:type="spellStart"/>
+            <w:r>
+              <w:rPr>
+                <w:sz w:val="28"/>
+                <w:szCs w:val="28"/>
+              </w:rPr>
+              <w:t>UsedDiscount</w:t>
+            </w:r>
+            <w:proofErr w:type="spellEnd"/>
+          </w:p>
+        </w:tc>
+        <w:tc>
+          <w:tcPr>
+            <w:tcW w:w="1502" w:type="dxa"/>
+          </w:tcPr>
+          <w:p>
+            <w:pPr>
+              <w:rPr>
+                <w:sz w:val="28"/>
+                <w:szCs w:val="28"/>
+              </w:rPr>
+            </w:pPr>
+            <w:r>
+              <w:rPr>
+                <w:sz w:val="28"/>
+                <w:szCs w:val="28"/>
+              </w:rPr>
+              <w:t>Boolean</w:t>
+            </w:r>
+          </w:p>
+        </w:tc>
+        <w:tc>
+          <w:tcPr>
+            <w:tcW w:w="1503" w:type="dxa"/>
+          </w:tcPr>
+          <w:p>
+            <w:pPr>
+              <w:rPr>
+                <w:sz w:val="28"/>
+                <w:szCs w:val="28"/>
+              </w:rPr>
+            </w:pPr>
+          </w:p>
+        </w:tc>
+        <w:tc>
+          <w:tcPr>
+            <w:tcW w:w="1503" w:type="dxa"/>
+          </w:tcPr>
+          <w:p>
+            <w:pPr>
+              <w:rPr>
+                <w:sz w:val="28"/>
+                <w:szCs w:val="28"/>
+              </w:rPr>
+            </w:pPr>
+          </w:p>
+        </w:tc>
+        <w:tc>
+          <w:tcPr>
+            <w:tcW w:w="1503" w:type="dxa"/>
+          </w:tcPr>
+          <w:p>
+            <w:pPr>
+              <w:rPr>
+                <w:sz w:val="28"/>
+                <w:szCs w:val="28"/>
+              </w:rPr>
+            </w:pPr>
+          </w:p>
+        </w:tc>
+        <w:tc>
+          <w:tcPr>
+            <w:tcW w:w="1503" w:type="dxa"/>
+          </w:tcPr>
+          <w:p>
+            <w:pPr>
+              <w:rPr>
+                <w:sz w:val="28"/>
+                <w:szCs w:val="28"/>
+              </w:rPr>
+            </w:pPr>
+          </w:p>
+        </w:tc>
+      </w:tr>
+      <w:tr>
+        <w:tc>
+          <w:tcPr>
+            <w:tcW w:w="1502" w:type="dxa"/>
+          </w:tcPr>
+          <w:p>
+            <w:pPr>
+              <w:rPr>
+                <w:sz w:val="28"/>
+                <w:szCs w:val="28"/>
+              </w:rPr>
+            </w:pPr>
+          </w:p>
+        </w:tc>
+        <w:tc>
+          <w:tcPr>
+            <w:tcW w:w="1502" w:type="dxa"/>
+          </w:tcPr>
+          <w:p>
+            <w:pPr>
+              <w:rPr>
+                <w:sz w:val="28"/>
+                <w:szCs w:val="28"/>
+              </w:rPr>
+            </w:pPr>
+          </w:p>
+        </w:tc>
+        <w:tc>
+          <w:tcPr>
+            <w:tcW w:w="1503" w:type="dxa"/>
+          </w:tcPr>
+          <w:p>
+            <w:pPr>
+              <w:rPr>
+                <w:sz w:val="28"/>
+                <w:szCs w:val="28"/>
+              </w:rPr>
+            </w:pPr>
+          </w:p>
+        </w:tc>
+        <w:tc>
+          <w:tcPr>
+            <w:tcW w:w="1503" w:type="dxa"/>
+          </w:tcPr>
+          <w:p>
+            <w:pPr>
+              <w:rPr>
+                <w:sz w:val="28"/>
+                <w:szCs w:val="28"/>
+              </w:rPr>
+            </w:pPr>
+          </w:p>
+        </w:tc>
+        <w:tc>
+          <w:tcPr>
+            <w:tcW w:w="1503" w:type="dxa"/>
+          </w:tcPr>
+          <w:p>
+            <w:pPr>
+              <w:rPr>
+                <w:sz w:val="28"/>
+                <w:szCs w:val="28"/>
+              </w:rPr>
+            </w:pPr>
+          </w:p>
+        </w:tc>
+        <w:tc>
+          <w:tcPr>
+            <w:tcW w:w="1503" w:type="dxa"/>
+          </w:tcPr>
+          <w:p>
+            <w:pPr>
+              <w:rPr>
+                <w:sz w:val="28"/>
+                <w:szCs w:val="28"/>
+              </w:rPr>
+            </w:pPr>
+          </w:p>
+        </w:tc>
+      </w:tr>
+      <w:tr>
+        <w:tc>
+          <w:tcPr>
+            <w:tcW w:w="1502" w:type="dxa"/>
+          </w:tcPr>
+          <w:p>
+            <w:pPr>
+              <w:rPr>
+                <w:sz w:val="28"/>
+                <w:szCs w:val="28"/>
+              </w:rPr>
+            </w:pPr>
+          </w:p>
+        </w:tc>
+        <w:tc>
+          <w:tcPr>
+            <w:tcW w:w="1502" w:type="dxa"/>
+          </w:tcPr>
+          <w:p>
+            <w:pPr>
+              <w:rPr>
+                <w:sz w:val="28"/>
+                <w:szCs w:val="28"/>
+              </w:rPr>
+            </w:pPr>
+          </w:p>
+        </w:tc>
+        <w:tc>
+          <w:tcPr>
+            <w:tcW w:w="1503" w:type="dxa"/>
+          </w:tcPr>
+          <w:p>
+            <w:pPr>
+              <w:rPr>
+                <w:sz w:val="28"/>
+                <w:szCs w:val="28"/>
+              </w:rPr>
+            </w:pPr>
+          </w:p>
+        </w:tc>
+        <w:tc>
+          <w:tcPr>
+            <w:tcW w:w="1503" w:type="dxa"/>
+          </w:tcPr>
+          <w:p>
+            <w:pPr>
+              <w:rPr>
+                <w:sz w:val="28"/>
+                <w:szCs w:val="28"/>
+              </w:rPr>
+            </w:pPr>
+          </w:p>
+        </w:tc>
+        <w:tc>
+          <w:tcPr>
+            <w:tcW w:w="1503" w:type="dxa"/>
+          </w:tcPr>
+          <w:p>
+            <w:pPr>
+              <w:rPr>
+                <w:sz w:val="28"/>
+                <w:szCs w:val="28"/>
+              </w:rPr>
+            </w:pPr>
+          </w:p>
+        </w:tc>
+        <w:tc>
+          <w:tcPr>
+            <w:tcW w:w="1503" w:type="dxa"/>
+          </w:tcPr>
+          <w:p>
+            <w:pPr>
+              <w:rPr>
+                <w:sz w:val="28"/>
+                <w:szCs w:val="28"/>
+              </w:rPr>
+            </w:pPr>
+          </w:p>
+        </w:tc>
+      </w:tr>
+      <w:tr>
+        <w:tc>
+          <w:tcPr>
+            <w:tcW w:w="1502" w:type="dxa"/>
+          </w:tcPr>
+          <w:p>
+            <w:pPr>
+              <w:rPr>
+                <w:sz w:val="28"/>
+                <w:szCs w:val="28"/>
+              </w:rPr>
+            </w:pPr>
+          </w:p>
+        </w:tc>
+        <w:tc>
+          <w:tcPr>
+            <w:tcW w:w="1502" w:type="dxa"/>
+          </w:tcPr>
+          <w:p>
+            <w:pPr>
+              <w:rPr>
+                <w:sz w:val="28"/>
+                <w:szCs w:val="28"/>
+              </w:rPr>
+            </w:pPr>
+          </w:p>
+        </w:tc>
+        <w:tc>
+          <w:tcPr>
+            <w:tcW w:w="1503" w:type="dxa"/>
+          </w:tcPr>
+          <w:p>
+            <w:pPr>
+              <w:rPr>
+                <w:sz w:val="28"/>
+                <w:szCs w:val="28"/>
+              </w:rPr>
+            </w:pPr>
+          </w:p>
+        </w:tc>
+        <w:tc>
+          <w:tcPr>
+            <w:tcW w:w="1503" w:type="dxa"/>
+          </w:tcPr>
+          <w:p>
+            <w:pPr>
+              <w:rPr>
+                <w:sz w:val="28"/>
+                <w:szCs w:val="28"/>
+              </w:rPr>
+            </w:pPr>
+          </w:p>
+        </w:tc>
+        <w:tc>
+          <w:tcPr>
+            <w:tcW w:w="1503" w:type="dxa"/>
+          </w:tcPr>
+          <w:p>
+            <w:pPr>
+              <w:rPr>
+                <w:sz w:val="28"/>
+                <w:szCs w:val="28"/>
+              </w:rPr>
+            </w:pPr>
+          </w:p>
+        </w:tc>
+        <w:tc>
+          <w:tcPr>
+            <w:tcW w:w="1503" w:type="dxa"/>
+          </w:tcPr>
+          <w:p>
+            <w:pPr>
+              <w:rPr>
+                <w:sz w:val="28"/>
+                <w:szCs w:val="28"/>
+              </w:rPr>
+            </w:pPr>
+          </w:p>
+        </w:tc>
+      </w:tr>
+      <w:tr>
+        <w:tc>
+          <w:tcPr>
+            <w:tcW w:w="1502" w:type="dxa"/>
+          </w:tcPr>
+          <w:p>
+            <w:pPr>
+              <w:rPr>
+                <w:sz w:val="28"/>
+                <w:szCs w:val="28"/>
+              </w:rPr>
+            </w:pPr>
+          </w:p>
+        </w:tc>
+        <w:tc>
+          <w:tcPr>
+            <w:tcW w:w="1502" w:type="dxa"/>
+          </w:tcPr>
+          <w:p>
+            <w:pPr>
+              <w:rPr>
+                <w:sz w:val="28"/>
+                <w:szCs w:val="28"/>
+              </w:rPr>
+            </w:pPr>
+          </w:p>
+        </w:tc>
+        <w:tc>
+          <w:tcPr>
+            <w:tcW w:w="1503" w:type="dxa"/>
+          </w:tcPr>
+          <w:p>
+            <w:pPr>
+              <w:rPr>
+                <w:sz w:val="28"/>
+                <w:szCs w:val="28"/>
+              </w:rPr>
+            </w:pPr>
+          </w:p>
+        </w:tc>
+        <w:tc>
+          <w:tcPr>
+            <w:tcW w:w="1503" w:type="dxa"/>
+          </w:tcPr>
+          <w:p>
+            <w:pPr>
+              <w:rPr>
+                <w:sz w:val="28"/>
+                <w:szCs w:val="28"/>
+              </w:rPr>
+            </w:pPr>
+          </w:p>
+        </w:tc>
+        <w:tc>
+          <w:tcPr>
+            <w:tcW w:w="1503" w:type="dxa"/>
+          </w:tcPr>
+          <w:p>
+            <w:pPr>
+              <w:rPr>
+                <w:sz w:val="28"/>
+                <w:szCs w:val="28"/>
+              </w:rPr>
+            </w:pPr>
+          </w:p>
+        </w:tc>
+        <w:tc>
+          <w:tcPr>
+            <w:tcW w:w="1503" w:type="dxa"/>
+          </w:tcPr>
+          <w:p>
+            <w:pPr>
+              <w:rPr>
+                <w:sz w:val="28"/>
+                <w:szCs w:val="28"/>
+              </w:rPr>
+            </w:pPr>
+          </w:p>
+        </w:tc>
+      </w:tr>
+      <w:tr>
+        <w:tc>
+          <w:tcPr>
+            <w:tcW w:w="1502" w:type="dxa"/>
+          </w:tcPr>
+          <w:p>
+            <w:pPr>
+              <w:rPr>
+                <w:sz w:val="28"/>
+                <w:szCs w:val="28"/>
+              </w:rPr>
+            </w:pPr>
+          </w:p>
+        </w:tc>
+        <w:tc>
+          <w:tcPr>
+            <w:tcW w:w="1502" w:type="dxa"/>
+          </w:tcPr>
+          <w:p>
+            <w:pPr>
+              <w:rPr>
+                <w:sz w:val="28"/>
+                <w:szCs w:val="28"/>
+              </w:rPr>
+            </w:pPr>
+          </w:p>
+        </w:tc>
+        <w:tc>
+          <w:tcPr>
+            <w:tcW w:w="1503" w:type="dxa"/>
+          </w:tcPr>
+          <w:p>
+            <w:pPr>
+              <w:rPr>
+                <w:sz w:val="28"/>
+                <w:szCs w:val="28"/>
+              </w:rPr>
+            </w:pPr>
+          </w:p>
+        </w:tc>
+        <w:tc>
+          <w:tcPr>
+            <w:tcW w:w="1503" w:type="dxa"/>
+          </w:tcPr>
+          <w:p>
+            <w:pPr>
+              <w:rPr>
+                <w:sz w:val="28"/>
+                <w:szCs w:val="28"/>
+              </w:rPr>
+            </w:pPr>
+          </w:p>
+        </w:tc>
+        <w:tc>
+          <w:tcPr>
+            <w:tcW w:w="1503" w:type="dxa"/>
+          </w:tcPr>
+          <w:p>
+            <w:pPr>
+              <w:rPr>
+                <w:sz w:val="28"/>
+                <w:szCs w:val="28"/>
+              </w:rPr>
+            </w:pPr>
+          </w:p>
+        </w:tc>
+        <w:tc>
+          <w:tcPr>
+            <w:tcW w:w="1503" w:type="dxa"/>
+          </w:tcPr>
+          <w:p>
+            <w:pPr>
+              <w:rPr>
+                <w:sz w:val="28"/>
+                <w:szCs w:val="28"/>
+              </w:rPr>
+            </w:pPr>
+          </w:p>
+        </w:tc>
+      </w:tr>
+    </w:tbl>
+    <w:p>
+      <w:pPr>
+        <w:rPr>
+          <w:sz w:val="28"/>
+          <w:szCs w:val="28"/>
+        </w:rPr>
+      </w:pPr>
+    </w:p>
+    <w:p>
+      <w:pPr>
+        <w:pStyle w:val="Heading3"/>
+      </w:pPr>
+      <w:bookmarkStart w:id="24" w:name="_Toc224639636"/>
+      <w:r>
+        <w:t>DISCOUNTS</w:t>
+      </w:r>
+      <w:bookmarkEnd w:id="24"/>
+    </w:p>
+    <w:tbl>
+      <w:tblPr>
+        <w:tblStyle w:val="TableGrid"/>
+        <w:tblW w:w="0" w:type="auto"/>
+        <w:tblLook w:val="04A0" w:firstRow="1" w:lastRow="0" w:firstColumn="1" w:lastColumn="0" w:noHBand="0" w:noVBand="1"/>
+      </w:tblPr>
+      <w:tblGrid>
+        <w:gridCol w:w="2502"/>
+        <w:gridCol w:w="1502"/>
+        <w:gridCol w:w="1503"/>
+        <w:gridCol w:w="1503"/>
+        <w:gridCol w:w="1503"/>
+        <w:gridCol w:w="1503"/>
+      </w:tblGrid>
+      <w:tr>
+        <w:tc>
+          <w:tcPr>
+            <w:tcW w:w="2502" w:type="dxa"/>
+          </w:tcPr>
+          <w:p>
+            <w:pPr>
+              <w:rPr>
+                <w:b/>
+                <w:bCs/>
+                <w:sz w:val="28"/>
+                <w:szCs w:val="28"/>
+              </w:rPr>
+            </w:pPr>
+            <w:r>
+              <w:rPr>
+                <w:b/>
+                <w:bCs/>
+                <w:sz w:val="28"/>
+                <w:szCs w:val="28"/>
+              </w:rPr>
+              <w:t>Column</w:t>
+            </w:r>
+          </w:p>
+        </w:tc>
+        <w:tc>
+          <w:tcPr>
+            <w:tcW w:w="1502" w:type="dxa"/>
+          </w:tcPr>
+          <w:p>
+            <w:pPr>
+              <w:rPr>
+                <w:b/>
+                <w:bCs/>
+                <w:sz w:val="28"/>
+                <w:szCs w:val="28"/>
+              </w:rPr>
+            </w:pPr>
+            <w:r>
+              <w:rPr>
+                <w:b/>
+                <w:bCs/>
+                <w:sz w:val="28"/>
+                <w:szCs w:val="28"/>
+              </w:rPr>
+              <w:t>Data type</w:t>
+            </w:r>
+          </w:p>
+        </w:tc>
+        <w:tc>
+          <w:tcPr>
+            <w:tcW w:w="1503" w:type="dxa"/>
+          </w:tcPr>
+          <w:p>
+            <w:pPr>
+              <w:rPr>
+                <w:b/>
+                <w:bCs/>
+                <w:sz w:val="28"/>
+                <w:szCs w:val="28"/>
+              </w:rPr>
+            </w:pPr>
+            <w:r>
+              <w:rPr>
+                <w:b/>
+                <w:bCs/>
+                <w:sz w:val="28"/>
+                <w:szCs w:val="28"/>
+              </w:rPr>
+              <w:t>Required</w:t>
+            </w:r>
+          </w:p>
+        </w:tc>
+        <w:tc>
+          <w:tcPr>
+            <w:tcW w:w="1503" w:type="dxa"/>
+          </w:tcPr>
+          <w:p>
+            <w:pPr>
+              <w:rPr>
+                <w:b/>
+                <w:bCs/>
+                <w:sz w:val="28"/>
+                <w:szCs w:val="28"/>
+              </w:rPr>
+            </w:pPr>
+            <w:r>
+              <w:rPr>
+                <w:b/>
+                <w:bCs/>
+                <w:sz w:val="28"/>
+                <w:szCs w:val="28"/>
+              </w:rPr>
+              <w:t>Default</w:t>
+            </w:r>
+          </w:p>
+        </w:tc>
+        <w:tc>
+          <w:tcPr>
+            <w:tcW w:w="1503" w:type="dxa"/>
+          </w:tcPr>
+          <w:p>
+            <w:pPr>
+              <w:rPr>
+                <w:b/>
+                <w:bCs/>
+                <w:sz w:val="28"/>
+                <w:szCs w:val="28"/>
+              </w:rPr>
+            </w:pPr>
+            <w:r>
+              <w:rPr>
+                <w:b/>
+                <w:bCs/>
+                <w:sz w:val="28"/>
+                <w:szCs w:val="28"/>
+              </w:rPr>
+              <w:t>Validation</w:t>
+            </w:r>
+          </w:p>
+        </w:tc>
+        <w:tc>
+          <w:tcPr>
+            <w:tcW w:w="1503" w:type="dxa"/>
+          </w:tcPr>
+          <w:p>
+            <w:pPr>
+              <w:rPr>
+                <w:b/>
+                <w:bCs/>
+                <w:sz w:val="28"/>
+                <w:szCs w:val="28"/>
+              </w:rPr>
+            </w:pPr>
+            <w:r>
+              <w:rPr>
+                <w:b/>
+                <w:bCs/>
+                <w:sz w:val="28"/>
+                <w:szCs w:val="28"/>
+              </w:rPr>
+              <w:t>Key Type</w:t>
+            </w:r>
+          </w:p>
+        </w:tc>
+      </w:tr>
+      <w:tr>
+        <w:tc>
+          <w:tcPr>
+            <w:tcW w:w="2502" w:type="dxa"/>
+          </w:tcPr>
+          <w:p>
+            <w:pPr>
+              <w:rPr>
+                <w:sz w:val="28"/>
+                <w:szCs w:val="28"/>
+              </w:rPr>
+            </w:pPr>
+            <w:proofErr w:type="spellStart"/>
+            <w:r>
+              <w:rPr>
+                <w:sz w:val="28"/>
+                <w:szCs w:val="28"/>
+              </w:rPr>
+              <w:t>DiscountsId</w:t>
+            </w:r>
+            <w:proofErr w:type="spellEnd"/>
+          </w:p>
+        </w:tc>
+        <w:tc>
+          <w:tcPr>
+            <w:tcW w:w="1502" w:type="dxa"/>
+          </w:tcPr>
+          <w:p>
+            <w:pPr>
+              <w:rPr>
+                <w:sz w:val="28"/>
+                <w:szCs w:val="28"/>
+              </w:rPr>
+            </w:pPr>
+            <w:r>
+              <w:rPr>
+                <w:sz w:val="28"/>
+                <w:szCs w:val="28"/>
+              </w:rPr>
+              <w:t>int</w:t>
+            </w:r>
+          </w:p>
+        </w:tc>
+        <w:tc>
+          <w:tcPr>
+            <w:tcW w:w="1503" w:type="dxa"/>
+          </w:tcPr>
+          <w:p>
+            <w:pPr>
+              <w:rPr>
+                <w:sz w:val="28"/>
+                <w:szCs w:val="28"/>
+              </w:rPr>
+            </w:pPr>
+            <w:r>
+              <w:rPr>
+                <w:sz w:val="28"/>
+                <w:szCs w:val="28"/>
+              </w:rPr>
+              <w:t>Yes</w:t>
+            </w:r>
+          </w:p>
+        </w:tc>
+        <w:tc>
+          <w:tcPr>
+            <w:tcW w:w="1503" w:type="dxa"/>
+          </w:tcPr>
+          <w:p>
+            <w:pPr>
+              <w:rPr>
+                <w:sz w:val="28"/>
+                <w:szCs w:val="28"/>
+              </w:rPr>
+            </w:pPr>
+          </w:p>
+        </w:tc>
+        <w:tc>
+          <w:tcPr>
+            <w:tcW w:w="1503" w:type="dxa"/>
+          </w:tcPr>
+          <w:p>
+            <w:pPr>
+              <w:rPr>
+                <w:sz w:val="28"/>
+                <w:szCs w:val="28"/>
+              </w:rPr>
+            </w:pPr>
+          </w:p>
+        </w:tc>
+        <w:tc>
+          <w:tcPr>
+            <w:tcW w:w="1503" w:type="dxa"/>
+          </w:tcPr>
+          <w:p>
+            <w:pPr>
+              <w:rPr>
+                <w:sz w:val="28"/>
+                <w:szCs w:val="28"/>
+              </w:rPr>
+            </w:pPr>
+            <w:r>
+              <w:rPr>
+                <w:sz w:val="28"/>
+                <w:szCs w:val="28"/>
+              </w:rPr>
+              <w:t>Primary</w:t>
+            </w:r>
+          </w:p>
+        </w:tc>
+      </w:tr>
+      <w:tr>
+        <w:tc>
+          <w:tcPr>
+            <w:tcW w:w="2502" w:type="dxa"/>
+          </w:tcPr>
+          <w:p>
+            <w:pPr>
+              <w:rPr>
+                <w:sz w:val="28"/>
+                <w:szCs w:val="28"/>
+              </w:rPr>
+            </w:pPr>
+            <w:proofErr w:type="spellStart"/>
+            <w:r>
+              <w:rPr>
+                <w:sz w:val="28"/>
+                <w:szCs w:val="28"/>
+              </w:rPr>
+              <w:t>DiscountName</w:t>
+            </w:r>
+            <w:proofErr w:type="spellEnd"/>
+          </w:p>
+        </w:tc>
+        <w:tc>
+          <w:tcPr>
+            <w:tcW w:w="1502" w:type="dxa"/>
+          </w:tcPr>
+          <w:p>
+            <w:pPr>
+              <w:rPr>
+                <w:sz w:val="28"/>
+                <w:szCs w:val="28"/>
+              </w:rPr>
+            </w:pPr>
+            <w:r>
+              <w:rPr>
+                <w:sz w:val="28"/>
+                <w:szCs w:val="28"/>
+              </w:rPr>
+              <w:t>String</w:t>
+            </w:r>
+          </w:p>
+        </w:tc>
+        <w:tc>
+          <w:tcPr>
+            <w:tcW w:w="1503" w:type="dxa"/>
+          </w:tcPr>
+          <w:p>
+            <w:pPr>
+              <w:rPr>
+                <w:sz w:val="28"/>
+                <w:szCs w:val="28"/>
+              </w:rPr>
+            </w:pPr>
+            <w:r>
+              <w:rPr>
+                <w:sz w:val="28"/>
+                <w:szCs w:val="28"/>
+              </w:rPr>
+              <w:t>Yes</w:t>
+            </w:r>
+          </w:p>
+        </w:tc>
+        <w:tc>
+          <w:tcPr>
+            <w:tcW w:w="1503" w:type="dxa"/>
+          </w:tcPr>
+          <w:p>
+            <w:pPr>
+              <w:rPr>
+                <w:sz w:val="28"/>
+                <w:szCs w:val="28"/>
+              </w:rPr>
+            </w:pPr>
+            <w:r>
+              <w:rPr>
+                <w:sz w:val="28"/>
+                <w:szCs w:val="28"/>
+              </w:rPr>
+              <w:t>Users Id</w:t>
+            </w:r>
+          </w:p>
+        </w:tc>
+        <w:tc>
+          <w:tcPr>
+            <w:tcW w:w="1503" w:type="dxa"/>
+          </w:tcPr>
+          <w:p>
+            <w:pPr>
+              <w:rPr>
+                <w:sz w:val="28"/>
+                <w:szCs w:val="28"/>
+              </w:rPr>
+            </w:pPr>
+          </w:p>
+        </w:tc>
+        <w:tc>
+          <w:tcPr>
+            <w:tcW w:w="1503" w:type="dxa"/>
+          </w:tcPr>
+          <w:p>
+            <w:pPr>
+              <w:rPr>
+                <w:sz w:val="28"/>
+                <w:szCs w:val="28"/>
+              </w:rPr>
+            </w:pPr>
+            <w:r>
+              <w:rPr>
+                <w:sz w:val="28"/>
+                <w:szCs w:val="28"/>
+              </w:rPr>
+              <w:t>Foreign</w:t>
+            </w:r>
+          </w:p>
+        </w:tc>
+      </w:tr>
+      <w:tr>
+        <w:tc>
+          <w:tcPr>
+            <w:tcW w:w="2502" w:type="dxa"/>
+          </w:tcPr>
+          <w:p>
+            <w:pPr>
+              <w:rPr>
+                <w:sz w:val="28"/>
+                <w:szCs w:val="28"/>
+              </w:rPr>
+            </w:pPr>
+            <w:proofErr w:type="spellStart"/>
+            <w:r>
+              <w:rPr>
+                <w:sz w:val="28"/>
+                <w:szCs w:val="28"/>
+              </w:rPr>
+              <w:t>DiscountPercentage</w:t>
+            </w:r>
+            <w:proofErr w:type="spellEnd"/>
+          </w:p>
+        </w:tc>
+        <w:tc>
+          <w:tcPr>
+            <w:tcW w:w="1502" w:type="dxa"/>
+          </w:tcPr>
+          <w:p>
+            <w:pPr>
+              <w:rPr>
+                <w:sz w:val="28"/>
+                <w:szCs w:val="28"/>
+              </w:rPr>
+            </w:pPr>
+            <w:r>
+              <w:rPr>
+                <w:sz w:val="28"/>
+                <w:szCs w:val="28"/>
+              </w:rPr>
+              <w:t>String</w:t>
+            </w:r>
+          </w:p>
+        </w:tc>
+        <w:tc>
+          <w:tcPr>
+            <w:tcW w:w="1503" w:type="dxa"/>
+          </w:tcPr>
+          <w:p>
+            <w:pPr>
+              <w:rPr>
+                <w:sz w:val="28"/>
+                <w:szCs w:val="28"/>
+              </w:rPr>
+            </w:pPr>
+            <w:r>
+              <w:rPr>
+                <w:sz w:val="28"/>
+                <w:szCs w:val="28"/>
+              </w:rPr>
+              <w:t>Yes</w:t>
+            </w:r>
+          </w:p>
+        </w:tc>
+        <w:tc>
+          <w:tcPr>
+            <w:tcW w:w="1503" w:type="dxa"/>
+          </w:tcPr>
+          <w:p>
+            <w:pPr>
+              <w:rPr>
+                <w:sz w:val="28"/>
+                <w:szCs w:val="28"/>
+              </w:rPr>
+            </w:pPr>
+          </w:p>
+        </w:tc>
+        <w:tc>
+          <w:tcPr>
+            <w:tcW w:w="1503" w:type="dxa"/>
+          </w:tcPr>
+          <w:p>
+            <w:pPr>
+              <w:rPr>
+                <w:sz w:val="28"/>
+                <w:szCs w:val="28"/>
+              </w:rPr>
+            </w:pPr>
+          </w:p>
+        </w:tc>
+        <w:tc>
+          <w:tcPr>
+            <w:tcW w:w="1503" w:type="dxa"/>
+          </w:tcPr>
+          <w:p>
+            <w:pPr>
+              <w:rPr>
+                <w:sz w:val="28"/>
+                <w:szCs w:val="28"/>
+              </w:rPr>
+            </w:pPr>
+            <w:r>
+              <w:rPr>
+                <w:sz w:val="28"/>
+                <w:szCs w:val="28"/>
+              </w:rPr>
+              <w:t>None</w:t>
+            </w:r>
+          </w:p>
+        </w:tc>
+      </w:tr>
+      <w:tr>
+        <w:tc>
+          <w:tcPr>
+            <w:tcW w:w="2502" w:type="dxa"/>
+          </w:tcPr>
+          <w:p>
+            <w:pPr>
+              <w:rPr>
+                <w:sz w:val="28"/>
+                <w:szCs w:val="28"/>
+              </w:rPr>
+            </w:pPr>
+            <w:proofErr w:type="spellStart"/>
+            <w:r>
+              <w:rPr>
+                <w:sz w:val="28"/>
+                <w:szCs w:val="28"/>
+              </w:rPr>
+              <w:t>IsActive</w:t>
+            </w:r>
+            <w:proofErr w:type="spellEnd"/>
+          </w:p>
+        </w:tc>
+        <w:tc>
+          <w:tcPr>
+            <w:tcW w:w="1502" w:type="dxa"/>
+          </w:tcPr>
+          <w:p>
+            <w:pPr>
+              <w:rPr>
+                <w:sz w:val="28"/>
+                <w:szCs w:val="28"/>
+              </w:rPr>
+            </w:pPr>
+            <w:r>
+              <w:rPr>
+                <w:sz w:val="28"/>
+                <w:szCs w:val="28"/>
+              </w:rPr>
+              <w:t>Boolean</w:t>
+            </w:r>
+          </w:p>
+        </w:tc>
+        <w:tc>
+          <w:tcPr>
+            <w:tcW w:w="1503" w:type="dxa"/>
+          </w:tcPr>
+          <w:p>
+            <w:pPr>
+              <w:rPr>
+                <w:sz w:val="28"/>
+                <w:szCs w:val="28"/>
+              </w:rPr>
+            </w:pPr>
+          </w:p>
+        </w:tc>
+        <w:tc>
+          <w:tcPr>
+            <w:tcW w:w="1503" w:type="dxa"/>
+          </w:tcPr>
+          <w:p>
+            <w:pPr>
+              <w:rPr>
+                <w:sz w:val="28"/>
+                <w:szCs w:val="28"/>
+              </w:rPr>
+            </w:pPr>
+          </w:p>
+        </w:tc>
+        <w:tc>
+          <w:tcPr>
+            <w:tcW w:w="1503" w:type="dxa"/>
+          </w:tcPr>
+          <w:p>
+            <w:pPr>
+              <w:rPr>
+                <w:sz w:val="28"/>
+                <w:szCs w:val="28"/>
+              </w:rPr>
+            </w:pPr>
+          </w:p>
+        </w:tc>
+        <w:tc>
+          <w:tcPr>
+            <w:tcW w:w="1503" w:type="dxa"/>
+          </w:tcPr>
+          <w:p>
+            <w:pPr>
+              <w:rPr>
+                <w:sz w:val="28"/>
+                <w:szCs w:val="28"/>
+              </w:rPr>
+            </w:pPr>
+          </w:p>
+        </w:tc>
+      </w:tr>
+    </w:tbl>
+    <w:p>
+      <w:pPr>
+        <w:rPr>
+          <w:sz w:val="28"/>
+          <w:szCs w:val="28"/>
+        </w:rPr>
+      </w:pPr>
+    </w:p>
+    <w:p>
+      <w:pPr>
+        <w:pStyle w:val="Heading3"/>
+      </w:pPr>
+      <w:bookmarkStart w:id="25" w:name="_Toc224639637"/>
+      <w:r>
+        <w:t>BASKET</w:t>
+      </w:r>
+      <w:bookmarkEnd w:id="25"/>
     </w:p>
     <w:tbl>
       <w:tblPr>
@@ -8685,6 +12754,7 @@
                 <w:sz w:val="28"/>
                 <w:szCs w:val="28"/>
               </w:rPr>
+              <w:lastRenderedPageBreak/>
               <w:t>RoleId</w:t>
             </w:r>
             <w:proofErr w:type="spellEnd"/>
@@ -8790,619 +12860,11 @@
       <w:pPr>
         <w:pStyle w:val="Heading3"/>
       </w:pPr>
+      <w:bookmarkStart w:id="26" w:name="_Toc224639638"/>
       <w:r>
-        <w:t>DISCOUNTS</w:t>
+        <w:t>BASKETPRODUCTS</w:t>
       </w:r>
-    </w:p>
-    <w:tbl>
-      <w:tblPr>
-        <w:tblStyle w:val="TableGrid"/>
-        <w:tblW w:w="0" w:type="auto"/>
-        <w:tblLook w:val="04A0" w:firstRow="1" w:lastRow="0" w:firstColumn="1" w:lastColumn="0" w:noHBand="0" w:noVBand="1"/>
-      </w:tblPr>
-      <w:tblGrid>
-        <w:gridCol w:w="2502"/>
-        <w:gridCol w:w="1502"/>
-        <w:gridCol w:w="1503"/>
-        <w:gridCol w:w="1503"/>
-        <w:gridCol w:w="1503"/>
-        <w:gridCol w:w="1503"/>
-      </w:tblGrid>
-      <w:tr>
-        <w:tc>
-          <w:tcPr>
-            <w:tcW w:w="2502" w:type="dxa"/>
-          </w:tcPr>
-          <w:p>
-            <w:pPr>
-              <w:rPr>
-                <w:b/>
-                <w:bCs/>
-                <w:sz w:val="28"/>
-                <w:szCs w:val="28"/>
-              </w:rPr>
-            </w:pPr>
-            <w:r>
-              <w:rPr>
-                <w:b/>
-                <w:bCs/>
-                <w:sz w:val="28"/>
-                <w:szCs w:val="28"/>
-              </w:rPr>
-              <w:t>Column</w:t>
-            </w:r>
-          </w:p>
-        </w:tc>
-        <w:tc>
-          <w:tcPr>
-            <w:tcW w:w="1502" w:type="dxa"/>
-          </w:tcPr>
-          <w:p>
-            <w:pPr>
-              <w:rPr>
-                <w:b/>
-                <w:bCs/>
-                <w:sz w:val="28"/>
-                <w:szCs w:val="28"/>
-              </w:rPr>
-            </w:pPr>
-            <w:r>
-              <w:rPr>
-                <w:b/>
-                <w:bCs/>
-                <w:sz w:val="28"/>
-                <w:szCs w:val="28"/>
-              </w:rPr>
-              <w:t>Data type</w:t>
-            </w:r>
-          </w:p>
-        </w:tc>
-        <w:tc>
-          <w:tcPr>
-            <w:tcW w:w="1503" w:type="dxa"/>
-          </w:tcPr>
-          <w:p>
-            <w:pPr>
-              <w:rPr>
-                <w:b/>
-                <w:bCs/>
-                <w:sz w:val="28"/>
-                <w:szCs w:val="28"/>
-              </w:rPr>
-            </w:pPr>
-            <w:r>
-              <w:rPr>
-                <w:b/>
-                <w:bCs/>
-                <w:sz w:val="28"/>
-                <w:szCs w:val="28"/>
-              </w:rPr>
-              <w:t>Required</w:t>
-            </w:r>
-          </w:p>
-        </w:tc>
-        <w:tc>
-          <w:tcPr>
-            <w:tcW w:w="1503" w:type="dxa"/>
-          </w:tcPr>
-          <w:p>
-            <w:pPr>
-              <w:rPr>
-                <w:b/>
-                <w:bCs/>
-                <w:sz w:val="28"/>
-                <w:szCs w:val="28"/>
-              </w:rPr>
-            </w:pPr>
-            <w:r>
-              <w:rPr>
-                <w:b/>
-                <w:bCs/>
-                <w:sz w:val="28"/>
-                <w:szCs w:val="28"/>
-              </w:rPr>
-              <w:t>Default</w:t>
-            </w:r>
-          </w:p>
-        </w:tc>
-        <w:tc>
-          <w:tcPr>
-            <w:tcW w:w="1503" w:type="dxa"/>
-          </w:tcPr>
-          <w:p>
-            <w:pPr>
-              <w:rPr>
-                <w:b/>
-                <w:bCs/>
-                <w:sz w:val="28"/>
-                <w:szCs w:val="28"/>
-              </w:rPr>
-            </w:pPr>
-            <w:r>
-              <w:rPr>
-                <w:b/>
-                <w:bCs/>
-                <w:sz w:val="28"/>
-                <w:szCs w:val="28"/>
-              </w:rPr>
-              <w:t>Validation</w:t>
-            </w:r>
-          </w:p>
-        </w:tc>
-        <w:tc>
-          <w:tcPr>
-            <w:tcW w:w="1503" w:type="dxa"/>
-          </w:tcPr>
-          <w:p>
-            <w:pPr>
-              <w:rPr>
-                <w:b/>
-                <w:bCs/>
-                <w:sz w:val="28"/>
-                <w:szCs w:val="28"/>
-              </w:rPr>
-            </w:pPr>
-            <w:r>
-              <w:rPr>
-                <w:b/>
-                <w:bCs/>
-                <w:sz w:val="28"/>
-                <w:szCs w:val="28"/>
-              </w:rPr>
-              <w:t>Key Type</w:t>
-            </w:r>
-          </w:p>
-        </w:tc>
-      </w:tr>
-      <w:tr>
-        <w:tc>
-          <w:tcPr>
-            <w:tcW w:w="2502" w:type="dxa"/>
-          </w:tcPr>
-          <w:p>
-            <w:pPr>
-              <w:rPr>
-                <w:sz w:val="28"/>
-                <w:szCs w:val="28"/>
-              </w:rPr>
-            </w:pPr>
-            <w:proofErr w:type="spellStart"/>
-            <w:r>
-              <w:rPr>
-                <w:sz w:val="28"/>
-                <w:szCs w:val="28"/>
-              </w:rPr>
-              <w:t>DiscountsId</w:t>
-            </w:r>
-            <w:proofErr w:type="spellEnd"/>
-          </w:p>
-        </w:tc>
-        <w:tc>
-          <w:tcPr>
-            <w:tcW w:w="1502" w:type="dxa"/>
-          </w:tcPr>
-          <w:p>
-            <w:pPr>
-              <w:rPr>
-                <w:sz w:val="28"/>
-                <w:szCs w:val="28"/>
-              </w:rPr>
-            </w:pPr>
-            <w:r>
-              <w:rPr>
-                <w:sz w:val="28"/>
-                <w:szCs w:val="28"/>
-              </w:rPr>
-              <w:t>int</w:t>
-            </w:r>
-          </w:p>
-        </w:tc>
-        <w:tc>
-          <w:tcPr>
-            <w:tcW w:w="1503" w:type="dxa"/>
-          </w:tcPr>
-          <w:p>
-            <w:pPr>
-              <w:rPr>
-                <w:sz w:val="28"/>
-                <w:szCs w:val="28"/>
-              </w:rPr>
-            </w:pPr>
-            <w:r>
-              <w:rPr>
-                <w:sz w:val="28"/>
-                <w:szCs w:val="28"/>
-              </w:rPr>
-              <w:t>Yes</w:t>
-            </w:r>
-          </w:p>
-        </w:tc>
-        <w:tc>
-          <w:tcPr>
-            <w:tcW w:w="1503" w:type="dxa"/>
-          </w:tcPr>
-          <w:p>
-            <w:pPr>
-              <w:rPr>
-                <w:sz w:val="28"/>
-                <w:szCs w:val="28"/>
-              </w:rPr>
-            </w:pPr>
-          </w:p>
-        </w:tc>
-        <w:tc>
-          <w:tcPr>
-            <w:tcW w:w="1503" w:type="dxa"/>
-          </w:tcPr>
-          <w:p>
-            <w:pPr>
-              <w:rPr>
-                <w:sz w:val="28"/>
-                <w:szCs w:val="28"/>
-              </w:rPr>
-            </w:pPr>
-          </w:p>
-        </w:tc>
-        <w:tc>
-          <w:tcPr>
-            <w:tcW w:w="1503" w:type="dxa"/>
-          </w:tcPr>
-          <w:p>
-            <w:pPr>
-              <w:rPr>
-                <w:sz w:val="28"/>
-                <w:szCs w:val="28"/>
-              </w:rPr>
-            </w:pPr>
-            <w:r>
-              <w:rPr>
-                <w:sz w:val="28"/>
-                <w:szCs w:val="28"/>
-              </w:rPr>
-              <w:t>Primary</w:t>
-            </w:r>
-          </w:p>
-        </w:tc>
-      </w:tr>
-      <w:tr>
-        <w:tc>
-          <w:tcPr>
-            <w:tcW w:w="2502" w:type="dxa"/>
-          </w:tcPr>
-          <w:p>
-            <w:pPr>
-              <w:rPr>
-                <w:sz w:val="28"/>
-                <w:szCs w:val="28"/>
-              </w:rPr>
-            </w:pPr>
-            <w:proofErr w:type="spellStart"/>
-            <w:r>
-              <w:rPr>
-                <w:sz w:val="28"/>
-                <w:szCs w:val="28"/>
-              </w:rPr>
-              <w:t>DiscountName</w:t>
-            </w:r>
-            <w:proofErr w:type="spellEnd"/>
-          </w:p>
-        </w:tc>
-        <w:tc>
-          <w:tcPr>
-            <w:tcW w:w="1502" w:type="dxa"/>
-          </w:tcPr>
-          <w:p>
-            <w:pPr>
-              <w:rPr>
-                <w:sz w:val="28"/>
-                <w:szCs w:val="28"/>
-              </w:rPr>
-            </w:pPr>
-            <w:r>
-              <w:rPr>
-                <w:sz w:val="28"/>
-                <w:szCs w:val="28"/>
-              </w:rPr>
-              <w:t>String</w:t>
-            </w:r>
-          </w:p>
-        </w:tc>
-        <w:tc>
-          <w:tcPr>
-            <w:tcW w:w="1503" w:type="dxa"/>
-          </w:tcPr>
-          <w:p>
-            <w:pPr>
-              <w:rPr>
-                <w:sz w:val="28"/>
-                <w:szCs w:val="28"/>
-              </w:rPr>
-            </w:pPr>
-            <w:r>
-              <w:rPr>
-                <w:sz w:val="28"/>
-                <w:szCs w:val="28"/>
-              </w:rPr>
-              <w:t>Yes</w:t>
-            </w:r>
-          </w:p>
-        </w:tc>
-        <w:tc>
-          <w:tcPr>
-            <w:tcW w:w="1503" w:type="dxa"/>
-          </w:tcPr>
-          <w:p>
-            <w:pPr>
-              <w:rPr>
-                <w:sz w:val="28"/>
-                <w:szCs w:val="28"/>
-              </w:rPr>
-            </w:pPr>
-            <w:r>
-              <w:rPr>
-                <w:sz w:val="28"/>
-                <w:szCs w:val="28"/>
-              </w:rPr>
-              <w:t>Users Id</w:t>
-            </w:r>
-          </w:p>
-        </w:tc>
-        <w:tc>
-          <w:tcPr>
-            <w:tcW w:w="1503" w:type="dxa"/>
-          </w:tcPr>
-          <w:p>
-            <w:pPr>
-              <w:rPr>
-                <w:sz w:val="28"/>
-                <w:szCs w:val="28"/>
-              </w:rPr>
-            </w:pPr>
-          </w:p>
-        </w:tc>
-        <w:tc>
-          <w:tcPr>
-            <w:tcW w:w="1503" w:type="dxa"/>
-          </w:tcPr>
-          <w:p>
-            <w:pPr>
-              <w:rPr>
-                <w:sz w:val="28"/>
-                <w:szCs w:val="28"/>
-              </w:rPr>
-            </w:pPr>
-            <w:r>
-              <w:rPr>
-                <w:sz w:val="28"/>
-                <w:szCs w:val="28"/>
-              </w:rPr>
-              <w:t>Foreign</w:t>
-            </w:r>
-          </w:p>
-        </w:tc>
-      </w:tr>
-      <w:tr>
-        <w:tc>
-          <w:tcPr>
-            <w:tcW w:w="2502" w:type="dxa"/>
-          </w:tcPr>
-          <w:p>
-            <w:pPr>
-              <w:rPr>
-                <w:sz w:val="28"/>
-                <w:szCs w:val="28"/>
-              </w:rPr>
-            </w:pPr>
-            <w:proofErr w:type="spellStart"/>
-            <w:r>
-              <w:rPr>
-                <w:sz w:val="28"/>
-                <w:szCs w:val="28"/>
-              </w:rPr>
-              <w:t>DiscountPercentage</w:t>
-            </w:r>
-            <w:proofErr w:type="spellEnd"/>
-          </w:p>
-        </w:tc>
-        <w:tc>
-          <w:tcPr>
-            <w:tcW w:w="1502" w:type="dxa"/>
-          </w:tcPr>
-          <w:p>
-            <w:pPr>
-              <w:rPr>
-                <w:sz w:val="28"/>
-                <w:szCs w:val="28"/>
-              </w:rPr>
-            </w:pPr>
-            <w:r>
-              <w:rPr>
-                <w:sz w:val="28"/>
-                <w:szCs w:val="28"/>
-              </w:rPr>
-              <w:t>String</w:t>
-            </w:r>
-          </w:p>
-        </w:tc>
-        <w:tc>
-          <w:tcPr>
-            <w:tcW w:w="1503" w:type="dxa"/>
-          </w:tcPr>
-          <w:p>
-            <w:pPr>
-              <w:rPr>
-                <w:sz w:val="28"/>
-                <w:szCs w:val="28"/>
-              </w:rPr>
-            </w:pPr>
-            <w:r>
-              <w:rPr>
-                <w:sz w:val="28"/>
-                <w:szCs w:val="28"/>
-              </w:rPr>
-              <w:t>Yes</w:t>
-            </w:r>
-          </w:p>
-        </w:tc>
-        <w:tc>
-          <w:tcPr>
-            <w:tcW w:w="1503" w:type="dxa"/>
-          </w:tcPr>
-          <w:p>
-            <w:pPr>
-              <w:rPr>
-                <w:sz w:val="28"/>
-                <w:szCs w:val="28"/>
-              </w:rPr>
-            </w:pPr>
-          </w:p>
-        </w:tc>
-        <w:tc>
-          <w:tcPr>
-            <w:tcW w:w="1503" w:type="dxa"/>
-          </w:tcPr>
-          <w:p>
-            <w:pPr>
-              <w:rPr>
-                <w:sz w:val="28"/>
-                <w:szCs w:val="28"/>
-              </w:rPr>
-            </w:pPr>
-          </w:p>
-        </w:tc>
-        <w:tc>
-          <w:tcPr>
-            <w:tcW w:w="1503" w:type="dxa"/>
-          </w:tcPr>
-          <w:p>
-            <w:pPr>
-              <w:rPr>
-                <w:sz w:val="28"/>
-                <w:szCs w:val="28"/>
-              </w:rPr>
-            </w:pPr>
-            <w:r>
-              <w:rPr>
-                <w:sz w:val="28"/>
-                <w:szCs w:val="28"/>
-              </w:rPr>
-              <w:t>None</w:t>
-            </w:r>
-          </w:p>
-        </w:tc>
-      </w:tr>
-      <w:tr>
-        <w:tc>
-          <w:tcPr>
-            <w:tcW w:w="2502" w:type="dxa"/>
-          </w:tcPr>
-          <w:p>
-            <w:pPr>
-              <w:rPr>
-                <w:sz w:val="28"/>
-                <w:szCs w:val="28"/>
-              </w:rPr>
-            </w:pPr>
-            <w:proofErr w:type="spellStart"/>
-            <w:r>
-              <w:rPr>
-                <w:sz w:val="28"/>
-                <w:szCs w:val="28"/>
-              </w:rPr>
-              <w:t>IsActive</w:t>
-            </w:r>
-            <w:proofErr w:type="spellEnd"/>
-          </w:p>
-        </w:tc>
-        <w:tc>
-          <w:tcPr>
-            <w:tcW w:w="1502" w:type="dxa"/>
-          </w:tcPr>
-          <w:p>
-            <w:pPr>
-              <w:rPr>
-                <w:sz w:val="28"/>
-                <w:szCs w:val="28"/>
-              </w:rPr>
-            </w:pPr>
-            <w:r>
-              <w:rPr>
-                <w:sz w:val="28"/>
-                <w:szCs w:val="28"/>
-              </w:rPr>
-              <w:t>Boolean</w:t>
-            </w:r>
-          </w:p>
-        </w:tc>
-        <w:tc>
-          <w:tcPr>
-            <w:tcW w:w="1503" w:type="dxa"/>
-          </w:tcPr>
-          <w:p>
-            <w:pPr>
-              <w:rPr>
-                <w:sz w:val="28"/>
-                <w:szCs w:val="28"/>
-              </w:rPr>
-            </w:pPr>
-          </w:p>
-        </w:tc>
-        <w:tc>
-          <w:tcPr>
-            <w:tcW w:w="1503" w:type="dxa"/>
-          </w:tcPr>
-          <w:p>
-            <w:pPr>
-              <w:rPr>
-                <w:sz w:val="28"/>
-                <w:szCs w:val="28"/>
-              </w:rPr>
-            </w:pPr>
-          </w:p>
-        </w:tc>
-        <w:tc>
-          <w:tcPr>
-            <w:tcW w:w="1503" w:type="dxa"/>
-          </w:tcPr>
-          <w:p>
-            <w:pPr>
-              <w:rPr>
-                <w:sz w:val="28"/>
-                <w:szCs w:val="28"/>
-              </w:rPr>
-            </w:pPr>
-          </w:p>
-        </w:tc>
-        <w:tc>
-          <w:tcPr>
-            <w:tcW w:w="1503" w:type="dxa"/>
-          </w:tcPr>
-          <w:p>
-            <w:pPr>
-              <w:rPr>
-                <w:sz w:val="28"/>
-                <w:szCs w:val="28"/>
-              </w:rPr>
-            </w:pPr>
-          </w:p>
-        </w:tc>
-      </w:tr>
-    </w:tbl>
-    <w:p>
-      <w:pPr>
-        <w:rPr>
-          <w:sz w:val="28"/>
-          <w:szCs w:val="28"/>
-        </w:rPr>
-      </w:pPr>
-    </w:p>
-    <w:p>
-      <w:pPr>
-        <w:pStyle w:val="Heading3"/>
-      </w:pPr>
-      <w:r>
-        <w:t>BASKET</w:t>
-      </w:r>
+      <w:bookmarkEnd w:id="26"/>
     </w:p>
     <w:tbl>
       <w:tblPr>
@@ -9912,522 +13374,11 @@
       <w:pPr>
         <w:pStyle w:val="Heading3"/>
       </w:pPr>
-      <w:r>
-        <w:t>BASKETPRODUCTS</w:t>
-      </w:r>
-    </w:p>
-    <w:tbl>
-      <w:tblPr>
-        <w:tblStyle w:val="TableGrid"/>
-        <w:tblW w:w="0" w:type="auto"/>
-        <w:tblLook w:val="04A0" w:firstRow="1" w:lastRow="0" w:firstColumn="1" w:lastColumn="0" w:noHBand="0" w:noVBand="1"/>
-      </w:tblPr>
-      <w:tblGrid>
-        <w:gridCol w:w="1502"/>
-        <w:gridCol w:w="1502"/>
-        <w:gridCol w:w="1503"/>
-        <w:gridCol w:w="1503"/>
-        <w:gridCol w:w="1503"/>
-        <w:gridCol w:w="1503"/>
-      </w:tblGrid>
-      <w:tr>
-        <w:tc>
-          <w:tcPr>
-            <w:tcW w:w="1502" w:type="dxa"/>
-          </w:tcPr>
-          <w:p>
-            <w:pPr>
-              <w:rPr>
-                <w:b/>
-                <w:bCs/>
-                <w:sz w:val="28"/>
-                <w:szCs w:val="28"/>
-              </w:rPr>
-            </w:pPr>
-            <w:r>
-              <w:rPr>
-                <w:b/>
-                <w:bCs/>
-                <w:sz w:val="28"/>
-                <w:szCs w:val="28"/>
-              </w:rPr>
-              <w:t>Column</w:t>
-            </w:r>
-          </w:p>
-        </w:tc>
-        <w:tc>
-          <w:tcPr>
-            <w:tcW w:w="1502" w:type="dxa"/>
-          </w:tcPr>
-          <w:p>
-            <w:pPr>
-              <w:rPr>
-                <w:b/>
-                <w:bCs/>
-                <w:sz w:val="28"/>
-                <w:szCs w:val="28"/>
-              </w:rPr>
-            </w:pPr>
-            <w:r>
-              <w:rPr>
-                <w:b/>
-                <w:bCs/>
-                <w:sz w:val="28"/>
-                <w:szCs w:val="28"/>
-              </w:rPr>
-              <w:t>Data type</w:t>
-            </w:r>
-          </w:p>
-        </w:tc>
-        <w:tc>
-          <w:tcPr>
-            <w:tcW w:w="1503" w:type="dxa"/>
-          </w:tcPr>
-          <w:p>
-            <w:pPr>
-              <w:rPr>
-                <w:b/>
-                <w:bCs/>
-                <w:sz w:val="28"/>
-                <w:szCs w:val="28"/>
-              </w:rPr>
-            </w:pPr>
-            <w:r>
-              <w:rPr>
-                <w:b/>
-                <w:bCs/>
-                <w:sz w:val="28"/>
-                <w:szCs w:val="28"/>
-              </w:rPr>
-              <w:t>Required</w:t>
-            </w:r>
-          </w:p>
-        </w:tc>
-        <w:tc>
-          <w:tcPr>
-            <w:tcW w:w="1503" w:type="dxa"/>
-          </w:tcPr>
-          <w:p>
-            <w:pPr>
-              <w:rPr>
-                <w:b/>
-                <w:bCs/>
-                <w:sz w:val="28"/>
-                <w:szCs w:val="28"/>
-              </w:rPr>
-            </w:pPr>
-            <w:r>
-              <w:rPr>
-                <w:b/>
-                <w:bCs/>
-                <w:sz w:val="28"/>
-                <w:szCs w:val="28"/>
-              </w:rPr>
-              <w:t>Default</w:t>
-            </w:r>
-          </w:p>
-        </w:tc>
-        <w:tc>
-          <w:tcPr>
-            <w:tcW w:w="1503" w:type="dxa"/>
-          </w:tcPr>
-          <w:p>
-            <w:pPr>
-              <w:rPr>
-                <w:b/>
-                <w:bCs/>
-                <w:sz w:val="28"/>
-                <w:szCs w:val="28"/>
-              </w:rPr>
-            </w:pPr>
-            <w:r>
-              <w:rPr>
-                <w:b/>
-                <w:bCs/>
-                <w:sz w:val="28"/>
-                <w:szCs w:val="28"/>
-              </w:rPr>
-              <w:t>Validation</w:t>
-            </w:r>
-          </w:p>
-        </w:tc>
-        <w:tc>
-          <w:tcPr>
-            <w:tcW w:w="1503" w:type="dxa"/>
-          </w:tcPr>
-          <w:p>
-            <w:pPr>
-              <w:rPr>
-                <w:b/>
-                <w:bCs/>
-                <w:sz w:val="28"/>
-                <w:szCs w:val="28"/>
-              </w:rPr>
-            </w:pPr>
-            <w:r>
-              <w:rPr>
-                <w:b/>
-                <w:bCs/>
-                <w:sz w:val="28"/>
-                <w:szCs w:val="28"/>
-              </w:rPr>
-              <w:t>Key Type</w:t>
-            </w:r>
-          </w:p>
-        </w:tc>
-      </w:tr>
-      <w:tr>
-        <w:tc>
-          <w:tcPr>
-            <w:tcW w:w="1502" w:type="dxa"/>
-          </w:tcPr>
-          <w:p>
-            <w:pPr>
-              <w:rPr>
-                <w:sz w:val="28"/>
-                <w:szCs w:val="28"/>
-              </w:rPr>
-            </w:pPr>
-            <w:r>
-              <w:rPr>
-                <w:sz w:val="28"/>
-                <w:szCs w:val="28"/>
-              </w:rPr>
-              <w:t>Id</w:t>
-            </w:r>
-          </w:p>
-        </w:tc>
-        <w:tc>
-          <w:tcPr>
-            <w:tcW w:w="1502" w:type="dxa"/>
-          </w:tcPr>
-          <w:p>
-            <w:pPr>
-              <w:rPr>
-                <w:sz w:val="28"/>
-                <w:szCs w:val="28"/>
-              </w:rPr>
-            </w:pPr>
-            <w:r>
-              <w:rPr>
-                <w:sz w:val="28"/>
-                <w:szCs w:val="28"/>
-              </w:rPr>
-              <w:t>int</w:t>
-            </w:r>
-          </w:p>
-        </w:tc>
-        <w:tc>
-          <w:tcPr>
-            <w:tcW w:w="1503" w:type="dxa"/>
-          </w:tcPr>
-          <w:p>
-            <w:pPr>
-              <w:rPr>
-                <w:sz w:val="28"/>
-                <w:szCs w:val="28"/>
-              </w:rPr>
-            </w:pPr>
-            <w:r>
-              <w:rPr>
-                <w:sz w:val="28"/>
-                <w:szCs w:val="28"/>
-              </w:rPr>
-              <w:t>Yes</w:t>
-            </w:r>
-          </w:p>
-        </w:tc>
-        <w:tc>
-          <w:tcPr>
-            <w:tcW w:w="1503" w:type="dxa"/>
-          </w:tcPr>
-          <w:p>
-            <w:pPr>
-              <w:rPr>
-                <w:sz w:val="28"/>
-                <w:szCs w:val="28"/>
-              </w:rPr>
-            </w:pPr>
-          </w:p>
-        </w:tc>
-        <w:tc>
-          <w:tcPr>
-            <w:tcW w:w="1503" w:type="dxa"/>
-          </w:tcPr>
-          <w:p>
-            <w:pPr>
-              <w:rPr>
-                <w:sz w:val="28"/>
-                <w:szCs w:val="28"/>
-              </w:rPr>
-            </w:pPr>
-          </w:p>
-        </w:tc>
-        <w:tc>
-          <w:tcPr>
-            <w:tcW w:w="1503" w:type="dxa"/>
-          </w:tcPr>
-          <w:p>
-            <w:pPr>
-              <w:rPr>
-                <w:sz w:val="28"/>
-                <w:szCs w:val="28"/>
-              </w:rPr>
-            </w:pPr>
-            <w:r>
-              <w:rPr>
-                <w:sz w:val="28"/>
-                <w:szCs w:val="28"/>
-              </w:rPr>
-              <w:t>Primary</w:t>
-            </w:r>
-          </w:p>
-        </w:tc>
-      </w:tr>
-      <w:tr>
-        <w:tc>
-          <w:tcPr>
-            <w:tcW w:w="1502" w:type="dxa"/>
-          </w:tcPr>
-          <w:p>
-            <w:pPr>
-              <w:rPr>
-                <w:sz w:val="28"/>
-                <w:szCs w:val="28"/>
-              </w:rPr>
-            </w:pPr>
-            <w:proofErr w:type="spellStart"/>
-            <w:r>
-              <w:rPr>
-                <w:sz w:val="28"/>
-                <w:szCs w:val="28"/>
-              </w:rPr>
-              <w:lastRenderedPageBreak/>
-              <w:t>UserId</w:t>
-            </w:r>
-            <w:proofErr w:type="spellEnd"/>
-          </w:p>
-        </w:tc>
-        <w:tc>
-          <w:tcPr>
-            <w:tcW w:w="1502" w:type="dxa"/>
-          </w:tcPr>
-          <w:p>
-            <w:pPr>
-              <w:rPr>
-                <w:sz w:val="28"/>
-                <w:szCs w:val="28"/>
-              </w:rPr>
-            </w:pPr>
-            <w:r>
-              <w:rPr>
-                <w:sz w:val="28"/>
-                <w:szCs w:val="28"/>
-              </w:rPr>
-              <w:t>String</w:t>
-            </w:r>
-          </w:p>
-        </w:tc>
-        <w:tc>
-          <w:tcPr>
-            <w:tcW w:w="1503" w:type="dxa"/>
-          </w:tcPr>
-          <w:p>
-            <w:pPr>
-              <w:rPr>
-                <w:sz w:val="28"/>
-                <w:szCs w:val="28"/>
-              </w:rPr>
-            </w:pPr>
-            <w:r>
-              <w:rPr>
-                <w:sz w:val="28"/>
-                <w:szCs w:val="28"/>
-              </w:rPr>
-              <w:t>Yes</w:t>
-            </w:r>
-          </w:p>
-        </w:tc>
-        <w:tc>
-          <w:tcPr>
-            <w:tcW w:w="1503" w:type="dxa"/>
-          </w:tcPr>
-          <w:p>
-            <w:pPr>
-              <w:rPr>
-                <w:sz w:val="28"/>
-                <w:szCs w:val="28"/>
-              </w:rPr>
-            </w:pPr>
-            <w:r>
-              <w:rPr>
-                <w:sz w:val="28"/>
-                <w:szCs w:val="28"/>
-              </w:rPr>
-              <w:t>Users Id</w:t>
-            </w:r>
-          </w:p>
-        </w:tc>
-        <w:tc>
-          <w:tcPr>
-            <w:tcW w:w="1503" w:type="dxa"/>
-          </w:tcPr>
-          <w:p>
-            <w:pPr>
-              <w:rPr>
-                <w:sz w:val="28"/>
-                <w:szCs w:val="28"/>
-              </w:rPr>
-            </w:pPr>
-          </w:p>
-        </w:tc>
-        <w:tc>
-          <w:tcPr>
-            <w:tcW w:w="1503" w:type="dxa"/>
-          </w:tcPr>
-          <w:p>
-            <w:pPr>
-              <w:rPr>
-                <w:sz w:val="28"/>
-                <w:szCs w:val="28"/>
-              </w:rPr>
-            </w:pPr>
-            <w:r>
-              <w:rPr>
-                <w:sz w:val="28"/>
-                <w:szCs w:val="28"/>
-              </w:rPr>
-              <w:t>Foreign</w:t>
-            </w:r>
-          </w:p>
-        </w:tc>
-      </w:tr>
-      <w:tr>
-        <w:tc>
-          <w:tcPr>
-            <w:tcW w:w="1502" w:type="dxa"/>
-          </w:tcPr>
-          <w:p>
-            <w:pPr>
-              <w:rPr>
-                <w:sz w:val="28"/>
-                <w:szCs w:val="28"/>
-              </w:rPr>
-            </w:pPr>
-            <w:proofErr w:type="spellStart"/>
-            <w:r>
-              <w:rPr>
-                <w:sz w:val="28"/>
-                <w:szCs w:val="28"/>
-              </w:rPr>
-              <w:t>RoleId</w:t>
-            </w:r>
-            <w:proofErr w:type="spellEnd"/>
-          </w:p>
-        </w:tc>
-        <w:tc>
-          <w:tcPr>
-            <w:tcW w:w="1502" w:type="dxa"/>
-          </w:tcPr>
-          <w:p>
-            <w:pPr>
-              <w:rPr>
-                <w:sz w:val="28"/>
-                <w:szCs w:val="28"/>
-              </w:rPr>
-            </w:pPr>
-            <w:r>
-              <w:rPr>
-                <w:sz w:val="28"/>
-                <w:szCs w:val="28"/>
-              </w:rPr>
-              <w:t>String</w:t>
-            </w:r>
-          </w:p>
-        </w:tc>
-        <w:tc>
-          <w:tcPr>
-            <w:tcW w:w="1503" w:type="dxa"/>
-          </w:tcPr>
-          <w:p>
-            <w:pPr>
-              <w:rPr>
-                <w:sz w:val="28"/>
-                <w:szCs w:val="28"/>
-              </w:rPr>
-            </w:pPr>
-            <w:r>
-              <w:rPr>
-                <w:sz w:val="28"/>
-                <w:szCs w:val="28"/>
-              </w:rPr>
-              <w:t>Yes</w:t>
-            </w:r>
-          </w:p>
-        </w:tc>
-        <w:tc>
-          <w:tcPr>
-            <w:tcW w:w="1503" w:type="dxa"/>
-          </w:tcPr>
-          <w:p>
-            <w:pPr>
-              <w:rPr>
-                <w:sz w:val="28"/>
-                <w:szCs w:val="28"/>
-              </w:rPr>
-            </w:pPr>
-          </w:p>
-        </w:tc>
-        <w:tc>
-          <w:tcPr>
-            <w:tcW w:w="1503" w:type="dxa"/>
-          </w:tcPr>
-          <w:p>
-            <w:pPr>
-              <w:rPr>
-                <w:sz w:val="28"/>
-                <w:szCs w:val="28"/>
-              </w:rPr>
-            </w:pPr>
-          </w:p>
-        </w:tc>
-        <w:tc>
-          <w:tcPr>
-            <w:tcW w:w="1503" w:type="dxa"/>
-          </w:tcPr>
-          <w:p>
-            <w:pPr>
-              <w:rPr>
-                <w:sz w:val="28"/>
-                <w:szCs w:val="28"/>
-              </w:rPr>
-            </w:pPr>
-            <w:r>
-              <w:rPr>
-                <w:sz w:val="28"/>
-                <w:szCs w:val="28"/>
-              </w:rPr>
-              <w:t>None</w:t>
-            </w:r>
-          </w:p>
-        </w:tc>
-      </w:tr>
-    </w:tbl>
-    <w:p>
-      <w:pPr>
-        <w:rPr>
-          <w:sz w:val="28"/>
-          <w:szCs w:val="28"/>
-        </w:rPr>
-      </w:pPr>
-    </w:p>
-    <w:p>
-      <w:pPr>
-        <w:pStyle w:val="Heading3"/>
-      </w:pPr>
+      <w:bookmarkStart w:id="27" w:name="_Toc224639639"/>
       <w:r>
         <w:t>PRODUCERS</w:t>
       </w:r>
+      <w:bookmarkEnd w:id="27"/>
     </w:p>
     <w:tbl>
       <w:tblPr>
@@ -10945,11 +13896,13 @@
       <w:pPr>
         <w:pStyle w:val="Heading1"/>
       </w:pPr>
-      <w:bookmarkStart w:id="6" w:name="_Toc224235774"/>
+      <w:bookmarkStart w:id="28" w:name="_Toc224235774"/>
+      <w:bookmarkStart w:id="29" w:name="_Toc224639640"/>
       <w:r>
         <w:t>Test Strategy</w:t>
       </w:r>
-      <w:bookmarkEnd w:id="6"/>
+      <w:bookmarkEnd w:id="28"/>
+      <w:bookmarkEnd w:id="29"/>
     </w:p>
     <w:p>
       <w:pPr>
@@ -11167,23 +14120,7 @@
                 <w:sz w:val="24"/>
                 <w:szCs w:val="24"/>
               </w:rPr>
-              <w:t xml:space="preserve">The log in page must be </w:t>
-            </w:r>
-            <w:proofErr w:type="gramStart"/>
-            <w:r>
-              <w:rPr>
-                <w:sz w:val="24"/>
-                <w:szCs w:val="24"/>
-              </w:rPr>
-              <w:t>created</w:t>
-            </w:r>
-            <w:proofErr w:type="gramEnd"/>
-            <w:r>
-              <w:rPr>
-                <w:sz w:val="24"/>
-                <w:szCs w:val="24"/>
-              </w:rPr>
-              <w:t xml:space="preserve"> and the migration and update-database must have been completed. The controller logic must have been added to handl</w:t>
+              <w:t>The log in page must be created and the migration and update-database must have been completed. The controller logic must have been added to handl</w:t>
             </w:r>
             <w:r>
               <w:rPr>
@@ -11237,493 +14174,6 @@
                 <w:szCs w:val="24"/>
               </w:rPr>
               <w:t>Normal</w:t>
-            </w:r>
-          </w:p>
-          <w:p>
-            <w:pPr>
-              <w:rPr>
-                <w:sz w:val="24"/>
-                <w:szCs w:val="24"/>
-              </w:rPr>
-            </w:pPr>
-            <w:r>
-              <w:rPr>
-                <w:sz w:val="24"/>
-                <w:szCs w:val="24"/>
-              </w:rPr>
-              <w:t xml:space="preserve">Email: </w:t>
-            </w:r>
-            <w:hyperlink r:id="rId9" w:history="1">
-              <w:r>
-                <w:rPr>
-                  <w:rStyle w:val="Hyperlink"/>
-                  <w:sz w:val="24"/>
-                  <w:szCs w:val="24"/>
-                </w:rPr>
-                <w:t>manual@gamil.com</w:t>
-              </w:r>
-            </w:hyperlink>
-          </w:p>
-          <w:p>
-            <w:pPr>
-              <w:rPr>
-                <w:sz w:val="24"/>
-                <w:szCs w:val="24"/>
-              </w:rPr>
-            </w:pPr>
-            <w:r>
-              <w:rPr>
-                <w:sz w:val="24"/>
-                <w:szCs w:val="24"/>
-              </w:rPr>
-              <w:t>Password: Password123!</w:t>
-            </w:r>
-          </w:p>
-          <w:p>
-            <w:pPr>
-              <w:rPr>
-                <w:b/>
-                <w:bCs/>
-                <w:sz w:val="24"/>
-                <w:szCs w:val="24"/>
-              </w:rPr>
-            </w:pPr>
-            <w:r>
-              <w:rPr>
-                <w:b/>
-                <w:bCs/>
-                <w:sz w:val="24"/>
-                <w:szCs w:val="24"/>
-              </w:rPr>
-              <w:t>E</w:t>
-            </w:r>
-            <w:r>
-              <w:rPr>
-                <w:b/>
-                <w:bCs/>
-                <w:sz w:val="24"/>
-                <w:szCs w:val="24"/>
-              </w:rPr>
-              <w:t>rroneous</w:t>
-            </w:r>
-          </w:p>
-          <w:p>
-            <w:pPr>
-              <w:rPr>
-                <w:sz w:val="24"/>
-                <w:szCs w:val="24"/>
-              </w:rPr>
-            </w:pPr>
-            <w:r>
-              <w:rPr>
-                <w:sz w:val="24"/>
-                <w:szCs w:val="24"/>
-              </w:rPr>
-              <w:t xml:space="preserve">Email: </w:t>
-            </w:r>
-            <w:proofErr w:type="spellStart"/>
-            <w:r>
-              <w:rPr>
-                <w:sz w:val="24"/>
-                <w:szCs w:val="24"/>
-              </w:rPr>
-              <w:t>noemail</w:t>
-            </w:r>
-            <w:proofErr w:type="spellEnd"/>
-          </w:p>
-          <w:p>
-            <w:pPr>
-              <w:rPr>
-                <w:sz w:val="24"/>
-                <w:szCs w:val="24"/>
-              </w:rPr>
-            </w:pPr>
-            <w:r>
-              <w:rPr>
-                <w:sz w:val="24"/>
-                <w:szCs w:val="24"/>
-              </w:rPr>
-              <w:t>Password: 678</w:t>
-            </w:r>
-          </w:p>
-          <w:p>
-            <w:pPr>
-              <w:rPr>
-                <w:b/>
-                <w:bCs/>
-                <w:sz w:val="24"/>
-                <w:szCs w:val="24"/>
-              </w:rPr>
-            </w:pPr>
-            <w:r>
-              <w:rPr>
-                <w:b/>
-                <w:bCs/>
-                <w:sz w:val="24"/>
-                <w:szCs w:val="24"/>
-              </w:rPr>
-              <w:t>Extreme</w:t>
-            </w:r>
-          </w:p>
-          <w:p>
-            <w:pPr>
-              <w:rPr>
-                <w:sz w:val="24"/>
-                <w:szCs w:val="24"/>
-              </w:rPr>
-            </w:pPr>
-            <w:r>
-              <w:rPr>
-                <w:sz w:val="24"/>
-                <w:szCs w:val="24"/>
-              </w:rPr>
-              <w:t xml:space="preserve">Email: </w:t>
-            </w:r>
-            <w:hyperlink r:id="rId10" w:history="1">
-              <w:r>
-                <w:rPr>
-                  <w:rStyle w:val="Hyperlink"/>
-                  <w:sz w:val="24"/>
-                  <w:szCs w:val="24"/>
-                </w:rPr>
-                <w:t>manual@gamil.com</w:t>
-              </w:r>
-            </w:hyperlink>
-          </w:p>
-          <w:p>
-            <w:pPr>
-              <w:rPr>
-                <w:sz w:val="24"/>
-                <w:szCs w:val="24"/>
-              </w:rPr>
-            </w:pPr>
-            <w:r>
-              <w:rPr>
-                <w:sz w:val="24"/>
-                <w:szCs w:val="24"/>
-              </w:rPr>
-              <w:t>Password: musta3#</w:t>
-            </w:r>
-          </w:p>
-          <w:p>
-            <w:pPr>
-              <w:rPr>
-                <w:sz w:val="24"/>
-                <w:szCs w:val="24"/>
-              </w:rPr>
-            </w:pPr>
-            <w:r>
-              <w:rPr>
-                <w:sz w:val="24"/>
-                <w:szCs w:val="24"/>
-              </w:rPr>
-              <w:t>(Exactly 6 characters which is the minimum)</w:t>
-            </w:r>
-          </w:p>
-          <w:p>
-            <w:pPr>
-              <w:rPr>
-                <w:b/>
-                <w:bCs/>
-                <w:sz w:val="24"/>
-                <w:szCs w:val="24"/>
-              </w:rPr>
-            </w:pPr>
-          </w:p>
-        </w:tc>
-      </w:tr>
-      <w:tr>
-        <w:tc>
-          <w:tcPr>
-            <w:tcW w:w="2254" w:type="dxa"/>
-          </w:tcPr>
-          <w:p>
-            <w:pPr>
-              <w:rPr>
-                <w:sz w:val="24"/>
-                <w:szCs w:val="24"/>
-              </w:rPr>
-            </w:pPr>
-            <w:r>
-              <w:rPr>
-                <w:sz w:val="24"/>
-                <w:szCs w:val="24"/>
-              </w:rPr>
-              <w:t>16</w:t>
-            </w:r>
-            <w:r>
-              <w:rPr>
-                <w:sz w:val="24"/>
-                <w:szCs w:val="24"/>
-              </w:rPr>
-              <w:t>/</w:t>
-            </w:r>
-            <w:r>
-              <w:rPr>
-                <w:sz w:val="24"/>
-                <w:szCs w:val="24"/>
-              </w:rPr>
-              <w:t>3</w:t>
-            </w:r>
-            <w:r>
-              <w:rPr>
-                <w:sz w:val="24"/>
-                <w:szCs w:val="24"/>
-              </w:rPr>
-              <w:t>/2026</w:t>
-            </w:r>
-          </w:p>
-        </w:tc>
-        <w:tc>
-          <w:tcPr>
-            <w:tcW w:w="2254" w:type="dxa"/>
-          </w:tcPr>
-          <w:p>
-            <w:pPr>
-              <w:rPr>
-                <w:sz w:val="24"/>
-                <w:szCs w:val="24"/>
-              </w:rPr>
-            </w:pPr>
-            <w:r>
-              <w:rPr>
-                <w:sz w:val="24"/>
-                <w:szCs w:val="24"/>
-              </w:rPr>
-              <w:t>Register</w:t>
-            </w:r>
-          </w:p>
-        </w:tc>
-        <w:tc>
-          <w:tcPr>
-            <w:tcW w:w="2254" w:type="dxa"/>
-          </w:tcPr>
-          <w:p>
-            <w:pPr>
-              <w:rPr>
-                <w:sz w:val="24"/>
-                <w:szCs w:val="24"/>
-              </w:rPr>
-            </w:pPr>
-            <w:r>
-              <w:rPr>
-                <w:sz w:val="24"/>
-                <w:szCs w:val="24"/>
-              </w:rPr>
-              <w:t>Whitebox testing, Black box testing, Functionality, Security Integration</w:t>
-            </w:r>
-          </w:p>
-        </w:tc>
-        <w:tc>
-          <w:tcPr>
-            <w:tcW w:w="2589" w:type="dxa"/>
-          </w:tcPr>
-          <w:p>
-            <w:pPr>
-              <w:rPr>
-                <w:sz w:val="24"/>
-                <w:szCs w:val="24"/>
-              </w:rPr>
-            </w:pPr>
-            <w:r>
-              <w:rPr>
-                <w:sz w:val="24"/>
-                <w:szCs w:val="24"/>
-              </w:rPr>
-              <w:t>Register page must be fully functional. The migration and update-database must have been completed.</w:t>
-            </w:r>
-            <w:r>
-              <w:rPr>
-                <w:sz w:val="24"/>
-                <w:szCs w:val="24"/>
-              </w:rPr>
-              <w:t xml:space="preserve"> The controller logic must have been added to handl</w:t>
-            </w:r>
-            <w:r>
-              <w:rPr>
-                <w:sz w:val="24"/>
-                <w:szCs w:val="24"/>
-              </w:rPr>
-              <w:t>e user errors.</w:t>
-            </w:r>
-          </w:p>
-          <w:p>
-            <w:pPr>
-              <w:rPr>
-                <w:b/>
-                <w:bCs/>
-                <w:sz w:val="24"/>
-                <w:szCs w:val="24"/>
-              </w:rPr>
-            </w:pPr>
-            <w:r>
-              <w:rPr>
-                <w:b/>
-                <w:bCs/>
-                <w:sz w:val="24"/>
-                <w:szCs w:val="24"/>
-              </w:rPr>
-              <w:t>Test Data:</w:t>
-            </w:r>
-          </w:p>
-          <w:p>
-            <w:pPr>
-              <w:rPr>
-                <w:b/>
-                <w:bCs/>
-                <w:sz w:val="24"/>
-                <w:szCs w:val="24"/>
-              </w:rPr>
-            </w:pPr>
-            <w:r>
-              <w:rPr>
-                <w:b/>
-                <w:bCs/>
-                <w:sz w:val="24"/>
-                <w:szCs w:val="24"/>
-              </w:rPr>
-              <w:t>Normal</w:t>
-            </w:r>
-          </w:p>
-          <w:p>
-            <w:pPr>
-              <w:rPr>
-                <w:sz w:val="24"/>
-                <w:szCs w:val="24"/>
-              </w:rPr>
-            </w:pPr>
-            <w:r>
-              <w:rPr>
-                <w:sz w:val="24"/>
-                <w:szCs w:val="24"/>
-              </w:rPr>
-              <w:t xml:space="preserve">Email: </w:t>
-            </w:r>
-            <w:hyperlink r:id="rId11" w:history="1">
-              <w:r>
-                <w:rPr>
-                  <w:rStyle w:val="Hyperlink"/>
-                  <w:sz w:val="24"/>
-                  <w:szCs w:val="24"/>
-                </w:rPr>
-                <w:t>manual@gamil.com</w:t>
-              </w:r>
-            </w:hyperlink>
-          </w:p>
-          <w:p>
-            <w:pPr>
-              <w:rPr>
-                <w:sz w:val="24"/>
-                <w:szCs w:val="24"/>
-              </w:rPr>
-            </w:pPr>
-            <w:r>
-              <w:rPr>
-                <w:sz w:val="24"/>
-                <w:szCs w:val="24"/>
-              </w:rPr>
-              <w:t>Password: Password123!</w:t>
-            </w:r>
-          </w:p>
-          <w:p>
-            <w:pPr>
-              <w:rPr>
-                <w:b/>
-                <w:bCs/>
-                <w:sz w:val="24"/>
-                <w:szCs w:val="24"/>
-              </w:rPr>
-            </w:pPr>
-            <w:r>
-              <w:rPr>
-                <w:b/>
-                <w:bCs/>
-                <w:sz w:val="24"/>
-                <w:szCs w:val="24"/>
-              </w:rPr>
-              <w:t>E</w:t>
-            </w:r>
-            <w:r>
-              <w:rPr>
-                <w:b/>
-                <w:bCs/>
-                <w:sz w:val="24"/>
-                <w:szCs w:val="24"/>
-              </w:rPr>
-              <w:t>rroneous</w:t>
-            </w:r>
-          </w:p>
-          <w:p>
-            <w:pPr>
-              <w:rPr>
-                <w:sz w:val="24"/>
-                <w:szCs w:val="24"/>
-              </w:rPr>
-            </w:pPr>
-            <w:r>
-              <w:rPr>
-                <w:sz w:val="24"/>
-                <w:szCs w:val="24"/>
-              </w:rPr>
-              <w:t xml:space="preserve">Email: </w:t>
-            </w:r>
-            <w:proofErr w:type="spellStart"/>
-            <w:r>
-              <w:rPr>
-                <w:sz w:val="24"/>
-                <w:szCs w:val="24"/>
-              </w:rPr>
-              <w:t>noemail</w:t>
-            </w:r>
-            <w:proofErr w:type="spellEnd"/>
-          </w:p>
-          <w:p>
-            <w:pPr>
-              <w:rPr>
-                <w:sz w:val="24"/>
-                <w:szCs w:val="24"/>
-              </w:rPr>
-            </w:pPr>
-            <w:r>
-              <w:rPr>
-                <w:sz w:val="24"/>
-                <w:szCs w:val="24"/>
-              </w:rPr>
-              <w:t>Password: 678</w:t>
-            </w:r>
-          </w:p>
-          <w:p>
-            <w:pPr>
-              <w:rPr>
-                <w:sz w:val="24"/>
-                <w:szCs w:val="24"/>
-              </w:rPr>
-            </w:pPr>
-            <w:r>
-              <w:rPr>
-                <w:sz w:val="24"/>
-                <w:szCs w:val="24"/>
-              </w:rPr>
-              <w:t>Confirm Password: 678</w:t>
-            </w:r>
-          </w:p>
-          <w:p>
-            <w:pPr>
-              <w:rPr>
-                <w:b/>
-                <w:bCs/>
-                <w:sz w:val="24"/>
-                <w:szCs w:val="24"/>
-              </w:rPr>
-            </w:pPr>
-            <w:r>
-              <w:rPr>
-                <w:b/>
-                <w:bCs/>
-                <w:sz w:val="24"/>
-                <w:szCs w:val="24"/>
-              </w:rPr>
-              <w:t>Extreme</w:t>
             </w:r>
           </w:p>
           <w:p>
@@ -11763,6 +14213,132 @@
                 <w:sz w:val="24"/>
                 <w:szCs w:val="24"/>
               </w:rPr>
+              <w:t>Password: Password123!</w:t>
+            </w:r>
+          </w:p>
+          <w:p>
+            <w:pPr>
+              <w:rPr>
+                <w:b/>
+                <w:bCs/>
+                <w:sz w:val="24"/>
+                <w:szCs w:val="24"/>
+              </w:rPr>
+            </w:pPr>
+            <w:r>
+              <w:rPr>
+                <w:b/>
+                <w:bCs/>
+                <w:sz w:val="24"/>
+                <w:szCs w:val="24"/>
+              </w:rPr>
+              <w:t>E</w:t>
+            </w:r>
+            <w:r>
+              <w:rPr>
+                <w:b/>
+                <w:bCs/>
+                <w:sz w:val="24"/>
+                <w:szCs w:val="24"/>
+              </w:rPr>
+              <w:t>rroneous</w:t>
+            </w:r>
+          </w:p>
+          <w:p>
+            <w:pPr>
+              <w:rPr>
+                <w:sz w:val="24"/>
+                <w:szCs w:val="24"/>
+              </w:rPr>
+            </w:pPr>
+            <w:r>
+              <w:rPr>
+                <w:sz w:val="24"/>
+                <w:szCs w:val="24"/>
+              </w:rPr>
+              <w:t xml:space="preserve">Email: </w:t>
+            </w:r>
+            <w:proofErr w:type="spellStart"/>
+            <w:r>
+              <w:rPr>
+                <w:sz w:val="24"/>
+                <w:szCs w:val="24"/>
+              </w:rPr>
+              <w:t>noemail</w:t>
+            </w:r>
+            <w:proofErr w:type="spellEnd"/>
+          </w:p>
+          <w:p>
+            <w:pPr>
+              <w:rPr>
+                <w:sz w:val="24"/>
+                <w:szCs w:val="24"/>
+              </w:rPr>
+            </w:pPr>
+            <w:r>
+              <w:rPr>
+                <w:sz w:val="24"/>
+                <w:szCs w:val="24"/>
+              </w:rPr>
+              <w:t>Password: 678</w:t>
+            </w:r>
+          </w:p>
+          <w:p>
+            <w:pPr>
+              <w:rPr>
+                <w:b/>
+                <w:bCs/>
+                <w:sz w:val="24"/>
+                <w:szCs w:val="24"/>
+              </w:rPr>
+            </w:pPr>
+            <w:r>
+              <w:rPr>
+                <w:b/>
+                <w:bCs/>
+                <w:sz w:val="24"/>
+                <w:szCs w:val="24"/>
+              </w:rPr>
+              <w:t>Extreme</w:t>
+            </w:r>
+          </w:p>
+          <w:p>
+            <w:pPr>
+              <w:rPr>
+                <w:sz w:val="24"/>
+                <w:szCs w:val="24"/>
+              </w:rPr>
+            </w:pPr>
+            <w:r>
+              <w:rPr>
+                <w:sz w:val="24"/>
+                <w:szCs w:val="24"/>
+              </w:rPr>
+              <w:t xml:space="preserve">Email: </w:t>
+            </w:r>
+            <w:hyperlink r:id="rId13" w:history="1">
+              <w:r>
+                <w:rPr>
+                  <w:rStyle w:val="Hyperlink"/>
+                  <w:sz w:val="24"/>
+                  <w:szCs w:val="24"/>
+                </w:rPr>
+                <w:t>manual@gamil.com</w:t>
+              </w:r>
+            </w:hyperlink>
+          </w:p>
+          <w:p>
+            <w:pPr>
+              <w:rPr>
+                <w:sz w:val="24"/>
+                <w:szCs w:val="24"/>
+              </w:rPr>
+            </w:pPr>
+            <w:r>
+              <w:rPr>
+                <w:sz w:val="24"/>
+                <w:szCs w:val="24"/>
+              </w:rPr>
               <w:t>Password: musta3#</w:t>
             </w:r>
           </w:p>
@@ -11778,12 +14354,14 @@
                 <w:sz w:val="24"/>
                 <w:szCs w:val="24"/>
               </w:rPr>
-              <w:t>Confirm Password: musta3#</w:t>
-            </w:r>
-          </w:p>
-          <w:p>
-            <w:pPr>
-              <w:rPr>
+              <w:t>(Exactly 6 characters which is the minimum)</w:t>
+            </w:r>
+          </w:p>
+          <w:p>
+            <w:pPr>
+              <w:rPr>
+                <w:b/>
+                <w:bCs/>
                 <w:sz w:val="24"/>
                 <w:szCs w:val="24"/>
               </w:rPr>
@@ -11849,7 +14427,7 @@
                 <w:sz w:val="24"/>
                 <w:szCs w:val="24"/>
               </w:rPr>
-              <w:t>Log Out Function</w:t>
+              <w:t>Register</w:t>
             </w:r>
           </w:p>
         </w:tc>
@@ -11865,7 +14443,11 @@
               </w:rPr>
             </w:pPr>
             <w:r>
-              <w:t>Black box testing, Functionality testing, Security Integration</w:t>
+              <w:rPr>
+                <w:sz w:val="24"/>
+                <w:szCs w:val="24"/>
+              </w:rPr>
+              <w:t>Whitebox testing, Black box testing, Functionality, Security Integration</w:t>
             </w:r>
           </w:p>
         </w:tc>
@@ -11885,16 +14467,265 @@
                 <w:sz w:val="24"/>
                 <w:szCs w:val="24"/>
               </w:rPr>
-              <w:t xml:space="preserve">No test data needed. The Log in system should be fully </w:t>
-            </w:r>
+              <w:t>Register page must be fully functional. The migration and update-database must have been completed.</w:t>
+            </w:r>
+            <w:r>
+              <w:rPr>
+                <w:sz w:val="24"/>
+                <w:szCs w:val="24"/>
+              </w:rPr>
+              <w:t xml:space="preserve"> The controller logic must have been added to handl</w:t>
+            </w:r>
+            <w:r>
+              <w:rPr>
+                <w:sz w:val="24"/>
+                <w:szCs w:val="24"/>
+              </w:rPr>
+              <w:t>e user errors.</w:t>
+            </w:r>
+          </w:p>
+          <w:p>
+            <w:pPr>
+              <w:rPr>
+                <w:b/>
+                <w:bCs/>
+                <w:sz w:val="24"/>
+                <w:szCs w:val="24"/>
+              </w:rPr>
+            </w:pPr>
+            <w:r>
+              <w:rPr>
+                <w:b/>
+                <w:bCs/>
+                <w:sz w:val="24"/>
+                <w:szCs w:val="24"/>
+              </w:rPr>
+              <w:t>Test Data:</w:t>
+            </w:r>
+          </w:p>
+          <w:p>
+            <w:pPr>
+              <w:rPr>
+                <w:b/>
+                <w:bCs/>
+                <w:sz w:val="24"/>
+                <w:szCs w:val="24"/>
+              </w:rPr>
+            </w:pPr>
+            <w:r>
+              <w:rPr>
+                <w:b/>
+                <w:bCs/>
+                <w:sz w:val="24"/>
+                <w:szCs w:val="24"/>
+              </w:rPr>
+              <w:t>Normal</w:t>
+            </w:r>
+          </w:p>
+          <w:p>
+            <w:pPr>
+              <w:rPr>
+                <w:sz w:val="24"/>
+                <w:szCs w:val="24"/>
+              </w:rPr>
+            </w:pPr>
+            <w:r>
+              <w:rPr>
+                <w:sz w:val="24"/>
+                <w:szCs w:val="24"/>
+              </w:rPr>
+              <w:t xml:space="preserve">Email: </w:t>
+            </w:r>
+            <w:hyperlink r:id="rId14" w:history="1">
+              <w:r>
+                <w:rPr>
+                  <w:rStyle w:val="Hyperlink"/>
+                  <w:sz w:val="24"/>
+                  <w:szCs w:val="24"/>
+                </w:rPr>
+                <w:t>manual@gamil.com</w:t>
+              </w:r>
+            </w:hyperlink>
+          </w:p>
+          <w:p>
+            <w:pPr>
+              <w:rPr>
+                <w:sz w:val="24"/>
+                <w:szCs w:val="24"/>
+              </w:rPr>
+            </w:pPr>
+            <w:r>
+              <w:rPr>
+                <w:sz w:val="24"/>
+                <w:szCs w:val="24"/>
+              </w:rPr>
+              <w:t>Password: Password123!</w:t>
+            </w:r>
+          </w:p>
+          <w:p>
+            <w:pPr>
+              <w:rPr>
+                <w:b/>
+                <w:bCs/>
+                <w:sz w:val="24"/>
+                <w:szCs w:val="24"/>
+              </w:rPr>
+            </w:pPr>
+            <w:r>
+              <w:rPr>
+                <w:b/>
+                <w:bCs/>
+                <w:sz w:val="24"/>
+                <w:szCs w:val="24"/>
+              </w:rPr>
+              <w:t>E</w:t>
+            </w:r>
+            <w:r>
+              <w:rPr>
+                <w:b/>
+                <w:bCs/>
+                <w:sz w:val="24"/>
+                <w:szCs w:val="24"/>
+              </w:rPr>
+              <w:t>rroneous</w:t>
+            </w:r>
+          </w:p>
+          <w:p>
+            <w:pPr>
+              <w:rPr>
+                <w:sz w:val="24"/>
+                <w:szCs w:val="24"/>
+              </w:rPr>
+            </w:pPr>
+            <w:r>
+              <w:rPr>
+                <w:sz w:val="24"/>
+                <w:szCs w:val="24"/>
+              </w:rPr>
+              <w:t xml:space="preserve">Email: </w:t>
+            </w:r>
+            <w:proofErr w:type="spellStart"/>
+            <w:r>
+              <w:rPr>
+                <w:sz w:val="24"/>
+                <w:szCs w:val="24"/>
+              </w:rPr>
+              <w:t>noemail</w:t>
+            </w:r>
+            <w:proofErr w:type="spellEnd"/>
+          </w:p>
+          <w:p>
+            <w:pPr>
+              <w:rPr>
+                <w:sz w:val="24"/>
+                <w:szCs w:val="24"/>
+              </w:rPr>
+            </w:pPr>
+            <w:r>
+              <w:rPr>
+                <w:sz w:val="24"/>
+                <w:szCs w:val="24"/>
+              </w:rPr>
+              <w:t>Password: 678</w:t>
+            </w:r>
+          </w:p>
+          <w:p>
+            <w:pPr>
+              <w:rPr>
+                <w:sz w:val="24"/>
+                <w:szCs w:val="24"/>
+              </w:rPr>
+            </w:pPr>
+            <w:r>
+              <w:rPr>
+                <w:sz w:val="24"/>
+                <w:szCs w:val="24"/>
+              </w:rPr>
+              <w:t>Confirm Password: 678</w:t>
+            </w:r>
+          </w:p>
+          <w:p>
+            <w:pPr>
+              <w:rPr>
+                <w:b/>
+                <w:bCs/>
+                <w:sz w:val="24"/>
+                <w:szCs w:val="24"/>
+              </w:rPr>
+            </w:pPr>
+            <w:r>
+              <w:rPr>
+                <w:b/>
+                <w:bCs/>
+                <w:sz w:val="24"/>
+                <w:szCs w:val="24"/>
+              </w:rPr>
+              <w:t>Extreme</w:t>
+            </w:r>
+          </w:p>
+          <w:p>
+            <w:pPr>
+              <w:rPr>
+                <w:sz w:val="24"/>
+                <w:szCs w:val="24"/>
+              </w:rPr>
+            </w:pPr>
+            <w:r>
+              <w:rPr>
+                <w:sz w:val="24"/>
+                <w:szCs w:val="24"/>
+              </w:rPr>
+              <w:t xml:space="preserve">Email: </w:t>
+            </w:r>
+            <w:hyperlink r:id="rId15" w:history="1">
+              <w:r>
+                <w:rPr>
+                  <w:rStyle w:val="Hyperlink"/>
+                  <w:sz w:val="24"/>
+                  <w:szCs w:val="24"/>
+                </w:rPr>
+                <w:t>manual@gamil.com</w:t>
+              </w:r>
+            </w:hyperlink>
+          </w:p>
+          <w:p>
+            <w:pPr>
+              <w:rPr>
+                <w:sz w:val="24"/>
+                <w:szCs w:val="24"/>
+              </w:rPr>
+            </w:pPr>
+            <w:r>
+              <w:rPr>
+                <w:sz w:val="24"/>
+                <w:szCs w:val="24"/>
+              </w:rPr>
+              <w:t>Password: musta3#</w:t>
+            </w:r>
+          </w:p>
+          <w:p>
+            <w:pPr>
+              <w:rPr>
+                <w:sz w:val="24"/>
+                <w:szCs w:val="24"/>
+              </w:rPr>
+            </w:pPr>
             <w:r>
               <w:rPr>
                 <w:sz w:val="24"/>
                 <w:szCs w:val="24"/>
               </w:rPr>
               <w:lastRenderedPageBreak/>
-              <w:t xml:space="preserve">functional and allow users to create accounts and save their data to a database and the log out button must be visible to the user.  </w:t>
-            </w:r>
+              <w:t>Confirm Password: musta3#</w:t>
+            </w:r>
+          </w:p>
+          <w:p>
+            <w:pPr>
+              <w:rPr>
+                <w:sz w:val="24"/>
+                <w:szCs w:val="24"/>
+              </w:rPr>
+            </w:pPr>
           </w:p>
         </w:tc>
       </w:tr>
@@ -11957,7 +14788,7 @@
                 <w:sz w:val="24"/>
                 <w:szCs w:val="24"/>
               </w:rPr>
-              <w:t>Link buttons on the navigation bar and the footer</w:t>
+              <w:t>Log Out Function</w:t>
             </w:r>
           </w:p>
         </w:tc>
@@ -11973,36 +14804,8 @@
               </w:rPr>
             </w:pPr>
             <w:r>
-              <w:rPr>
-                <w:sz w:val="24"/>
-                <w:szCs w:val="24"/>
-              </w:rPr>
-              <w:t xml:space="preserve">Black </w:t>
-            </w:r>
-            <w:proofErr w:type="gramStart"/>
-            <w:r>
-              <w:rPr>
-                <w:sz w:val="24"/>
-                <w:szCs w:val="24"/>
-              </w:rPr>
-              <w:t>box  Functionality</w:t>
-            </w:r>
-            <w:proofErr w:type="gramEnd"/>
-            <w:r>
-              <w:rPr>
-                <w:sz w:val="24"/>
-                <w:szCs w:val="24"/>
-              </w:rPr>
-              <w:t xml:space="preserve"> Integration</w:t>
-            </w:r>
-          </w:p>
-          <w:p>
-            <w:pPr>
-              <w:rPr>
-                <w:sz w:val="24"/>
-                <w:szCs w:val="24"/>
-              </w:rPr>
-            </w:pPr>
+              <w:t>Black box testing, Functionality testing, Security Integration</w:t>
+            </w:r>
           </w:p>
         </w:tc>
         <w:tc>
@@ -12021,62 +14824,8 @@
                 <w:sz w:val="24"/>
                 <w:szCs w:val="24"/>
               </w:rPr>
-              <w:t xml:space="preserve">All the pages for each link must be </w:t>
-            </w:r>
-            <w:proofErr w:type="gramStart"/>
-            <w:r>
-              <w:rPr>
-                <w:sz w:val="24"/>
-                <w:szCs w:val="24"/>
-              </w:rPr>
-              <w:t>completed</w:t>
-            </w:r>
-            <w:proofErr w:type="gramEnd"/>
-            <w:r>
-              <w:rPr>
-                <w:sz w:val="24"/>
-                <w:szCs w:val="24"/>
-              </w:rPr>
-              <w:t xml:space="preserve"> and each link must be functional.</w:t>
-            </w:r>
-          </w:p>
-          <w:p>
-            <w:pPr>
-              <w:rPr>
-                <w:sz w:val="24"/>
-                <w:szCs w:val="24"/>
-              </w:rPr>
-            </w:pPr>
-            <w:r>
-              <w:rPr>
-                <w:sz w:val="24"/>
-                <w:szCs w:val="24"/>
-              </w:rPr>
-              <w:t>The Navigation bar must be made and fully functional.</w:t>
-            </w:r>
-          </w:p>
-          <w:p>
-            <w:pPr>
-              <w:rPr>
-                <w:sz w:val="24"/>
-                <w:szCs w:val="24"/>
-              </w:rPr>
-            </w:pPr>
-            <w:r>
-              <w:rPr>
-                <w:sz w:val="24"/>
-                <w:szCs w:val="24"/>
-              </w:rPr>
-              <w:t>Tester must check each link to see if its functional and leads to the correct page</w:t>
-            </w:r>
-          </w:p>
-          <w:p>
-            <w:pPr>
-              <w:rPr>
-                <w:sz w:val="24"/>
-                <w:szCs w:val="24"/>
-              </w:rPr>
-            </w:pPr>
+              <w:t xml:space="preserve">No test data needed. The Log in system should be fully functional and allow users to create accounts and save their data to a database and the log out button must be visible to the user.  </w:t>
+            </w:r>
           </w:p>
         </w:tc>
       </w:tr>
@@ -12138,7 +14887,7 @@
                 <w:sz w:val="24"/>
                 <w:szCs w:val="24"/>
               </w:rPr>
-              <w:t xml:space="preserve">Accessibility features </w:t>
+              <w:t>Link buttons on the navigation bar and the footer</w:t>
             </w:r>
           </w:p>
         </w:tc>
@@ -12158,8 +14907,32 @@
                 <w:sz w:val="24"/>
                 <w:szCs w:val="24"/>
               </w:rPr>
-              <w:t>Black box Functionality Integration</w:t>
-            </w:r>
+              <w:t xml:space="preserve">Black </w:t>
+            </w:r>
+            <w:proofErr w:type="gramStart"/>
+            <w:r>
+              <w:rPr>
+                <w:sz w:val="24"/>
+                <w:szCs w:val="24"/>
+              </w:rPr>
+              <w:t>box  Functionality</w:t>
+            </w:r>
+            <w:proofErr w:type="gramEnd"/>
+            <w:r>
+              <w:rPr>
+                <w:sz w:val="24"/>
+                <w:szCs w:val="24"/>
+              </w:rPr>
+              <w:t xml:space="preserve"> Integration</w:t>
+            </w:r>
+          </w:p>
+          <w:p>
+            <w:pPr>
+              <w:rPr>
+                <w:sz w:val="24"/>
+                <w:szCs w:val="24"/>
+              </w:rPr>
+            </w:pPr>
           </w:p>
         </w:tc>
         <w:tc>
@@ -12178,23 +14951,46 @@
                 <w:sz w:val="24"/>
                 <w:szCs w:val="24"/>
               </w:rPr>
-              <w:t>Accessibility features must be fully functional and accessible to the user.</w:t>
-            </w:r>
-          </w:p>
-          <w:p>
-            <w:pPr>
-              <w:rPr>
-                <w:sz w:val="24"/>
-                <w:szCs w:val="24"/>
-              </w:rPr>
-            </w:pPr>
-            <w:r>
-              <w:rPr>
-                <w:sz w:val="24"/>
-                <w:szCs w:val="24"/>
-              </w:rPr>
-              <w:t>Tester should check each accessibility feature to test if its functional. No test Data needed.</w:t>
-            </w:r>
+              <w:t>All the pages for each link must be completed and each link must be functional.</w:t>
+            </w:r>
+          </w:p>
+          <w:p>
+            <w:pPr>
+              <w:rPr>
+                <w:sz w:val="24"/>
+                <w:szCs w:val="24"/>
+              </w:rPr>
+            </w:pPr>
+            <w:r>
+              <w:rPr>
+                <w:sz w:val="24"/>
+                <w:szCs w:val="24"/>
+              </w:rPr>
+              <w:t>The Navigation bar must be made and fully functional.</w:t>
+            </w:r>
+          </w:p>
+          <w:p>
+            <w:pPr>
+              <w:rPr>
+                <w:sz w:val="24"/>
+                <w:szCs w:val="24"/>
+              </w:rPr>
+            </w:pPr>
+            <w:r>
+              <w:rPr>
+                <w:sz w:val="24"/>
+                <w:szCs w:val="24"/>
+              </w:rPr>
+              <w:t>Tester must check each link to see if its functional and leads to the correct page</w:t>
+            </w:r>
+          </w:p>
+          <w:p>
+            <w:pPr>
+              <w:rPr>
+                <w:sz w:val="24"/>
+                <w:szCs w:val="24"/>
+              </w:rPr>
+            </w:pPr>
           </w:p>
         </w:tc>
       </w:tr>
@@ -12256,7 +15052,7 @@
                 <w:sz w:val="24"/>
                 <w:szCs w:val="24"/>
               </w:rPr>
-              <w:t>Cookies Functionality</w:t>
+              <w:t xml:space="preserve">Accessibility features </w:t>
             </w:r>
           </w:p>
         </w:tc>
@@ -12276,7 +15072,7 @@
                 <w:sz w:val="24"/>
                 <w:szCs w:val="24"/>
               </w:rPr>
-              <w:t>Black box Functionality integration</w:t>
+              <w:t>Black box Functionality Integration</w:t>
             </w:r>
           </w:p>
         </w:tc>
@@ -12296,7 +15092,22 @@
                 <w:sz w:val="24"/>
                 <w:szCs w:val="24"/>
               </w:rPr>
-              <w:t>Cookies must be made. Tester should check if the cookies show up when new users enter the website. No test data required</w:t>
+              <w:t>Accessibility features must be fully functional and accessible to the user.</w:t>
+            </w:r>
+          </w:p>
+          <w:p>
+            <w:pPr>
+              <w:rPr>
+                <w:sz w:val="24"/>
+                <w:szCs w:val="24"/>
+              </w:rPr>
+            </w:pPr>
+            <w:r>
+              <w:rPr>
+                <w:sz w:val="24"/>
+                <w:szCs w:val="24"/>
+              </w:rPr>
+              <w:t>Tester should check each accessibility feature to test if its functional. No test Data needed.</w:t>
             </w:r>
           </w:p>
         </w:tc>
@@ -12359,7 +15170,7 @@
                 <w:sz w:val="24"/>
                 <w:szCs w:val="24"/>
               </w:rPr>
-              <w:t>Home Page</w:t>
+              <w:t>Cookies Functionality</w:t>
             </w:r>
           </w:p>
         </w:tc>
@@ -12379,7 +15190,7 @@
                 <w:sz w:val="24"/>
                 <w:szCs w:val="24"/>
               </w:rPr>
-              <w:t>White box, Black box, Functionality Integration</w:t>
+              <w:t>Black box Functionality integration</w:t>
             </w:r>
           </w:p>
         </w:tc>
@@ -12399,51 +15210,7 @@
                 <w:sz w:val="24"/>
                 <w:szCs w:val="24"/>
               </w:rPr>
-              <w:t>Home Page must be fully functional.</w:t>
-            </w:r>
-          </w:p>
-          <w:p>
-            <w:pPr>
-              <w:rPr>
-                <w:sz w:val="24"/>
-                <w:szCs w:val="24"/>
-              </w:rPr>
-            </w:pPr>
-            <w:r>
-              <w:rPr>
-                <w:sz w:val="24"/>
-                <w:szCs w:val="24"/>
-              </w:rPr>
-              <w:t>Tester must be able to access other</w:t>
-            </w:r>
-            <w:r>
-              <w:rPr>
-                <w:sz w:val="24"/>
-                <w:szCs w:val="24"/>
-              </w:rPr>
-              <w:t xml:space="preserve"> </w:t>
-            </w:r>
-            <w:r>
-              <w:rPr>
-                <w:sz w:val="24"/>
-                <w:szCs w:val="24"/>
-              </w:rPr>
-              <w:t>pages from the home page</w:t>
-            </w:r>
-          </w:p>
-          <w:p>
-            <w:pPr>
-              <w:rPr>
-                <w:sz w:val="24"/>
-                <w:szCs w:val="24"/>
-              </w:rPr>
-            </w:pPr>
-            <w:r>
-              <w:rPr>
-                <w:sz w:val="24"/>
-                <w:szCs w:val="24"/>
-              </w:rPr>
-              <w:t>No test data needed.</w:t>
+              <w:t>Cookies must be made. Tester should check if the cookies show up when new users enter the website. No test data required</w:t>
             </w:r>
           </w:p>
         </w:tc>
@@ -12506,7 +15273,7 @@
                 <w:sz w:val="24"/>
                 <w:szCs w:val="24"/>
               </w:rPr>
-              <w:t>Placing an Order</w:t>
+              <w:t>Home Page</w:t>
             </w:r>
           </w:p>
         </w:tc>
@@ -12526,7 +15293,7 @@
                 <w:sz w:val="24"/>
                 <w:szCs w:val="24"/>
               </w:rPr>
-              <w:t>Blackbox Testing, White box Testing, Functionality Testing, Security Testing, Session Management testing</w:t>
+              <w:t>White box, Black box, Functionality Integration</w:t>
             </w:r>
           </w:p>
         </w:tc>
@@ -12546,75 +15313,22 @@
                 <w:sz w:val="24"/>
                 <w:szCs w:val="24"/>
               </w:rPr>
-              <w:t>Test Data would be required.</w:t>
-            </w:r>
-          </w:p>
-          <w:p>
-            <w:pPr>
-              <w:rPr>
-                <w:sz w:val="24"/>
-                <w:szCs w:val="24"/>
-              </w:rPr>
-            </w:pPr>
-            <w:r>
-              <w:rPr>
-                <w:sz w:val="24"/>
-                <w:szCs w:val="24"/>
-              </w:rPr>
-              <w:t>The Models and Controllers must be created and there must be a logged in user to test it. The tester should place an order and fill out all the fields and make sure it successfully logs Product and displays it. They must be able to edit, delete and view the details of the Order.</w:t>
-            </w:r>
-          </w:p>
-          <w:p>
-            <w:pPr>
-              <w:rPr>
-                <w:b/>
-                <w:bCs/>
-                <w:sz w:val="24"/>
-                <w:szCs w:val="24"/>
-              </w:rPr>
-            </w:pPr>
-            <w:r>
-              <w:rPr>
-                <w:b/>
-                <w:bCs/>
-                <w:sz w:val="24"/>
-                <w:szCs w:val="24"/>
-              </w:rPr>
-              <w:t>Test Data:</w:t>
-            </w:r>
-          </w:p>
-          <w:p>
-            <w:pPr>
-              <w:rPr>
-                <w:b/>
-                <w:bCs/>
-                <w:sz w:val="24"/>
-                <w:szCs w:val="24"/>
-              </w:rPr>
-            </w:pPr>
-            <w:r>
-              <w:rPr>
-                <w:b/>
-                <w:bCs/>
-                <w:sz w:val="24"/>
-                <w:szCs w:val="24"/>
-              </w:rPr>
-              <w:t>Normal</w:t>
-            </w:r>
-          </w:p>
-          <w:p>
-            <w:pPr>
-              <w:rPr>
-                <w:sz w:val="24"/>
-                <w:szCs w:val="24"/>
-              </w:rPr>
-            </w:pPr>
-            <w:r>
-              <w:rPr>
-                <w:sz w:val="24"/>
-                <w:szCs w:val="24"/>
-              </w:rPr>
-              <w:t>Product:</w:t>
+              <w:t>Home Page must be fully functional.</w:t>
+            </w:r>
+          </w:p>
+          <w:p>
+            <w:pPr>
+              <w:rPr>
+                <w:sz w:val="24"/>
+                <w:szCs w:val="24"/>
+              </w:rPr>
+            </w:pPr>
+            <w:r>
+              <w:rPr>
+                <w:sz w:val="24"/>
+                <w:szCs w:val="24"/>
+              </w:rPr>
+              <w:t>Tester must be able to access other</w:t>
             </w:r>
             <w:r>
               <w:rPr>
@@ -12628,322 +15342,23 @@
                 <w:sz w:val="24"/>
                 <w:szCs w:val="24"/>
               </w:rPr>
-              <w:t>Strawberries</w:t>
-            </w:r>
-            <w:r>
-              <w:rPr>
-                <w:sz w:val="24"/>
-                <w:szCs w:val="24"/>
-              </w:rPr>
-              <w:t xml:space="preserve">, </w:t>
-            </w:r>
-          </w:p>
-          <w:p>
-            <w:pPr>
-              <w:rPr>
-                <w:sz w:val="24"/>
-                <w:szCs w:val="24"/>
-              </w:rPr>
-            </w:pPr>
-            <w:r>
-              <w:rPr>
-                <w:sz w:val="24"/>
-                <w:szCs w:val="24"/>
-              </w:rPr>
-              <w:t>Phone number: 07895765932</w:t>
-            </w:r>
-          </w:p>
-          <w:p>
-            <w:pPr>
-              <w:rPr>
-                <w:sz w:val="24"/>
-                <w:szCs w:val="24"/>
-              </w:rPr>
-            </w:pPr>
-            <w:r>
-              <w:rPr>
-                <w:sz w:val="24"/>
-                <w:szCs w:val="24"/>
-              </w:rPr>
-              <w:t>Email: Manual@gmail.com</w:t>
-            </w:r>
-          </w:p>
-          <w:p>
-            <w:pPr>
-              <w:rPr>
-                <w:sz w:val="24"/>
-                <w:szCs w:val="24"/>
-              </w:rPr>
-            </w:pPr>
-            <w:r>
-              <w:rPr>
-                <w:sz w:val="24"/>
-                <w:szCs w:val="24"/>
-              </w:rPr>
-              <w:t>Date: 24/2/2026</w:t>
-            </w:r>
-          </w:p>
-          <w:p>
-            <w:pPr>
-              <w:rPr>
-                <w:b/>
-                <w:bCs/>
-                <w:sz w:val="24"/>
-                <w:szCs w:val="24"/>
-              </w:rPr>
-            </w:pPr>
-            <w:r>
-              <w:rPr>
-                <w:b/>
-                <w:bCs/>
-                <w:sz w:val="24"/>
-                <w:szCs w:val="24"/>
-              </w:rPr>
-              <w:t>Erroneous</w:t>
-            </w:r>
-          </w:p>
-          <w:p>
-            <w:pPr>
-              <w:rPr>
-                <w:sz w:val="24"/>
-                <w:szCs w:val="24"/>
-              </w:rPr>
-            </w:pPr>
-            <w:r>
-              <w:rPr>
-                <w:sz w:val="24"/>
-                <w:szCs w:val="24"/>
-              </w:rPr>
-              <w:t>Product</w:t>
-            </w:r>
-            <w:r>
-              <w:rPr>
-                <w:sz w:val="24"/>
-                <w:szCs w:val="24"/>
-              </w:rPr>
-              <w:t xml:space="preserve">: </w:t>
-            </w:r>
-            <w:r>
-              <w:rPr>
-                <w:sz w:val="24"/>
-                <w:szCs w:val="24"/>
-              </w:rPr>
-              <w:t xml:space="preserve">Lenovo </w:t>
-            </w:r>
-            <w:proofErr w:type="gramStart"/>
-            <w:r>
-              <w:rPr>
-                <w:sz w:val="24"/>
-                <w:szCs w:val="24"/>
-              </w:rPr>
-              <w:t>Laptop</w:t>
-            </w:r>
-            <w:r>
-              <w:rPr>
-                <w:sz w:val="24"/>
-                <w:szCs w:val="24"/>
-              </w:rPr>
-              <w:t>(</w:t>
-            </w:r>
-            <w:proofErr w:type="gramEnd"/>
-            <w:r>
-              <w:rPr>
-                <w:sz w:val="24"/>
-                <w:szCs w:val="24"/>
-              </w:rPr>
-              <w:t>Not a Product that exists in the system)</w:t>
-            </w:r>
-          </w:p>
-          <w:p>
-            <w:pPr>
-              <w:rPr>
-                <w:sz w:val="24"/>
-                <w:szCs w:val="24"/>
-              </w:rPr>
-            </w:pPr>
-            <w:r>
-              <w:rPr>
-                <w:sz w:val="24"/>
-                <w:szCs w:val="24"/>
-              </w:rPr>
-              <w:t xml:space="preserve">Phone Number: </w:t>
-            </w:r>
-            <w:proofErr w:type="gramStart"/>
-            <w:r>
-              <w:rPr>
-                <w:sz w:val="24"/>
-                <w:szCs w:val="24"/>
-              </w:rPr>
-              <w:t>number( Must</w:t>
-            </w:r>
-            <w:proofErr w:type="gramEnd"/>
-            <w:r>
-              <w:rPr>
-                <w:sz w:val="24"/>
-                <w:szCs w:val="24"/>
-              </w:rPr>
-              <w:t xml:space="preserve"> be a valid phone number format)</w:t>
-            </w:r>
-          </w:p>
-          <w:p>
-            <w:pPr>
-              <w:rPr>
-                <w:sz w:val="24"/>
-                <w:szCs w:val="24"/>
-              </w:rPr>
-            </w:pPr>
-            <w:r>
-              <w:rPr>
-                <w:sz w:val="24"/>
-                <w:szCs w:val="24"/>
-              </w:rPr>
-              <w:t xml:space="preserve">Email: </w:t>
-            </w:r>
-            <w:proofErr w:type="gramStart"/>
-            <w:r>
-              <w:rPr>
-                <w:sz w:val="24"/>
-                <w:szCs w:val="24"/>
-              </w:rPr>
-              <w:t>email(</w:t>
-            </w:r>
-            <w:proofErr w:type="gramEnd"/>
-            <w:r>
-              <w:rPr>
-                <w:sz w:val="24"/>
-                <w:szCs w:val="24"/>
-              </w:rPr>
-              <w:t xml:space="preserve">Must contain an @ symbol </w:t>
-            </w:r>
-            <w:r>
-              <w:rPr>
-                <w:sz w:val="24"/>
-                <w:szCs w:val="24"/>
-              </w:rPr>
-              <w:lastRenderedPageBreak/>
-              <w:t xml:space="preserve">and must contain a domain </w:t>
-            </w:r>
-            <w:proofErr w:type="spellStart"/>
-            <w:proofErr w:type="gramStart"/>
-            <w:r>
-              <w:rPr>
-                <w:sz w:val="24"/>
-                <w:szCs w:val="24"/>
-              </w:rPr>
-              <w:t>e</w:t>
-            </w:r>
-            <w:r>
-              <w:rPr>
-                <w:sz w:val="24"/>
-                <w:szCs w:val="24"/>
-              </w:rPr>
-              <w:t>.g</w:t>
-            </w:r>
-            <w:proofErr w:type="spellEnd"/>
-            <w:proofErr w:type="gramEnd"/>
-            <w:r>
-              <w:rPr>
-                <w:sz w:val="24"/>
-                <w:szCs w:val="24"/>
-              </w:rPr>
-              <w:t xml:space="preserve"> .com)</w:t>
-            </w:r>
-          </w:p>
-          <w:p>
-            <w:pPr>
-              <w:rPr>
-                <w:b/>
-                <w:bCs/>
-                <w:sz w:val="24"/>
-                <w:szCs w:val="24"/>
-              </w:rPr>
-            </w:pPr>
-            <w:r>
-              <w:rPr>
-                <w:b/>
-                <w:bCs/>
-                <w:sz w:val="24"/>
-                <w:szCs w:val="24"/>
-              </w:rPr>
-              <w:t>Extreme</w:t>
-            </w:r>
-          </w:p>
-          <w:p>
-            <w:pPr>
-              <w:rPr>
-                <w:sz w:val="24"/>
-                <w:szCs w:val="24"/>
-              </w:rPr>
-            </w:pPr>
-            <w:r>
-              <w:rPr>
-                <w:sz w:val="24"/>
-                <w:szCs w:val="24"/>
-              </w:rPr>
-              <w:t xml:space="preserve">Phone number: </w:t>
-            </w:r>
-            <w:proofErr w:type="gramStart"/>
-            <w:r>
-              <w:rPr>
-                <w:sz w:val="24"/>
-                <w:szCs w:val="24"/>
-              </w:rPr>
-              <w:t>07895765932( Maximum</w:t>
-            </w:r>
-            <w:proofErr w:type="gramEnd"/>
-            <w:r>
-              <w:rPr>
-                <w:sz w:val="24"/>
-                <w:szCs w:val="24"/>
-              </w:rPr>
-              <w:t xml:space="preserve"> </w:t>
-            </w:r>
-            <w:proofErr w:type="gramStart"/>
-            <w:r>
-              <w:rPr>
-                <w:sz w:val="24"/>
-                <w:szCs w:val="24"/>
-              </w:rPr>
-              <w:t>amount</w:t>
-            </w:r>
-            <w:proofErr w:type="gramEnd"/>
-            <w:r>
-              <w:rPr>
-                <w:sz w:val="24"/>
-                <w:szCs w:val="24"/>
-              </w:rPr>
-              <w:t xml:space="preserve"> of numbers for a U</w:t>
-            </w:r>
-            <w:r>
-              <w:rPr>
-                <w:sz w:val="24"/>
-                <w:szCs w:val="24"/>
-              </w:rPr>
-              <w:t>K</w:t>
-            </w:r>
-            <w:r>
-              <w:rPr>
-                <w:sz w:val="24"/>
-                <w:szCs w:val="24"/>
-              </w:rPr>
-              <w:t xml:space="preserve"> phone number)</w:t>
-            </w:r>
-          </w:p>
-          <w:p>
-            <w:pPr>
-              <w:rPr>
-                <w:sz w:val="24"/>
-                <w:szCs w:val="24"/>
-              </w:rPr>
-            </w:pPr>
-          </w:p>
-          <w:p>
-            <w:pPr>
-              <w:rPr>
-                <w:sz w:val="24"/>
-                <w:szCs w:val="24"/>
-              </w:rPr>
-            </w:pPr>
+              <w:t>pages from the home page</w:t>
+            </w:r>
+          </w:p>
+          <w:p>
+            <w:pPr>
+              <w:rPr>
+                <w:sz w:val="24"/>
+                <w:szCs w:val="24"/>
+              </w:rPr>
+            </w:pPr>
+            <w:r>
+              <w:rPr>
+                <w:sz w:val="24"/>
+                <w:szCs w:val="24"/>
+              </w:rPr>
+              <w:t>No test data needed.</w:t>
+            </w:r>
           </w:p>
         </w:tc>
       </w:tr>
@@ -12964,6 +15379,480 @@
                 <w:sz w:val="24"/>
                 <w:szCs w:val="24"/>
               </w:rPr>
+              <w:t>16</w:t>
+            </w:r>
+            <w:r>
+              <w:rPr>
+                <w:sz w:val="24"/>
+                <w:szCs w:val="24"/>
+              </w:rPr>
+              <w:t>/</w:t>
+            </w:r>
+            <w:r>
+              <w:rPr>
+                <w:sz w:val="24"/>
+                <w:szCs w:val="24"/>
+              </w:rPr>
+              <w:t>3</w:t>
+            </w:r>
+            <w:r>
+              <w:rPr>
+                <w:sz w:val="24"/>
+                <w:szCs w:val="24"/>
+              </w:rPr>
+              <w:t>/2026</w:t>
+            </w:r>
+          </w:p>
+        </w:tc>
+        <w:tc>
+          <w:tcPr>
+            <w:tcW w:w="2254" w:type="dxa"/>
+          </w:tcPr>
+          <w:p>
+            <w:pPr>
+              <w:rPr>
+                <w:sz w:val="24"/>
+                <w:szCs w:val="24"/>
+              </w:rPr>
+            </w:pPr>
+            <w:r>
+              <w:rPr>
+                <w:sz w:val="24"/>
+                <w:szCs w:val="24"/>
+              </w:rPr>
+              <w:t>Placing an Order</w:t>
+            </w:r>
+          </w:p>
+        </w:tc>
+        <w:tc>
+          <w:tcPr>
+            <w:tcW w:w="2254" w:type="dxa"/>
+          </w:tcPr>
+          <w:p>
+            <w:pPr>
+              <w:rPr>
+                <w:sz w:val="24"/>
+                <w:szCs w:val="24"/>
+              </w:rPr>
+            </w:pPr>
+            <w:r>
+              <w:rPr>
+                <w:sz w:val="24"/>
+                <w:szCs w:val="24"/>
+              </w:rPr>
+              <w:t>Blackbox Testing, White box Testing, Functionality Testing, Security Testing, Session Management testing</w:t>
+            </w:r>
+          </w:p>
+        </w:tc>
+        <w:tc>
+          <w:tcPr>
+            <w:tcW w:w="2589" w:type="dxa"/>
+          </w:tcPr>
+          <w:p>
+            <w:pPr>
+              <w:rPr>
+                <w:sz w:val="24"/>
+                <w:szCs w:val="24"/>
+              </w:rPr>
+            </w:pPr>
+            <w:r>
+              <w:rPr>
+                <w:sz w:val="24"/>
+                <w:szCs w:val="24"/>
+              </w:rPr>
+              <w:t>Test Data would be required.</w:t>
+            </w:r>
+          </w:p>
+          <w:p>
+            <w:pPr>
+              <w:rPr>
+                <w:sz w:val="24"/>
+                <w:szCs w:val="24"/>
+              </w:rPr>
+            </w:pPr>
+            <w:r>
+              <w:rPr>
+                <w:sz w:val="24"/>
+                <w:szCs w:val="24"/>
+              </w:rPr>
+              <w:t>The Models and Controllers must be created and there must be a logged in user to test it. The tester should place an order and fill out all the fields and make sure it successfully logs Product and displays it. They must be able to edit, delete and view the details of the Order.</w:t>
+            </w:r>
+          </w:p>
+          <w:p>
+            <w:pPr>
+              <w:rPr>
+                <w:b/>
+                <w:bCs/>
+                <w:sz w:val="24"/>
+                <w:szCs w:val="24"/>
+              </w:rPr>
+            </w:pPr>
+            <w:r>
+              <w:rPr>
+                <w:b/>
+                <w:bCs/>
+                <w:sz w:val="24"/>
+                <w:szCs w:val="24"/>
+              </w:rPr>
+              <w:t>Test Data:</w:t>
+            </w:r>
+          </w:p>
+          <w:p>
+            <w:pPr>
+              <w:rPr>
+                <w:b/>
+                <w:bCs/>
+                <w:sz w:val="24"/>
+                <w:szCs w:val="24"/>
+              </w:rPr>
+            </w:pPr>
+            <w:r>
+              <w:rPr>
+                <w:b/>
+                <w:bCs/>
+                <w:sz w:val="24"/>
+                <w:szCs w:val="24"/>
+              </w:rPr>
+              <w:t>Normal</w:t>
+            </w:r>
+          </w:p>
+          <w:p>
+            <w:pPr>
+              <w:rPr>
+                <w:sz w:val="24"/>
+                <w:szCs w:val="24"/>
+              </w:rPr>
+            </w:pPr>
+            <w:r>
+              <w:rPr>
+                <w:sz w:val="24"/>
+                <w:szCs w:val="24"/>
+              </w:rPr>
+              <w:t>Product:</w:t>
+            </w:r>
+            <w:r>
+              <w:rPr>
+                <w:sz w:val="24"/>
+                <w:szCs w:val="24"/>
+              </w:rPr>
+              <w:t xml:space="preserve"> </w:t>
+            </w:r>
+            <w:r>
+              <w:rPr>
+                <w:sz w:val="24"/>
+                <w:szCs w:val="24"/>
+              </w:rPr>
+              <w:t>Strawberries</w:t>
+            </w:r>
+            <w:r>
+              <w:rPr>
+                <w:sz w:val="24"/>
+                <w:szCs w:val="24"/>
+              </w:rPr>
+              <w:t xml:space="preserve">, </w:t>
+            </w:r>
+          </w:p>
+          <w:p>
+            <w:pPr>
+              <w:rPr>
+                <w:sz w:val="24"/>
+                <w:szCs w:val="24"/>
+              </w:rPr>
+            </w:pPr>
+            <w:r>
+              <w:rPr>
+                <w:sz w:val="24"/>
+                <w:szCs w:val="24"/>
+              </w:rPr>
+              <w:t>Phone number: 07895765932</w:t>
+            </w:r>
+          </w:p>
+          <w:p>
+            <w:pPr>
+              <w:rPr>
+                <w:sz w:val="24"/>
+                <w:szCs w:val="24"/>
+              </w:rPr>
+            </w:pPr>
+            <w:r>
+              <w:rPr>
+                <w:sz w:val="24"/>
+                <w:szCs w:val="24"/>
+              </w:rPr>
+              <w:t>Email: Manual@gmail.com</w:t>
+            </w:r>
+          </w:p>
+          <w:p>
+            <w:pPr>
+              <w:rPr>
+                <w:sz w:val="24"/>
+                <w:szCs w:val="24"/>
+              </w:rPr>
+            </w:pPr>
+            <w:r>
+              <w:rPr>
+                <w:sz w:val="24"/>
+                <w:szCs w:val="24"/>
+              </w:rPr>
+              <w:t>Date: 24/2/2026</w:t>
+            </w:r>
+          </w:p>
+          <w:p>
+            <w:pPr>
+              <w:rPr>
+                <w:b/>
+                <w:bCs/>
+                <w:sz w:val="24"/>
+                <w:szCs w:val="24"/>
+              </w:rPr>
+            </w:pPr>
+            <w:r>
+              <w:rPr>
+                <w:b/>
+                <w:bCs/>
+                <w:sz w:val="24"/>
+                <w:szCs w:val="24"/>
+              </w:rPr>
+              <w:t>Erroneous</w:t>
+            </w:r>
+          </w:p>
+          <w:p>
+            <w:pPr>
+              <w:rPr>
+                <w:sz w:val="24"/>
+                <w:szCs w:val="24"/>
+              </w:rPr>
+            </w:pPr>
+            <w:r>
+              <w:rPr>
+                <w:sz w:val="24"/>
+                <w:szCs w:val="24"/>
+              </w:rPr>
+              <w:t>Product</w:t>
+            </w:r>
+            <w:r>
+              <w:rPr>
+                <w:sz w:val="24"/>
+                <w:szCs w:val="24"/>
+              </w:rPr>
+              <w:t xml:space="preserve">: </w:t>
+            </w:r>
+            <w:r>
+              <w:rPr>
+                <w:sz w:val="24"/>
+                <w:szCs w:val="24"/>
+              </w:rPr>
+              <w:t xml:space="preserve">Lenovo </w:t>
+            </w:r>
+            <w:proofErr w:type="gramStart"/>
+            <w:r>
+              <w:rPr>
+                <w:sz w:val="24"/>
+                <w:szCs w:val="24"/>
+              </w:rPr>
+              <w:t>Laptop</w:t>
+            </w:r>
+            <w:r>
+              <w:rPr>
+                <w:sz w:val="24"/>
+                <w:szCs w:val="24"/>
+              </w:rPr>
+              <w:t>(</w:t>
+            </w:r>
+            <w:proofErr w:type="gramEnd"/>
+            <w:r>
+              <w:rPr>
+                <w:sz w:val="24"/>
+                <w:szCs w:val="24"/>
+              </w:rPr>
+              <w:t>Not a Product that exists in the system)</w:t>
+            </w:r>
+          </w:p>
+          <w:p>
+            <w:pPr>
+              <w:rPr>
+                <w:sz w:val="24"/>
+                <w:szCs w:val="24"/>
+              </w:rPr>
+            </w:pPr>
+            <w:r>
+              <w:rPr>
+                <w:sz w:val="24"/>
+                <w:szCs w:val="24"/>
+              </w:rPr>
+              <w:lastRenderedPageBreak/>
+              <w:t xml:space="preserve">Phone Number: </w:t>
+            </w:r>
+            <w:proofErr w:type="gramStart"/>
+            <w:r>
+              <w:rPr>
+                <w:sz w:val="24"/>
+                <w:szCs w:val="24"/>
+              </w:rPr>
+              <w:t>number( Must</w:t>
+            </w:r>
+            <w:proofErr w:type="gramEnd"/>
+            <w:r>
+              <w:rPr>
+                <w:sz w:val="24"/>
+                <w:szCs w:val="24"/>
+              </w:rPr>
+              <w:t xml:space="preserve"> be a valid phone number format)</w:t>
+            </w:r>
+          </w:p>
+          <w:p>
+            <w:pPr>
+              <w:rPr>
+                <w:sz w:val="24"/>
+                <w:szCs w:val="24"/>
+              </w:rPr>
+            </w:pPr>
+            <w:r>
+              <w:rPr>
+                <w:sz w:val="24"/>
+                <w:szCs w:val="24"/>
+              </w:rPr>
+              <w:t xml:space="preserve">Email: </w:t>
+            </w:r>
+            <w:proofErr w:type="gramStart"/>
+            <w:r>
+              <w:rPr>
+                <w:sz w:val="24"/>
+                <w:szCs w:val="24"/>
+              </w:rPr>
+              <w:t>email(</w:t>
+            </w:r>
+            <w:proofErr w:type="gramEnd"/>
+            <w:r>
+              <w:rPr>
+                <w:sz w:val="24"/>
+                <w:szCs w:val="24"/>
+              </w:rPr>
+              <w:t xml:space="preserve">Must contain an @ symbol and must contain a domain </w:t>
+            </w:r>
+            <w:proofErr w:type="spellStart"/>
+            <w:r>
+              <w:rPr>
+                <w:sz w:val="24"/>
+                <w:szCs w:val="24"/>
+              </w:rPr>
+              <w:t>e</w:t>
+            </w:r>
+            <w:r>
+              <w:rPr>
+                <w:sz w:val="24"/>
+                <w:szCs w:val="24"/>
+              </w:rPr>
+              <w:t>.g</w:t>
+            </w:r>
+            <w:proofErr w:type="spellEnd"/>
+            <w:r>
+              <w:rPr>
+                <w:sz w:val="24"/>
+                <w:szCs w:val="24"/>
+              </w:rPr>
+              <w:t xml:space="preserve"> .com)</w:t>
+            </w:r>
+          </w:p>
+          <w:p>
+            <w:pPr>
+              <w:rPr>
+                <w:b/>
+                <w:bCs/>
+                <w:sz w:val="24"/>
+                <w:szCs w:val="24"/>
+              </w:rPr>
+            </w:pPr>
+            <w:r>
+              <w:rPr>
+                <w:b/>
+                <w:bCs/>
+                <w:sz w:val="24"/>
+                <w:szCs w:val="24"/>
+              </w:rPr>
+              <w:t>Extreme</w:t>
+            </w:r>
+          </w:p>
+          <w:p>
+            <w:pPr>
+              <w:rPr>
+                <w:sz w:val="24"/>
+                <w:szCs w:val="24"/>
+              </w:rPr>
+            </w:pPr>
+            <w:r>
+              <w:rPr>
+                <w:sz w:val="24"/>
+                <w:szCs w:val="24"/>
+              </w:rPr>
+              <w:t xml:space="preserve">Phone number: </w:t>
+            </w:r>
+            <w:proofErr w:type="gramStart"/>
+            <w:r>
+              <w:rPr>
+                <w:sz w:val="24"/>
+                <w:szCs w:val="24"/>
+              </w:rPr>
+              <w:t>07895765932( Maximum</w:t>
+            </w:r>
+            <w:proofErr w:type="gramEnd"/>
+            <w:r>
+              <w:rPr>
+                <w:sz w:val="24"/>
+                <w:szCs w:val="24"/>
+              </w:rPr>
+              <w:t xml:space="preserve"> amount of numbers for a U</w:t>
+            </w:r>
+            <w:r>
+              <w:rPr>
+                <w:sz w:val="24"/>
+                <w:szCs w:val="24"/>
+              </w:rPr>
+              <w:t>K</w:t>
+            </w:r>
+            <w:r>
+              <w:rPr>
+                <w:sz w:val="24"/>
+                <w:szCs w:val="24"/>
+              </w:rPr>
+              <w:t xml:space="preserve"> phone number)</w:t>
+            </w:r>
+          </w:p>
+          <w:p>
+            <w:pPr>
+              <w:rPr>
+                <w:sz w:val="24"/>
+                <w:szCs w:val="24"/>
+              </w:rPr>
+            </w:pPr>
+          </w:p>
+          <w:p>
+            <w:pPr>
+              <w:rPr>
+                <w:sz w:val="24"/>
+                <w:szCs w:val="24"/>
+              </w:rPr>
+            </w:pPr>
+          </w:p>
+        </w:tc>
+      </w:tr>
+      <w:tr>
+        <w:tc>
+          <w:tcPr>
+            <w:tcW w:w="2254" w:type="dxa"/>
+          </w:tcPr>
+          <w:p>
+            <w:pPr>
+              <w:rPr>
+                <w:sz w:val="24"/>
+                <w:szCs w:val="24"/>
+              </w:rPr>
+            </w:pPr>
+            <w:r>
+              <w:rPr>
+                <w:sz w:val="24"/>
+                <w:szCs w:val="24"/>
+              </w:rPr>
               <w:lastRenderedPageBreak/>
               <w:t>16</w:t>
             </w:r>
@@ -13600,23 +16489,15 @@
                 <w:sz w:val="24"/>
                 <w:szCs w:val="24"/>
               </w:rPr>
-              <w:t xml:space="preserve">page must have already been created. The account registration must have been created and there must be a logged in user to test. The tester must click the filter by availability button and select </w:t>
-            </w:r>
-            <w:proofErr w:type="gramStart"/>
-            <w:r>
-              <w:rPr>
-                <w:sz w:val="24"/>
-                <w:szCs w:val="24"/>
-              </w:rPr>
-              <w:t>date</w:t>
-            </w:r>
-            <w:proofErr w:type="gramEnd"/>
-            <w:r>
-              <w:rPr>
-                <w:sz w:val="24"/>
-                <w:szCs w:val="24"/>
-              </w:rPr>
-              <w:t xml:space="preserve"> and the system must show all available </w:t>
+              <w:t xml:space="preserve">page must have already been created. The account registration must have been created and there must be a logged in user to test. The tester must click the filter by availability button and select date and the system must show all </w:t>
+            </w:r>
+            <w:r>
+              <w:rPr>
+                <w:sz w:val="24"/>
+                <w:szCs w:val="24"/>
+              </w:rPr>
+              <w:lastRenderedPageBreak/>
+              <w:t xml:space="preserve">available </w:t>
             </w:r>
             <w:r>
               <w:rPr>
@@ -13664,7 +16545,7 @@
 </file>
 
 <file path=word/styles.xml><?xml version="1.0" encoding="utf-8"?>
-<w:styles xmlns:mc="http://schemas.openxmlformats.org/markup-compatibility/2006" xmlns:r="http://schemas.openxmlformats.org/officeDocument/2006/relationships" xmlns:w="http://schemas.openxmlformats.org/wordprocessingml/2006/main" xmlns:w14="http://schemas.microsoft.com/office/word/2010/wordml" xmlns:w15="http://schemas.microsoft.com/office/word/2012/wordml" xmlns:w16cex="http://schemas.microsoft.com/office/word/2018/wordml/cex" xmlns:w16cid="http://schemas.microsoft.com/office/word/2016/wordml/cid" xmlns:w16="http://schemas.microsoft.com/office/word/2018/wordml" xmlns:w16du="http://schemas.microsoft.com/office/word/2023/wordml/word16du" xmlns:w16sdtdh="http://schemas.microsoft.com/office/word/2020/wordml/sdtdatahash" xmlns:w16sdtfl="http://schemas.microsoft.com/office/word/2024/wordml/sdtformatlock" xmlns:w16se="http://schemas.microsoft.com/office/word/2015/wordml/symex" mc:Ignorable="w14 w15 w16se w16cid w16 w16cex w16sdtdh w16sdtfl w16du">
+<w:styles xmlns:mc="http://schemas.openxmlformats.org/markup-compatibility/2006" xmlns:r="http://schemas.openxmlformats.org/officeDocument/2006/relationships" xmlns:w="http://schemas.openxmlformats.org/wordprocessingml/2006/main" xmlns:w14="http://schemas.microsoft.com/office/word/2010/wordml" xmlns:w15="http://schemas.microsoft.com/office/word/2012/wordml" xmlns:w16cex="http://schemas.microsoft.com/office/word/2018/wordml/cex" xmlns:w16cid="http://schemas.microsoft.com/office/word/2016/wordml/cid" xmlns:w16="http://schemas.microsoft.com/office/word/2018/wordml" xmlns:w16sdtdh="http://schemas.microsoft.com/office/word/2020/wordml/sdtdatahash" xmlns:w16se="http://schemas.microsoft.com/office/word/2015/wordml/symex" mc:Ignorable="w14 w15 w16se w16cid w16 w16cex w16sdtdh">
   <w:docDefaults>
     <w:rPrDefault>
       <w:rPr>
@@ -14132,6 +17013,7 @@
   <w:style w:type="character" w:default="1" w:styleId="DefaultParagraphFont">
     <w:name w:val="Default Paragraph Font"/>
     <w:uiPriority w:val="1"/>
+    <w:semiHidden/>
     <w:unhideWhenUsed/>
   </w:style>
   <w:style w:type="table" w:default="1" w:styleId="TableNormal">
@@ -14348,7 +17230,7 @@
 </file>
 
 <file path=word/glossary/document.xml><?xml version="1.0" encoding="utf-8"?>
-<w:glossaryDocument xmlns:wpc="http://schemas.microsoft.com/office/word/2010/wordprocessingCanvas" xmlns:cx="http://schemas.microsoft.com/office/drawing/2014/chartex" xmlns:cx1="http://schemas.microsoft.com/office/drawing/2015/9/8/chartex" xmlns:cx2="http://schemas.microsoft.com/office/drawing/2015/10/21/chartex" xmlns:cx3="http://schemas.microsoft.com/office/drawing/2016/5/9/chartex" xmlns:cx4="http://schemas.microsoft.com/office/drawing/2016/5/10/chartex" xmlns:cx5="http://schemas.microsoft.com/office/drawing/2016/5/11/chartex" xmlns:cx6="http://schemas.microsoft.com/office/drawing/2016/5/12/chartex" xmlns:cx7="http://schemas.microsoft.com/office/drawing/2016/5/13/chartex" xmlns:cx8="http://schemas.microsoft.com/office/drawing/2016/5/14/chartex" xmlns:mc="http://schemas.openxmlformats.org/markup-compatibility/2006" xmlns:aink="http://schemas.microsoft.com/office/drawing/2016/ink" xmlns:am3d="http://schemas.microsoft.com/office/drawing/2017/model3d" xmlns:o="urn:schemas-microsoft-com:office:office" xmlns:oel="http://schemas.microsoft.com/office/2019/extlst" xmlns:r="http://schemas.openxmlformats.org/officeDocument/2006/relationships" xmlns:m="http://schemas.openxmlformats.org/officeDocument/2006/math" xmlns:v="urn:schemas-microsoft-com:vml" xmlns:wp14="http://schemas.microsoft.com/office/word/2010/wordprocessingDrawing" xmlns:wp="http://schemas.openxmlformats.org/drawingml/2006/wordprocessingDrawing" xmlns:w10="urn:schemas-microsoft-com:office:word" xmlns:w="http://schemas.openxmlformats.org/wordprocessingml/2006/main" xmlns:w14="http://schemas.microsoft.com/office/word/2010/wordml" xmlns:w15="http://schemas.microsoft.com/office/word/2012/wordml" xmlns:w16cex="http://schemas.microsoft.com/office/word/2018/wordml/cex" xmlns:w16cid="http://schemas.microsoft.com/office/word/2016/wordml/cid" xmlns:w16="http://schemas.microsoft.com/office/word/2018/wordml" xmlns:w16du="http://schemas.microsoft.com/office/word/2023/wordml/word16du" xmlns:w16sdtdh="http://schemas.microsoft.com/office/word/2020/wordml/sdtdatahash" xmlns:w16sdtfl="http://schemas.microsoft.com/office/word/2024/wordml/sdtformatlock" xmlns:w16se="http://schemas.microsoft.com/office/word/2015/wordml/symex" xmlns:wpg="http://schemas.microsoft.com/office/word/2010/wordprocessingGroup" xmlns:wpi="http://schemas.microsoft.com/office/word/2010/wordprocessingInk" xmlns:wne="http://schemas.microsoft.com/office/word/2006/wordml" xmlns:wps="http://schemas.microsoft.com/office/word/2010/wordprocessingShape" mc:Ignorable="w14 w15 w16se w16cid w16 w16cex w16sdtdh w16sdtfl w16du wp14">
+<w:glossaryDocument xmlns:wpc="http://schemas.microsoft.com/office/word/2010/wordprocessingCanvas" xmlns:cx="http://schemas.microsoft.com/office/drawing/2014/chartex" xmlns:cx1="http://schemas.microsoft.com/office/drawing/2015/9/8/chartex" xmlns:cx2="http://schemas.microsoft.com/office/drawing/2015/10/21/chartex" xmlns:cx3="http://schemas.microsoft.com/office/drawing/2016/5/9/chartex" xmlns:cx4="http://schemas.microsoft.com/office/drawing/2016/5/10/chartex" xmlns:cx5="http://schemas.microsoft.com/office/drawing/2016/5/11/chartex" xmlns:cx6="http://schemas.microsoft.com/office/drawing/2016/5/12/chartex" xmlns:cx7="http://schemas.microsoft.com/office/drawing/2016/5/13/chartex" xmlns:cx8="http://schemas.microsoft.com/office/drawing/2016/5/14/chartex" xmlns:mc="http://schemas.openxmlformats.org/markup-compatibility/2006" xmlns:aink="http://schemas.microsoft.com/office/drawing/2016/ink" xmlns:am3d="http://schemas.microsoft.com/office/drawing/2017/model3d" xmlns:o="urn:schemas-microsoft-com:office:office" xmlns:r="http://schemas.openxmlformats.org/officeDocument/2006/relationships" xmlns:m="http://schemas.openxmlformats.org/officeDocument/2006/math" xmlns:v="urn:schemas-microsoft-com:vml" xmlns:wp14="http://schemas.microsoft.com/office/word/2010/wordprocessingDrawing" xmlns:wp="http://schemas.openxmlformats.org/drawingml/2006/wordprocessingDrawing" xmlns:w10="urn:schemas-microsoft-com:office:word" xmlns:w="http://schemas.openxmlformats.org/wordprocessingml/2006/main" xmlns:w14="http://schemas.microsoft.com/office/word/2010/wordml" xmlns:w15="http://schemas.microsoft.com/office/word/2012/wordml" xmlns:w16cex="http://schemas.microsoft.com/office/word/2018/wordml/cex" xmlns:w16cid="http://schemas.microsoft.com/office/word/2016/wordml/cid" xmlns:w16="http://schemas.microsoft.com/office/word/2018/wordml" xmlns:w16sdtdh="http://schemas.microsoft.com/office/word/2020/wordml/sdtdatahash" xmlns:w16se="http://schemas.microsoft.com/office/word/2015/wordml/symex" xmlns:wpg="http://schemas.microsoft.com/office/word/2010/wordprocessingGroup" xmlns:wpi="http://schemas.microsoft.com/office/word/2010/wordprocessingInk" xmlns:wne="http://schemas.microsoft.com/office/word/2006/wordml" xmlns:wps="http://schemas.microsoft.com/office/word/2010/wordprocessingShape" mc:Ignorable="w14 w15 w16se w16cid w16 w16cex w16sdtdh wp14">
   <w:docParts>
     <w:docPart>
       <w:docPartPr>
@@ -14374,7 +17256,7 @@
             <w:rPr>
               <w:rFonts w:asciiTheme="majorHAnsi" w:eastAsiaTheme="majorEastAsia" w:hAnsiTheme="majorHAnsi" w:cstheme="majorBidi"/>
               <w:caps/>
-              <w:color w:val="156082" w:themeColor="accent1"/>
+              <w:color w:val="4472C4" w:themeColor="accent1"/>
               <w:sz w:val="80"/>
               <w:szCs w:val="80"/>
             </w:rPr>
@@ -14405,7 +17287,7 @@
           </w:pPr>
           <w:r>
             <w:rPr>
-              <w:color w:val="156082" w:themeColor="accent1"/>
+              <w:color w:val="4472C4" w:themeColor="accent1"/>
               <w:sz w:val="28"/>
               <w:szCs w:val="28"/>
             </w:rPr>
@@ -14419,45 +17301,33 @@
 </file>
 
 <file path=word/glossary/fontTable.xml><?xml version="1.0" encoding="utf-8"?>
-<w:fonts xmlns:mc="http://schemas.openxmlformats.org/markup-compatibility/2006" xmlns:r="http://schemas.openxmlformats.org/officeDocument/2006/relationships" xmlns:w="http://schemas.openxmlformats.org/wordprocessingml/2006/main" xmlns:w14="http://schemas.microsoft.com/office/word/2010/wordml" xmlns:w15="http://schemas.microsoft.com/office/word/2012/wordml" xmlns:w16cex="http://schemas.microsoft.com/office/word/2018/wordml/cex" xmlns:w16cid="http://schemas.microsoft.com/office/word/2016/wordml/cid" xmlns:w16="http://schemas.microsoft.com/office/word/2018/wordml" xmlns:w16du="http://schemas.microsoft.com/office/word/2023/wordml/word16du" xmlns:w16sdtdh="http://schemas.microsoft.com/office/word/2020/wordml/sdtdatahash" xmlns:w16sdtfl="http://schemas.microsoft.com/office/word/2024/wordml/sdtformatlock" xmlns:w16se="http://schemas.microsoft.com/office/word/2015/wordml/symex" mc:Ignorable="w14 w15 w16se w16cid w16 w16cex w16sdtdh w16sdtfl w16du">
+<w:fonts xmlns:mc="http://schemas.openxmlformats.org/markup-compatibility/2006" xmlns:r="http://schemas.openxmlformats.org/officeDocument/2006/relationships" xmlns:w="http://schemas.openxmlformats.org/wordprocessingml/2006/main" xmlns:w14="http://schemas.microsoft.com/office/word/2010/wordml" xmlns:w15="http://schemas.microsoft.com/office/word/2012/wordml" xmlns:w16cex="http://schemas.microsoft.com/office/word/2018/wordml/cex" xmlns:w16cid="http://schemas.microsoft.com/office/word/2016/wordml/cid" xmlns:w16="http://schemas.microsoft.com/office/word/2018/wordml" xmlns:w16sdtdh="http://schemas.microsoft.com/office/word/2020/wordml/sdtdatahash" xmlns:w16se="http://schemas.microsoft.com/office/word/2015/wordml/symex" mc:Ignorable="w14 w15 w16se w16cid w16 w16cex w16sdtdh">
   <w:font w:name="Calibri">
     <w:panose1 w:val="020F0502020204030204"/>
     <w:charset w:val="00"/>
     <w:family w:val="swiss"/>
     <w:pitch w:val="variable"/>
-    <w:sig w:usb0="E4002EFF" w:usb1="C200247B" w:usb2="00000009" w:usb3="00000000" w:csb0="000001FF" w:csb1="00000000"/>
+    <w:sig w:usb0="E0002AFF" w:usb1="4000ACFF" w:usb2="00000001" w:usb3="00000000" w:csb0="000001FF" w:csb1="00000000"/>
   </w:font>
   <w:font w:name="Times New Roman">
     <w:panose1 w:val="02020603050405020304"/>
     <w:charset w:val="00"/>
     <w:family w:val="roman"/>
     <w:pitch w:val="variable"/>
-    <w:sig w:usb0="E0002EFF" w:usb1="C000785B" w:usb2="00000009" w:usb3="00000000" w:csb0="000001FF" w:csb1="00000000"/>
+    <w:sig w:usb0="E0002AFF" w:usb1="C0007843" w:usb2="00000009" w:usb3="00000000" w:csb0="000001FF" w:csb1="00000000"/>
   </w:font>
   <w:font w:name="Calibri Light">
     <w:panose1 w:val="020F0302020204030204"/>
     <w:charset w:val="00"/>
     <w:family w:val="swiss"/>
     <w:pitch w:val="variable"/>
-    <w:sig w:usb0="E4002EFF" w:usb1="C200247B" w:usb2="00000009" w:usb3="00000000" w:csb0="000001FF" w:csb1="00000000"/>
-  </w:font>
-  <w:font w:name="Aptos">
-    <w:charset w:val="00"/>
-    <w:family w:val="swiss"/>
-    <w:pitch w:val="variable"/>
-    <w:sig w:usb0="20000287" w:usb1="00000003" w:usb2="00000000" w:usb3="00000000" w:csb0="0000019F" w:csb1="00000000"/>
-  </w:font>
-  <w:font w:name="Aptos Display">
-    <w:charset w:val="00"/>
-    <w:family w:val="swiss"/>
-    <w:pitch w:val="variable"/>
-    <w:sig w:usb0="20000287" w:usb1="00000003" w:usb2="00000000" w:usb3="00000000" w:csb0="0000019F" w:csb1="00000000"/>
+    <w:sig w:usb0="A0002AEF" w:usb1="4000207B" w:usb2="00000000" w:usb3="00000000" w:csb0="000001FF" w:csb1="00000000"/>
   </w:font>
 </w:fonts>
 </file>
 
 <file path=word/glossary/settings.xml><?xml version="1.0" encoding="utf-8"?>
-<w:settings xmlns:mc="http://schemas.openxmlformats.org/markup-compatibility/2006" xmlns:o="urn:schemas-microsoft-com:office:office" xmlns:r="http://schemas.openxmlformats.org/officeDocument/2006/relationships" xmlns:m="http://schemas.openxmlformats.org/officeDocument/2006/math" xmlns:v="urn:schemas-microsoft-com:vml" xmlns:w10="urn:schemas-microsoft-com:office:word" xmlns:w="http://schemas.openxmlformats.org/wordprocessingml/2006/main" xmlns:w14="http://schemas.microsoft.com/office/word/2010/wordml" xmlns:w15="http://schemas.microsoft.com/office/word/2012/wordml" xmlns:w16cex="http://schemas.microsoft.com/office/word/2018/wordml/cex" xmlns:w16cid="http://schemas.microsoft.com/office/word/2016/wordml/cid" xmlns:w16="http://schemas.microsoft.com/office/word/2018/wordml" xmlns:w16du="http://schemas.microsoft.com/office/word/2023/wordml/word16du" xmlns:w16sdtdh="http://schemas.microsoft.com/office/word/2020/wordml/sdtdatahash" xmlns:w16sdtfl="http://schemas.microsoft.com/office/word/2024/wordml/sdtformatlock" xmlns:w16se="http://schemas.microsoft.com/office/word/2015/wordml/symex" xmlns:sl="http://schemas.openxmlformats.org/schemaLibrary/2006/main" mc:Ignorable="w14 w15 w16se w16cid w16 w16cex w16sdtdh w16sdtfl w16du">
+<w:settings xmlns:mc="http://schemas.openxmlformats.org/markup-compatibility/2006" xmlns:o="urn:schemas-microsoft-com:office:office" xmlns:r="http://schemas.openxmlformats.org/officeDocument/2006/relationships" xmlns:m="http://schemas.openxmlformats.org/officeDocument/2006/math" xmlns:v="urn:schemas-microsoft-com:vml" xmlns:w10="urn:schemas-microsoft-com:office:word" xmlns:w="http://schemas.openxmlformats.org/wordprocessingml/2006/main" xmlns:w14="http://schemas.microsoft.com/office/word/2010/wordml" xmlns:w15="http://schemas.microsoft.com/office/word/2012/wordml" xmlns:w16cex="http://schemas.microsoft.com/office/word/2018/wordml/cex" xmlns:w16cid="http://schemas.microsoft.com/office/word/2016/wordml/cid" xmlns:w16="http://schemas.microsoft.com/office/word/2018/wordml" xmlns:w16sdtdh="http://schemas.microsoft.com/office/word/2020/wordml/sdtdatahash" xmlns:w16se="http://schemas.microsoft.com/office/word/2015/wordml/symex" xmlns:sl="http://schemas.openxmlformats.org/schemaLibrary/2006/main" mc:Ignorable="w14 w15 w16se w16cid w16 w16cex w16sdtdh">
   <w:view w:val="normal"/>
   <w:defaultTabStop w:val="720"/>
   <w:characterSpacingControl w:val="doNotCompress"/>
@@ -14473,9 +17343,11 @@
   <w:rsids>
     <w:rsidRoot w:val="004C3839"/>
     <w:rsid w:val="001F101E"/>
+    <w:rsid w:val="002D5198"/>
     <w:rsid w:val="003E3851"/>
     <w:rsid w:val="004C3839"/>
     <w:rsid w:val="00572F58"/>
+    <w:rsid w:val="00C90F5A"/>
     <w:rsid w:val="00D621D3"/>
     <w:rsid w:val="00F86746"/>
   </w:rsids>
@@ -14501,7 +17373,7 @@
 </file>
 
 <file path=word/glossary/styles.xml><?xml version="1.0" encoding="utf-8"?>
-<w:styles xmlns:mc="http://schemas.openxmlformats.org/markup-compatibility/2006" xmlns:r="http://schemas.openxmlformats.org/officeDocument/2006/relationships" xmlns:w="http://schemas.openxmlformats.org/wordprocessingml/2006/main" xmlns:w14="http://schemas.microsoft.com/office/word/2010/wordml" xmlns:w15="http://schemas.microsoft.com/office/word/2012/wordml" xmlns:w16cex="http://schemas.microsoft.com/office/word/2018/wordml/cex" xmlns:w16cid="http://schemas.microsoft.com/office/word/2016/wordml/cid" xmlns:w16="http://schemas.microsoft.com/office/word/2018/wordml" xmlns:w16du="http://schemas.microsoft.com/office/word/2023/wordml/word16du" xmlns:w16sdtdh="http://schemas.microsoft.com/office/word/2020/wordml/sdtdatahash" xmlns:w16sdtfl="http://schemas.microsoft.com/office/word/2024/wordml/sdtformatlock" xmlns:w16se="http://schemas.microsoft.com/office/word/2015/wordml/symex" mc:Ignorable="w14 w15 w16se w16cid w16 w16cex w16sdtdh w16sdtfl w16du">
+<w:styles xmlns:mc="http://schemas.openxmlformats.org/markup-compatibility/2006" xmlns:r="http://schemas.openxmlformats.org/officeDocument/2006/relationships" xmlns:w="http://schemas.openxmlformats.org/wordprocessingml/2006/main" xmlns:w14="http://schemas.microsoft.com/office/word/2010/wordml" xmlns:w15="http://schemas.microsoft.com/office/word/2012/wordml" xmlns:w16cex="http://schemas.microsoft.com/office/word/2018/wordml/cex" xmlns:w16cid="http://schemas.microsoft.com/office/word/2016/wordml/cid" xmlns:w16="http://schemas.microsoft.com/office/word/2018/wordml" xmlns:w16sdtdh="http://schemas.microsoft.com/office/word/2020/wordml/sdtdatahash" xmlns:w16se="http://schemas.microsoft.com/office/word/2015/wordml/symex" mc:Ignorable="w14 w15 w16se w16cid w16 w16cex w16sdtdh">
   <w:docDefaults>
     <w:rPrDefault>
       <w:rPr>
@@ -14938,7 +17810,7 @@
 </file>
 
 <file path=word/glossary/webSettings.xml><?xml version="1.0" encoding="utf-8"?>
-<w:webSettings xmlns:mc="http://schemas.openxmlformats.org/markup-compatibility/2006" xmlns:r="http://schemas.openxmlformats.org/officeDocument/2006/relationships" xmlns:w="http://schemas.openxmlformats.org/wordprocessingml/2006/main" xmlns:w14="http://schemas.microsoft.com/office/word/2010/wordml" xmlns:w15="http://schemas.microsoft.com/office/word/2012/wordml" xmlns:w16cex="http://schemas.microsoft.com/office/word/2018/wordml/cex" xmlns:w16cid="http://schemas.microsoft.com/office/word/2016/wordml/cid" xmlns:w16="http://schemas.microsoft.com/office/word/2018/wordml" xmlns:w16du="http://schemas.microsoft.com/office/word/2023/wordml/word16du" xmlns:w16sdtdh="http://schemas.microsoft.com/office/word/2020/wordml/sdtdatahash" xmlns:w16sdtfl="http://schemas.microsoft.com/office/word/2024/wordml/sdtformatlock" xmlns:w16se="http://schemas.microsoft.com/office/word/2015/wordml/symex" mc:Ignorable="w14 w15 w16se w16cid w16 w16cex w16sdtdh w16sdtfl w16du">
+<w:webSettings xmlns:mc="http://schemas.openxmlformats.org/markup-compatibility/2006" xmlns:r="http://schemas.openxmlformats.org/officeDocument/2006/relationships" xmlns:w="http://schemas.openxmlformats.org/wordprocessingml/2006/main" xmlns:w14="http://schemas.microsoft.com/office/word/2010/wordml" xmlns:w15="http://schemas.microsoft.com/office/word/2012/wordml" xmlns:w16cex="http://schemas.microsoft.com/office/word/2018/wordml/cex" xmlns:w16cid="http://schemas.microsoft.com/office/word/2016/wordml/cid" xmlns:w16="http://schemas.microsoft.com/office/word/2018/wordml" xmlns:w16sdtdh="http://schemas.microsoft.com/office/word/2020/wordml/sdtdatahash" xmlns:w16se="http://schemas.microsoft.com/office/word/2015/wordml/symex" mc:Ignorable="w14 w15 w16se w16cid w16 w16cex w16sdtdh">
   <w:optimizeForBrowser/>
   <w:allowPNG/>
 </w:webSettings>
